--- a/zht/docx/161.content.docx
+++ b/zht/docx/161.content.docx
@@ -19,7 +19,7 @@
         <w:rPr>
           <w:lang w:val="zh_TW" w:bidi="zh_TW"/>
         </w:rPr>
-        <w:t>Resource: 聖經詞典 (Tyndale)</w:t>
+        <w:t>Resource: Tyndale Open Bible Dictionary</w:t>
       </w:r>
       <w:r>
         <w:rPr>
@@ -112,7 +112,7 @@
         <w:rPr>
           <w:lang w:val="zh_TW" w:bidi="zh_TW"/>
         </w:rPr>
-        <w:t>聖經詞典 (Tyndale)</w:t>
+        <w:t>Tyndale Open Bible Dictionary</w:t>
       </w:r>
     </w:p>
     <w:p>
@@ -149,7 +149,7 @@
         <w:rPr>
           <w:lang w:val="zh_TW" w:bidi="zh_TW"/>
         </w:rPr>
-        <w:t>yong</w:t>
+        <w:t>xu</w:t>
       </w:r>
       <w:r>
         <w:rPr>
@@ -212,7 +212,7 @@
         <w:rPr>
           <w:lang w:val="zh_TW" w:bidi="zh_TW"/>
         </w:rPr>
-        <w:t>永生</w:t>
+        <w:t>許願、願</w:t>
       </w:r>
       <w:r>
         <w:rPr>
@@ -231,7 +231,18 @@
         <w:rPr>
           <w:lang w:val="zh_TW" w:bidi="zh_TW"/>
         </w:rPr>
-        <w:t>聖經中所描述的一種存在模式，具有永恆或不朽的特性，是從神來並賜予信徒的生命。聖經作者認識到有一位活的神，在世界創造之前就存在，並當時間的終結來到時，祂仍然持續存在。神賜給那些順服並對祂負責之人的禮物被稱為「永生」或類似的同義詞。約翰福音提供了對永生最清楚的教導。</w:t>
+        <w:t>向神所作嚴肅的承諾或宣誓。</w:t>
+      </w:r>
+    </w:p>
+    <w:p>
+      <w:pPr>
+        <w:pStyle w:val="Heading3"/>
+      </w:pPr>
+      <w:r>
+        <w:rPr>
+          <w:lang w:val="zh_TW" w:bidi="zh_TW"/>
+        </w:rPr>
+        <w:t>宗教實踐中的許願</w:t>
       </w:r>
     </w:p>
     <w:p>
@@ -245,25 +256,7 @@
         <w:rPr>
           <w:lang w:val="zh_TW" w:bidi="zh_TW"/>
         </w:rPr>
-        <w:t>「永生」這個詞在希臘文舊約中僅出現一次（</w:t>
-      </w:r>
-      <w:hyperlink r:id="rId13">
-        <w:r>
-          <w:rPr>
-            <w:lang w:val="zh_TW" w:bidi="zh_TW"/>
-          </w:rPr>
-          <w:rPr>
-            <w:color w:val="0000EE"/>
-            <w:u w:val="single"/>
-          </w:rPr>
-          <w:t>但12:2</w:t>
-        </w:r>
-      </w:hyperlink>
-      <w:r>
-        <w:rPr>
-          <w:lang w:val="zh_TW" w:bidi="zh_TW"/>
-        </w:rPr>
-        <w:t>，基本意思是「那個時代的生命（the life of the age）」，指的是超越死人復活時代的生命）。然而，舊約中「生命」的主要意義是地上生活的福祉。</w:t>
+        <w:t>向神許願是在聖經中經常提到的宗教做法。大多數關於許願的經文都出現在舊約聖經，尤其是在詩篇中。新約聖經中也提到了一些許願。</w:t>
       </w:r>
     </w:p>
     <w:p>
@@ -277,7 +270,48 @@
         <w:rPr>
           <w:lang w:val="zh_TW" w:bidi="zh_TW"/>
         </w:rPr>
-        <w:t>在兩約之間的時期，猶太拉比清楚地區分了「今世」和「將來的世代」。他們強調，將來世代的生命不僅僅是在數量上的延續，而是質量上的區別。</w:t>
+        <w:t>十一奉獻、祭祀和供物、守安息日和割禮都是摩西律法所命令的。許願（或譯：立誓）則不是。比如，</w:t>
+      </w:r>
+      <w:hyperlink r:id="rId13">
+        <w:r>
+          <w:rPr>
+            <w:lang w:val="zh_TW" w:bidi="zh_TW"/>
+          </w:rPr>
+          <w:rPr>
+            <w:color w:val="0000EE"/>
+            <w:u w:val="single"/>
+          </w:rPr>
+          <w:t>詩篇五十篇14節</w:t>
+        </w:r>
+      </w:hyperlink>
+      <w:r>
+        <w:rPr>
+          <w:lang w:val="zh_TW" w:bidi="zh_TW"/>
+        </w:rPr>
+        <w:t>說：「</w:t>
+      </w:r>
+      <w:r>
+        <w:rPr>
+          <w:lang w:val="zh_TW" w:bidi="zh_TW"/>
+        </w:rPr>
+        <w:t>你們要以感謝為祭獻與神， 又要向至高者還你的願。</w:t>
+      </w:r>
+      <w:r>
+        <w:rPr>
+          <w:lang w:val="zh_TW" w:bidi="zh_TW"/>
+        </w:rPr>
+        <w:t>」命令是要遵守或履行已經做出的承諾。神沒有沒有命令要做出承諾，只是在做出承諾時必須履行。這種做法是可以接受的，也有規條提到，但不是要求一定要做的。</w:t>
+      </w:r>
+    </w:p>
+    <w:p>
+      <w:pPr>
+        <w:pStyle w:val="Heading3"/>
+      </w:pPr>
+      <w:r>
+        <w:rPr>
+          <w:lang w:val="zh_TW" w:bidi="zh_TW"/>
+        </w:rPr>
+        <w:t>聖經中的許願類型</w:t>
       </w:r>
     </w:p>
     <w:p>
@@ -291,7 +325,79 @@
         <w:rPr>
           <w:lang w:val="zh_TW" w:bidi="zh_TW"/>
         </w:rPr>
-        <w:t>希臘文中「永恆」一詞的詞源與「世代」或「永遠」相關。將新約置於猶太教的背景下，結合永活神和「將來世代」的應許，使「永恆」這個形容詞具有更深的意義。耶穌基督作為神的最終啟示，使未來彌賽亞世代的生命品質在現在的現實中成為可能。</w:t>
+        <w:t>許願是為了得到耶和華的喜悅，表達對祂某種拯救或恩惠的感恩，或表明對祂的絕對委身。個人的委身和分別自己歸於耶和華是拿細耳人許願的主要特徵。參孫、撒母耳和施洗約翰是用這種方式許願的最常見例子。</w:t>
+      </w:r>
+      <w:hyperlink r:id="rId14">
+        <w:r>
+          <w:rPr>
+            <w:lang w:val="zh_TW" w:bidi="zh_TW"/>
+          </w:rPr>
+          <w:rPr>
+            <w:color w:val="0000EE"/>
+            <w:u w:val="single"/>
+          </w:rPr>
+          <w:t>民數記六章1至8節</w:t>
+        </w:r>
+      </w:hyperlink>
+      <w:r>
+        <w:rPr>
+          <w:lang w:val="zh_TW" w:bidi="zh_TW"/>
+        </w:rPr>
+        <w:t>總結了這種許願的條件。</w:t>
+      </w:r>
+      <w:hyperlink r:id="rId15">
+        <w:r>
+          <w:rPr>
+            <w:lang w:val="zh_TW" w:bidi="zh_TW"/>
+          </w:rPr>
+          <w:rPr>
+            <w:color w:val="0000EE"/>
+            <w:u w:val="single"/>
+          </w:rPr>
+          <w:t>13至21</w:t>
+        </w:r>
+      </w:hyperlink>
+      <w:r>
+        <w:rPr>
+          <w:lang w:val="zh_TW" w:bidi="zh_TW"/>
+        </w:rPr>
+        <w:t>節說明如何離俗。婦女也可以這樣許願（</w:t>
+      </w:r>
+      <w:hyperlink r:id="rId16">
+        <w:r>
+          <w:rPr>
+            <w:lang w:val="zh_TW" w:bidi="zh_TW"/>
+          </w:rPr>
+          <w:rPr>
+            <w:color w:val="0000EE"/>
+            <w:u w:val="single"/>
+          </w:rPr>
+          <w:t>2</w:t>
+        </w:r>
+      </w:hyperlink>
+      <w:r>
+        <w:rPr>
+          <w:lang w:val="zh_TW" w:bidi="zh_TW"/>
+        </w:rPr>
+        <w:t>節），而且可能只是在指定時間內許願。利甲族許願過簡樸、不蓋房屋居住的生活。他們是對以色列的神忠心的有力見證（</w:t>
+      </w:r>
+      <w:hyperlink r:id="rId17">
+        <w:r>
+          <w:rPr>
+            <w:lang w:val="zh_TW" w:bidi="zh_TW"/>
+          </w:rPr>
+          <w:rPr>
+            <w:color w:val="0000EE"/>
+            <w:u w:val="single"/>
+          </w:rPr>
+          <w:t>耶利米書35</w:t>
+        </w:r>
+      </w:hyperlink>
+      <w:r>
+        <w:rPr>
+          <w:lang w:val="zh_TW" w:bidi="zh_TW"/>
+        </w:rPr>
+        <w:t>）。</w:t>
       </w:r>
     </w:p>
     <w:p>
@@ -305,9 +411,9 @@
         <w:rPr>
           <w:lang w:val="zh_TW" w:bidi="zh_TW"/>
         </w:rPr>
-        <w:t>那位富有的年輕官員來到耶穌面前，詢問如何承受永生（</w:t>
-      </w:r>
-      <w:hyperlink r:id="rId14">
+        <w:t>有些許願被視為是在某種意義上與神的討價還價。在伯特利，雅各許願說，假如神保護他並供應他的需要，他就敬拜神並奉獻十分之一（</w:t>
+      </w:r>
+      <w:hyperlink r:id="rId18">
         <w:r>
           <w:rPr>
             <w:lang w:val="zh_TW" w:bidi="zh_TW"/>
@@ -316,15 +422,9 @@
             <w:color w:val="0000EE"/>
             <w:u w:val="single"/>
           </w:rPr>
-          <w:t>可10:17</w:t>
+          <w:t>創世記28:20</w:t>
         </w:r>
       </w:hyperlink>
-      <w:r>
-        <w:rPr>
-          <w:lang w:val="zh_TW" w:bidi="zh_TW"/>
-        </w:rPr>
-        <w:t>）。顯然，他想到的是將來世代的復活生命。耶穌的回答以相同的概念來應對（</w:t>
-      </w:r>
       <w:hyperlink r:id="rId15">
         <w:r>
           <w:rPr>
@@ -334,14 +434,152 @@
             <w:color w:val="0000EE"/>
             <w:u w:val="single"/>
           </w:rPr>
-          <w:t>30</w:t>
+          <w:t>–</w:t>
         </w:r>
       </w:hyperlink>
-      <w:r>
-        <w:rPr>
-          <w:lang w:val="zh_TW" w:bidi="zh_TW"/>
-        </w:rPr>
-        <w:t>節）。</w:t>
+      <w:hyperlink r:id="rId18">
+        <w:r>
+          <w:rPr>
+            <w:lang w:val="zh_TW" w:bidi="zh_TW"/>
+          </w:rPr>
+          <w:rPr>
+            <w:color w:val="0000EE"/>
+            <w:u w:val="single"/>
+          </w:rPr>
+          <w:t>22</w:t>
+        </w:r>
+      </w:hyperlink>
+      <w:r>
+        <w:rPr>
+          <w:lang w:val="zh_TW" w:bidi="zh_TW"/>
+        </w:rPr>
+        <w:t>）。哈拿許願說，假如神賜給她一個兒子，她將把他歸給神（</w:t>
+      </w:r>
+      <w:hyperlink r:id="rId19">
+        <w:r>
+          <w:rPr>
+            <w:lang w:val="zh_TW" w:bidi="zh_TW"/>
+          </w:rPr>
+          <w:rPr>
+            <w:color w:val="0000EE"/>
+            <w:u w:val="single"/>
+          </w:rPr>
+          <w:t>撒母耳記上1:11、27</w:t>
+        </w:r>
+      </w:hyperlink>
+      <w:hyperlink r:id="rId15">
+        <w:r>
+          <w:rPr>
+            <w:lang w:val="zh_TW" w:bidi="zh_TW"/>
+          </w:rPr>
+          <w:rPr>
+            <w:color w:val="0000EE"/>
+            <w:u w:val="single"/>
+          </w:rPr>
+          <w:t>–</w:t>
+        </w:r>
+      </w:hyperlink>
+      <w:hyperlink r:id="rId19">
+        <w:r>
+          <w:rPr>
+            <w:lang w:val="zh_TW" w:bidi="zh_TW"/>
+          </w:rPr>
+          <w:rPr>
+            <w:color w:val="0000EE"/>
+            <w:u w:val="single"/>
+          </w:rPr>
+          <w:t>28</w:t>
+        </w:r>
+      </w:hyperlink>
+      <w:r>
+        <w:rPr>
+          <w:lang w:val="zh_TW" w:bidi="zh_TW"/>
+        </w:rPr>
+        <w:t>）。在詩篇中，還願通常與因為從危險或痛苦中得救而感恩有關（比如，</w:t>
+      </w:r>
+      <w:hyperlink r:id="rId20">
+        <w:r>
+          <w:rPr>
+            <w:lang w:val="zh_TW" w:bidi="zh_TW"/>
+          </w:rPr>
+          <w:rPr>
+            <w:color w:val="0000EE"/>
+            <w:u w:val="single"/>
+          </w:rPr>
+          <w:t>詩篇22:24</w:t>
+        </w:r>
+      </w:hyperlink>
+      <w:hyperlink r:id="rId15">
+        <w:r>
+          <w:rPr>
+            <w:lang w:val="zh_TW" w:bidi="zh_TW"/>
+          </w:rPr>
+          <w:rPr>
+            <w:color w:val="0000EE"/>
+            <w:u w:val="single"/>
+          </w:rPr>
+          <w:t>–</w:t>
+        </w:r>
+      </w:hyperlink>
+      <w:hyperlink r:id="rId20">
+        <w:r>
+          <w:rPr>
+            <w:lang w:val="zh_TW" w:bidi="zh_TW"/>
+          </w:rPr>
+          <w:rPr>
+            <w:color w:val="0000EE"/>
+            <w:u w:val="single"/>
+          </w:rPr>
+          <w:t>25</w:t>
+        </w:r>
+      </w:hyperlink>
+      <w:r>
+        <w:rPr>
+          <w:lang w:val="zh_TW" w:bidi="zh_TW"/>
+        </w:rPr>
+        <w:t>；</w:t>
+      </w:r>
+      <w:hyperlink r:id="rId21">
+        <w:r>
+          <w:rPr>
+            <w:lang w:val="zh_TW" w:bidi="zh_TW"/>
+          </w:rPr>
+          <w:rPr>
+            <w:color w:val="0000EE"/>
+            <w:u w:val="single"/>
+          </w:rPr>
+          <w:t>56:12</w:t>
+        </w:r>
+      </w:hyperlink>
+      <w:hyperlink r:id="rId15">
+        <w:r>
+          <w:rPr>
+            <w:lang w:val="zh_TW" w:bidi="zh_TW"/>
+          </w:rPr>
+          <w:rPr>
+            <w:color w:val="0000EE"/>
+            <w:u w:val="single"/>
+          </w:rPr>
+          <w:t>–</w:t>
+        </w:r>
+      </w:hyperlink>
+      <w:hyperlink r:id="rId21">
+        <w:r>
+          <w:rPr>
+            <w:lang w:val="zh_TW" w:bidi="zh_TW"/>
+          </w:rPr>
+          <w:rPr>
+            <w:color w:val="0000EE"/>
+            <w:u w:val="single"/>
+          </w:rPr>
+          <w:t>13</w:t>
+        </w:r>
+      </w:hyperlink>
+      <w:r>
+        <w:rPr>
+          <w:lang w:val="zh_TW" w:bidi="zh_TW"/>
+        </w:rPr>
+        <w:t>）。</w:t>
       </w:r>
     </w:p>
     <w:p>
@@ -355,9 +593,21 @@
         <w:rPr>
           <w:lang w:val="zh_TW" w:bidi="zh_TW"/>
         </w:rPr>
-        <w:t>耶穌對富有年輕人的回答中，把接受永生等同於進入神的國（</w:t>
-      </w:r>
-      <w:hyperlink r:id="rId16">
+        <w:t>一旦許了願，就必須嚴肅遵行。</w:t>
+      </w:r>
+      <w:r>
+        <w:rPr>
+          <w:lang w:val="zh_TW" w:bidi="zh_TW"/>
+        </w:rPr>
+        <w:t>若不許願，倒無罪</w:t>
+      </w:r>
+      <w:r>
+        <w:rPr>
+          <w:lang w:val="zh_TW" w:bidi="zh_TW"/>
+        </w:rPr>
+        <w:t>（</w:t>
+      </w:r>
+      <w:hyperlink r:id="rId22">
         <w:r>
           <w:rPr>
             <w:lang w:val="zh_TW" w:bidi="zh_TW"/>
@@ -366,16 +616,16 @@
             <w:color w:val="0000EE"/>
             <w:u w:val="single"/>
           </w:rPr>
-          <w:t>可10:23–25</w:t>
+          <w:t>申命記23:22</w:t>
         </w:r>
       </w:hyperlink>
       <w:r>
         <w:rPr>
           <w:lang w:val="zh_TW" w:bidi="zh_TW"/>
         </w:rPr>
-        <w:t>）。神的國不僅僅是一個未來的事件，而是已經在耶穌的生命、事工和教導中開始實現。神的國是現在這個當下（present）生命的禮物，信徒在現今世代中便能領受。耶穌的許多比喻強調了這一點（例如，</w:t>
-      </w:r>
-      <w:hyperlink r:id="rId17">
+        <w:t>）。一旦許了願，就必須遵守償還（</w:t>
+      </w:r>
+      <w:hyperlink r:id="rId23">
         <w:r>
           <w:rPr>
             <w:lang w:val="zh_TW" w:bidi="zh_TW"/>
@@ -384,16 +634,10 @@
             <w:color w:val="0000EE"/>
             <w:u w:val="single"/>
           </w:rPr>
-          <w:t>太13章</w:t>
+          <w:t>申命記23:21</w:t>
         </w:r>
       </w:hyperlink>
-      <w:r>
-        <w:rPr>
-          <w:lang w:val="zh_TW" w:bidi="zh_TW"/>
-        </w:rPr>
-        <w:t>中的比喻）。登山寶訓中的八福（</w:t>
-      </w:r>
-      <w:hyperlink r:id="rId18">
+      <w:hyperlink r:id="rId15">
         <w:r>
           <w:rPr>
             <w:lang w:val="zh_TW" w:bidi="zh_TW"/>
@@ -402,101 +646,7 @@
             <w:color w:val="0000EE"/>
             <w:u w:val="single"/>
           </w:rPr>
-          <w:t>5:3–12</w:t>
-        </w:r>
-      </w:hyperlink>
-      <w:r>
-        <w:rPr>
-          <w:lang w:val="zh_TW" w:bidi="zh_TW"/>
-        </w:rPr>
-        <w:t>）進一步闡明了當下的祝福，包括救恩、赦罪和公義。因此，永生是一種現今的祝福，賜予那些順服神的統治並在這新救恩時代的祝福中生活的人，在現今世代結束之前，便能享受這恩典。</w:t>
-      </w:r>
-    </w:p>
-    <w:p>
-      <w:pPr/>
-      <w:r>
-        <w:rPr>
-          <w:lang w:val="zh_TW" w:bidi="zh_TW"/>
-        </w:rPr>
-      </w:r>
-      <w:r>
-        <w:rPr>
-          <w:lang w:val="zh_TW" w:bidi="zh_TW"/>
-        </w:rPr>
-        <w:t>關於永生最全面的討論出現在約翰福音。約翰的目是突出這一概念的關鍵重要性：「但記這些事要叫你們信耶穌是基督，是神的兒子，並且叫你們信了他，就可以因他的名得生命。」（</w:t>
-      </w:r>
-      <w:hyperlink r:id="rId19">
-        <w:r>
-          <w:rPr>
-            <w:lang w:val="zh_TW" w:bidi="zh_TW"/>
-          </w:rPr>
-          <w:rPr>
-            <w:color w:val="0000EE"/>
-            <w:u w:val="single"/>
-          </w:rPr>
-          <w:t>約20:31</w:t>
-        </w:r>
-      </w:hyperlink>
-      <w:r>
-        <w:rPr>
-          <w:lang w:val="zh_TW" w:bidi="zh_TW"/>
-        </w:rPr>
-        <w:t>）。約翰中最早提及永生見於</w:t>
-      </w:r>
-      <w:hyperlink r:id="rId20">
-        <w:r>
-          <w:rPr>
-            <w:lang w:val="zh_TW" w:bidi="zh_TW"/>
-          </w:rPr>
-          <w:rPr>
-            <w:color w:val="0000EE"/>
-            <w:u w:val="single"/>
-          </w:rPr>
-          <w:t>約翰福音三章15節</w:t>
-        </w:r>
-      </w:hyperlink>
-      <w:r>
-        <w:rPr>
-          <w:lang w:val="zh_TW" w:bidi="zh_TW"/>
-        </w:rPr>
-        <w:t>。</w:t>
-      </w:r>
-    </w:p>
-    <w:p>
-      <w:pPr/>
-      <w:r>
-        <w:rPr>
-          <w:lang w:val="zh_TW" w:bidi="zh_TW"/>
-        </w:rPr>
-      </w:r>
-      <w:r>
-        <w:rPr>
-          <w:lang w:val="zh_TW" w:bidi="zh_TW"/>
-        </w:rPr>
-        <w:t>約翰明顯地認同猶太人對將來世代及其祝福的期盼（例如，</w:t>
-      </w:r>
-      <w:hyperlink r:id="rId21">
-        <w:r>
-          <w:rPr>
-            <w:lang w:val="zh_TW" w:bidi="zh_TW"/>
-          </w:rPr>
-          <w:rPr>
-            <w:color w:val="0000EE"/>
-            <w:u w:val="single"/>
-          </w:rPr>
-          <w:t>約3:36，</w:t>
-        </w:r>
-      </w:hyperlink>
-      <w:hyperlink r:id="rId22">
-        <w:r>
-          <w:rPr>
-            <w:lang w:val="zh_TW" w:bidi="zh_TW"/>
-          </w:rPr>
-          <w:rPr>
-            <w:color w:val="0000EE"/>
-            <w:u w:val="single"/>
-          </w:rPr>
-          <w:t>4:14，</w:t>
+          <w:t>–</w:t>
         </w:r>
       </w:hyperlink>
       <w:hyperlink r:id="rId23">
@@ -508,9 +658,15 @@
             <w:color w:val="0000EE"/>
             <w:u w:val="single"/>
           </w:rPr>
-          <w:t>5:29、39，</w:t>
+          <w:t>23</w:t>
         </w:r>
       </w:hyperlink>
+      <w:r>
+        <w:rPr>
+          <w:lang w:val="zh_TW" w:bidi="zh_TW"/>
+        </w:rPr>
+        <w:t>；另見</w:t>
+      </w:r>
       <w:hyperlink r:id="rId24">
         <w:r>
           <w:rPr>
@@ -520,7 +676,37 @@
             <w:color w:val="0000EE"/>
             <w:u w:val="single"/>
           </w:rPr>
-          <w:t>6:27，</w:t>
+          <w:t>民數記30:2</w:t>
+        </w:r>
+      </w:hyperlink>
+      <w:r>
+        <w:rPr>
+          <w:lang w:val="zh_TW" w:bidi="zh_TW"/>
+        </w:rPr>
+        <w:t>；</w:t>
+      </w:r>
+      <w:hyperlink r:id="rId25">
+        <w:r>
+          <w:rPr>
+            <w:lang w:val="zh_TW" w:bidi="zh_TW"/>
+          </w:rPr>
+          <w:rPr>
+            <w:color w:val="0000EE"/>
+            <w:u w:val="single"/>
+          </w:rPr>
+          <w:t>傳道書5:4</w:t>
+        </w:r>
+      </w:hyperlink>
+      <w:hyperlink r:id="rId15">
+        <w:r>
+          <w:rPr>
+            <w:lang w:val="zh_TW" w:bidi="zh_TW"/>
+          </w:rPr>
+          <w:rPr>
+            <w:color w:val="0000EE"/>
+            <w:u w:val="single"/>
+          </w:rPr>
+          <w:t>–</w:t>
         </w:r>
       </w:hyperlink>
       <w:hyperlink r:id="rId25">
@@ -532,14 +718,39 @@
             <w:color w:val="0000EE"/>
             <w:u w:val="single"/>
           </w:rPr>
-          <w:t>12:25</w:t>
+          <w:t>6</w:t>
         </w:r>
       </w:hyperlink>
       <w:r>
         <w:rPr>
           <w:lang w:val="zh_TW" w:bidi="zh_TW"/>
         </w:rPr>
-        <w:t>）。永生被定義為彌賽亞世代到來時，所賜予的特別恩典。拉撒路的復活（</w:t>
+        <w:t>）。</w:t>
+      </w:r>
+    </w:p>
+    <w:p>
+      <w:pPr>
+        <w:pStyle w:val="Heading3"/>
+      </w:pPr>
+      <w:r>
+        <w:rPr>
+          <w:lang w:val="zh_TW" w:bidi="zh_TW"/>
+        </w:rPr>
+        <w:t>新約聖經中的許願</w:t>
+      </w:r>
+    </w:p>
+    <w:p>
+      <w:pPr/>
+      <w:r>
+        <w:rPr>
+          <w:lang w:val="zh_TW" w:bidi="zh_TW"/>
+        </w:rPr>
+      </w:r>
+      <w:r>
+        <w:rPr>
+          <w:lang w:val="zh_TW" w:bidi="zh_TW"/>
+        </w:rPr>
+        <w:t>「許願」在新約聖經中只出現兩次。這兩次都與使徒保羅有關（</w:t>
       </w:r>
       <w:hyperlink r:id="rId26">
         <w:r>
@@ -550,15 +761,39 @@
             <w:color w:val="0000EE"/>
             <w:u w:val="single"/>
           </w:rPr>
-          <w:t>11</w:t>
+          <w:t>使徒行傳18:18</w:t>
         </w:r>
       </w:hyperlink>
       <w:r>
         <w:rPr>
           <w:lang w:val="zh_TW" w:bidi="zh_TW"/>
         </w:rPr>
-        <w:t>章）是一個活生生的比喻，顯明那些相信基督之人將來可以享有的生命。在拉撒路復活之前，馬大表明了她對拉撒路將會在末日復活的信心（</w:t>
-      </w:r>
+        <w:t>，</w:t>
+      </w:r>
+      <w:hyperlink r:id="rId27">
+        <w:r>
+          <w:rPr>
+            <w:lang w:val="zh_TW" w:bidi="zh_TW"/>
+          </w:rPr>
+          <w:rPr>
+            <w:color w:val="0000EE"/>
+            <w:u w:val="single"/>
+          </w:rPr>
+          <w:t>21:23</w:t>
+        </w:r>
+      </w:hyperlink>
+      <w:hyperlink r:id="rId15">
+        <w:r>
+          <w:rPr>
+            <w:lang w:val="zh_TW" w:bidi="zh_TW"/>
+          </w:rPr>
+          <w:rPr>
+            <w:color w:val="0000EE"/>
+            <w:u w:val="single"/>
+          </w:rPr>
+          <w:t>–</w:t>
+        </w:r>
+      </w:hyperlink>
       <w:hyperlink r:id="rId27">
         <w:r>
           <w:rPr>
@@ -575,7 +810,7 @@
         <w:rPr>
           <w:lang w:val="zh_TW" w:bidi="zh_TW"/>
         </w:rPr>
-        <w:t>節）。耶穌回應她，表明祂自己就是復活和生命，並宣告相信祂的人雖然死了也必復活（</w:t>
+        <w:t>）。但在「各耳板」這個詞的情況中涉及相同的原則（</w:t>
       </w:r>
       <w:hyperlink r:id="rId28">
         <w:r>
@@ -586,14 +821,80 @@
             <w:color w:val="0000EE"/>
             <w:u w:val="single"/>
           </w:rPr>
-          <w:t>25–26</w:t>
+          <w:t>馬可福音7:11</w:t>
         </w:r>
       </w:hyperlink>
-      <w:r>
-        <w:rPr>
-          <w:lang w:val="zh_TW" w:bidi="zh_TW"/>
-        </w:rPr>
-        <w:t>節）。</w:t>
+      <w:hyperlink r:id="rId15">
+        <w:r>
+          <w:rPr>
+            <w:lang w:val="zh_TW" w:bidi="zh_TW"/>
+          </w:rPr>
+          <w:rPr>
+            <w:color w:val="0000EE"/>
+            <w:u w:val="single"/>
+          </w:rPr>
+          <w:t>–</w:t>
+        </w:r>
+      </w:hyperlink>
+      <w:hyperlink r:id="rId28">
+        <w:r>
+          <w:rPr>
+            <w:lang w:val="zh_TW" w:bidi="zh_TW"/>
+          </w:rPr>
+          <w:rPr>
+            <w:color w:val="0000EE"/>
+            <w:u w:val="single"/>
+          </w:rPr>
+          <w:t>13</w:t>
+        </w:r>
+      </w:hyperlink>
+      <w:r>
+        <w:rPr>
+          <w:lang w:val="zh_TW" w:bidi="zh_TW"/>
+        </w:rPr>
+        <w:t>；比較</w:t>
+      </w:r>
+      <w:hyperlink r:id="rId29">
+        <w:r>
+          <w:rPr>
+            <w:lang w:val="zh_TW" w:bidi="zh_TW"/>
+          </w:rPr>
+          <w:rPr>
+            <w:color w:val="0000EE"/>
+            <w:u w:val="single"/>
+          </w:rPr>
+          <w:t>馬太福音15:5</w:t>
+        </w:r>
+      </w:hyperlink>
+      <w:hyperlink r:id="rId15">
+        <w:r>
+          <w:rPr>
+            <w:lang w:val="zh_TW" w:bidi="zh_TW"/>
+          </w:rPr>
+          <w:rPr>
+            <w:color w:val="0000EE"/>
+            <w:u w:val="single"/>
+          </w:rPr>
+          <w:t>–</w:t>
+        </w:r>
+      </w:hyperlink>
+      <w:hyperlink r:id="rId29">
+        <w:r>
+          <w:rPr>
+            <w:lang w:val="zh_TW" w:bidi="zh_TW"/>
+          </w:rPr>
+          <w:rPr>
+            <w:color w:val="0000EE"/>
+            <w:u w:val="single"/>
+          </w:rPr>
+          <w:t>6</w:t>
+        </w:r>
+      </w:hyperlink>
+      <w:r>
+        <w:rPr>
+          <w:lang w:val="zh_TW" w:bidi="zh_TW"/>
+        </w:rPr>
+        <w:t>）。在這兩段經文中，耶穌責備那些許願的人，因為許願是一種逃避其它責任的方法。這樣的「禮物」或「供物」涉及金錢。但耶穌說，神不希望這種經過設計從而不照顧人的禮物。</w:t>
       </w:r>
     </w:p>
     <w:p>
@@ -607,133 +908,7 @@
         <w:rPr>
           <w:lang w:val="zh_TW" w:bidi="zh_TW"/>
         </w:rPr>
-        <w:t>然而，約翰福音的主要焦點並不在於對未來生命的期待，而在於當下就能經歷這未來的生命。在基督裡，信徒已經可以獲得那屬於將來世代的生命。耶穌用來定義祂使命的比喻，強調了這新的生命已然開始：活水，如泉源直湧到永生（</w:t>
-      </w:r>
-      <w:hyperlink r:id="rId29">
-        <w:r>
-          <w:rPr>
-            <w:lang w:val="zh_TW" w:bidi="zh_TW"/>
-          </w:rPr>
-          <w:rPr>
-            <w:color w:val="0000EE"/>
-            <w:u w:val="single"/>
-          </w:rPr>
-          <w:t>約4:10–14</w:t>
-        </w:r>
-      </w:hyperlink>
-      <w:r>
-        <w:rPr>
-          <w:lang w:val="zh_TW" w:bidi="zh_TW"/>
-        </w:rPr>
-        <w:t>）；生命的糧，滿足世人靈性的飢渴（</w:t>
-      </w:r>
-      <w:hyperlink r:id="rId30">
-        <w:r>
-          <w:rPr>
-            <w:lang w:val="zh_TW" w:bidi="zh_TW"/>
-          </w:rPr>
-          <w:rPr>
-            <w:color w:val="0000EE"/>
-            <w:u w:val="single"/>
-          </w:rPr>
-          <w:t>6:35–40</w:t>
-        </w:r>
-      </w:hyperlink>
-      <w:r>
-        <w:rPr>
-          <w:lang w:val="zh_TW" w:bidi="zh_TW"/>
-        </w:rPr>
-        <w:t>）；世界的光，引領跟隨者進入生命的光中（</w:t>
-      </w:r>
-      <w:hyperlink r:id="rId31">
-        <w:r>
-          <w:rPr>
-            <w:lang w:val="zh_TW" w:bidi="zh_TW"/>
-          </w:rPr>
-          <w:rPr>
-            <w:color w:val="0000EE"/>
-            <w:u w:val="single"/>
-          </w:rPr>
-          <w:t>8:12</w:t>
-        </w:r>
-      </w:hyperlink>
-      <w:r>
-        <w:rPr>
-          <w:lang w:val="zh_TW" w:bidi="zh_TW"/>
-        </w:rPr>
-        <w:t>）；好牧人，賜給豐盛的生命（</w:t>
-      </w:r>
-      <w:hyperlink r:id="rId32">
-        <w:r>
-          <w:rPr>
-            <w:lang w:val="zh_TW" w:bidi="zh_TW"/>
-          </w:rPr>
-          <w:rPr>
-            <w:color w:val="0000EE"/>
-            <w:u w:val="single"/>
-          </w:rPr>
-          <w:t>10:10</w:t>
-        </w:r>
-      </w:hyperlink>
-      <w:r>
-        <w:rPr>
-          <w:lang w:val="zh_TW" w:bidi="zh_TW"/>
-        </w:rPr>
-        <w:t>）；生命之主，使死人復活（</w:t>
-      </w:r>
-      <w:hyperlink r:id="rId33">
-        <w:r>
-          <w:rPr>
-            <w:lang w:val="zh_TW" w:bidi="zh_TW"/>
-          </w:rPr>
-          <w:rPr>
-            <w:color w:val="0000EE"/>
-            <w:u w:val="single"/>
-          </w:rPr>
-          <w:t>11:25</w:t>
-        </w:r>
-      </w:hyperlink>
-      <w:r>
-        <w:rPr>
-          <w:lang w:val="zh_TW" w:bidi="zh_TW"/>
-        </w:rPr>
-        <w:t>）；道路、真理、生命（</w:t>
-      </w:r>
-      <w:hyperlink r:id="rId34">
-        <w:r>
-          <w:rPr>
-            <w:lang w:val="zh_TW" w:bidi="zh_TW"/>
-          </w:rPr>
-          <w:rPr>
-            <w:color w:val="0000EE"/>
-            <w:u w:val="single"/>
-          </w:rPr>
-          <w:t>14:6</w:t>
-        </w:r>
-      </w:hyperlink>
-      <w:r>
-        <w:rPr>
-          <w:lang w:val="zh_TW" w:bidi="zh_TW"/>
-        </w:rPr>
-        <w:t>）；真葡萄樹，使住在祂裡面的枝子得以維持生命（</w:t>
-      </w:r>
-      <w:hyperlink r:id="rId35">
-        <w:r>
-          <w:rPr>
-            <w:lang w:val="zh_TW" w:bidi="zh_TW"/>
-          </w:rPr>
-          <w:rPr>
-            <w:color w:val="0000EE"/>
-            <w:u w:val="single"/>
-          </w:rPr>
-          <w:t>5:5</w:t>
-        </w:r>
-      </w:hyperlink>
-      <w:r>
-        <w:rPr>
-          <w:lang w:val="zh_TW" w:bidi="zh_TW"/>
-        </w:rPr>
-        <w:t>）。</w:t>
+        <w:t>保羅可能許了願，以避免猶太人和猶太基督徒信徒對他常有的反對。他們經常反對保羅解除外邦信徒遵行摩西律法的義務。保羅在耶路撒冷受到猶太當局的監視。他特意與其他四位猶太信徒一起在聖殿中還願。他的敵人隨後指控保羅將外邦人帶入聖潔的聖殿。</w:t>
       </w:r>
     </w:p>
     <w:p>
@@ -745,45 +920,50 @@
       </w:r>
       <w:r>
         <w:rPr>
-          <w:lang w:val="zh_TW" w:bidi="zh_TW"/>
-        </w:rPr>
-        <w:t>耶穌特別指出，祂使命的成就並非憑靠祂自己的本性或大能，而是藉著差祂來的父。耶穌對父的順服再次表明生命是神的恩賜。相信神兒子的人就是那接受神所賜生命——永生——的人。因此，所有信徒得享復活的應許，乃是神恩賜的自然結果（</w:t>
-      </w:r>
-      <w:hyperlink r:id="rId36">
-        <w:r>
-          <w:rPr>
-            <w:lang w:val="zh_TW" w:bidi="zh_TW"/>
-          </w:rPr>
-          <w:rPr>
-            <w:color w:val="0000EE"/>
-            <w:u w:val="single"/>
-          </w:rPr>
-          <w:t>約5:26–29</w:t>
-        </w:r>
-      </w:hyperlink>
-      <w:r>
-        <w:rPr>
-          <w:lang w:val="zh_TW" w:bidi="zh_TW"/>
-        </w:rPr>
-        <w:t>）。這在拉撒路的復活中得以明示，也因基督的復活作為「初熟的果子」（用保羅的術語，</w:t>
-      </w:r>
-      <w:hyperlink r:id="rId37">
-        <w:r>
-          <w:rPr>
-            <w:lang w:val="zh_TW" w:bidi="zh_TW"/>
-          </w:rPr>
-          <w:rPr>
-            <w:color w:val="0000EE"/>
-            <w:u w:val="single"/>
-          </w:rPr>
-          <w:t>林前15:23</w:t>
-        </w:r>
-      </w:hyperlink>
-      <w:r>
-        <w:rPr>
-          <w:lang w:val="zh_TW" w:bidi="zh_TW"/>
-        </w:rPr>
-        <w:t>）而得到保證。</w:t>
+          <w:i/>
+          <w:lang w:val="zh_TW" w:bidi="zh_TW"/>
+        </w:rPr>
+        <w:t>另見</w:t>
+      </w:r>
+      <w:r>
+        <w:rPr>
+          <w:lang w:val="zh_TW" w:bidi="zh_TW"/>
+        </w:rPr>
+        <w:t xml:space="preserve"> </w:t>
+      </w:r>
+      <w:r>
+        <w:rPr>
+          <w:lang w:val="zh_TW" w:bidi="zh_TW"/>
+        </w:rPr>
+        <w:t>盟約</w:t>
+      </w:r>
+      <w:r>
+        <w:rPr>
+          <w:lang w:val="zh_TW" w:bidi="zh_TW"/>
+        </w:rPr>
+        <w:t>；</w:t>
+      </w:r>
+      <w:r>
+        <w:rPr>
+          <w:lang w:val="zh_TW" w:bidi="zh_TW"/>
+        </w:rPr>
+        <w:t>誓言</w:t>
+      </w:r>
+      <w:r>
+        <w:rPr>
+          <w:lang w:val="zh_TW" w:bidi="zh_TW"/>
+        </w:rPr>
+        <w:t>。</w:t>
+      </w:r>
+      <w:r>
+        <w:rPr>
+          <w:lang w:val="zh_TW" w:bidi="zh_TW"/>
+        </w:rPr>
+      </w:r>
+      <w:r>
+        <w:rPr>
+          <w:lang w:val="zh_TW" w:bidi="zh_TW"/>
+        </w:rPr>
       </w:r>
     </w:p>
     <w:p>
@@ -793,119 +973,21 @@
           <w:lang w:val="zh_TW" w:bidi="zh_TW"/>
         </w:rPr>
       </w:r>
-      <w:r>
-        <w:rPr>
-          <w:lang w:val="zh_TW" w:bidi="zh_TW"/>
-        </w:rPr>
-        <w:t>耶穌為永生的概念添加了進一步的內容，將其與認識真神聯繫起來（</w:t>
-      </w:r>
-      <w:hyperlink r:id="rId38">
-        <w:r>
-          <w:rPr>
-            <w:lang w:val="zh_TW" w:bidi="zh_TW"/>
-          </w:rPr>
-          <w:rPr>
-            <w:color w:val="0000EE"/>
-            <w:u w:val="single"/>
-          </w:rPr>
-          <w:t>約17:3</w:t>
-        </w:r>
-      </w:hyperlink>
-      <w:r>
-        <w:rPr>
-          <w:lang w:val="zh_TW" w:bidi="zh_TW"/>
-        </w:rPr>
-        <w:t>）。在希臘思想中，知識指的是經由沉思或神秘入神經驗（mystical ecstasy）所達成的結果。然而，在舊約中，知識意指經歷、關係、相交（fellowship）和關懷（參</w:t>
-      </w:r>
-      <w:hyperlink r:id="rId39">
-        <w:r>
-          <w:rPr>
-            <w:lang w:val="zh_TW" w:bidi="zh_TW"/>
-          </w:rPr>
-          <w:rPr>
-            <w:color w:val="0000EE"/>
-            <w:u w:val="single"/>
-          </w:rPr>
-          <w:t>耶31:34</w:t>
-        </w:r>
-      </w:hyperlink>
-      <w:r>
-        <w:rPr>
-          <w:lang w:val="zh_TW" w:bidi="zh_TW"/>
-        </w:rPr>
-        <w:t>）。這種將知識視同為親密關係的含義，從其動詞形式的用法中得到強調，因其用來指男性與女性之間親密的性關係（參</w:t>
-      </w:r>
-      <w:hyperlink r:id="rId40">
-        <w:r>
-          <w:rPr>
-            <w:lang w:val="zh_TW" w:bidi="zh_TW"/>
-          </w:rPr>
-          <w:rPr>
-            <w:color w:val="0000EE"/>
-            <w:u w:val="single"/>
-          </w:rPr>
-          <w:t>創4:1</w:t>
-        </w:r>
-      </w:hyperlink>
-      <w:r>
-        <w:rPr>
-          <w:lang w:val="zh_TW" w:bidi="zh_TW"/>
-        </w:rPr>
-        <w:t>）。耶穌說：「我是好牧人；我認識我的羊，我的羊也認識我，正如父認識我，我也認識父一樣」（</w:t>
-      </w:r>
-      <w:hyperlink r:id="rId41">
-        <w:r>
-          <w:rPr>
-            <w:lang w:val="zh_TW" w:bidi="zh_TW"/>
-          </w:rPr>
-          <w:rPr>
-            <w:color w:val="0000EE"/>
-            <w:u w:val="single"/>
-          </w:rPr>
-          <w:t>約10:14–15</w:t>
-        </w:r>
-      </w:hyperlink>
-      <w:r>
-        <w:rPr>
-          <w:lang w:val="zh_TW" w:bidi="zh_TW"/>
-        </w:rPr>
-        <w:t>）。父與子的親密互動，成為子與其門徒之間關係的典範。這種知識並非藉由教育或思維操縱而來，而是藉著子啟示而來（</w:t>
-      </w:r>
-      <w:hyperlink r:id="rId42">
-        <w:r>
-          <w:rPr>
-            <w:lang w:val="zh_TW" w:bidi="zh_TW"/>
-          </w:rPr>
-          <w:rPr>
-            <w:color w:val="0000EE"/>
-            <w:u w:val="single"/>
-          </w:rPr>
-          <w:t>1:18，</w:t>
-        </w:r>
-      </w:hyperlink>
-      <w:r>
-        <w:rPr>
-          <w:lang w:val="zh_TW" w:bidi="zh_TW"/>
-        </w:rPr>
-        <w:t>參</w:t>
-      </w:r>
-      <w:hyperlink r:id="rId43">
-        <w:r>
-          <w:rPr>
-            <w:lang w:val="zh_TW" w:bidi="zh_TW"/>
-          </w:rPr>
-          <w:rPr>
-            <w:color w:val="0000EE"/>
-            <w:u w:val="single"/>
-          </w:rPr>
-          <w:t>14:7</w:t>
-        </w:r>
-      </w:hyperlink>
-      <w:r>
-        <w:rPr>
-          <w:lang w:val="zh_TW" w:bidi="zh_TW"/>
-        </w:rPr>
-        <w:t>）。</w:t>
+    </w:p>
+    <w:p>
+      <w:pPr>
+        <w:pStyle w:val="Heading2"/>
+      </w:pPr>
+      <w:r>
+        <w:rPr>
+          <w:lang w:val="zh_TW" w:bidi="zh_TW"/>
+        </w:rPr>
+        <w:t>敘利腓尼基</w:t>
+      </w:r>
+      <w:r>
+        <w:rPr>
+          <w:lang w:val="zh_TW" w:bidi="zh_TW"/>
+        </w:rPr>
       </w:r>
     </w:p>
     <w:p>
@@ -919,7 +1001,25 @@
         <w:rPr>
           <w:lang w:val="zh_TW" w:bidi="zh_TW"/>
         </w:rPr>
-        <w:t>對永生概念中的主要元素進行簡要回顧，清楚地表明永生並不僅僅是無盡或永恆的生命。儘管永生沒有終極的界限，但聖經的重點主要是放在生命的質量上，特別是其神聖的屬性。永生是透過在基督裡啟示一位實的神，把將來世代的屬性引入當下，並帶來對神的認識以及其與神的關係。</w:t>
+        <w:t>在泰爾和西頓附近，求耶穌將鬼從她女兒身上趕出去的希臘婦女（</w:t>
+      </w:r>
+      <w:hyperlink r:id="rId30">
+        <w:r>
+          <w:rPr>
+            <w:lang w:val="zh_TW" w:bidi="zh_TW"/>
+          </w:rPr>
+          <w:rPr>
+            <w:color w:val="0000EE"/>
+            <w:u w:val="single"/>
+          </w:rPr>
+          <w:t>馬可福音7:26</w:t>
+        </w:r>
+      </w:hyperlink>
+      <w:r>
+        <w:rPr>
+          <w:lang w:val="zh_TW" w:bidi="zh_TW"/>
+        </w:rPr>
+        <w:t>）的家鄉。腓尼基地區位於羅馬省的敘利亞。</w:t>
       </w:r>
     </w:p>
     <w:p>
@@ -931,9 +1031,917 @@
       </w:r>
       <w:r>
         <w:rPr>
+          <w:lang w:val="zh_TW" w:bidi="zh_TW"/>
+        </w:rPr>
+        <w:t>我們不清楚為什麼馬可特別指出她的家鄉是敘利腓尼基。另一個北非省份被稱為利比亞腓尼基（Libyaphoenicia）。這可能會引起混淆。在平行經文中，這位婦女被稱為迦南人。腓尼基人自稱為迦南人（</w:t>
+      </w:r>
+      <w:hyperlink r:id="rId31">
+        <w:r>
+          <w:rPr>
+            <w:lang w:val="zh_TW" w:bidi="zh_TW"/>
+          </w:rPr>
+          <w:rPr>
+            <w:color w:val="0000EE"/>
+            <w:u w:val="single"/>
+          </w:rPr>
+          <w:t>馬太福音15:22</w:t>
+        </w:r>
+      </w:hyperlink>
+      <w:r>
+        <w:rPr>
+          <w:lang w:val="zh_TW" w:bidi="zh_TW"/>
+        </w:rPr>
+        <w:t>）。</w:t>
+      </w:r>
+      <w:r>
+        <w:rPr>
+          <w:lang w:val="zh_TW" w:bidi="zh_TW"/>
+        </w:rPr>
+      </w:r>
+      <w:r>
+        <w:rPr>
+          <w:lang w:val="zh_TW" w:bidi="zh_TW"/>
+        </w:rPr>
+      </w:r>
+    </w:p>
+    <w:p>
+      <w:pPr/>
+      <w:r>
+        <w:rPr>
+          <w:lang w:val="zh_TW" w:bidi="zh_TW"/>
+        </w:rPr>
+      </w:r>
+    </w:p>
+    <w:p>
+      <w:pPr>
+        <w:pStyle w:val="Heading2"/>
+      </w:pPr>
+      <w:r>
+        <w:rPr>
+          <w:lang w:val="zh_TW" w:bidi="zh_TW"/>
+        </w:rPr>
+        <w:t>敘利亞，敘利亞人</w:t>
+      </w:r>
+      <w:r>
+        <w:rPr>
+          <w:lang w:val="zh_TW" w:bidi="zh_TW"/>
+        </w:rPr>
+      </w:r>
+    </w:p>
+    <w:p>
+      <w:pPr/>
+      <w:r>
+        <w:rPr>
+          <w:lang w:val="zh_TW" w:bidi="zh_TW"/>
+        </w:rPr>
+      </w:r>
+      <w:r>
+        <w:rPr>
+          <w:lang w:val="zh_TW" w:bidi="zh_TW"/>
+        </w:rPr>
+        <w:t>在七十士譯本和一些英文翻譯中用來翻譯亞蘭，亞蘭人的詞。</w:t>
+      </w:r>
+    </w:p>
+    <w:p>
+      <w:pPr>
+        <w:pStyle w:val="Heading3"/>
+      </w:pPr>
+      <w:r>
+        <w:rPr>
+          <w:lang w:val="zh_TW" w:bidi="zh_TW"/>
+        </w:rPr>
+        <w:t>亞蘭人的歷史</w:t>
+      </w:r>
+    </w:p>
+    <w:p>
+      <w:pPr/>
+      <w:r>
+        <w:rPr>
+          <w:lang w:val="zh_TW" w:bidi="zh_TW"/>
+        </w:rPr>
+      </w:r>
+      <w:r>
+        <w:rPr>
+          <w:lang w:val="zh_TW" w:bidi="zh_TW"/>
+        </w:rPr>
+        <w:t>根據</w:t>
+      </w:r>
+      <w:hyperlink r:id="rId32">
+        <w:r>
+          <w:rPr>
+            <w:lang w:val="zh_TW" w:bidi="zh_TW"/>
+          </w:rPr>
+          <w:rPr>
+            <w:color w:val="0000EE"/>
+            <w:u w:val="single"/>
+          </w:rPr>
+          <w:t>創世記十章22至23節</w:t>
+        </w:r>
+      </w:hyperlink>
+      <w:r>
+        <w:rPr>
+          <w:lang w:val="zh_TW" w:bidi="zh_TW"/>
+        </w:rPr>
+        <w:t>的「國家列表」，亞蘭人（Arameans）是閃族的一支，是閃的後裔。在</w:t>
+      </w:r>
+      <w:hyperlink r:id="rId33">
+        <w:r>
+          <w:rPr>
+            <w:lang w:val="zh_TW" w:bidi="zh_TW"/>
+          </w:rPr>
+          <w:rPr>
+            <w:color w:val="0000EE"/>
+            <w:u w:val="single"/>
+          </w:rPr>
+          <w:t>創世記二十二章20至21節</w:t>
+        </w:r>
+      </w:hyperlink>
+      <w:r>
+        <w:rPr>
+          <w:lang w:val="zh_TW" w:bidi="zh_TW"/>
+        </w:rPr>
+        <w:t>的另一個家譜中，亞蘭是拿鶴的後裔。根據</w:t>
+      </w:r>
+      <w:hyperlink r:id="rId34">
+        <w:r>
+          <w:rPr>
+            <w:lang w:val="zh_TW" w:bidi="zh_TW"/>
+          </w:rPr>
+          <w:rPr>
+            <w:color w:val="0000EE"/>
+            <w:u w:val="single"/>
+          </w:rPr>
+          <w:t>阿摩司屬九章7節</w:t>
+        </w:r>
+      </w:hyperlink>
+      <w:r>
+        <w:rPr>
+          <w:lang w:val="zh_TW" w:bidi="zh_TW"/>
+        </w:rPr>
+        <w:t>，亞蘭人（敘利亞人）來自吉珥，這與</w:t>
+      </w:r>
+      <w:hyperlink r:id="rId35">
+        <w:r>
+          <w:rPr>
+            <w:lang w:val="zh_TW" w:bidi="zh_TW"/>
+          </w:rPr>
+          <w:rPr>
+            <w:color w:val="0000EE"/>
+            <w:u w:val="single"/>
+          </w:rPr>
+          <w:t>以賽亞書二十二章6節</w:t>
+        </w:r>
+      </w:hyperlink>
+      <w:r>
+        <w:rPr>
+          <w:lang w:val="zh_TW" w:bidi="zh_TW"/>
+        </w:rPr>
+        <w:t>中的以攔有關。亞蘭人被擄到吉珥（</w:t>
+      </w:r>
+      <w:hyperlink r:id="rId36">
+        <w:r>
+          <w:rPr>
+            <w:lang w:val="zh_TW" w:bidi="zh_TW"/>
+          </w:rPr>
+          <w:rPr>
+            <w:color w:val="0000EE"/>
+            <w:u w:val="single"/>
+          </w:rPr>
+          <w:t>列王紀下16:9</w:t>
+        </w:r>
+      </w:hyperlink>
+      <w:r>
+        <w:rPr>
+          <w:lang w:val="zh_TW" w:bidi="zh_TW"/>
+        </w:rPr>
+        <w:t>；</w:t>
+      </w:r>
+      <w:hyperlink r:id="rId37">
+        <w:r>
+          <w:rPr>
+            <w:lang w:val="zh_TW" w:bidi="zh_TW"/>
+          </w:rPr>
+          <w:rPr>
+            <w:color w:val="0000EE"/>
+            <w:u w:val="single"/>
+          </w:rPr>
+          <w:t>阿摩司書1:5</w:t>
+        </w:r>
+      </w:hyperlink>
+      <w:r>
+        <w:rPr>
+          <w:lang w:val="zh_TW" w:bidi="zh_TW"/>
+        </w:rPr>
+        <w:t>）可能暗示他們要回到他們原來的家園。然而，這群人的確切起源在歷史中已經失傳。當他們清晰地被載入歷史時，他們定居在幼發拉底河中部，從那裡向東方、西方和北方擴展。</w:t>
+      </w:r>
+    </w:p>
+    <w:p>
+      <w:pPr/>
+      <w:r>
+        <w:rPr>
+          <w:lang w:val="zh_TW" w:bidi="zh_TW"/>
+        </w:rPr>
+      </w:r>
+      <w:r>
+        <w:rPr>
+          <w:lang w:val="zh_TW" w:bidi="zh_TW"/>
+        </w:rPr>
+        <w:t>亞蘭族在傳統上被認為是在公元前第二個千年的前半期建立於上美索不達米亞。彼土利和拉班被稱為亞蘭人（</w:t>
+      </w:r>
+      <w:hyperlink r:id="rId38">
+        <w:r>
+          <w:rPr>
+            <w:lang w:val="zh_TW" w:bidi="zh_TW"/>
+          </w:rPr>
+          <w:rPr>
+            <w:color w:val="0000EE"/>
+            <w:u w:val="single"/>
+          </w:rPr>
+          <w:t>創世記25:20</w:t>
+        </w:r>
+      </w:hyperlink>
+      <w:r>
+        <w:rPr>
+          <w:lang w:val="zh_TW" w:bidi="zh_TW"/>
+        </w:rPr>
+        <w:t>，</w:t>
+      </w:r>
+      <w:hyperlink r:id="rId39">
+        <w:r>
+          <w:rPr>
+            <w:lang w:val="zh_TW" w:bidi="zh_TW"/>
+          </w:rPr>
+          <w:rPr>
+            <w:color w:val="0000EE"/>
+            <w:u w:val="single"/>
+          </w:rPr>
+          <w:t>28:1–7</w:t>
+        </w:r>
+      </w:hyperlink>
+      <w:r>
+        <w:rPr>
+          <w:lang w:val="zh_TW" w:bidi="zh_TW"/>
+        </w:rPr>
+        <w:t>）；彼土利的家在巴旦‧亞蘭（</w:t>
+      </w:r>
+      <w:hyperlink r:id="rId38">
+        <w:r>
+          <w:rPr>
+            <w:lang w:val="zh_TW" w:bidi="zh_TW"/>
+          </w:rPr>
+          <w:rPr>
+            <w:color w:val="0000EE"/>
+            <w:u w:val="single"/>
+          </w:rPr>
+          <w:t>25:20</w:t>
+        </w:r>
+      </w:hyperlink>
+      <w:r>
+        <w:rPr>
+          <w:lang w:val="zh_TW" w:bidi="zh_TW"/>
+        </w:rPr>
+        <w:t>）。先知何西阿回顧了歷史，指出雅各逃往「</w:t>
+      </w:r>
+      <w:r>
+        <w:rPr>
+          <w:lang w:val="zh_TW" w:bidi="zh_TW"/>
+        </w:rPr>
+        <w:t>亞蘭地</w:t>
+      </w:r>
+      <w:r>
+        <w:rPr>
+          <w:lang w:val="zh_TW" w:bidi="zh_TW"/>
+        </w:rPr>
+        <w:t>」（</w:t>
+      </w:r>
+      <w:hyperlink r:id="rId40">
+        <w:r>
+          <w:rPr>
+            <w:lang w:val="zh_TW" w:bidi="zh_TW"/>
+          </w:rPr>
+          <w:rPr>
+            <w:color w:val="0000EE"/>
+            <w:u w:val="single"/>
+          </w:rPr>
+          <w:t>何西阿書12:12</w:t>
+        </w:r>
+      </w:hyperlink>
+      <w:r>
+        <w:rPr>
+          <w:lang w:val="zh_TW" w:bidi="zh_TW"/>
+        </w:rPr>
+        <w:t>）或「亞蘭一納哈拉音」（兩河間的亞蘭），這是美索不達米亞北部位於幼發拉底河和底格里斯河之間的地區。在</w:t>
+      </w:r>
+      <w:hyperlink r:id="rId41">
+        <w:r>
+          <w:rPr>
+            <w:lang w:val="zh_TW" w:bidi="zh_TW"/>
+          </w:rPr>
+          <w:rPr>
+            <w:color w:val="0000EE"/>
+            <w:u w:val="single"/>
+          </w:rPr>
+          <w:t>申命記二十六章5節</w:t>
+        </w:r>
+      </w:hyperlink>
+      <w:r>
+        <w:rPr>
+          <w:lang w:val="zh_TW" w:bidi="zh_TW"/>
+        </w:rPr>
+        <w:t>中的認信宣告中，帶來初熟果子的以色列人承認：「</w:t>
+      </w:r>
+      <w:r>
+        <w:rPr>
+          <w:lang w:val="zh_TW" w:bidi="zh_TW"/>
+        </w:rPr>
+        <w:t>我祖</w:t>
+      </w:r>
+      <w:r>
+        <w:rPr>
+          <w:lang w:val="zh_TW" w:bidi="zh_TW"/>
+        </w:rPr>
+        <w:t>〔可能是雅各〕</w:t>
+      </w:r>
+      <w:r>
+        <w:rPr>
+          <w:lang w:val="zh_TW" w:bidi="zh_TW"/>
+        </w:rPr>
+        <w:t>原是一個將亡的亞蘭人</w:t>
+      </w:r>
+      <w:r>
+        <w:rPr>
+          <w:lang w:val="zh_TW" w:bidi="zh_TW"/>
+        </w:rPr>
+        <w:t>。」</w:t>
+      </w:r>
+    </w:p>
+    <w:p>
+      <w:pPr/>
+      <w:r>
+        <w:rPr>
+          <w:lang w:val="zh_TW" w:bidi="zh_TW"/>
+        </w:rPr>
+      </w:r>
+      <w:r>
+        <w:rPr>
+          <w:lang w:val="zh_TW" w:bidi="zh_TW"/>
+        </w:rPr>
+        <w:t>提革拉‧毗列色一世（Tiglath-pileser I）可能是這個地區早期亞蘭人存在的最佳證據。在他第四年的編年史中（公元前1112年），他提到在幼發拉底河中游地區進行了一次針對「阿赫拉瑪，亞蘭人（Akhlama, Arameans）」的戰役，並洗劫了比什里山區（Mt Bishri）的六個亞蘭村莊。</w:t>
+      </w:r>
+    </w:p>
+    <w:p>
+      <w:pPr/>
+      <w:r>
+        <w:rPr>
+          <w:lang w:val="zh_TW" w:bidi="zh_TW"/>
+        </w:rPr>
+      </w:r>
+      <w:r>
+        <w:rPr>
+          <w:lang w:val="zh_TW" w:bidi="zh_TW"/>
+        </w:rPr>
+        <w:t>上美索不達米亞的亞蘭人在聖經歷史中變得重要。他們建立了若干獨立的亞蘭國家，其中兩個對以色列百姓尤為重要—大衛時代的亞蘭-瑣巴，以及從所羅門時代開始的亞蘭-大馬士革。</w:t>
+      </w:r>
+    </w:p>
+    <w:p>
+      <w:pPr/>
+      <w:r>
+        <w:rPr>
+          <w:lang w:val="zh_TW" w:bidi="zh_TW"/>
+        </w:rPr>
+      </w:r>
+      <w:r>
+        <w:rPr>
+          <w:lang w:val="zh_TW" w:bidi="zh_TW"/>
+        </w:rPr>
+        <w:t>大約在公元前1100年，亞蘭部落已經遍布敘利亞，並擴展到約旦河東岸北部，在那裡他們與以色列人發生了衝突。在亞蘭-瑣巴王哈大底謝的鼎盛時期，他有幾個附庸國，如大馬士革、瑪迦和</w:t>
+      </w:r>
+      <w:r>
+        <w:rPr>
+          <w:lang w:val="zh_TW" w:bidi="zh_TW"/>
+        </w:rPr>
+        <w:t>陀伯</w:t>
+      </w:r>
+      <w:r>
+        <w:rPr>
+          <w:lang w:val="zh_TW" w:bidi="zh_TW"/>
+        </w:rPr>
+        <w:t>。他最終被大衛王擊敗（</w:t>
+      </w:r>
+      <w:hyperlink r:id="rId42">
+        <w:r>
+          <w:rPr>
+            <w:lang w:val="zh_TW" w:bidi="zh_TW"/>
+          </w:rPr>
+          <w:rPr>
+            <w:color w:val="0000EE"/>
+            <w:u w:val="single"/>
+          </w:rPr>
+          <w:t>撒母耳記下8:3–4</w:t>
+        </w:r>
+      </w:hyperlink>
+      <w:r>
+        <w:rPr>
+          <w:lang w:val="zh_TW" w:bidi="zh_TW"/>
+        </w:rPr>
+        <w:t>；</w:t>
+      </w:r>
+      <w:hyperlink r:id="rId43">
+        <w:r>
+          <w:rPr>
+            <w:lang w:val="zh_TW" w:bidi="zh_TW"/>
+          </w:rPr>
+          <w:rPr>
+            <w:color w:val="0000EE"/>
+            <w:u w:val="single"/>
+          </w:rPr>
+          <w:t>10:17–19</w:t>
+        </w:r>
+      </w:hyperlink>
+      <w:r>
+        <w:rPr>
+          <w:lang w:val="zh_TW" w:bidi="zh_TW"/>
+        </w:rPr>
+        <w:t>）。</w:t>
+      </w:r>
+    </w:p>
+    <w:p>
+      <w:pPr/>
+      <w:r>
+        <w:rPr>
+          <w:lang w:val="zh_TW" w:bidi="zh_TW"/>
+        </w:rPr>
+      </w:r>
+      <w:r>
+        <w:rPr>
+          <w:lang w:val="zh_TW" w:bidi="zh_TW"/>
+        </w:rPr>
+        <w:t>以色列和猶大發生的事件對大馬士革有一些影響。所羅門去世後，曾經統一的王國分裂為猶大和以色列，兩個小國之間出現了緊張的關係。戰爭在公元前890–880年間爆發，巴沙的以色列與亞撒的猶大之間發生了衝突。亞撒尋求大馬士革的便‧哈達一世的援助（</w:t>
+      </w:r>
+      <w:hyperlink r:id="rId44">
+        <w:r>
+          <w:rPr>
+            <w:lang w:val="zh_TW" w:bidi="zh_TW"/>
+          </w:rPr>
+          <w:rPr>
+            <w:color w:val="0000EE"/>
+            <w:u w:val="single"/>
+          </w:rPr>
+          <w:t>列王紀上15:18</w:t>
+        </w:r>
+      </w:hyperlink>
+      <w:r>
+        <w:rPr>
+          <w:lang w:val="zh_TW" w:bidi="zh_TW"/>
+        </w:rPr>
+        <w:t>）。約旦河東岸的土地多次易手。以色列王暗利的繼任者——即亞哈、亞哈謝、約蘭、耶戶、約哈斯和約阿施——與大馬士革發生了許多衝突。亞哈與便‧哈達及圍攻撒馬利亞的32個盟友作戰（</w:t>
+      </w:r>
+      <w:hyperlink r:id="rId45">
+        <w:r>
+          <w:rPr>
+            <w:lang w:val="zh_TW" w:bidi="zh_TW"/>
+          </w:rPr>
+          <w:rPr>
+            <w:color w:val="0000EE"/>
+            <w:u w:val="single"/>
+          </w:rPr>
+          <w:t>20:1</w:t>
+        </w:r>
+      </w:hyperlink>
+      <w:r>
+        <w:rPr>
+          <w:lang w:val="zh_TW" w:bidi="zh_TW"/>
+        </w:rPr>
+        <w:t>），但以色列擊敗了便‧哈達。第二次，便‧哈達進入以色列領土並到達</w:t>
+      </w:r>
+      <w:r>
+        <w:rPr>
+          <w:lang w:val="zh_TW" w:bidi="zh_TW"/>
+        </w:rPr>
+        <w:t>亞弗</w:t>
+      </w:r>
+      <w:r>
+        <w:rPr>
+          <w:lang w:val="zh_TW" w:bidi="zh_TW"/>
+        </w:rPr>
+        <w:t>（</w:t>
+      </w:r>
+      <w:hyperlink r:id="rId46">
+        <w:r>
+          <w:rPr>
+            <w:lang w:val="zh_TW" w:bidi="zh_TW"/>
+          </w:rPr>
+          <w:rPr>
+            <w:color w:val="0000EE"/>
+            <w:u w:val="single"/>
+          </w:rPr>
+          <w:t>20:26</w:t>
+        </w:r>
+      </w:hyperlink>
+      <w:r>
+        <w:rPr>
+          <w:lang w:val="zh_TW" w:bidi="zh_TW"/>
+        </w:rPr>
+        <w:t>），但他再次被擊敗並被俘。由於他戰敗，並被釋放，作為代價，他被迫在大馬士革開設市場供以色列貿易。在以色列和大馬士革之間三年的平安之後，敵對行動再次爆發，並導致亞哈在基列的拉末地區的戰鬥中被殺（</w:t>
+      </w:r>
+      <w:hyperlink r:id="rId47">
+        <w:r>
+          <w:rPr>
+            <w:lang w:val="zh_TW" w:bidi="zh_TW"/>
+          </w:rPr>
+          <w:rPr>
+            <w:color w:val="0000EE"/>
+            <w:u w:val="single"/>
+          </w:rPr>
+          <w:t>22:29–37</w:t>
+        </w:r>
+      </w:hyperlink>
+      <w:r>
+        <w:rPr>
+          <w:lang w:val="zh_TW" w:bidi="zh_TW"/>
+        </w:rPr>
+        <w:t>）。亞蘭-大馬士革最終被以色列王約阿施擊敗（</w:t>
+      </w:r>
+      <w:hyperlink r:id="rId48">
+        <w:r>
+          <w:rPr>
+            <w:lang w:val="zh_TW" w:bidi="zh_TW"/>
+          </w:rPr>
+          <w:rPr>
+            <w:color w:val="0000EE"/>
+            <w:u w:val="single"/>
+          </w:rPr>
+          <w:t>列王紀下13:25</w:t>
+        </w:r>
+      </w:hyperlink>
+      <w:r>
+        <w:rPr>
+          <w:lang w:val="zh_TW" w:bidi="zh_TW"/>
+        </w:rPr>
+        <w:t>）。</w:t>
+      </w:r>
+    </w:p>
+    <w:p>
+      <w:pPr>
+        <w:pStyle w:val="Heading3"/>
+      </w:pPr>
+      <w:r>
+        <w:rPr>
+          <w:lang w:val="zh_TW" w:bidi="zh_TW"/>
+        </w:rPr>
+        <w:t>亞蘭王國崩潰後的敘利亞</w:t>
+      </w:r>
+    </w:p>
+    <w:p>
+      <w:pPr/>
+      <w:r>
+        <w:rPr>
+          <w:lang w:val="zh_TW" w:bidi="zh_TW"/>
+        </w:rPr>
+      </w:r>
+      <w:r>
+        <w:rPr>
+          <w:lang w:val="zh_TW" w:bidi="zh_TW"/>
+        </w:rPr>
+        <w:t>在公元前733至732年，亞蘭-大馬士革崩潰後，整個地區的政治特性發生了變化。在隨後的幾個世紀中，直到基督教時代，該地區先後被幾個大國控制，沒有獨立的亞蘭國家存留。當亞述在公元前612至609年崩潰時，該地區短暫地被巴比倫控制。隨著波斯王居魯士崛起，敘利亞地區迅速被波斯軍隊佔領。巴勒斯坦、小亞細亞和埃及同時被納入波斯帝國。</w:t>
+      </w:r>
+    </w:p>
+    <w:p>
+      <w:pPr/>
+      <w:r>
+        <w:rPr>
+          <w:lang w:val="zh_TW" w:bidi="zh_TW"/>
+        </w:rPr>
+      </w:r>
+      <w:r>
+        <w:rPr>
+          <w:lang w:val="zh_TW" w:bidi="zh_TW"/>
+        </w:rPr>
+        <w:t>對該地區產生影響的下一個重要政治變革是於公元前360年出現的馬其頓的腓力。他的兒子亞歷山大大帝（公元前336–323年）鞏固了希臘在整個西亞細亞以及遠至印度邊界的勢力。當年僅33歲的他於公元前323年去世後，西亞細亞的控制權落入亞歷山大的將軍手中。將軍塞琉古一世（Seleucus I，公元前312–280年）控制了小亞細亞的南部、敘利亞地區、美索不達米亞，並向東延伸至印度邊界。因此，敘利亞落入了希臘化統治者塞琉古的影響之下，他在安提阿建立了一個新的首都。</w:t>
+      </w:r>
+    </w:p>
+    <w:p>
+      <w:pPr/>
+      <w:r>
+        <w:rPr>
+          <w:lang w:val="zh_TW" w:bidi="zh_TW"/>
+        </w:rPr>
+      </w:r>
+      <w:r>
+        <w:rPr>
+          <w:lang w:val="zh_TW" w:bidi="zh_TW"/>
+        </w:rPr>
+        <w:t>再往西，羅馬正在崛起並將目光投向東方。龐培將軍擊敗了本都年輕的王米特里達梯（Mithridates），並著手摧毀塞琉古王國的殘餘勢力。敘利亞的西部地區在公元前64年被劃為羅馬省。龐培最終進入巴勒斯坦，該地在公元前63年落入羅馬的控制之下。</w:t>
+      </w:r>
+    </w:p>
+    <w:p>
+      <w:pPr/>
+      <w:r>
+        <w:rPr>
+          <w:lang w:val="zh_TW" w:bidi="zh_TW"/>
+        </w:rPr>
+      </w:r>
+      <w:r>
+        <w:rPr>
+          <w:lang w:val="zh_TW" w:bidi="zh_TW"/>
+        </w:rPr>
+        <w:t>羅馬的敘利亞省包括基利家，這是位於小亞細亞東南角的條形領土。北部邊界延伸到幼發拉底河，邊界向南一直延伸到大馬士革，然後向西轉，約在死海中途，繼續向西到地中海。敘利亞的西部邊界是地中海，直到亞歷山大港灣，然後向西。敘利亞省和基利家省（</w:t>
+      </w:r>
+      <w:hyperlink r:id="rId49">
+        <w:r>
+          <w:rPr>
+            <w:lang w:val="zh_TW" w:bidi="zh_TW"/>
+          </w:rPr>
+          <w:rPr>
+            <w:color w:val="0000EE"/>
+            <w:u w:val="single"/>
+          </w:rPr>
+          <w:t>使徒行傳15:23、41</w:t>
+        </w:r>
+      </w:hyperlink>
+      <w:r>
+        <w:rPr>
+          <w:lang w:val="zh_TW" w:bidi="zh_TW"/>
+        </w:rPr>
+        <w:t>；</w:t>
+      </w:r>
+      <w:hyperlink r:id="rId50">
+        <w:r>
+          <w:rPr>
+            <w:lang w:val="zh_TW" w:bidi="zh_TW"/>
+          </w:rPr>
+          <w:rPr>
+            <w:color w:val="0000EE"/>
+            <w:u w:val="single"/>
+          </w:rPr>
+          <w:t>加拉太書1:21</w:t>
+        </w:r>
+      </w:hyperlink>
+      <w:r>
+        <w:rPr>
+          <w:lang w:val="zh_TW" w:bidi="zh_TW"/>
+        </w:rPr>
+        <w:t>）由一位帝國將軍（</w:t>
+      </w:r>
+      <w:r>
+        <w:rPr>
           <w:i/>
           <w:lang w:val="zh_TW" w:bidi="zh_TW"/>
         </w:rPr>
+        <w:t>legatis</w:t>
+      </w:r>
+      <w:r>
+        <w:rPr>
+          <w:lang w:val="zh_TW" w:bidi="zh_TW"/>
+        </w:rPr>
+        <w:t>）統治，他指揮著一支強大的軍團部隊。這樣的一位巡撫居里扭（Quirinius），在凱撒奧古斯都的人口普查時期統治敘利亞；這次人口普查使約瑟和馬利亞來到伯利恆，在那裡耶穌誕生了（</w:t>
+      </w:r>
+      <w:hyperlink r:id="rId51">
+        <w:r>
+          <w:rPr>
+            <w:lang w:val="zh_TW" w:bidi="zh_TW"/>
+          </w:rPr>
+          <w:rPr>
+            <w:color w:val="0000EE"/>
+            <w:u w:val="single"/>
+          </w:rPr>
+          <w:t>路加福音2:2</w:t>
+        </w:r>
+      </w:hyperlink>
+      <w:r>
+        <w:rPr>
+          <w:lang w:val="zh_TW" w:bidi="zh_TW"/>
+        </w:rPr>
+        <w:t>）。</w:t>
+      </w:r>
+    </w:p>
+    <w:p>
+      <w:pPr/>
+      <w:r>
+        <w:rPr>
+          <w:lang w:val="zh_TW" w:bidi="zh_TW"/>
+        </w:rPr>
+      </w:r>
+      <w:r>
+        <w:rPr>
+          <w:lang w:val="zh_TW" w:bidi="zh_TW"/>
+        </w:rPr>
+        <w:t>在接下來的幾個世紀中，大馬士革的人口被基督教化，基督教傳播到羅馬的敘利亞省，形成了至今仍存在的古敘利亞教會。那裡留下了用亞蘭文寫成的基督教文學的非凡遺產。古老的亞蘭文仍然存在，雖然使用了修改過的字母來書寫。</w:t>
+      </w:r>
+    </w:p>
+    <w:p>
+      <w:pPr/>
+      <w:r>
+        <w:rPr>
+          <w:lang w:val="zh_TW" w:bidi="zh_TW"/>
+        </w:rPr>
+      </w:r>
+      <w:r>
+        <w:rPr>
+          <w:lang w:val="zh_TW" w:bidi="zh_TW"/>
+        </w:rPr>
+        <w:t>七世紀伊斯蘭教興起，導致敘利亞教會明顯削弱，不過它從未被完全摧毀。散居的亞蘭文使用者群體仍然在敘利亞的部分地區生存，而現代考古工作已經使許多基督教教堂的遺跡重見光明。</w:t>
+      </w:r>
+    </w:p>
+    <w:p>
+      <w:pPr>
+        <w:pStyle w:val="Heading3"/>
+      </w:pPr>
+      <w:r>
+        <w:rPr>
+          <w:lang w:val="zh_TW" w:bidi="zh_TW"/>
+        </w:rPr>
+        <w:t>語言與文化</w:t>
+      </w:r>
+    </w:p>
+    <w:p>
+      <w:pPr/>
+      <w:r>
+        <w:rPr>
+          <w:lang w:val="zh_TW" w:bidi="zh_TW"/>
+        </w:rPr>
+      </w:r>
+      <w:r>
+        <w:rPr>
+          <w:lang w:val="zh_TW" w:bidi="zh_TW"/>
+        </w:rPr>
+        <w:t>亞蘭文是亞蘭人的語言，目前已發現許多銘文。以色列人採用了亞蘭文字母，該語言成為整個近東外交和行政的國際語言。在波斯時期，從埃及到印度，它是通用語言，在耶穌的時代廣泛使用於巴勒斯坦。「</w:t>
+      </w:r>
+      <w:r>
+        <w:rPr>
+          <w:lang w:val="zh_TW" w:bidi="zh_TW"/>
+        </w:rPr>
+        <w:t>大利大，古米〔</w:t>
+      </w:r>
+      <w:r>
+        <w:rPr>
+          <w:i/>
+          <w:lang w:val="zh_TW" w:bidi="zh_TW"/>
+        </w:rPr>
+        <w:t>talitha cumi</w:t>
+      </w:r>
+      <w:r>
+        <w:rPr>
+          <w:lang w:val="zh_TW" w:bidi="zh_TW"/>
+        </w:rPr>
+        <w:t>〕</w:t>
+      </w:r>
+      <w:r>
+        <w:rPr>
+          <w:lang w:val="zh_TW" w:bidi="zh_TW"/>
+        </w:rPr>
+        <w:t>」（</w:t>
+      </w:r>
+      <w:hyperlink r:id="rId52">
+        <w:r>
+          <w:rPr>
+            <w:lang w:val="zh_TW" w:bidi="zh_TW"/>
+          </w:rPr>
+          <w:rPr>
+            <w:color w:val="0000EE"/>
+            <w:u w:val="single"/>
+          </w:rPr>
+          <w:t>馬可福音5:41</w:t>
+        </w:r>
+      </w:hyperlink>
+      <w:r>
+        <w:rPr>
+          <w:lang w:val="zh_TW" w:bidi="zh_TW"/>
+        </w:rPr>
+        <w:t>）和「主必要來</w:t>
+      </w:r>
+      <w:r>
+        <w:rPr>
+          <w:lang w:val="zh_TW" w:bidi="zh_TW"/>
+        </w:rPr>
+        <w:t>〔</w:t>
+      </w:r>
+      <w:r>
+        <w:rPr>
+          <w:i/>
+          <w:lang w:val="zh_TW" w:bidi="zh_TW"/>
+        </w:rPr>
+        <w:t>marana tha</w:t>
+      </w:r>
+      <w:r>
+        <w:rPr>
+          <w:lang w:val="zh_TW" w:bidi="zh_TW"/>
+        </w:rPr>
+        <w:t>〕</w:t>
+      </w:r>
+      <w:r>
+        <w:rPr>
+          <w:lang w:val="zh_TW" w:bidi="zh_TW"/>
+        </w:rPr>
+        <w:t>」（</w:t>
+      </w:r>
+      <w:hyperlink r:id="rId53">
+        <w:r>
+          <w:rPr>
+            <w:lang w:val="zh_TW" w:bidi="zh_TW"/>
+          </w:rPr>
+          <w:rPr>
+            <w:color w:val="0000EE"/>
+            <w:u w:val="single"/>
+          </w:rPr>
+          <w:t>哥林多前書16:22</w:t>
+        </w:r>
+      </w:hyperlink>
+      <w:r>
+        <w:rPr>
+          <w:lang w:val="zh_TW" w:bidi="zh_TW"/>
+        </w:rPr>
+        <w:t>）是亞蘭文。</w:t>
+      </w:r>
+    </w:p>
+    <w:p>
+      <w:pPr/>
+      <w:r>
+        <w:rPr>
+          <w:lang w:val="zh_TW" w:bidi="zh_TW"/>
+        </w:rPr>
+      </w:r>
+      <w:r>
+        <w:rPr>
+          <w:lang w:val="zh_TW" w:bidi="zh_TW"/>
+        </w:rPr>
+        <w:t>在許多地點的發掘提供了對亞蘭建築、雕塑、陶器和其他藝術的良好了解。亞蘭人的宗教是多神教。人們也崇拜許多外國神祇。主要的亞蘭神祇是古代西閃族的風暴神哈大（Hadad）。在猶大的亞哈斯時代，當基於大馬士革</w:t>
+      </w:r>
+      <w:r>
+        <w:rPr>
+          <w:lang w:val="zh_TW" w:bidi="zh_TW"/>
+        </w:rPr>
+        <w:t>規模樣式</w:t>
+      </w:r>
+      <w:r>
+        <w:rPr>
+          <w:lang w:val="zh_TW" w:bidi="zh_TW"/>
+        </w:rPr>
+        <w:t>的壇被放在聖殿時，大馬士革的崇拜被強加給耶路撒冷的百姓（</w:t>
+      </w:r>
+      <w:hyperlink r:id="rId54">
+        <w:r>
+          <w:rPr>
+            <w:lang w:val="zh_TW" w:bidi="zh_TW"/>
+          </w:rPr>
+          <w:rPr>
+            <w:color w:val="0000EE"/>
+            <w:u w:val="single"/>
+          </w:rPr>
+          <w:t>列王紀下16:10–13</w:t>
+        </w:r>
+      </w:hyperlink>
+      <w:r>
+        <w:rPr>
+          <w:lang w:val="zh_TW" w:bidi="zh_TW"/>
+        </w:rPr>
+        <w:t>）。被亞述統治者撒珥根（Sargon）擄到撒馬利亞的亞蘭人，則帶來了外國的亞蘭崇拜（</w:t>
+      </w:r>
+      <w:hyperlink r:id="rId55">
+        <w:r>
+          <w:rPr>
+            <w:lang w:val="zh_TW" w:bidi="zh_TW"/>
+          </w:rPr>
+          <w:rPr>
+            <w:color w:val="0000EE"/>
+            <w:u w:val="single"/>
+          </w:rPr>
+          <w:t>17:24–34</w:t>
+        </w:r>
+      </w:hyperlink>
+      <w:r>
+        <w:rPr>
+          <w:lang w:val="zh_TW" w:bidi="zh_TW"/>
+        </w:rPr>
+        <w:t>）。</w:t>
+      </w:r>
+    </w:p>
+    <w:p>
+      <w:pPr/>
+      <w:r>
+        <w:rPr>
+          <w:lang w:val="zh_TW" w:bidi="zh_TW"/>
+        </w:rPr>
+      </w:r>
+      <w:r>
+        <w:rPr>
+          <w:lang w:val="zh_TW" w:bidi="zh_TW"/>
+        </w:rPr>
+        <w:t>在亞蘭國家消失後的幾個世紀中，亞蘭文依然存活。基督教形式的亞蘭文，即敘利亞語，留下了大量的文學、歷史、神學、註釋、論文和翻譯作品，這些作品被小心地保存在古老的修道院圖書館中，尤其是在敘利亞北部、伊拉克北部和土耳其南部。</w:t>
+      </w:r>
+    </w:p>
+    <w:p>
+      <w:pPr/>
+      <w:r>
+        <w:rPr>
+          <w:lang w:val="zh_TW" w:bidi="zh_TW"/>
+        </w:rPr>
+      </w:r>
+      <w:r>
+        <w:rPr>
+          <w:i/>
+          <w:lang w:val="zh_TW" w:bidi="zh_TW"/>
+        </w:rPr>
         <w:t>另見</w:t>
       </w:r>
       <w:r>
@@ -946,31 +1954,7 @@
         <w:rPr>
           <w:lang w:val="zh_TW" w:bidi="zh_TW"/>
         </w:rPr>
-        <w:t>生命</w:t>
-      </w:r>
-      <w:r>
-        <w:rPr>
-          <w:lang w:val="zh_TW" w:bidi="zh_TW"/>
-        </w:rPr>
-        <w:t>；</w:t>
-      </w:r>
-      <w:r>
-        <w:rPr>
-          <w:lang w:val="zh_TW" w:bidi="zh_TW"/>
-        </w:rPr>
-        <w:t>新的創造，新的受造物</w:t>
-      </w:r>
-      <w:r>
-        <w:rPr>
-          <w:lang w:val="zh_TW" w:bidi="zh_TW"/>
-        </w:rPr>
-        <w:t>；</w:t>
-      </w:r>
-      <w:r>
-        <w:rPr>
-          <w:lang w:val="zh_TW" w:bidi="zh_TW"/>
-        </w:rPr>
-        <w:t>重生</w:t>
+        <w:t>亞蘭文</w:t>
       </w:r>
       <w:r>
         <w:rPr>

--- a/zht/docx/161.content.docx
+++ b/zht/docx/161.content.docx
@@ -19,7 +19,7 @@
         <w:rPr>
           <w:lang w:val="zh_TW" w:bidi="zh_TW"/>
         </w:rPr>
-        <w:t>Resource: Tyndale Open Bible Dictionary</w:t>
+        <w:t>Resource: Aquifer Open Bible Dictionary</w:t>
       </w:r>
       <w:r>
         <w:rPr>
@@ -112,7 +112,7 @@
         <w:rPr>
           <w:lang w:val="zh_TW" w:bidi="zh_TW"/>
         </w:rPr>
-        <w:t>Tyndale Open Bible Dictionary</w:t>
+        <w:t>Aquifer Open Bible Dictionary</w:t>
       </w:r>
     </w:p>
     <w:p>
@@ -149,7 +149,7 @@
         <w:rPr>
           <w:lang w:val="zh_TW" w:bidi="zh_TW"/>
         </w:rPr>
-        <w:t>tuan</w:t>
+        <w:t>tu</w:t>
       </w:r>
       <w:r>
         <w:rPr>
@@ -212,7 +212,7 @@
         <w:rPr>
           <w:lang w:val="zh_TW" w:bidi="zh_TW"/>
         </w:rPr>
-        <w:t>團契</w:t>
+        <w:t>土八‧該隱</w:t>
       </w:r>
       <w:r>
         <w:rPr>
@@ -231,18 +231,71 @@
         <w:rPr>
           <w:lang w:val="zh_TW" w:bidi="zh_TW"/>
         </w:rPr>
-        <w:t>團契指與神保持親密關係，並把這種關係與其他信徒一同分享。</w:t>
-      </w:r>
-    </w:p>
-    <w:p>
-      <w:pPr>
-        <w:pStyle w:val="Heading3"/>
-      </w:pPr>
-      <w:r>
-        <w:rPr>
-          <w:lang w:val="zh_TW" w:bidi="zh_TW"/>
-        </w:rPr>
-        <w:t>舊約聖經中的團契</w:t>
+        <w:t>拉麥和他的妻子洗拉的兒子（</w:t>
+      </w:r>
+      <w:hyperlink r:id="rId13">
+        <w:r>
+          <w:rPr>
+            <w:lang w:val="zh_TW" w:bidi="zh_TW"/>
+          </w:rPr>
+          <w:rPr>
+            <w:color w:val="0000EE"/>
+            <w:u w:val="single"/>
+          </w:rPr>
+          <w:t>創4:22</w:t>
+        </w:r>
+      </w:hyperlink>
+      <w:r>
+        <w:rPr>
+          <w:lang w:val="zh_TW" w:bidi="zh_TW"/>
+        </w:rPr>
+        <w:t>）。他是「打造各樣銅鐵利器的」。雖然文本並未聲稱他是第一位或所有鐵匠的「祖師」，但許多學者認為，文本原先與第</w:t>
+      </w:r>
+      <w:hyperlink r:id="rId14">
+        <w:r>
+          <w:rPr>
+            <w:lang w:val="zh_TW" w:bidi="zh_TW"/>
+          </w:rPr>
+          <w:rPr>
+            <w:color w:val="0000EE"/>
+            <w:u w:val="single"/>
+          </w:rPr>
+          <w:t>20</w:t>
+        </w:r>
+      </w:hyperlink>
+      <w:r>
+        <w:rPr>
+          <w:lang w:val="zh_TW" w:bidi="zh_TW"/>
+        </w:rPr>
+        <w:t>和</w:t>
+      </w:r>
+      <w:hyperlink r:id="rId15">
+        <w:r>
+          <w:rPr>
+            <w:lang w:val="zh_TW" w:bidi="zh_TW"/>
+          </w:rPr>
+          <w:rPr>
+            <w:color w:val="0000EE"/>
+            <w:u w:val="single"/>
+          </w:rPr>
+          <w:t>21</w:t>
+        </w:r>
+      </w:hyperlink>
+      <w:r>
+        <w:rPr>
+          <w:lang w:val="zh_TW" w:bidi="zh_TW"/>
+        </w:rPr>
+        <w:t>節呈平行，以暗示他是第一位。</w:t>
+      </w:r>
+      <w:r>
+        <w:rPr>
+          <w:lang w:val="zh_TW" w:bidi="zh_TW"/>
+        </w:rPr>
+      </w:r>
+      <w:r>
+        <w:rPr>
+          <w:lang w:val="zh_TW" w:bidi="zh_TW"/>
+        </w:rPr>
       </w:r>
     </w:p>
     <w:p>
@@ -252,47 +305,21 @@
           <w:lang w:val="zh_TW" w:bidi="zh_TW"/>
         </w:rPr>
       </w:r>
-      <w:r>
-        <w:rPr>
-          <w:lang w:val="zh_TW" w:bidi="zh_TW"/>
-        </w:rPr>
-        <w:t>起初，神把亞當安置在園中，讓他享受與神的友誼。當亞當和夏娃選擇獨立，不願活在神慈愛的看顧之下，他們與神的關係就破裂了。結果，亞當和夏娃躲避神（</w:t>
-      </w:r>
-      <w:hyperlink r:id="rId13">
-        <w:r>
-          <w:rPr>
-            <w:lang w:val="zh_TW" w:bidi="zh_TW"/>
-          </w:rPr>
-          <w:rPr>
-            <w:color w:val="0000EE"/>
-            <w:u w:val="single"/>
-          </w:rPr>
-          <w:t>創3:8</w:t>
-        </w:r>
-      </w:hyperlink>
-      <w:r>
-        <w:rPr>
-          <w:lang w:val="zh_TW" w:bidi="zh_TW"/>
-        </w:rPr>
-        <w:t>）。但神立刻尋找他們，並向他們宣告祂要透過救主的工作來拯救罪人的計劃（</w:t>
-      </w:r>
-      <w:hyperlink r:id="rId14">
-        <w:r>
-          <w:rPr>
-            <w:lang w:val="zh_TW" w:bidi="zh_TW"/>
-          </w:rPr>
-          <w:rPr>
-            <w:color w:val="0000EE"/>
-            <w:u w:val="single"/>
-          </w:rPr>
-          <w:t>3:15</w:t>
-        </w:r>
-      </w:hyperlink>
-      <w:r>
-        <w:rPr>
-          <w:lang w:val="zh_TW" w:bidi="zh_TW"/>
-        </w:rPr>
-        <w:t>）。</w:t>
+    </w:p>
+    <w:p>
+      <w:pPr>
+        <w:pStyle w:val="Heading2"/>
+      </w:pPr>
+      <w:r>
+        <w:rPr>
+          <w:lang w:val="zh_TW" w:bidi="zh_TW"/>
+        </w:rPr>
+        <w:t>土巴</w:t>
+      </w:r>
+      <w:r>
+        <w:rPr>
+          <w:lang w:val="zh_TW" w:bidi="zh_TW"/>
+        </w:rPr>
       </w:r>
     </w:p>
     <w:p>
@@ -306,9 +333,9 @@
         <w:rPr>
           <w:lang w:val="zh_TW" w:bidi="zh_TW"/>
         </w:rPr>
-        <w:t>舊約聖經記載，神如何開始讓特別的人與祂建立關係。經文把以諾描寫為與神同行的人（</w:t>
-      </w:r>
-      <w:hyperlink r:id="rId15">
+        <w:t>在列國表（table of nations）中，雅弗的第五個兒子 （</w:t>
+      </w:r>
+      <w:hyperlink r:id="rId16">
         <w:r>
           <w:rPr>
             <w:lang w:val="zh_TW" w:bidi="zh_TW"/>
@@ -317,16 +344,16 @@
             <w:color w:val="0000EE"/>
             <w:u w:val="single"/>
           </w:rPr>
-          <w:t>創5:22、24</w:t>
+          <w:t>創10:2</w:t>
         </w:r>
       </w:hyperlink>
       <w:r>
         <w:rPr>
           <w:lang w:val="zh_TW" w:bidi="zh_TW"/>
         </w:rPr>
-        <w:t>），挪亞也與神同行（</w:t>
-      </w:r>
-      <w:hyperlink r:id="rId16">
+        <w:t>；</w:t>
+      </w:r>
+      <w:hyperlink r:id="rId17">
         <w:r>
           <w:rPr>
             <w:lang w:val="zh_TW" w:bidi="zh_TW"/>
@@ -335,16 +362,16 @@
             <w:color w:val="0000EE"/>
             <w:u w:val="single"/>
           </w:rPr>
-          <w:t>6:9</w:t>
+          <w:t>代上1:5</w:t>
         </w:r>
       </w:hyperlink>
       <w:r>
         <w:rPr>
           <w:lang w:val="zh_TW" w:bidi="zh_TW"/>
         </w:rPr>
-        <w:t>），而經文稱以色列的先祖亞伯拉罕為「神的朋友」（</w:t>
-      </w:r>
-      <w:hyperlink r:id="rId17">
+        <w:t>）。土巴後來在以賽亞和以西結的先知預言中具有重要意義，被列為因威脅神子民而將受審判的國家之一（</w:t>
+      </w:r>
+      <w:hyperlink r:id="rId18">
         <w:r>
           <w:rPr>
             <w:lang w:val="zh_TW" w:bidi="zh_TW"/>
@@ -353,16 +380,16 @@
             <w:color w:val="0000EE"/>
             <w:u w:val="single"/>
           </w:rPr>
-          <w:t>雅2:23</w:t>
+          <w:t>賽66:19</w:t>
         </w:r>
       </w:hyperlink>
       <w:r>
         <w:rPr>
           <w:lang w:val="zh_TW" w:bidi="zh_TW"/>
         </w:rPr>
-        <w:t>）。在舊約聖經中，沒有人像摩西那樣，與神有如此親密的關係，他在西奈山上與神相會四十天（</w:t>
-      </w:r>
-      <w:hyperlink r:id="rId18">
+        <w:t>；</w:t>
+      </w:r>
+      <w:hyperlink r:id="rId19">
         <w:r>
           <w:rPr>
             <w:lang w:val="zh_TW" w:bidi="zh_TW"/>
@@ -371,16 +398,16 @@
             <w:color w:val="0000EE"/>
             <w:u w:val="single"/>
           </w:rPr>
-          <w:t>出24章</w:t>
+          <w:t>結27:13</w:t>
         </w:r>
       </w:hyperlink>
       <w:r>
         <w:rPr>
           <w:lang w:val="zh_TW" w:bidi="zh_TW"/>
         </w:rPr>
-        <w:t>）。後來，大衛寫下許多詩篇，展現出與神深深連結的心（</w:t>
-      </w:r>
-      <w:hyperlink r:id="rId19">
+        <w:t>，</w:t>
+      </w:r>
+      <w:hyperlink r:id="rId20">
         <w:r>
           <w:rPr>
             <w:lang w:val="zh_TW" w:bidi="zh_TW"/>
@@ -389,10 +416,16 @@
             <w:color w:val="0000EE"/>
             <w:u w:val="single"/>
           </w:rPr>
-          <w:t>詩16、</w:t>
+          <w:t>32:26</w:t>
         </w:r>
       </w:hyperlink>
-      <w:hyperlink r:id="rId20">
+      <w:r>
+        <w:rPr>
+          <w:lang w:val="zh_TW" w:bidi="zh_TW"/>
+        </w:rPr>
+        <w:t>，</w:t>
+      </w:r>
+      <w:hyperlink r:id="rId21">
         <w:r>
           <w:rPr>
             <w:lang w:val="zh_TW" w:bidi="zh_TW"/>
@@ -401,10 +434,16 @@
             <w:color w:val="0000EE"/>
             <w:u w:val="single"/>
           </w:rPr>
-          <w:t>34、</w:t>
+          <w:t>38:2–3</w:t>
         </w:r>
       </w:hyperlink>
-      <w:hyperlink r:id="rId21">
+      <w:r>
+        <w:rPr>
+          <w:lang w:val="zh_TW" w:bidi="zh_TW"/>
+        </w:rPr>
+        <w:t>，</w:t>
+      </w:r>
+      <w:hyperlink r:id="rId22">
         <w:r>
           <w:rPr>
             <w:lang w:val="zh_TW" w:bidi="zh_TW"/>
@@ -413,10 +452,16 @@
             <w:color w:val="0000EE"/>
             <w:u w:val="single"/>
           </w:rPr>
-          <w:t>40、</w:t>
+          <w:t>39:1</w:t>
         </w:r>
       </w:hyperlink>
-      <w:hyperlink r:id="rId22">
+      <w:r>
+        <w:rPr>
+          <w:lang w:val="zh_TW" w:bidi="zh_TW"/>
+        </w:rPr>
+        <w:t>）。土巴通常與雅完和米設並列，被描述為北方國家或沿海地區的國家（</w:t>
+      </w:r>
+      <w:hyperlink r:id="rId18">
         <w:r>
           <w:rPr>
             <w:lang w:val="zh_TW" w:bidi="zh_TW"/>
@@ -425,25 +470,60 @@
             <w:color w:val="0000EE"/>
             <w:u w:val="single"/>
           </w:rPr>
-          <w:t>63篇</w:t>
+          <w:t>賽66:19</w:t>
         </w:r>
       </w:hyperlink>
       <w:r>
         <w:rPr>
           <w:lang w:val="zh_TW" w:bidi="zh_TW"/>
         </w:rPr>
-        <w:t>）。</w:t>
-      </w:r>
-    </w:p>
-    <w:p>
-      <w:pPr>
-        <w:pStyle w:val="Heading3"/>
-      </w:pPr>
-      <w:r>
-        <w:rPr>
-          <w:lang w:val="zh_TW" w:bidi="zh_TW"/>
-        </w:rPr>
-        <w:t>新約聖經中的團契</w:t>
+        <w:t>；</w:t>
+      </w:r>
+      <w:hyperlink r:id="rId23">
+        <w:r>
+          <w:rPr>
+            <w:lang w:val="zh_TW" w:bidi="zh_TW"/>
+          </w:rPr>
+          <w:rPr>
+            <w:color w:val="0000EE"/>
+            <w:u w:val="single"/>
+          </w:rPr>
+          <w:t>結38:2</w:t>
+        </w:r>
+      </w:hyperlink>
+      <w:r>
+        <w:rPr>
+          <w:lang w:val="zh_TW" w:bidi="zh_TW"/>
+        </w:rPr>
+        <w:t>）。土巴曾與泰爾進行貿易（</w:t>
+      </w:r>
+      <w:hyperlink r:id="rId19">
+        <w:r>
+          <w:rPr>
+            <w:lang w:val="zh_TW" w:bidi="zh_TW"/>
+          </w:rPr>
+          <w:rPr>
+            <w:color w:val="0000EE"/>
+            <w:u w:val="single"/>
+          </w:rPr>
+          <w:t>結27:13</w:t>
+        </w:r>
+      </w:hyperlink>
+      <w:r>
+        <w:rPr>
+          <w:lang w:val="zh_TW" w:bidi="zh_TW"/>
+        </w:rPr>
+        <w:t>），這一事實支持了土巴位於沿海地區的假設。除了這些簡略的證據外，目前很難確定土巴精確的民族身分或地理位置。它曾被辨識為西古提人（Scythians）、伊比利亞人（Iberians）、黑海與里海（Caspian Sea）之間的地區、帖撒利（Thessaly），以及各種赫人部落。</w:t>
+      </w:r>
+      <w:r>
+        <w:rPr>
+          <w:lang w:val="zh_TW" w:bidi="zh_TW"/>
+        </w:rPr>
+      </w:r>
+      <w:r>
+        <w:rPr>
+          <w:lang w:val="zh_TW" w:bidi="zh_TW"/>
+        </w:rPr>
       </w:r>
     </w:p>
     <w:p>
@@ -453,101 +533,21 @@
           <w:lang w:val="zh_TW" w:bidi="zh_TW"/>
         </w:rPr>
       </w:r>
-      <w:r>
-        <w:rPr>
-          <w:lang w:val="zh_TW" w:bidi="zh_TW"/>
-        </w:rPr>
-        <w:t>因為耶穌在十架上所成就的工作，神如今住在每一位信徒心裡 （</w:t>
-      </w:r>
-      <w:hyperlink r:id="rId23">
-        <w:r>
-          <w:rPr>
-            <w:lang w:val="zh_TW" w:bidi="zh_TW"/>
-          </w:rPr>
-          <w:rPr>
-            <w:color w:val="0000EE"/>
-            <w:u w:val="single"/>
-          </w:rPr>
-          <w:t>約14:23</w:t>
-        </w:r>
-      </w:hyperlink>
-      <w:r>
-        <w:rPr>
-          <w:lang w:val="zh_TW" w:bidi="zh_TW"/>
-        </w:rPr>
-        <w:t>）。因此在新約之下，我們所擁有的關係，是信徒與耶穌之間那重要且屬靈的連結（</w:t>
-      </w:r>
-      <w:hyperlink r:id="rId24">
-        <w:r>
-          <w:rPr>
-            <w:lang w:val="zh_TW" w:bidi="zh_TW"/>
-          </w:rPr>
-          <w:rPr>
-            <w:color w:val="0000EE"/>
-            <w:u w:val="single"/>
-          </w:rPr>
-          <w:t>14:20–21</w:t>
-        </w:r>
-      </w:hyperlink>
-      <w:r>
-        <w:rPr>
-          <w:lang w:val="zh_TW" w:bidi="zh_TW"/>
-        </w:rPr>
-        <w:t>）。與神建立關係是基督徒生命的目標（</w:t>
-      </w:r>
-      <w:hyperlink r:id="rId25">
-        <w:r>
-          <w:rPr>
-            <w:lang w:val="zh_TW" w:bidi="zh_TW"/>
-          </w:rPr>
-          <w:rPr>
-            <w:color w:val="0000EE"/>
-            <w:u w:val="single"/>
-          </w:rPr>
-          <w:t>約一1:3</w:t>
-        </w:r>
-      </w:hyperlink>
-      <w:r>
-        <w:rPr>
-          <w:lang w:val="zh_TW" w:bidi="zh_TW"/>
-        </w:rPr>
-        <w:t>），而當我們與救主「面對面」（</w:t>
-      </w:r>
-      <w:hyperlink r:id="rId26">
-        <w:r>
-          <w:rPr>
-            <w:lang w:val="zh_TW" w:bidi="zh_TW"/>
-          </w:rPr>
-          <w:rPr>
-            <w:color w:val="0000EE"/>
-            <w:u w:val="single"/>
-          </w:rPr>
-          <w:t>林前13:12</w:t>
-        </w:r>
-      </w:hyperlink>
-      <w:r>
-        <w:rPr>
-          <w:lang w:val="zh_TW" w:bidi="zh_TW"/>
-        </w:rPr>
-        <w:t>）時，這關係就會變得成全，直到永遠。那時，神要永遠與祂的百姓同住（</w:t>
-      </w:r>
-      <w:hyperlink r:id="rId27">
-        <w:r>
-          <w:rPr>
-            <w:lang w:val="zh_TW" w:bidi="zh_TW"/>
-          </w:rPr>
-          <w:rPr>
-            <w:color w:val="0000EE"/>
-            <w:u w:val="single"/>
-          </w:rPr>
-          <w:t>啟21:3</w:t>
-        </w:r>
-      </w:hyperlink>
-      <w:r>
-        <w:rPr>
-          <w:lang w:val="zh_TW" w:bidi="zh_TW"/>
-        </w:rPr>
-        <w:t>）。</w:t>
+    </w:p>
+    <w:p>
+      <w:pPr>
+        <w:pStyle w:val="Heading2"/>
+      </w:pPr>
+      <w:r>
+        <w:rPr>
+          <w:lang w:val="zh_TW" w:bidi="zh_TW"/>
+        </w:rPr>
+        <w:t>土地</w:t>
+      </w:r>
+      <w:r>
+        <w:rPr>
+          <w:lang w:val="zh_TW" w:bidi="zh_TW"/>
+        </w:rPr>
       </w:r>
     </w:p>
     <w:p>
@@ -561,25 +561,7 @@
         <w:rPr>
           <w:lang w:val="zh_TW" w:bidi="zh_TW"/>
         </w:rPr>
-        <w:t>福音的好消息恢復我們與神的關係，也恢復信徒彼此之間的關係。耶穌與門徒共進最後的晚餐，顯出我們與神的關係如何連結我們與其他人的關係（</w:t>
-      </w:r>
-      <w:hyperlink r:id="rId28">
-        <w:r>
-          <w:rPr>
-            <w:lang w:val="zh_TW" w:bidi="zh_TW"/>
-          </w:rPr>
-          <w:rPr>
-            <w:color w:val="0000EE"/>
-            <w:u w:val="single"/>
-          </w:rPr>
-          <w:t>可14:22–25</w:t>
-        </w:r>
-      </w:hyperlink>
-      <w:r>
-        <w:rPr>
-          <w:lang w:val="zh_TW" w:bidi="zh_TW"/>
-        </w:rPr>
-        <w:t>）。耶穌與門徒在樓房分享那特別的筵席；耶穌與跟隨祂的人以深切的愛和委身彼此相連。後來，門徒因共同忠於耶穌，他們的心就更緊密聯合起來。在耶穌釘十字架和聖靈降臨之後，教會就此誕生。教會是新的群體，這群人與神建立關係，也彼此建立關係。</w:t>
+        <w:t>人與土地的關係是舊約聖經中的重要主題。在創世記裡，地與旱地被造，成為人居住並與神相交的地方。人被賦予管理大地、治理動物的任務，好使自己的需要得以滿足，並將榮耀歸給造物主。然而，自從人墮落之後，他們不僅與神和彼此隔絕，也與他們所居住的土地隔絕。他們被趕出伊甸園，大地也受咒詛。他們不得不汗流滿面地勞苦，才能制服土地並維持生計，因為收成被荊棘和蒺藜所阻。</w:t>
       </w:r>
     </w:p>
     <w:p>
@@ -593,9 +575,9 @@
         <w:rPr>
           <w:lang w:val="zh_TW" w:bidi="zh_TW"/>
         </w:rPr>
-        <w:t>使徒行傳的開首幾章，顯出初代基督徒之間深厚的友誼。信徒在家中聚集，一同領受教導、團契、主的晚餐和禱告（</w:t>
-      </w:r>
-      <w:hyperlink r:id="rId29">
+        <w:t>該隱殺了他的弟弟之後，受到刑罰，要承受更嚴重的土地咒詛。神告訴他，即使他辛苦勞作，土地也不會為他效力，迫使他漂流無定。該隱失去永久的居所，被剝奪享受安息與昌盛的機會。該隱因為犯罪，無法實現他對「歸屬之地」的渴望。（</w:t>
+      </w:r>
+      <w:hyperlink r:id="rId24">
         <w:r>
           <w:rPr>
             <w:lang w:val="zh_TW" w:bidi="zh_TW"/>
@@ -604,73 +586,7 @@
             <w:color w:val="0000EE"/>
             <w:u w:val="single"/>
           </w:rPr>
-          <w:t>徒2:42、46</w:t>
-        </w:r>
-      </w:hyperlink>
-      <w:r>
-        <w:rPr>
-          <w:lang w:val="zh_TW" w:bidi="zh_TW"/>
-        </w:rPr>
-        <w:t>）。基督徒的合一意識強烈，甚至願意彼此分享所有財物，把這些物品分給有需要的弟兄姊妹（</w:t>
-      </w:r>
-      <w:hyperlink r:id="rId30">
-        <w:r>
-          <w:rPr>
-            <w:lang w:val="zh_TW" w:bidi="zh_TW"/>
-          </w:rPr>
-          <w:rPr>
-            <w:color w:val="0000EE"/>
-            <w:u w:val="single"/>
-          </w:rPr>
-          <w:t>2:44–45，</w:t>
-        </w:r>
-      </w:hyperlink>
-      <w:hyperlink r:id="rId31">
-        <w:r>
-          <w:rPr>
-            <w:lang w:val="zh_TW" w:bidi="zh_TW"/>
-          </w:rPr>
-          <w:rPr>
-            <w:color w:val="0000EE"/>
-            <w:u w:val="single"/>
-          </w:rPr>
-          <w:t>4:32–35</w:t>
-        </w:r>
-      </w:hyperlink>
-      <w:r>
-        <w:rPr>
-          <w:lang w:val="zh_TW" w:bidi="zh_TW"/>
-        </w:rPr>
-        <w:t>）。或許，這個初代基督徒團契的最大特色，就是信徒彼此相愛（</w:t>
-      </w:r>
-      <w:hyperlink r:id="rId32">
-        <w:r>
-          <w:rPr>
-            <w:lang w:val="zh_TW" w:bidi="zh_TW"/>
-          </w:rPr>
-          <w:rPr>
-            <w:color w:val="0000EE"/>
-            <w:u w:val="single"/>
-          </w:rPr>
-          <w:t>帖前4:9</w:t>
-        </w:r>
-      </w:hyperlink>
-      <w:r>
-        <w:rPr>
-          <w:lang w:val="zh_TW" w:bidi="zh_TW"/>
-        </w:rPr>
-        <w:t>；</w:t>
-      </w:r>
-      <w:hyperlink r:id="rId33">
-        <w:r>
-          <w:rPr>
-            <w:lang w:val="zh_TW" w:bidi="zh_TW"/>
-          </w:rPr>
-          <w:rPr>
-            <w:color w:val="0000EE"/>
-            <w:u w:val="single"/>
-          </w:rPr>
-          <w:t>彼前1:22</w:t>
+          <w:t>創4:12</w:t>
         </w:r>
       </w:hyperlink>
       <w:r>
@@ -691,9 +607,9 @@
         <w:rPr>
           <w:lang w:val="zh_TW" w:bidi="zh_TW"/>
         </w:rPr>
-        <w:t>保羅出於愛心，在外邦各教會推動捐獻，要幫助在耶路撒冷生活困難的信徒。</w:t>
-      </w:r>
-      <w:hyperlink r:id="rId34">
+        <w:t>洪水之後，神因著審判極其邪惡的人而毀滅世界，但人又再一次惹動神的忿怒；人建造巴別塔，是要在不依靠神的情況下高舉人的能力。於是神介入，使人的語言混亂，並「使眾人分散在全地上」（</w:t>
+      </w:r>
+      <w:hyperlink r:id="rId25">
         <w:r>
           <w:rPr>
             <w:lang w:val="zh_TW" w:bidi="zh_TW"/>
@@ -702,16 +618,16 @@
             <w:color w:val="0000EE"/>
             <w:u w:val="single"/>
           </w:rPr>
-          <w:t>羅馬書十五章26節</w:t>
+          <w:t>11:9</w:t>
         </w:r>
       </w:hyperlink>
       <w:r>
         <w:rPr>
           <w:lang w:val="zh_TW" w:bidi="zh_TW"/>
         </w:rPr>
-        <w:t>提到馬其頓和亞該亞的眾教會的捐獻。保羅用希臘文裡通常譯為「團契」的常見詞語，來形容這種「捐項」。同樣，腓立比教會與保羅所分享的團契，也以支持使徒工作的捐獻具體表達出來（</w:t>
-      </w:r>
-      <w:hyperlink r:id="rId35">
+        <w:t>）。</w:t>
+      </w:r>
+      <w:hyperlink r:id="rId26">
         <w:r>
           <w:rPr>
             <w:lang w:val="zh_TW" w:bidi="zh_TW"/>
@@ -720,26 +636,25 @@
             <w:color w:val="0000EE"/>
             <w:u w:val="single"/>
           </w:rPr>
-          <w:t>腓1:5，</w:t>
+          <w:t>創世記一至十一章</w:t>
         </w:r>
       </w:hyperlink>
-      <w:hyperlink r:id="rId36">
-        <w:r>
-          <w:rPr>
-            <w:lang w:val="zh_TW" w:bidi="zh_TW"/>
-          </w:rPr>
-          <w:rPr>
-            <w:color w:val="0000EE"/>
-            <w:u w:val="single"/>
-          </w:rPr>
-          <w:t>4:14–15</w:t>
-        </w:r>
-      </w:hyperlink>
-      <w:r>
-        <w:rPr>
-          <w:lang w:val="zh_TW" w:bidi="zh_TW"/>
-        </w:rPr>
-        <w:t>）。</w:t>
+      <w:r>
+        <w:rPr>
+          <w:lang w:val="zh_TW" w:bidi="zh_TW"/>
+        </w:rPr>
+        <w:t>的敘事呈現出一個連續的脈絡：人因著罪與悖逆，不斷失去土地，並承受隨之而來的匱乏。</w:t>
+      </w:r>
+    </w:p>
+    <w:p>
+      <w:pPr>
+        <w:pStyle w:val="Heading3"/>
+      </w:pPr>
+      <w:r>
+        <w:rPr>
+          <w:lang w:val="zh_TW" w:bidi="zh_TW"/>
+        </w:rPr>
+        <w:t>土地與亞伯拉罕之約</w:t>
       </w:r>
     </w:p>
     <w:p>
@@ -753,9 +668,9 @@
         <w:rPr>
           <w:lang w:val="zh_TW" w:bidi="zh_TW"/>
         </w:rPr>
-        <w:t>聖經用多種意象，描述早期教會彼此相連的生命。首先，經文稱教會為「神的家」（</w:t>
-      </w:r>
-      <w:hyperlink r:id="rId37">
+        <w:t>在亞伯拉罕的時代，神介入人類歷史，為一群分別出來歸於自己的人，預備一個特別的家園。在這裡，聖經中首次提到應許之地的主題。神對亞伯拉罕說：「你要離開本地、本族、父家，往我所要指示你的地去。我必叫你成為大國」（</w:t>
+      </w:r>
+      <w:hyperlink r:id="rId27">
         <w:r>
           <w:rPr>
             <w:lang w:val="zh_TW" w:bidi="zh_TW"/>
@@ -764,16 +679,16 @@
             <w:color w:val="0000EE"/>
             <w:u w:val="single"/>
           </w:rPr>
-          <w:t>弗2:19</w:t>
+          <w:t>創12:1–2</w:t>
         </w:r>
       </w:hyperlink>
       <w:r>
         <w:rPr>
           <w:lang w:val="zh_TW" w:bidi="zh_TW"/>
         </w:rPr>
-        <w:t>；</w:t>
-      </w:r>
-      <w:hyperlink r:id="rId38">
+        <w:t>）。這個應許在</w:t>
+      </w:r>
+      <w:hyperlink r:id="rId28">
         <w:r>
           <w:rPr>
             <w:lang w:val="zh_TW" w:bidi="zh_TW"/>
@@ -782,16 +697,16 @@
             <w:color w:val="0000EE"/>
             <w:u w:val="single"/>
           </w:rPr>
-          <w:t>提前3:15</w:t>
+          <w:t>創十二章7節</w:t>
         </w:r>
       </w:hyperlink>
       <w:r>
         <w:rPr>
           <w:lang w:val="zh_TW" w:bidi="zh_TW"/>
         </w:rPr>
-        <w:t>），或「信徒一家」（</w:t>
-      </w:r>
-      <w:hyperlink r:id="rId39">
+        <w:t>，</w:t>
+      </w:r>
+      <w:hyperlink r:id="rId29">
         <w:r>
           <w:rPr>
             <w:lang w:val="zh_TW" w:bidi="zh_TW"/>
@@ -800,16 +715,16 @@
             <w:color w:val="0000EE"/>
             <w:u w:val="single"/>
           </w:rPr>
-          <w:t>加6:10</w:t>
+          <w:t>十三章14至18節</w:t>
         </w:r>
       </w:hyperlink>
       <w:r>
         <w:rPr>
           <w:lang w:val="zh_TW" w:bidi="zh_TW"/>
         </w:rPr>
-        <w:t>）。在神的家裡，愛與款待應成為生活常態（</w:t>
-      </w:r>
-      <w:hyperlink r:id="rId40">
+        <w:t>，</w:t>
+      </w:r>
+      <w:hyperlink r:id="rId30">
         <w:r>
           <w:rPr>
             <w:lang w:val="zh_TW" w:bidi="zh_TW"/>
@@ -818,16 +733,16 @@
             <w:color w:val="0000EE"/>
             <w:u w:val="single"/>
           </w:rPr>
-          <w:t>來13:1–2</w:t>
+          <w:t>十五章7至21節</w:t>
         </w:r>
       </w:hyperlink>
       <w:r>
         <w:rPr>
           <w:lang w:val="zh_TW" w:bidi="zh_TW"/>
         </w:rPr>
-        <w:t>）。聖經也把教會描繪為在地上的神家（</w:t>
-      </w:r>
-      <w:hyperlink r:id="rId41">
+        <w:t>，</w:t>
+      </w:r>
+      <w:hyperlink r:id="rId31">
         <w:r>
           <w:rPr>
             <w:lang w:val="zh_TW" w:bidi="zh_TW"/>
@@ -836,16 +751,16 @@
             <w:color w:val="0000EE"/>
             <w:u w:val="single"/>
           </w:rPr>
-          <w:t>弗3:15</w:t>
+          <w:t>十七章7至8節</w:t>
         </w:r>
       </w:hyperlink>
       <w:r>
         <w:rPr>
           <w:lang w:val="zh_TW" w:bidi="zh_TW"/>
         </w:rPr>
-        <w:t>），其中神就是父，信徒就是祂忠心的兒女。神的家應以愛、恩慈、憐憫和謙卑為生活方式（</w:t>
-      </w:r>
-      <w:hyperlink r:id="rId42">
+        <w:t>中進一步擴展。神告訴亞伯拉罕，他的後裔要以迦南地「永遠為業」（</w:t>
+      </w:r>
+      <w:hyperlink r:id="rId32">
         <w:r>
           <w:rPr>
             <w:lang w:val="zh_TW" w:bidi="zh_TW"/>
@@ -854,61 +769,14 @@
             <w:color w:val="0000EE"/>
             <w:u w:val="single"/>
           </w:rPr>
-          <w:t>腓2:1–4</w:t>
+          <w:t>17:8</w:t>
         </w:r>
       </w:hyperlink>
       <w:r>
         <w:rPr>
           <w:lang w:val="zh_TW" w:bidi="zh_TW"/>
         </w:rPr>
-        <w:t>）。最後，經文形容基督徒的團契為「一個新人」或「一體」（</w:t>
-      </w:r>
-      <w:hyperlink r:id="rId43">
-        <w:r>
-          <w:rPr>
-            <w:lang w:val="zh_TW" w:bidi="zh_TW"/>
-          </w:rPr>
-          <w:rPr>
-            <w:color w:val="0000EE"/>
-            <w:u w:val="single"/>
-          </w:rPr>
-          <w:t>弗2:15–16</w:t>
-        </w:r>
-      </w:hyperlink>
-      <w:r>
-        <w:rPr>
-          <w:lang w:val="zh_TW" w:bidi="zh_TW"/>
-        </w:rPr>
-        <w:t>）。雖然這身體內有許多天然的差異，但聖靈把信徒聯合，使他們成為一個生命體（</w:t>
-      </w:r>
-      <w:hyperlink r:id="rId44">
-        <w:r>
-          <w:rPr>
-            <w:lang w:val="zh_TW" w:bidi="zh_TW"/>
-          </w:rPr>
-          <w:rPr>
-            <w:color w:val="0000EE"/>
-            <w:u w:val="single"/>
-          </w:rPr>
-          <w:t>4:4–6</w:t>
-        </w:r>
-      </w:hyperlink>
-      <w:r>
-        <w:rPr>
-          <w:lang w:val="zh_TW" w:bidi="zh_TW"/>
-        </w:rPr>
-        <w:t>）。在這個以愛相連的團契中，每個信徒都不可或缺，神把各樣恩賜賜給每個成員，使整個身體得以靈命成長。</w:t>
-      </w:r>
-    </w:p>
-    <w:p>
-      <w:pPr>
-        <w:pStyle w:val="Heading3"/>
-      </w:pPr>
-      <w:r>
-        <w:rPr>
-          <w:lang w:val="zh_TW" w:bidi="zh_TW"/>
-        </w:rPr>
-        <w:t>基督徒團契指南</w:t>
+        <w:t>）。</w:t>
       </w:r>
     </w:p>
     <w:p>
@@ -922,9 +790,9 @@
         <w:rPr>
           <w:lang w:val="zh_TW" w:bidi="zh_TW"/>
         </w:rPr>
-        <w:t>聖經在</w:t>
-      </w:r>
-      <w:hyperlink r:id="rId45">
+        <w:t>舊約聖經的敘事隨後追溯亞伯拉罕的後裔，經由以撒和雅各，並記載雅各的家族遷往埃及，在那裡大約經過四百年，他們成為強大而人數眾多的民族。在這段時期，神再次重申關於迦南地要歸屬的應許（</w:t>
+      </w:r>
+      <w:hyperlink r:id="rId33">
         <w:r>
           <w:rPr>
             <w:lang w:val="zh_TW" w:bidi="zh_TW"/>
@@ -933,14 +801,61 @@
             <w:color w:val="0000EE"/>
             <w:u w:val="single"/>
           </w:rPr>
-          <w:t>約翰一書一章7節</w:t>
+          <w:t>創28:15，</w:t>
         </w:r>
       </w:hyperlink>
-      <w:r>
-        <w:rPr>
-          <w:lang w:val="zh_TW" w:bidi="zh_TW"/>
-        </w:rPr>
-        <w:t>說明真實的團契是如何產生的：「我們若在光明中行，如同神在光明中，就彼此相交。」這句話表示，神本身就是真理，當我們按照神的真理而活，就能與其他信徒建立真實的屬靈相交（即藉著神的靈建立的特別關係）。耶穌基督使團契成為可能；唯有當我們先與耶穌保持親密關係，我們才能與其他信徒建立真正的團契。</w:t>
+      <w:hyperlink r:id="rId34">
+        <w:r>
+          <w:rPr>
+            <w:lang w:val="zh_TW" w:bidi="zh_TW"/>
+          </w:rPr>
+          <w:rPr>
+            <w:color w:val="0000EE"/>
+            <w:u w:val="single"/>
+          </w:rPr>
+          <w:t>35:11–12，</w:t>
+        </w:r>
+      </w:hyperlink>
+      <w:hyperlink r:id="rId35">
+        <w:r>
+          <w:rPr>
+            <w:lang w:val="zh_TW" w:bidi="zh_TW"/>
+          </w:rPr>
+          <w:rPr>
+            <w:color w:val="0000EE"/>
+            <w:u w:val="single"/>
+          </w:rPr>
+          <w:t>46:3–4，</w:t>
+        </w:r>
+      </w:hyperlink>
+      <w:hyperlink r:id="rId36">
+        <w:r>
+          <w:rPr>
+            <w:lang w:val="zh_TW" w:bidi="zh_TW"/>
+          </w:rPr>
+          <w:rPr>
+            <w:color w:val="0000EE"/>
+            <w:u w:val="single"/>
+          </w:rPr>
+          <w:t>50:24</w:t>
+        </w:r>
+      </w:hyperlink>
+      <w:r>
+        <w:rPr>
+          <w:lang w:val="zh_TW" w:bidi="zh_TW"/>
+        </w:rPr>
+        <w:t>），並且不斷擺在亞伯拉罕後裔面前，作為神立約應許中不可或缺的一部分。</w:t>
+      </w:r>
+    </w:p>
+    <w:p>
+      <w:pPr>
+        <w:pStyle w:val="Heading3"/>
+      </w:pPr>
+      <w:r>
+        <w:rPr>
+          <w:lang w:val="zh_TW" w:bidi="zh_TW"/>
+        </w:rPr>
+        <w:t>土地與摩西之約</w:t>
       </w:r>
     </w:p>
     <w:p>
@@ -954,27 +869,9 @@
         <w:rPr>
           <w:lang w:val="zh_TW" w:bidi="zh_TW"/>
         </w:rPr>
-        <w:t>正如光明與黑暗無法共存，信徒也不能與不相信耶穌的人建立真實的團契。聖經也指出，基督徒不應與那些自稱信徒、卻有以下行為的人建立親密的團契：</w:t>
-      </w:r>
-    </w:p>
-    <w:p>
-      <w:pPr>
-        <w:pStyle w:val="ListBullet"/>
-        <w:spacing w:line="240" w:lineRule="auto"/>
-        <w:ind w:left="720"/>
-      </w:pPr>
-      <w:r>
-        <w:rPr>
-          <w:lang w:val="zh_TW" w:bidi="zh_TW"/>
-        </w:rPr>
-      </w:r>
-      <w:r>
-        <w:rPr>
-          <w:lang w:val="zh_TW" w:bidi="zh_TW"/>
-        </w:rPr>
-        <w:t>拒絕耶穌的教導（</w:t>
-      </w:r>
-      <w:hyperlink r:id="rId46">
+        <w:t>當神呼召摩西帶領以色列人出埃及時，祂將摩西的使命與祂對列祖成就的應許連繫在一起：「我也記念我的約……我要以你們為我的百姓，我也要作你們的神……我起誓應許給亞伯拉罕、以撒、雅各的那地，我要把你們領進去，將那地賜給你們為業」（</w:t>
+      </w:r>
+      <w:hyperlink r:id="rId37">
         <w:r>
           <w:rPr>
             <w:lang w:val="zh_TW" w:bidi="zh_TW"/>
@@ -983,88 +880,16 @@
             <w:color w:val="0000EE"/>
             <w:u w:val="single"/>
           </w:rPr>
-          <w:t>約二1:9–11</w:t>
+          <w:t>出6:5–8</w:t>
         </w:r>
       </w:hyperlink>
       <w:r>
         <w:rPr>
           <w:lang w:val="zh_TW" w:bidi="zh_TW"/>
         </w:rPr>
-        <w:t>）</w:t>
-      </w:r>
-    </w:p>
-    <w:p>
-      <w:pPr>
-        <w:pStyle w:val="ListBullet"/>
-        <w:spacing w:line="240" w:lineRule="auto"/>
-        <w:ind w:left="720"/>
-      </w:pPr>
-      <w:r>
-        <w:rPr>
-          <w:lang w:val="zh_TW" w:bidi="zh_TW"/>
-        </w:rPr>
-      </w:r>
-      <w:r>
-        <w:rPr>
-          <w:lang w:val="zh_TW" w:bidi="zh_TW"/>
-        </w:rPr>
-        <w:t>行惡</w:t>
-      </w:r>
-    </w:p>
-    <w:p>
-      <w:pPr>
-        <w:pStyle w:val="ListBullet"/>
-        <w:spacing w:line="240" w:lineRule="auto"/>
-        <w:ind w:left="720"/>
-      </w:pPr>
-      <w:r>
-        <w:rPr>
-          <w:lang w:val="zh_TW" w:bidi="zh_TW"/>
-        </w:rPr>
-      </w:r>
-      <w:r>
-        <w:rPr>
-          <w:lang w:val="zh_TW" w:bidi="zh_TW"/>
-        </w:rPr>
-        <w:t>敬拜假神</w:t>
-      </w:r>
-    </w:p>
-    <w:p>
-      <w:pPr>
-        <w:pStyle w:val="ListBullet"/>
-        <w:spacing w:line="240" w:lineRule="auto"/>
-        <w:ind w:left="720"/>
-      </w:pPr>
-      <w:r>
-        <w:rPr>
-          <w:lang w:val="zh_TW" w:bidi="zh_TW"/>
-        </w:rPr>
-      </w:r>
-      <w:r>
-        <w:rPr>
-          <w:lang w:val="zh_TW" w:bidi="zh_TW"/>
-        </w:rPr>
-        <w:t>經常醉酒</w:t>
-      </w:r>
-    </w:p>
-    <w:p>
-      <w:pPr>
-        <w:pStyle w:val="ListBullet"/>
-        <w:spacing w:line="240" w:lineRule="auto"/>
-        <w:ind w:left="720"/>
-      </w:pPr>
-      <w:r>
-        <w:rPr>
-          <w:lang w:val="zh_TW" w:bidi="zh_TW"/>
-        </w:rPr>
-      </w:r>
-      <w:r>
-        <w:rPr>
-          <w:lang w:val="zh_TW" w:bidi="zh_TW"/>
-        </w:rPr>
-        <w:t>偷竊他人財物（</w:t>
-      </w:r>
-      <w:hyperlink r:id="rId47">
+        <w:t>）。神拯救以色列人出埃及，有兩個原因：第一，是要以色列人在西奈山成為神的約民；第二，是要以色列人承受神應許他們列祖的地。然而，至關重要的是，隨著摩西之約的建立，以色列人能否繼續擁有那地，已取決於他們是否順服。如果以色列人違背約中的義務，他們就要招來咒詛，其中最嚴厲的，便是被趕逐出應許之地（</w:t>
+      </w:r>
+      <w:hyperlink r:id="rId38">
         <w:r>
           <w:rPr>
             <w:lang w:val="zh_TW" w:bidi="zh_TW"/>
@@ -1073,7 +898,25 @@
             <w:color w:val="0000EE"/>
             <w:u w:val="single"/>
           </w:rPr>
-          <w:t>林前5:11</w:t>
+          <w:t>利26:32–33</w:t>
+        </w:r>
+      </w:hyperlink>
+      <w:r>
+        <w:rPr>
+          <w:lang w:val="zh_TW" w:bidi="zh_TW"/>
+        </w:rPr>
+        <w:t>）。這並不表示神會完全或永遠棄絕祂的百姓與那地，因為神也應許說，當祂的百姓悔改時，「我就要記念我與雅各所立的約……並要記念這地」（</w:t>
+      </w:r>
+      <w:hyperlink r:id="rId39">
+        <w:r>
+          <w:rPr>
+            <w:lang w:val="zh_TW" w:bidi="zh_TW"/>
+          </w:rPr>
+          <w:rPr>
+            <w:color w:val="0000EE"/>
+            <w:u w:val="single"/>
+          </w:rPr>
+          <w:t>利26:42</w:t>
         </w:r>
       </w:hyperlink>
       <w:r>
@@ -1094,31 +937,9 @@
         <w:rPr>
           <w:lang w:val="zh_TW" w:bidi="zh_TW"/>
         </w:rPr>
-        <w:t>聖經提供多項指引，幫助信徒在基督的身體裡增進相交：</w:t>
-      </w:r>
-    </w:p>
-    <w:p>
-      <w:pPr>
-        <w:pStyle w:val="ListNumber"/>
-        <w:numPr>
-          <w:ilvl w:val="0"/>
-          <w:numId w:val="14"/>
-        </w:numPr>
-        <w:spacing w:line="240" w:lineRule="auto"/>
-        <w:ind w:left="720"/>
-      </w:pPr>
-      <w:r>
-        <w:rPr>
-          <w:lang w:val="zh_TW" w:bidi="zh_TW"/>
-        </w:rPr>
-      </w:r>
-      <w:r>
-        <w:rPr>
-          <w:lang w:val="zh_TW" w:bidi="zh_TW"/>
-        </w:rPr>
-        <w:t>以耶穌對門徒那樣的憐憫彼此相愛（</w:t>
-      </w:r>
-      <w:hyperlink r:id="rId48">
+        <w:t>在大衛作王期間，有關土地的應許至少已經部分應驗。雖然約書亞帶領百姓進入那地時，應許已經開始成就，但那時的疆界並未達到神對亞伯拉罕所應許的範圍（</w:t>
+      </w:r>
+      <w:hyperlink r:id="rId40">
         <w:r>
           <w:rPr>
             <w:lang w:val="zh_TW" w:bidi="zh_TW"/>
@@ -1127,10 +948,16 @@
             <w:color w:val="0000EE"/>
             <w:u w:val="single"/>
           </w:rPr>
-          <w:t>約13:34–35，</w:t>
+          <w:t>創15:18</w:t>
         </w:r>
       </w:hyperlink>
-      <w:hyperlink r:id="rId49">
+      <w:r>
+        <w:rPr>
+          <w:lang w:val="zh_TW" w:bidi="zh_TW"/>
+        </w:rPr>
+        <w:t>），而且許多已佔領的地方仍有舊居民的抵抗勢力（</w:t>
+      </w:r>
+      <w:hyperlink r:id="rId41">
         <w:r>
           <w:rPr>
             <w:lang w:val="zh_TW" w:bidi="zh_TW"/>
@@ -1139,16 +966,16 @@
             <w:color w:val="0000EE"/>
             <w:u w:val="single"/>
           </w:rPr>
-          <w:t>15:12</w:t>
+          <w:t>書13:1–6</w:t>
         </w:r>
       </w:hyperlink>
       <w:r>
         <w:rPr>
           <w:lang w:val="zh_TW" w:bidi="zh_TW"/>
         </w:rPr>
-        <w:t>）。團契的原則應以愛為準則（</w:t>
-      </w:r>
-      <w:hyperlink r:id="rId50">
+        <w:t>；</w:t>
+      </w:r>
+      <w:hyperlink r:id="rId42">
         <w:r>
           <w:rPr>
             <w:lang w:val="zh_TW" w:bidi="zh_TW"/>
@@ -1157,34 +984,16 @@
             <w:color w:val="0000EE"/>
             <w:u w:val="single"/>
           </w:rPr>
-          <w:t>來13:1</w:t>
+          <w:t>士1章</w:t>
         </w:r>
       </w:hyperlink>
       <w:r>
         <w:rPr>
           <w:lang w:val="zh_TW" w:bidi="zh_TW"/>
         </w:rPr>
-        <w:t>）。</w:t>
-      </w:r>
-    </w:p>
-    <w:p>
-      <w:pPr>
-        <w:pStyle w:val="ListNumber"/>
-        <w:spacing w:line="240" w:lineRule="auto"/>
-        <w:ind w:left="720"/>
-      </w:pPr>
-      <w:r>
-        <w:rPr>
-          <w:lang w:val="zh_TW" w:bidi="zh_TW"/>
-        </w:rPr>
-      </w:r>
-      <w:r>
-        <w:rPr>
-          <w:lang w:val="zh_TW" w:bidi="zh_TW"/>
-        </w:rPr>
-        <w:t>培養謙卑的心志，尊重他人（</w:t>
-      </w:r>
-      <w:hyperlink r:id="rId51">
+        <w:t>）。直到大衛的時代，他們才完全奪取這地，如同起初所應許的一樣。（</w:t>
+      </w:r>
+      <w:hyperlink r:id="rId43">
         <w:r>
           <w:rPr>
             <w:lang w:val="zh_TW" w:bidi="zh_TW"/>
@@ -1193,34 +1002,16 @@
             <w:color w:val="0000EE"/>
             <w:u w:val="single"/>
           </w:rPr>
-          <w:t>腓2:3–5</w:t>
+          <w:t>撒下8章</w:t>
         </w:r>
       </w:hyperlink>
       <w:r>
         <w:rPr>
           <w:lang w:val="zh_TW" w:bidi="zh_TW"/>
         </w:rPr>
-        <w:t>）。</w:t>
-      </w:r>
-    </w:p>
-    <w:p>
-      <w:pPr>
-        <w:pStyle w:val="ListNumber"/>
-        <w:spacing w:line="240" w:lineRule="auto"/>
-        <w:ind w:left="720"/>
-      </w:pPr>
-      <w:r>
-        <w:rPr>
-          <w:lang w:val="zh_TW" w:bidi="zh_TW"/>
-        </w:rPr>
-      </w:r>
-      <w:r>
-        <w:rPr>
-          <w:lang w:val="zh_TW" w:bidi="zh_TW"/>
-        </w:rPr>
-        <w:t>與信徒分擔重擔（</w:t>
-      </w:r>
-      <w:hyperlink r:id="rId52">
+        <w:t>；</w:t>
+      </w:r>
+      <w:hyperlink r:id="rId44">
         <w:r>
           <w:rPr>
             <w:lang w:val="zh_TW" w:bidi="zh_TW"/>
@@ -1229,151 +1020,7 @@
             <w:color w:val="0000EE"/>
             <w:u w:val="single"/>
           </w:rPr>
-          <w:t>加6:2</w:t>
-        </w:r>
-      </w:hyperlink>
-      <w:r>
-        <w:rPr>
-          <w:lang w:val="zh_TW" w:bidi="zh_TW"/>
-        </w:rPr>
-        <w:t>）。</w:t>
-      </w:r>
-    </w:p>
-    <w:p>
-      <w:pPr>
-        <w:pStyle w:val="ListNumber"/>
-        <w:spacing w:line="240" w:lineRule="auto"/>
-        <w:ind w:left="720"/>
-      </w:pPr>
-      <w:r>
-        <w:rPr>
-          <w:lang w:val="zh_TW" w:bidi="zh_TW"/>
-        </w:rPr>
-      </w:r>
-      <w:r>
-        <w:rPr>
-          <w:lang w:val="zh_TW" w:bidi="zh_TW"/>
-        </w:rPr>
-        <w:t>與有需要的弟兄姊妹分享金錢、食物等實際的祝福（</w:t>
-      </w:r>
-      <w:hyperlink r:id="rId53">
-        <w:r>
-          <w:rPr>
-            <w:lang w:val="zh_TW" w:bidi="zh_TW"/>
-          </w:rPr>
-          <w:rPr>
-            <w:color w:val="0000EE"/>
-            <w:u w:val="single"/>
-          </w:rPr>
-          <w:t>林後9:13</w:t>
-        </w:r>
-      </w:hyperlink>
-      <w:r>
-        <w:rPr>
-          <w:lang w:val="zh_TW" w:bidi="zh_TW"/>
-        </w:rPr>
-        <w:t>）。</w:t>
-      </w:r>
-    </w:p>
-    <w:p>
-      <w:pPr>
-        <w:pStyle w:val="ListNumber"/>
-        <w:spacing w:line="240" w:lineRule="auto"/>
-        <w:ind w:left="720"/>
-      </w:pPr>
-      <w:r>
-        <w:rPr>
-          <w:lang w:val="zh_TW" w:bidi="zh_TW"/>
-        </w:rPr>
-      </w:r>
-      <w:r>
-        <w:rPr>
-          <w:lang w:val="zh_TW" w:bidi="zh_TW"/>
-        </w:rPr>
-        <w:t>溫和糾正犯罪的人，協助他找到問題的出路（</w:t>
-      </w:r>
-      <w:hyperlink r:id="rId54">
-        <w:r>
-          <w:rPr>
-            <w:lang w:val="zh_TW" w:bidi="zh_TW"/>
-          </w:rPr>
-          <w:rPr>
-            <w:color w:val="0000EE"/>
-            <w:u w:val="single"/>
-          </w:rPr>
-          <w:t>加6:1</w:t>
-        </w:r>
-      </w:hyperlink>
-      <w:r>
-        <w:rPr>
-          <w:lang w:val="zh_TW" w:bidi="zh_TW"/>
-        </w:rPr>
-        <w:t>）。</w:t>
-      </w:r>
-    </w:p>
-    <w:p>
-      <w:pPr>
-        <w:pStyle w:val="ListNumber"/>
-        <w:spacing w:line="240" w:lineRule="auto"/>
-        <w:ind w:left="720"/>
-      </w:pPr>
-      <w:r>
-        <w:rPr>
-          <w:lang w:val="zh_TW" w:bidi="zh_TW"/>
-        </w:rPr>
-      </w:r>
-      <w:r>
-        <w:rPr>
-          <w:lang w:val="zh_TW" w:bidi="zh_TW"/>
-        </w:rPr>
-        <w:t>在信徒受苦時伸出援手（</w:t>
-      </w:r>
-      <w:hyperlink r:id="rId55">
-        <w:r>
-          <w:rPr>
-            <w:lang w:val="zh_TW" w:bidi="zh_TW"/>
-          </w:rPr>
-          <w:rPr>
-            <w:color w:val="0000EE"/>
-            <w:u w:val="single"/>
-          </w:rPr>
-          <w:t>林前12:26</w:t>
-        </w:r>
-      </w:hyperlink>
-      <w:r>
-        <w:rPr>
-          <w:lang w:val="zh_TW" w:bidi="zh_TW"/>
-        </w:rPr>
-        <w:t>）。</w:t>
-      </w:r>
-    </w:p>
-    <w:p>
-      <w:pPr>
-        <w:pStyle w:val="ListNumber"/>
-        <w:spacing w:line="240" w:lineRule="auto"/>
-        <w:ind w:left="720"/>
-      </w:pPr>
-      <w:r>
-        <w:rPr>
-          <w:lang w:val="zh_TW" w:bidi="zh_TW"/>
-        </w:rPr>
-      </w:r>
-      <w:r>
-        <w:rPr>
-          <w:lang w:val="zh_TW" w:bidi="zh_TW"/>
-        </w:rPr>
-        <w:t>在聖靈裡不住彼此禱告（</w:t>
-      </w:r>
-      <w:hyperlink r:id="rId56">
-        <w:r>
-          <w:rPr>
-            <w:lang w:val="zh_TW" w:bidi="zh_TW"/>
-          </w:rPr>
-          <w:rPr>
-            <w:color w:val="0000EE"/>
-            <w:u w:val="single"/>
-          </w:rPr>
-          <w:t>弗6:18</w:t>
+          <w:t>王上4:21、24</w:t>
         </w:r>
       </w:hyperlink>
       <w:r>
@@ -1394,7 +1041,516 @@
         <w:rPr>
           <w:lang w:val="zh_TW" w:bidi="zh_TW"/>
         </w:rPr>
-        <w:t>基督徒應認真思想一位無名聖徒的話：「當你遠離弟兄時，你就不能親近神。」</w:t>
+        <w:t>所羅門獻殿時，再一次強調君王要遵守律法，以及約中的順服與承受土地之間的關聯。（</w:t>
+      </w:r>
+      <w:hyperlink r:id="rId45">
+        <w:r>
+          <w:rPr>
+            <w:lang w:val="zh_TW" w:bidi="zh_TW"/>
+          </w:rPr>
+          <w:rPr>
+            <w:color w:val="0000EE"/>
+            <w:u w:val="single"/>
+          </w:rPr>
+          <w:t>王上9:4–9</w:t>
+        </w:r>
+      </w:hyperlink>
+      <w:r>
+        <w:rPr>
+          <w:lang w:val="zh_TW" w:bidi="zh_TW"/>
+        </w:rPr>
+        <w:t>）。百姓不順服神便會失去土地，也使聖殿毀壞。</w:t>
+      </w:r>
+    </w:p>
+    <w:p>
+      <w:pPr/>
+      <w:r>
+        <w:rPr>
+          <w:lang w:val="zh_TW" w:bidi="zh_TW"/>
+        </w:rPr>
+      </w:r>
+      <w:r>
+        <w:rPr>
+          <w:lang w:val="zh_TW" w:bidi="zh_TW"/>
+        </w:rPr>
+        <w:t>分裂王國時期的歷史，大多是百姓與君王共同背約的歷史。耶和華一再藉著先知警告他們，這樣的不順服只會導致被逐出那地，但他們充耳不聞（</w:t>
+      </w:r>
+      <w:hyperlink r:id="rId46">
+        <w:r>
+          <w:rPr>
+            <w:lang w:val="zh_TW" w:bidi="zh_TW"/>
+          </w:rPr>
+          <w:rPr>
+            <w:color w:val="0000EE"/>
+            <w:u w:val="single"/>
+          </w:rPr>
+          <w:t>賽6:11–12</w:t>
+        </w:r>
+      </w:hyperlink>
+      <w:r>
+        <w:rPr>
+          <w:lang w:val="zh_TW" w:bidi="zh_TW"/>
+        </w:rPr>
+        <w:t>；</w:t>
+      </w:r>
+      <w:hyperlink r:id="rId47">
+        <w:r>
+          <w:rPr>
+            <w:lang w:val="zh_TW" w:bidi="zh_TW"/>
+          </w:rPr>
+          <w:rPr>
+            <w:color w:val="0000EE"/>
+            <w:u w:val="single"/>
+          </w:rPr>
+          <w:t>摩5:27，</w:t>
+        </w:r>
+      </w:hyperlink>
+      <w:hyperlink r:id="rId48">
+        <w:r>
+          <w:rPr>
+            <w:lang w:val="zh_TW" w:bidi="zh_TW"/>
+          </w:rPr>
+          <w:rPr>
+            <w:color w:val="0000EE"/>
+            <w:u w:val="single"/>
+          </w:rPr>
+          <w:t>7:17</w:t>
+        </w:r>
+      </w:hyperlink>
+      <w:r>
+        <w:rPr>
+          <w:lang w:val="zh_TW" w:bidi="zh_TW"/>
+        </w:rPr>
+        <w:t>；</w:t>
+      </w:r>
+      <w:hyperlink r:id="rId49">
+        <w:r>
+          <w:rPr>
+            <w:lang w:val="zh_TW" w:bidi="zh_TW"/>
+          </w:rPr>
+          <w:rPr>
+            <w:color w:val="0000EE"/>
+            <w:u w:val="single"/>
+          </w:rPr>
+          <w:t>何9:17</w:t>
+        </w:r>
+      </w:hyperlink>
+      <w:r>
+        <w:rPr>
+          <w:lang w:val="zh_TW" w:bidi="zh_TW"/>
+        </w:rPr>
+        <w:t>）。君王一次又一次證明自己不配擔任這職分。</w:t>
+      </w:r>
+    </w:p>
+    <w:p>
+      <w:pPr/>
+      <w:r>
+        <w:rPr>
+          <w:lang w:val="zh_TW" w:bidi="zh_TW"/>
+        </w:rPr>
+      </w:r>
+      <w:r>
+        <w:rPr>
+          <w:lang w:val="zh_TW" w:bidi="zh_TW"/>
+        </w:rPr>
+        <w:t>當百姓執意行惡時，耶利米宣告尼布甲尼撒要成為耶和華的器皿，把他們趕出那地（</w:t>
+      </w:r>
+      <w:hyperlink r:id="rId50">
+        <w:r>
+          <w:rPr>
+            <w:lang w:val="zh_TW" w:bidi="zh_TW"/>
+          </w:rPr>
+          <w:rPr>
+            <w:color w:val="0000EE"/>
+            <w:u w:val="single"/>
+          </w:rPr>
+          <w:t>耶21:2，</w:t>
+        </w:r>
+      </w:hyperlink>
+      <w:hyperlink r:id="rId51">
+        <w:r>
+          <w:rPr>
+            <w:lang w:val="zh_TW" w:bidi="zh_TW"/>
+          </w:rPr>
+          <w:rPr>
+            <w:color w:val="0000EE"/>
+            <w:u w:val="single"/>
+          </w:rPr>
+          <w:t>22:25，</w:t>
+        </w:r>
+      </w:hyperlink>
+      <w:hyperlink r:id="rId52">
+        <w:r>
+          <w:rPr>
+            <w:lang w:val="zh_TW" w:bidi="zh_TW"/>
+          </w:rPr>
+          <w:rPr>
+            <w:color w:val="0000EE"/>
+            <w:u w:val="single"/>
+          </w:rPr>
+          <w:t>25:8–9，</w:t>
+        </w:r>
+      </w:hyperlink>
+      <w:hyperlink r:id="rId53">
+        <w:r>
+          <w:rPr>
+            <w:lang w:val="zh_TW" w:bidi="zh_TW"/>
+          </w:rPr>
+          <w:rPr>
+            <w:color w:val="0000EE"/>
+            <w:u w:val="single"/>
+          </w:rPr>
+          <w:t>27:6，</w:t>
+        </w:r>
+      </w:hyperlink>
+      <w:hyperlink r:id="rId54">
+        <w:r>
+          <w:rPr>
+            <w:lang w:val="zh_TW" w:bidi="zh_TW"/>
+          </w:rPr>
+          <w:rPr>
+            <w:color w:val="0000EE"/>
+            <w:u w:val="single"/>
+          </w:rPr>
+          <w:t>28:14，</w:t>
+        </w:r>
+      </w:hyperlink>
+      <w:hyperlink r:id="rId55">
+        <w:r>
+          <w:rPr>
+            <w:lang w:val="zh_TW" w:bidi="zh_TW"/>
+          </w:rPr>
+          <w:rPr>
+            <w:color w:val="0000EE"/>
+            <w:u w:val="single"/>
+          </w:rPr>
+          <w:t>29:21</w:t>
+        </w:r>
+      </w:hyperlink>
+      <w:r>
+        <w:rPr>
+          <w:lang w:val="zh_TW" w:bidi="zh_TW"/>
+        </w:rPr>
+        <w:t>）。然而，耶利米與其他先知也把眼光放在被擄以後，宣告將來會復興與歸回應許之地（</w:t>
+      </w:r>
+      <w:hyperlink r:id="rId56">
+        <w:r>
+          <w:rPr>
+            <w:lang w:val="zh_TW" w:bidi="zh_TW"/>
+          </w:rPr>
+          <w:rPr>
+            <w:color w:val="0000EE"/>
+            <w:u w:val="single"/>
+          </w:rPr>
+          <w:t>耶32:6–25</w:t>
+        </w:r>
+      </w:hyperlink>
+      <w:r>
+        <w:rPr>
+          <w:lang w:val="zh_TW" w:bidi="zh_TW"/>
+        </w:rPr>
+        <w:t>）。在歷史上，這些事實際成就於波斯王塞魯士大帝統治時期（公元前538年），並記載在以斯拉記和尼希米記中。</w:t>
+      </w:r>
+    </w:p>
+    <w:p>
+      <w:pPr/>
+      <w:r>
+        <w:rPr>
+          <w:lang w:val="zh_TW" w:bidi="zh_TW"/>
+        </w:rPr>
+      </w:r>
+      <w:r>
+        <w:rPr>
+          <w:lang w:val="zh_TW" w:bidi="zh_TW"/>
+        </w:rPr>
+        <w:t>在解釋時出現的難題，就是要尋找某些有關被擄歸回的預言，如何得到充分的應驗（參</w:t>
+      </w:r>
+      <w:hyperlink r:id="rId57">
+        <w:r>
+          <w:rPr>
+            <w:lang w:val="zh_TW" w:bidi="zh_TW"/>
+          </w:rPr>
+          <w:rPr>
+            <w:color w:val="0000EE"/>
+            <w:u w:val="single"/>
+          </w:rPr>
+          <w:t>結37章</w:t>
+        </w:r>
+      </w:hyperlink>
+      <w:r>
+        <w:rPr>
+          <w:lang w:val="zh_TW" w:bidi="zh_TW"/>
+        </w:rPr>
+        <w:t>；</w:t>
+      </w:r>
+      <w:hyperlink r:id="rId58">
+        <w:r>
+          <w:rPr>
+            <w:lang w:val="zh_TW" w:bidi="zh_TW"/>
+          </w:rPr>
+          <w:rPr>
+            <w:color w:val="0000EE"/>
+            <w:u w:val="single"/>
+          </w:rPr>
+          <w:t>摩9:14–15</w:t>
+        </w:r>
+      </w:hyperlink>
+      <w:r>
+        <w:rPr>
+          <w:lang w:val="zh_TW" w:bidi="zh_TW"/>
+        </w:rPr>
+        <w:t>），因為這些預言描繪的是在一位大衛後裔君王統治下，以色列將大大昌盛，並且永遠得享那地為業。兩約之間似乎並不能成為這些預言的合理應驗。</w:t>
+      </w:r>
+    </w:p>
+    <w:p>
+      <w:pPr>
+        <w:pStyle w:val="Heading3"/>
+      </w:pPr>
+      <w:r>
+        <w:rPr>
+          <w:lang w:val="zh_TW" w:bidi="zh_TW"/>
+        </w:rPr>
+        <w:t>土地與新約</w:t>
+      </w:r>
+    </w:p>
+    <w:p>
+      <w:pPr/>
+      <w:r>
+        <w:rPr>
+          <w:lang w:val="zh_TW" w:bidi="zh_TW"/>
+        </w:rPr>
+      </w:r>
+      <w:r>
+        <w:rPr>
+          <w:lang w:val="zh_TW" w:bidi="zh_TW"/>
+        </w:rPr>
+        <w:t>在新約聖經裡，「土地」的主題不再那麼突出，並且多半被賦予屬靈的象徵意義。希伯來書的作者暗示，亞伯拉罕明白這土地的應許並不只是地理上的成就，而是指向更高且更令人滿足的天家。亞伯拉看透了世界上一切事物的不完全與暫時性，所以眼光超越了土地應許在今世的成就，仰望那有根基的城，就是神所經營所建造的（</w:t>
+      </w:r>
+      <w:hyperlink r:id="rId59">
+        <w:r>
+          <w:rPr>
+            <w:lang w:val="zh_TW" w:bidi="zh_TW"/>
+          </w:rPr>
+          <w:rPr>
+            <w:color w:val="0000EE"/>
+            <w:u w:val="single"/>
+          </w:rPr>
+          <w:t>來11:10</w:t>
+        </w:r>
+      </w:hyperlink>
+      <w:r>
+        <w:rPr>
+          <w:lang w:val="zh_TW" w:bidi="zh_TW"/>
+        </w:rPr>
+        <w:t>），並且尋求一個「更美的家鄉，就是在天上的」（</w:t>
+      </w:r>
+      <w:hyperlink r:id="rId60">
+        <w:r>
+          <w:rPr>
+            <w:lang w:val="zh_TW" w:bidi="zh_TW"/>
+          </w:rPr>
+          <w:rPr>
+            <w:color w:val="0000EE"/>
+            <w:u w:val="single"/>
+          </w:rPr>
+          <w:t>16節</w:t>
+        </w:r>
+      </w:hyperlink>
+      <w:r>
+        <w:rPr>
+          <w:lang w:val="zh_TW" w:bidi="zh_TW"/>
+        </w:rPr>
+        <w:t>）。在新約聖經中，以色列所得的土地應許與進入迦南，被理解為預表將來神子民要進入的天上安息（</w:t>
+      </w:r>
+      <w:hyperlink r:id="rId61">
+        <w:r>
+          <w:rPr>
+            <w:lang w:val="zh_TW" w:bidi="zh_TW"/>
+          </w:rPr>
+          <w:rPr>
+            <w:color w:val="0000EE"/>
+            <w:u w:val="single"/>
+          </w:rPr>
+          <w:t>來3–4章</w:t>
+        </w:r>
+      </w:hyperlink>
+      <w:r>
+        <w:rPr>
+          <w:lang w:val="zh_TW" w:bidi="zh_TW"/>
+        </w:rPr>
+        <w:t>）。或許，這也解釋了舊約聖經為何強調以色列人遵行神律法與承受土地之間的關聯。當以色列人未能活出聖潔，他們就失去預表蒙福的資格，因此不得進入那地，或被逐出那地。新約聖經顯明，神的旨意是為祂的子民預備一個永恆的家鄉。在那裡，神這位君王直接而公義地掌權，萬事都順服祂的旨意，死亡與罪惡被廢去，祂子民一切的需要都要完全得著滿足（</w:t>
+      </w:r>
+      <w:hyperlink r:id="rId62">
+        <w:r>
+          <w:rPr>
+            <w:lang w:val="zh_TW" w:bidi="zh_TW"/>
+          </w:rPr>
+          <w:rPr>
+            <w:color w:val="0000EE"/>
+            <w:u w:val="single"/>
+          </w:rPr>
+          <w:t>來11:13–16</w:t>
+        </w:r>
+      </w:hyperlink>
+      <w:r>
+        <w:rPr>
+          <w:lang w:val="zh_TW" w:bidi="zh_TW"/>
+        </w:rPr>
+        <w:t>；</w:t>
+      </w:r>
+      <w:hyperlink r:id="rId63">
+        <w:r>
+          <w:rPr>
+            <w:lang w:val="zh_TW" w:bidi="zh_TW"/>
+          </w:rPr>
+          <w:rPr>
+            <w:color w:val="0000EE"/>
+            <w:u w:val="single"/>
+          </w:rPr>
+          <w:t>啟21章</w:t>
+        </w:r>
+      </w:hyperlink>
+      <w:r>
+        <w:rPr>
+          <w:lang w:val="zh_TW" w:bidi="zh_TW"/>
+        </w:rPr>
+        <w:t>）。</w:t>
+      </w:r>
+    </w:p>
+    <w:p>
+      <w:pPr/>
+      <w:r>
+        <w:rPr>
+          <w:lang w:val="zh_TW" w:bidi="zh_TW"/>
+        </w:rPr>
+      </w:r>
+      <w:r>
+        <w:rPr>
+          <w:lang w:val="zh_TW" w:bidi="zh_TW"/>
+        </w:rPr>
+        <w:t>一些人認為，舊約有關土地的應許僅具有預表性的意義。因著基督道成肉身的光照，凡聖經中有關將來那地的應許，都要在教會裡得著屬靈層面得著應驗。如今教會就是新的以色列，承受舊約聖經應許的後嗣。因為神的國如今是一個屬靈的現實，所以若仍期待舊約中有關以色列歸回那地、並在大衛之子基督的統治下，進入和平與昌盛時期的預言，在將來會有實際的應驗，就被視為誤解舊約（參</w:t>
+      </w:r>
+      <w:hyperlink r:id="rId64">
+        <w:r>
+          <w:rPr>
+            <w:lang w:val="zh_TW" w:bidi="zh_TW"/>
+          </w:rPr>
+          <w:rPr>
+            <w:color w:val="0000EE"/>
+            <w:u w:val="single"/>
+          </w:rPr>
+          <w:t>賽2:1–5，</w:t>
+        </w:r>
+      </w:hyperlink>
+      <w:hyperlink r:id="rId65">
+        <w:r>
+          <w:rPr>
+            <w:lang w:val="zh_TW" w:bidi="zh_TW"/>
+          </w:rPr>
+          <w:rPr>
+            <w:color w:val="0000EE"/>
+            <w:u w:val="single"/>
+          </w:rPr>
+          <w:t>11:6–11；</w:t>
+        </w:r>
+      </w:hyperlink>
+      <w:hyperlink r:id="rId57">
+        <w:r>
+          <w:rPr>
+            <w:lang w:val="zh_TW" w:bidi="zh_TW"/>
+          </w:rPr>
+          <w:rPr>
+            <w:color w:val="0000EE"/>
+            <w:u w:val="single"/>
+          </w:rPr>
+          <w:t>結37；</w:t>
+        </w:r>
+      </w:hyperlink>
+      <w:hyperlink r:id="rId58">
+        <w:r>
+          <w:rPr>
+            <w:lang w:val="zh_TW" w:bidi="zh_TW"/>
+          </w:rPr>
+          <w:rPr>
+            <w:color w:val="0000EE"/>
+            <w:u w:val="single"/>
+          </w:rPr>
+          <w:t>摩9:14–15</w:t>
+        </w:r>
+      </w:hyperlink>
+      <w:r>
+        <w:rPr>
+          <w:lang w:val="zh_TW" w:bidi="zh_TW"/>
+        </w:rPr>
+        <w:t>）。住在基督裡，就被看作是對舊約時代有形地理應許的充分應驗。</w:t>
+      </w:r>
+    </w:p>
+    <w:p>
+      <w:pPr/>
+      <w:r>
+        <w:rPr>
+          <w:lang w:val="zh_TW" w:bidi="zh_TW"/>
+        </w:rPr>
+      </w:r>
+      <w:r>
+        <w:rPr>
+          <w:lang w:val="zh_TW" w:bidi="zh_TW"/>
+        </w:rPr>
+        <w:t>另一些人雖然不否認這些舊約現實具有預表性的意義，但他們認為有關土地的應許，仍然在其原本的具體、地理層面上有效。他們指出，保羅在</w:t>
+      </w:r>
+      <w:hyperlink r:id="rId66">
+        <w:r>
+          <w:rPr>
+            <w:lang w:val="zh_TW" w:bidi="zh_TW"/>
+          </w:rPr>
+          <w:rPr>
+            <w:color w:val="0000EE"/>
+            <w:u w:val="single"/>
+          </w:rPr>
+          <w:t>羅馬書九至十一章</w:t>
+        </w:r>
+      </w:hyperlink>
+      <w:r>
+        <w:rPr>
+          <w:lang w:val="zh_TW" w:bidi="zh_TW"/>
+        </w:rPr>
+        <w:t>論證，以色列民族仍有未來。雖然以色列在歷史中不斷不順服神，最終更拒絕彌賽亞，但神的揀選與呼召是不可廢棄的，以色列仍要被接回到那棵他們先前被折下的橄欖樹上。路加福音記載，耶路撒冷要被外邦人踐踏，直到外邦人的日期滿足（</w:t>
+      </w:r>
+      <w:hyperlink r:id="rId67">
+        <w:r>
+          <w:rPr>
+            <w:lang w:val="zh_TW" w:bidi="zh_TW"/>
+          </w:rPr>
+          <w:rPr>
+            <w:color w:val="0000EE"/>
+            <w:u w:val="single"/>
+          </w:rPr>
+          <w:t>路21:24</w:t>
+        </w:r>
+      </w:hyperlink>
+      <w:r>
+        <w:rPr>
+          <w:lang w:val="zh_TW" w:bidi="zh_TW"/>
+        </w:rPr>
+        <w:t>），表明將來必有一個時期，耶路撒冷要再度歸於猶太民族。然而，這並不必然意味著今日的以色列國，就是直接應驗舊約應許的歸回。舊約顯明，歸回的契機要出於信心（</w:t>
+      </w:r>
+      <w:hyperlink r:id="rId68">
+        <w:r>
+          <w:rPr>
+            <w:lang w:val="zh_TW" w:bidi="zh_TW"/>
+          </w:rPr>
+          <w:rPr>
+            <w:color w:val="0000EE"/>
+            <w:u w:val="single"/>
+          </w:rPr>
+          <w:t>申30:1–16</w:t>
+        </w:r>
+      </w:hyperlink>
+      <w:r>
+        <w:rPr>
+          <w:lang w:val="zh_TW" w:bidi="zh_TW"/>
+        </w:rPr>
+        <w:t>）；以色列人今天回到故土，卻仍舊不信神。同時，猶太民族在歷世歷代中的奇妙保存，以及近代以色列國的重建，也許可以理解為預示或徵象，舊約土地的應許將來會更完全成就。</w:t>
       </w:r>
       <w:r>
         <w:rPr>
@@ -3296,12 +3452,6 @@
   </w:num>
   <w:num w:numId="13" w16cid:durableId="592781308">
     <w:abstractNumId w:val="11"/>
-  </w:num>
-  <w:num w:numId="14">
-    <w:abstractNumId w:val="3"/>
-    <w:lvlOverride w:ilvl="0">
-      <w:startOverride w:val="1"/>
-    </w:lvlOverride>
   </w:num>
   <w:numIdMacAtCleanup w:val="10"/>
 </w:numbering>

--- a/zht/docx/161.content.docx
+++ b/zht/docx/161.content.docx
@@ -149,7 +149,7 @@
         <w:rPr>
           <w:lang w:val="zh_TW" w:bidi="zh_TW"/>
         </w:rPr>
-        <w:t>tu</w:t>
+        <w:t>tao</w:t>
       </w:r>
       <w:r>
         <w:rPr>
@@ -212,7 +212,7 @@
         <w:rPr>
           <w:lang w:val="zh_TW" w:bidi="zh_TW"/>
         </w:rPr>
-        <w:t>土八‧該隱</w:t>
+        <w:t>陶器</w:t>
       </w:r>
       <w:r>
         <w:rPr>
@@ -231,7 +231,46 @@
         <w:rPr>
           <w:lang w:val="zh_TW" w:bidi="zh_TW"/>
         </w:rPr>
-        <w:t>拉麥和他的妻子洗拉的兒子（</w:t>
+        <w:t>黏土與陶土器皿的製作。</w:t>
+      </w:r>
+    </w:p>
+    <w:p>
+      <w:pPr>
+        <w:pStyle w:val="Heading3"/>
+      </w:pPr>
+      <w:r>
+        <w:rPr>
+          <w:lang w:val="zh_TW" w:bidi="zh_TW"/>
+        </w:rPr>
+        <w:t>歷史與發展</w:t>
+      </w:r>
+    </w:p>
+    <w:p>
+      <w:pPr/>
+      <w:r>
+        <w:rPr>
+          <w:lang w:val="zh_TW" w:bidi="zh_TW"/>
+        </w:rPr>
+      </w:r>
+      <w:r>
+        <w:rPr>
+          <w:lang w:val="zh_TW" w:bidi="zh_TW"/>
+        </w:rPr>
+        <w:t>最早的陶器是用手塑形而成，再放在太陽下曬乾。雖然古代沒有留下關於陶匠工作及其社會地位的文字記載，但埃及墓室與宮殿的牆壁上充滿陶匠工作的圖畫，從這些圖像可以觀察出許多有關他們工藝的細節。人們普遍認為，最早的陶匠是女性，因為她們在家中為準備食物而製作容器，而男人則外出打獵或採集食物。直到今天，在非洲、安納托利亞（Anatolia）、庫爾德（Kurdistan）地區以及美國西南部，仍可見到類似的情形。最終，製陶逐漸成為一種職業，通常由村落中特定的人負責，有時也由四處遷移的流動工匠進行——他們從一個村莊到另一個村莊，為當地人製作陶器，滿足需求後再繼續前往下一處。</w:t>
+      </w:r>
+    </w:p>
+    <w:p>
+      <w:pPr/>
+      <w:r>
+        <w:rPr>
+          <w:lang w:val="zh_TW" w:bidi="zh_TW"/>
+        </w:rPr>
+      </w:r>
+      <w:r>
+        <w:rPr>
+          <w:lang w:val="zh_TW" w:bidi="zh_TW"/>
+        </w:rPr>
+        <w:t>人們發明陶輪（potter’s wheel）之後，製陶不再只是家庭中偶爾的活動，而成為一項專門的職業。陶輪大大提高成器的速度，使這項手工藝邁向類似工業化的規模，並逐漸成為以男性為主的工作。不過，有證據顯示，當時仍有人（推測為女性）在家中製作部分陶器。在發明陶輪之前，主要的製陶方法是以盤條狀的黏土一層層堆疊起來塑形，尤其用於製作大型容器。在聖經所記述的地區的考古發掘中，最早的陶輪出土於蘇美（Sumer）的吾珥，年代約為公元前3500年至3000年。當時新興的城逐漸形成，可能帶動了陶輪的出現，因為更多的城裡人需要陶器。耶利米在公元前六世紀提到一個陶匠的工作坊：「我就下到窯匠的家裡去，正遇他轉輪做器皿。窯匠用泥做的器皿，在他手中做壞了，他又用這泥另做別的器皿；窯匠看怎樣好，就怎樣做。」（</w:t>
       </w:r>
       <w:hyperlink r:id="rId13">
         <w:r>
@@ -242,14 +281,95 @@
             <w:color w:val="0000EE"/>
             <w:u w:val="single"/>
           </w:rPr>
-          <w:t>創4:22</w:t>
+          <w:t>耶18:3–4</w:t>
         </w:r>
       </w:hyperlink>
       <w:r>
         <w:rPr>
           <w:lang w:val="zh_TW" w:bidi="zh_TW"/>
         </w:rPr>
-        <w:t>）。他是「打造各樣銅鐵利器的」。雖然文本並未聲稱他是第一位或所有鐵匠的「祖師」，但許多學者認為，文本原先與第</w:t>
+        <w:t>）。有證據顯示，在古希臘的古典時期，出現了大型陶器工作坊，有些僱用了超過五十名工人。</w:t>
+      </w:r>
+    </w:p>
+    <w:p>
+      <w:pPr/>
+      <w:r>
+        <w:rPr>
+          <w:lang w:val="zh_TW" w:bidi="zh_TW"/>
+        </w:rPr>
+      </w:r>
+      <w:r>
+        <w:rPr>
+          <w:lang w:val="zh_TW" w:bidi="zh_TW"/>
+        </w:rPr>
+        <w:t>要產生「拉坯」所需的離心力，陶土每分鐘必須旋轉至少一百圈。最早的陶輪由兩塊石頭組成，下方的石頭中央有孔，上方的石頭有突起，正好插入下方的孔中，使上面的石頭能轉動。上方的石頭上固定一塊較大的木板，用來放置陶器，而轉動陶輪的工作無疑是由學徒負責的。到了希臘化時期（公元前300年之後），出現了以腳踏帶動的陶輪。</w:t>
+      </w:r>
+    </w:p>
+    <w:p>
+      <w:pPr/>
+      <w:r>
+        <w:rPr>
+          <w:lang w:val="zh_TW" w:bidi="zh_TW"/>
+        </w:rPr>
+      </w:r>
+      <w:r>
+        <w:rPr>
+          <w:lang w:val="zh_TW" w:bidi="zh_TW"/>
+        </w:rPr>
+        <w:t>古代製陶的另一種技術是使用模具。模具是用軟石雕刻而成，或以黏土製作，用於大量生產相同形狀的器皿。在中東地區的博物館中，常可見到希臘化時期與羅馬時期的燈具模具。當時的小油燈是在模具中分上下兩半製成，再在燒製前將兩半黏合在一起。希律王時期的油燈還有獨立塑成的匙形燈嘴，與前述的兩個部分分開製作。</w:t>
+      </w:r>
+    </w:p>
+    <w:p>
+      <w:pPr/>
+      <w:r>
+        <w:rPr>
+          <w:lang w:val="zh_TW" w:bidi="zh_TW"/>
+        </w:rPr>
+      </w:r>
+      <w:r>
+        <w:rPr>
+          <w:lang w:val="zh_TW" w:bidi="zh_TW"/>
+        </w:rPr>
+        <w:t>古代陶器在大小和形狀上變化極為豐富，令人驚嘆。一般的古代家庭通常會有大型器皿（雙耳瓶〔amphorae〕和儲物罐〔pithoi〕），用來盛裝酒或水等液體。這些容器底部呈尖形，最初設計是為了在運輸時能靠在船身的斜面上。在平民的家中，人們常把這些容器部分埋入地面，並靠牆擺放；而在龐貝（Pompeii）與赫庫蘭尼姆（Herculaneum）的酒館中，人們把這些容器放在木架上。人們常把開口較大的大甕部分埋入地面，好讓其中的液體保持清涼。此外，各種穀物也會儲存在這類容器中，其中有些高達四英尺（約1.2公尺），寬達三英尺（約0.9公尺）。較小的水瓶為日常常用器皿，可盛約一夸脫（約0.9公升）或更多的液體。圓腹形的壺則用來盛酒，壺嘴設計能防止珍貴的液體流出。圓形水壺在壺肩兩側各有一個把手，便於旅途中攜帶水。家庭中常見各種大小與深淺不同的碗與盤。稱為混酒缸（krater）的寬口大甕，多用於飲酒。烹飪時使用中型的陶鍋（容量約一加侖，約3.8公升），鍋底圓潤，方便直接放在火上或放入地上掏出的火坑中加熱。這些陶鍋通常有兩個環形把手，可以懸掛於火上使用。</w:t>
+      </w:r>
+    </w:p>
+    <w:p>
+      <w:pPr/>
+      <w:r>
+        <w:rPr>
+          <w:lang w:val="zh_TW" w:bidi="zh_TW"/>
+        </w:rPr>
+      </w:r>
+      <w:r>
+        <w:rPr>
+          <w:lang w:val="zh_TW" w:bidi="zh_TW"/>
+        </w:rPr>
+        <w:t>在古典時期的希臘，陶器上常繪有鮮明生動的圖像，內容包括宗教、性愛、戰爭及社會生活的場景。更早期的米諾安（Minoan）與邁錫尼（Mycenaean）文化所出產的陶器，則有優美的圖案裝飾，如植物、動物、海洋生物以及各種幾何設計。自古以來，中東地區的陶器在造型與花紋上也展現出多樣的變化，人們利用深淺不同的泥漿色層，在陶器上塗抹或潑灑，形成自然變化的紋理與圖案。</w:t>
+      </w:r>
+    </w:p>
+    <w:p>
+      <w:pPr>
+        <w:pStyle w:val="Heading3"/>
+      </w:pPr>
+      <w:r>
+        <w:rPr>
+          <w:lang w:val="zh_TW" w:bidi="zh_TW"/>
+        </w:rPr>
+        <w:t>聖經中的陶器</w:t>
+      </w:r>
+    </w:p>
+    <w:p>
+      <w:pPr/>
+      <w:r>
+        <w:rPr>
+          <w:lang w:val="zh_TW" w:bidi="zh_TW"/>
+        </w:rPr>
+      </w:r>
+      <w:r>
+        <w:rPr>
+          <w:lang w:val="zh_TW" w:bidi="zh_TW"/>
+        </w:rPr>
+        <w:t>聖經中多次提到陶匠及其工作。典型的例子包括：「以色列家啊，我待你們，豈不能照這窯匠弄泥嗎？ 以色列家啊，泥在窯匠的手中怎樣，你們在我的手中也怎樣」（</w:t>
       </w:r>
       <w:hyperlink r:id="rId14">
         <w:r>
@@ -260,14 +380,14 @@
             <w:color w:val="0000EE"/>
             <w:u w:val="single"/>
           </w:rPr>
-          <w:t>20</w:t>
+          <w:t>耶18:6</w:t>
         </w:r>
       </w:hyperlink>
       <w:r>
         <w:rPr>
           <w:lang w:val="zh_TW" w:bidi="zh_TW"/>
         </w:rPr>
-        <w:t>和</w:t>
+        <w:t>）；「耶和華啊，現在你仍是我們的父！我們是泥，你是窯匠；我們都是你手的工作。」（</w:t>
       </w:r>
       <w:hyperlink r:id="rId15">
         <w:r>
@@ -278,62 +398,14 @@
             <w:color w:val="0000EE"/>
             <w:u w:val="single"/>
           </w:rPr>
-          <w:t>21</w:t>
+          <w:t>賽64:8</w:t>
         </w:r>
       </w:hyperlink>
       <w:r>
         <w:rPr>
           <w:lang w:val="zh_TW" w:bidi="zh_TW"/>
         </w:rPr>
-        <w:t>節呈平行，以暗示他是第一位。</w:t>
-      </w:r>
-      <w:r>
-        <w:rPr>
-          <w:lang w:val="zh_TW" w:bidi="zh_TW"/>
-        </w:rPr>
-      </w:r>
-      <w:r>
-        <w:rPr>
-          <w:lang w:val="zh_TW" w:bidi="zh_TW"/>
-        </w:rPr>
-      </w:r>
-    </w:p>
-    <w:p>
-      <w:pPr/>
-      <w:r>
-        <w:rPr>
-          <w:lang w:val="zh_TW" w:bidi="zh_TW"/>
-        </w:rPr>
-      </w:r>
-    </w:p>
-    <w:p>
-      <w:pPr>
-        <w:pStyle w:val="Heading2"/>
-      </w:pPr>
-      <w:r>
-        <w:rPr>
-          <w:lang w:val="zh_TW" w:bidi="zh_TW"/>
-        </w:rPr>
-        <w:t>土巴</w:t>
-      </w:r>
-      <w:r>
-        <w:rPr>
-          <w:lang w:val="zh_TW" w:bidi="zh_TW"/>
-        </w:rPr>
-      </w:r>
-    </w:p>
-    <w:p>
-      <w:pPr/>
-      <w:r>
-        <w:rPr>
-          <w:lang w:val="zh_TW" w:bidi="zh_TW"/>
-        </w:rPr>
-      </w:r>
-      <w:r>
-        <w:rPr>
-          <w:lang w:val="zh_TW" w:bidi="zh_TW"/>
-        </w:rPr>
-        <w:t>在列國表（table of nations）中，雅弗的第五個兒子 （</w:t>
+        <w:t>）。在創造的記載中，神以陶匠的形象出現，祂用地上的塵土造人（</w:t>
       </w:r>
       <w:hyperlink r:id="rId16">
         <w:r>
@@ -344,14 +416,14 @@
             <w:color w:val="0000EE"/>
             <w:u w:val="single"/>
           </w:rPr>
-          <w:t>創10:2</w:t>
+          <w:t>創2:7</w:t>
         </w:r>
       </w:hyperlink>
       <w:r>
         <w:rPr>
           <w:lang w:val="zh_TW" w:bidi="zh_TW"/>
         </w:rPr>
-        <w:t>；</w:t>
+        <w:t>）。保羅（</w:t>
       </w:r>
       <w:hyperlink r:id="rId17">
         <w:r>
@@ -362,14 +434,14 @@
             <w:color w:val="0000EE"/>
             <w:u w:val="single"/>
           </w:rPr>
-          <w:t>代上1:5</w:t>
+          <w:t>羅9:20–21</w:t>
         </w:r>
       </w:hyperlink>
       <w:r>
         <w:rPr>
           <w:lang w:val="zh_TW" w:bidi="zh_TW"/>
         </w:rPr>
-        <w:t>）。土巴後來在以賽亞和以西結的先知預言中具有重要意義，被列為因威脅神子民而將受審判的國家之一（</w:t>
+        <w:t>）藉著以賽亞所用的比喻（</w:t>
       </w:r>
       <w:hyperlink r:id="rId18">
         <w:r>
@@ -380,14 +452,28 @@
             <w:color w:val="0000EE"/>
             <w:u w:val="single"/>
           </w:rPr>
-          <w:t>賽66:19</w:t>
+          <w:t>賽45:9</w:t>
         </w:r>
       </w:hyperlink>
       <w:r>
         <w:rPr>
           <w:lang w:val="zh_TW" w:bidi="zh_TW"/>
         </w:rPr>
-        <w:t>；</w:t>
+        <w:t>），論證神在揀選以色列時的絕對主權。那比喻說到一個器皿與製造它的陶匠爭論：「泥土豈可對摶弄它的說：你做甚麼呢？所做的物豈可說：你沒有手呢？」</w:t>
+      </w:r>
+    </w:p>
+    <w:p>
+      <w:pPr/>
+      <w:r>
+        <w:rPr>
+          <w:lang w:val="zh_TW" w:bidi="zh_TW"/>
+        </w:rPr>
+      </w:r>
+      <w:r>
+        <w:rPr>
+          <w:lang w:val="zh_TW" w:bidi="zh_TW"/>
+        </w:rPr>
+        <w:t>耶利米曾以極具象徵性的行動預言耶路撒冷的毀滅，他打碎一個陶匠所做的瓦瓶，使其破成無法再修復的碎片（</w:t>
       </w:r>
       <w:hyperlink r:id="rId19">
         <w:r>
@@ -398,14 +484,14 @@
             <w:color w:val="0000EE"/>
             <w:u w:val="single"/>
           </w:rPr>
-          <w:t>結27:13</w:t>
+          <w:t>耶19:11</w:t>
         </w:r>
       </w:hyperlink>
       <w:r>
         <w:rPr>
           <w:lang w:val="zh_TW" w:bidi="zh_TW"/>
         </w:rPr>
-        <w:t>，</w:t>
+        <w:t>）。在耶路撒冷被毀之時，以色列人雖然在神眼中看為寶貴，卻「算為窯匠手所做的瓦瓶」（</w:t>
       </w:r>
       <w:hyperlink r:id="rId20">
         <w:r>
@@ -416,14 +502,28 @@
             <w:color w:val="0000EE"/>
             <w:u w:val="single"/>
           </w:rPr>
-          <w:t>32:26</w:t>
+          <w:t>哀4:2</w:t>
         </w:r>
       </w:hyperlink>
       <w:r>
         <w:rPr>
           <w:lang w:val="zh_TW" w:bidi="zh_TW"/>
         </w:rPr>
-        <w:t>，</w:t>
+        <w:t>）——這表明他們如陶器一般脆弱，極易被打碎與毀滅。</w:t>
+      </w:r>
+    </w:p>
+    <w:p>
+      <w:pPr/>
+      <w:r>
+        <w:rPr>
+          <w:lang w:val="zh_TW" w:bidi="zh_TW"/>
+        </w:rPr>
+      </w:r>
+      <w:r>
+        <w:rPr>
+          <w:lang w:val="zh_TW" w:bidi="zh_TW"/>
+        </w:rPr>
+        <w:t>在古代世界中，破裂的陶器被視為毫無價值，人們會將碎片掃到一旁或扔出窗外，再重新製作新的器皿。由於陶器製作技術普及，價格便宜，人們搬遷時通常不會攜帶陶器，因為製作或購買新的陶器比搬運舊的更方便，特別是體積較大的那些。然而，破片也並非全無用途。約伯曾用一片瓦片刮去瘡口的膿液，瓦片就是破碎的陶器碎片（</w:t>
       </w:r>
       <w:hyperlink r:id="rId21">
         <w:r>
@@ -434,14 +534,14 @@
             <w:color w:val="0000EE"/>
             <w:u w:val="single"/>
           </w:rPr>
-          <w:t>38:2–3</w:t>
+          <w:t>伯2:8</w:t>
         </w:r>
       </w:hyperlink>
       <w:r>
         <w:rPr>
           <w:lang w:val="zh_TW" w:bidi="zh_TW"/>
         </w:rPr>
-        <w:t>，</w:t>
+        <w:t>）。在更晚的時期，陶器碎片常被用來書寫便條，被稱為陶片（ostraca）。詩人也曾說自己的精力枯乾如同瓦片（</w:t>
       </w:r>
       <w:hyperlink r:id="rId22">
         <w:r>
@@ -452,32 +552,14 @@
             <w:color w:val="0000EE"/>
             <w:u w:val="single"/>
           </w:rPr>
-          <w:t>39:1</w:t>
+          <w:t>詩22:15</w:t>
         </w:r>
       </w:hyperlink>
       <w:r>
         <w:rPr>
           <w:lang w:val="zh_TW" w:bidi="zh_TW"/>
         </w:rPr>
-        <w:t>）。土巴通常與雅完和米設並列，被描述為北方國家或沿海地區的國家（</w:t>
-      </w:r>
-      <w:hyperlink r:id="rId18">
-        <w:r>
-          <w:rPr>
-            <w:lang w:val="zh_TW" w:bidi="zh_TW"/>
-          </w:rPr>
-          <w:rPr>
-            <w:color w:val="0000EE"/>
-            <w:u w:val="single"/>
-          </w:rPr>
-          <w:t>賽66:19</w:t>
-        </w:r>
-      </w:hyperlink>
-      <w:r>
-        <w:rPr>
-          <w:lang w:val="zh_TW" w:bidi="zh_TW"/>
-        </w:rPr>
-        <w:t>；</w:t>
+        <w:t>）——這是指陶器燒乾後失去水分的狀態。敬拜多神和偶像的民族最終會敗亡，聖經形容這情景好像陶器被摔得粉碎（</w:t>
       </w:r>
       <w:hyperlink r:id="rId23">
         <w:r>
@@ -488,94 +570,14 @@
             <w:color w:val="0000EE"/>
             <w:u w:val="single"/>
           </w:rPr>
-          <w:t>結38:2</w:t>
+          <w:t>詩2:9</w:t>
         </w:r>
       </w:hyperlink>
       <w:r>
         <w:rPr>
           <w:lang w:val="zh_TW" w:bidi="zh_TW"/>
         </w:rPr>
-        <w:t>）。土巴曾與泰爾進行貿易（</w:t>
-      </w:r>
-      <w:hyperlink r:id="rId19">
-        <w:r>
-          <w:rPr>
-            <w:lang w:val="zh_TW" w:bidi="zh_TW"/>
-          </w:rPr>
-          <w:rPr>
-            <w:color w:val="0000EE"/>
-            <w:u w:val="single"/>
-          </w:rPr>
-          <w:t>結27:13</w:t>
-        </w:r>
-      </w:hyperlink>
-      <w:r>
-        <w:rPr>
-          <w:lang w:val="zh_TW" w:bidi="zh_TW"/>
-        </w:rPr>
-        <w:t>），這一事實支持了土巴位於沿海地區的假設。除了這些簡略的證據外，目前很難確定土巴精確的民族身分或地理位置。它曾被辨識為西古提人（Scythians）、伊比利亞人（Iberians）、黑海與里海（Caspian Sea）之間的地區、帖撒利（Thessaly），以及各種赫人部落。</w:t>
-      </w:r>
-      <w:r>
-        <w:rPr>
-          <w:lang w:val="zh_TW" w:bidi="zh_TW"/>
-        </w:rPr>
-      </w:r>
-      <w:r>
-        <w:rPr>
-          <w:lang w:val="zh_TW" w:bidi="zh_TW"/>
-        </w:rPr>
-      </w:r>
-    </w:p>
-    <w:p>
-      <w:pPr/>
-      <w:r>
-        <w:rPr>
-          <w:lang w:val="zh_TW" w:bidi="zh_TW"/>
-        </w:rPr>
-      </w:r>
-    </w:p>
-    <w:p>
-      <w:pPr>
-        <w:pStyle w:val="Heading2"/>
-      </w:pPr>
-      <w:r>
-        <w:rPr>
-          <w:lang w:val="zh_TW" w:bidi="zh_TW"/>
-        </w:rPr>
-        <w:t>土地</w:t>
-      </w:r>
-      <w:r>
-        <w:rPr>
-          <w:lang w:val="zh_TW" w:bidi="zh_TW"/>
-        </w:rPr>
-      </w:r>
-    </w:p>
-    <w:p>
-      <w:pPr/>
-      <w:r>
-        <w:rPr>
-          <w:lang w:val="zh_TW" w:bidi="zh_TW"/>
-        </w:rPr>
-      </w:r>
-      <w:r>
-        <w:rPr>
-          <w:lang w:val="zh_TW" w:bidi="zh_TW"/>
-        </w:rPr>
-        <w:t>人與土地的關係是舊約聖經中的重要主題。在創世記裡，地與旱地被造，成為人居住並與神相交的地方。人被賦予管理大地、治理動物的任務，好使自己的需要得以滿足，並將榮耀歸給造物主。然而，自從人墮落之後，他們不僅與神和彼此隔絕，也與他們所居住的土地隔絕。他們被趕出伊甸園，大地也受咒詛。他們不得不汗流滿面地勞苦，才能制服土地並維持生計，因為收成被荊棘和蒺藜所阻。</w:t>
-      </w:r>
-    </w:p>
-    <w:p>
-      <w:pPr/>
-      <w:r>
-        <w:rPr>
-          <w:lang w:val="zh_TW" w:bidi="zh_TW"/>
-        </w:rPr>
-      </w:r>
-      <w:r>
-        <w:rPr>
-          <w:lang w:val="zh_TW" w:bidi="zh_TW"/>
-        </w:rPr>
-        <w:t>該隱殺了他的弟弟之後，受到刑罰，要承受更嚴重的土地咒詛。神告訴他，即使他辛苦勞作，土地也不會為他效力，迫使他漂流無定。該隱失去永久的居所，被剝奪享受安息與昌盛的機會。該隱因為犯罪，無法實現他對「歸屬之地」的渴望。（</w:t>
+        <w:t>；</w:t>
       </w:r>
       <w:hyperlink r:id="rId24">
         <w:r>
@@ -586,7 +588,7 @@
             <w:color w:val="0000EE"/>
             <w:u w:val="single"/>
           </w:rPr>
-          <w:t>創4:12</w:t>
+          <w:t>啟2:27</w:t>
         </w:r>
       </w:hyperlink>
       <w:r>
@@ -605,952 +607,46 @@
       </w:r>
       <w:r>
         <w:rPr>
-          <w:lang w:val="zh_TW" w:bidi="zh_TW"/>
-        </w:rPr>
-        <w:t>洪水之後，神因著審判極其邪惡的人而毀滅世界，但人又再一次惹動神的忿怒；人建造巴別塔，是要在不依靠神的情況下高舉人的能力。於是神介入，使人的語言混亂，並「使眾人分散在全地上」（</w:t>
-      </w:r>
-      <w:hyperlink r:id="rId25">
-        <w:r>
-          <w:rPr>
-            <w:lang w:val="zh_TW" w:bidi="zh_TW"/>
-          </w:rPr>
-          <w:rPr>
-            <w:color w:val="0000EE"/>
-            <w:u w:val="single"/>
-          </w:rPr>
-          <w:t>11:9</w:t>
-        </w:r>
-      </w:hyperlink>
-      <w:r>
-        <w:rPr>
-          <w:lang w:val="zh_TW" w:bidi="zh_TW"/>
-        </w:rPr>
-        <w:t>）。</w:t>
-      </w:r>
-      <w:hyperlink r:id="rId26">
-        <w:r>
-          <w:rPr>
-            <w:lang w:val="zh_TW" w:bidi="zh_TW"/>
-          </w:rPr>
-          <w:rPr>
-            <w:color w:val="0000EE"/>
-            <w:u w:val="single"/>
-          </w:rPr>
-          <w:t>創世記一至十一章</w:t>
-        </w:r>
-      </w:hyperlink>
-      <w:r>
-        <w:rPr>
-          <w:lang w:val="zh_TW" w:bidi="zh_TW"/>
-        </w:rPr>
-        <w:t>的敘事呈現出一個連續的脈絡：人因著罪與悖逆，不斷失去土地，並承受隨之而來的匱乏。</w:t>
-      </w:r>
-    </w:p>
-    <w:p>
-      <w:pPr>
-        <w:pStyle w:val="Heading3"/>
-      </w:pPr>
-      <w:r>
-        <w:rPr>
-          <w:lang w:val="zh_TW" w:bidi="zh_TW"/>
-        </w:rPr>
-        <w:t>土地與亞伯拉罕之約</w:t>
-      </w:r>
-    </w:p>
-    <w:p>
-      <w:pPr/>
-      <w:r>
-        <w:rPr>
-          <w:lang w:val="zh_TW" w:bidi="zh_TW"/>
-        </w:rPr>
-      </w:r>
-      <w:r>
-        <w:rPr>
-          <w:lang w:val="zh_TW" w:bidi="zh_TW"/>
-        </w:rPr>
-        <w:t>在亞伯拉罕的時代，神介入人類歷史，為一群分別出來歸於自己的人，預備一個特別的家園。在這裡，聖經中首次提到應許之地的主題。神對亞伯拉罕說：「你要離開本地、本族、父家，往我所要指示你的地去。我必叫你成為大國」（</w:t>
-      </w:r>
-      <w:hyperlink r:id="rId27">
-        <w:r>
-          <w:rPr>
-            <w:lang w:val="zh_TW" w:bidi="zh_TW"/>
-          </w:rPr>
-          <w:rPr>
-            <w:color w:val="0000EE"/>
-            <w:u w:val="single"/>
-          </w:rPr>
-          <w:t>創12:1–2</w:t>
-        </w:r>
-      </w:hyperlink>
-      <w:r>
-        <w:rPr>
-          <w:lang w:val="zh_TW" w:bidi="zh_TW"/>
-        </w:rPr>
-        <w:t>）。這個應許在</w:t>
-      </w:r>
-      <w:hyperlink r:id="rId28">
-        <w:r>
-          <w:rPr>
-            <w:lang w:val="zh_TW" w:bidi="zh_TW"/>
-          </w:rPr>
-          <w:rPr>
-            <w:color w:val="0000EE"/>
-            <w:u w:val="single"/>
-          </w:rPr>
-          <w:t>創十二章7節</w:t>
-        </w:r>
-      </w:hyperlink>
-      <w:r>
-        <w:rPr>
-          <w:lang w:val="zh_TW" w:bidi="zh_TW"/>
-        </w:rPr>
-        <w:t>，</w:t>
-      </w:r>
-      <w:hyperlink r:id="rId29">
-        <w:r>
-          <w:rPr>
-            <w:lang w:val="zh_TW" w:bidi="zh_TW"/>
-          </w:rPr>
-          <w:rPr>
-            <w:color w:val="0000EE"/>
-            <w:u w:val="single"/>
-          </w:rPr>
-          <w:t>十三章14至18節</w:t>
-        </w:r>
-      </w:hyperlink>
-      <w:r>
-        <w:rPr>
-          <w:lang w:val="zh_TW" w:bidi="zh_TW"/>
-        </w:rPr>
-        <w:t>，</w:t>
-      </w:r>
-      <w:hyperlink r:id="rId30">
-        <w:r>
-          <w:rPr>
-            <w:lang w:val="zh_TW" w:bidi="zh_TW"/>
-          </w:rPr>
-          <w:rPr>
-            <w:color w:val="0000EE"/>
-            <w:u w:val="single"/>
-          </w:rPr>
-          <w:t>十五章7至21節</w:t>
-        </w:r>
-      </w:hyperlink>
-      <w:r>
-        <w:rPr>
-          <w:lang w:val="zh_TW" w:bidi="zh_TW"/>
-        </w:rPr>
-        <w:t>，</w:t>
-      </w:r>
-      <w:hyperlink r:id="rId31">
-        <w:r>
-          <w:rPr>
-            <w:lang w:val="zh_TW" w:bidi="zh_TW"/>
-          </w:rPr>
-          <w:rPr>
-            <w:color w:val="0000EE"/>
-            <w:u w:val="single"/>
-          </w:rPr>
-          <w:t>十七章7至8節</w:t>
-        </w:r>
-      </w:hyperlink>
-      <w:r>
-        <w:rPr>
-          <w:lang w:val="zh_TW" w:bidi="zh_TW"/>
-        </w:rPr>
-        <w:t>中進一步擴展。神告訴亞伯拉罕，他的後裔要以迦南地「永遠為業」（</w:t>
-      </w:r>
-      <w:hyperlink r:id="rId32">
-        <w:r>
-          <w:rPr>
-            <w:lang w:val="zh_TW" w:bidi="zh_TW"/>
-          </w:rPr>
-          <w:rPr>
-            <w:color w:val="0000EE"/>
-            <w:u w:val="single"/>
-          </w:rPr>
-          <w:t>17:8</w:t>
-        </w:r>
-      </w:hyperlink>
-      <w:r>
-        <w:rPr>
-          <w:lang w:val="zh_TW" w:bidi="zh_TW"/>
-        </w:rPr>
-        <w:t>）。</w:t>
-      </w:r>
-    </w:p>
-    <w:p>
-      <w:pPr/>
-      <w:r>
-        <w:rPr>
-          <w:lang w:val="zh_TW" w:bidi="zh_TW"/>
-        </w:rPr>
-      </w:r>
-      <w:r>
-        <w:rPr>
-          <w:lang w:val="zh_TW" w:bidi="zh_TW"/>
-        </w:rPr>
-        <w:t>舊約聖經的敘事隨後追溯亞伯拉罕的後裔，經由以撒和雅各，並記載雅各的家族遷往埃及，在那裡大約經過四百年，他們成為強大而人數眾多的民族。在這段時期，神再次重申關於迦南地要歸屬的應許（</w:t>
-      </w:r>
-      <w:hyperlink r:id="rId33">
-        <w:r>
-          <w:rPr>
-            <w:lang w:val="zh_TW" w:bidi="zh_TW"/>
-          </w:rPr>
-          <w:rPr>
-            <w:color w:val="0000EE"/>
-            <w:u w:val="single"/>
-          </w:rPr>
-          <w:t>創28:15，</w:t>
-        </w:r>
-      </w:hyperlink>
-      <w:hyperlink r:id="rId34">
-        <w:r>
-          <w:rPr>
-            <w:lang w:val="zh_TW" w:bidi="zh_TW"/>
-          </w:rPr>
-          <w:rPr>
-            <w:color w:val="0000EE"/>
-            <w:u w:val="single"/>
-          </w:rPr>
-          <w:t>35:11–12，</w:t>
-        </w:r>
-      </w:hyperlink>
-      <w:hyperlink r:id="rId35">
-        <w:r>
-          <w:rPr>
-            <w:lang w:val="zh_TW" w:bidi="zh_TW"/>
-          </w:rPr>
-          <w:rPr>
-            <w:color w:val="0000EE"/>
-            <w:u w:val="single"/>
-          </w:rPr>
-          <w:t>46:3–4，</w:t>
-        </w:r>
-      </w:hyperlink>
-      <w:hyperlink r:id="rId36">
-        <w:r>
-          <w:rPr>
-            <w:lang w:val="zh_TW" w:bidi="zh_TW"/>
-          </w:rPr>
-          <w:rPr>
-            <w:color w:val="0000EE"/>
-            <w:u w:val="single"/>
-          </w:rPr>
-          <w:t>50:24</w:t>
-        </w:r>
-      </w:hyperlink>
-      <w:r>
-        <w:rPr>
-          <w:lang w:val="zh_TW" w:bidi="zh_TW"/>
-        </w:rPr>
-        <w:t>），並且不斷擺在亞伯拉罕後裔面前，作為神立約應許中不可或缺的一部分。</w:t>
-      </w:r>
-    </w:p>
-    <w:p>
-      <w:pPr>
-        <w:pStyle w:val="Heading3"/>
-      </w:pPr>
-      <w:r>
-        <w:rPr>
-          <w:lang w:val="zh_TW" w:bidi="zh_TW"/>
-        </w:rPr>
-        <w:t>土地與摩西之約</w:t>
-      </w:r>
-    </w:p>
-    <w:p>
-      <w:pPr/>
-      <w:r>
-        <w:rPr>
-          <w:lang w:val="zh_TW" w:bidi="zh_TW"/>
-        </w:rPr>
-      </w:r>
-      <w:r>
-        <w:rPr>
-          <w:lang w:val="zh_TW" w:bidi="zh_TW"/>
-        </w:rPr>
-        <w:t>當神呼召摩西帶領以色列人出埃及時，祂將摩西的使命與祂對列祖成就的應許連繫在一起：「我也記念我的約……我要以你們為我的百姓，我也要作你們的神……我起誓應許給亞伯拉罕、以撒、雅各的那地，我要把你們領進去，將那地賜給你們為業」（</w:t>
-      </w:r>
-      <w:hyperlink r:id="rId37">
-        <w:r>
-          <w:rPr>
-            <w:lang w:val="zh_TW" w:bidi="zh_TW"/>
-          </w:rPr>
-          <w:rPr>
-            <w:color w:val="0000EE"/>
-            <w:u w:val="single"/>
-          </w:rPr>
-          <w:t>出6:5–8</w:t>
-        </w:r>
-      </w:hyperlink>
-      <w:r>
-        <w:rPr>
-          <w:lang w:val="zh_TW" w:bidi="zh_TW"/>
-        </w:rPr>
-        <w:t>）。神拯救以色列人出埃及，有兩個原因：第一，是要以色列人在西奈山成為神的約民；第二，是要以色列人承受神應許他們列祖的地。然而，至關重要的是，隨著摩西之約的建立，以色列人能否繼續擁有那地，已取決於他們是否順服。如果以色列人違背約中的義務，他們就要招來咒詛，其中最嚴厲的，便是被趕逐出應許之地（</w:t>
-      </w:r>
-      <w:hyperlink r:id="rId38">
-        <w:r>
-          <w:rPr>
-            <w:lang w:val="zh_TW" w:bidi="zh_TW"/>
-          </w:rPr>
-          <w:rPr>
-            <w:color w:val="0000EE"/>
-            <w:u w:val="single"/>
-          </w:rPr>
-          <w:t>利26:32–33</w:t>
-        </w:r>
-      </w:hyperlink>
-      <w:r>
-        <w:rPr>
-          <w:lang w:val="zh_TW" w:bidi="zh_TW"/>
-        </w:rPr>
-        <w:t>）。這並不表示神會完全或永遠棄絕祂的百姓與那地，因為神也應許說，當祂的百姓悔改時，「我就要記念我與雅各所立的約……並要記念這地」（</w:t>
-      </w:r>
-      <w:hyperlink r:id="rId39">
-        <w:r>
-          <w:rPr>
-            <w:lang w:val="zh_TW" w:bidi="zh_TW"/>
-          </w:rPr>
-          <w:rPr>
-            <w:color w:val="0000EE"/>
-            <w:u w:val="single"/>
-          </w:rPr>
-          <w:t>利26:42</w:t>
-        </w:r>
-      </w:hyperlink>
-      <w:r>
-        <w:rPr>
-          <w:lang w:val="zh_TW" w:bidi="zh_TW"/>
-        </w:rPr>
-        <w:t>）。</w:t>
-      </w:r>
-    </w:p>
-    <w:p>
-      <w:pPr/>
-      <w:r>
-        <w:rPr>
-          <w:lang w:val="zh_TW" w:bidi="zh_TW"/>
-        </w:rPr>
-      </w:r>
-      <w:r>
-        <w:rPr>
-          <w:lang w:val="zh_TW" w:bidi="zh_TW"/>
-        </w:rPr>
-        <w:t>在大衛作王期間，有關土地的應許至少已經部分應驗。雖然約書亞帶領百姓進入那地時，應許已經開始成就，但那時的疆界並未達到神對亞伯拉罕所應許的範圍（</w:t>
-      </w:r>
-      <w:hyperlink r:id="rId40">
-        <w:r>
-          <w:rPr>
-            <w:lang w:val="zh_TW" w:bidi="zh_TW"/>
-          </w:rPr>
-          <w:rPr>
-            <w:color w:val="0000EE"/>
-            <w:u w:val="single"/>
-          </w:rPr>
-          <w:t>創15:18</w:t>
-        </w:r>
-      </w:hyperlink>
-      <w:r>
-        <w:rPr>
-          <w:lang w:val="zh_TW" w:bidi="zh_TW"/>
-        </w:rPr>
-        <w:t>），而且許多已佔領的地方仍有舊居民的抵抗勢力（</w:t>
-      </w:r>
-      <w:hyperlink r:id="rId41">
-        <w:r>
-          <w:rPr>
-            <w:lang w:val="zh_TW" w:bidi="zh_TW"/>
-          </w:rPr>
-          <w:rPr>
-            <w:color w:val="0000EE"/>
-            <w:u w:val="single"/>
-          </w:rPr>
-          <w:t>書13:1–6</w:t>
-        </w:r>
-      </w:hyperlink>
+          <w:i/>
+          <w:lang w:val="zh_TW" w:bidi="zh_TW"/>
+        </w:rPr>
+        <w:t>另見</w:t>
+      </w:r>
+      <w:r>
+        <w:rPr>
+          <w:lang w:val="zh_TW" w:bidi="zh_TW"/>
+        </w:rPr>
+        <w:t>考古學與聖經</w:t>
+      </w:r>
       <w:r>
         <w:rPr>
           <w:lang w:val="zh_TW" w:bidi="zh_TW"/>
         </w:rPr>
         <w:t>；</w:t>
       </w:r>
-      <w:hyperlink r:id="rId42">
-        <w:r>
-          <w:rPr>
-            <w:lang w:val="zh_TW" w:bidi="zh_TW"/>
-          </w:rPr>
-          <w:rPr>
-            <w:color w:val="0000EE"/>
-            <w:u w:val="single"/>
-          </w:rPr>
-          <w:t>士1章</w:t>
-        </w:r>
-      </w:hyperlink>
-      <w:r>
-        <w:rPr>
-          <w:lang w:val="zh_TW" w:bidi="zh_TW"/>
-        </w:rPr>
-        <w:t>）。直到大衛的時代，他們才完全奪取這地，如同起初所應許的一樣。（</w:t>
-      </w:r>
-      <w:hyperlink r:id="rId43">
-        <w:r>
-          <w:rPr>
-            <w:lang w:val="zh_TW" w:bidi="zh_TW"/>
-          </w:rPr>
-          <w:rPr>
-            <w:color w:val="0000EE"/>
-            <w:u w:val="single"/>
-          </w:rPr>
-          <w:t>撒下8章</w:t>
-        </w:r>
-      </w:hyperlink>
+      <w:r>
+        <w:rPr>
+          <w:lang w:val="zh_TW" w:bidi="zh_TW"/>
+        </w:rPr>
+        <w:t>磚、磚窯</w:t>
+      </w:r>
       <w:r>
         <w:rPr>
           <w:lang w:val="zh_TW" w:bidi="zh_TW"/>
         </w:rPr>
         <w:t>；</w:t>
       </w:r>
-      <w:hyperlink r:id="rId44">
-        <w:r>
-          <w:rPr>
-            <w:lang w:val="zh_TW" w:bidi="zh_TW"/>
-          </w:rPr>
-          <w:rPr>
-            <w:color w:val="0000EE"/>
-            <w:u w:val="single"/>
-          </w:rPr>
-          <w:t>王上4:21、24</w:t>
-        </w:r>
-      </w:hyperlink>
-      <w:r>
-        <w:rPr>
-          <w:lang w:val="zh_TW" w:bidi="zh_TW"/>
-        </w:rPr>
-        <w:t>）。</w:t>
-      </w:r>
-    </w:p>
-    <w:p>
-      <w:pPr/>
-      <w:r>
-        <w:rPr>
-          <w:lang w:val="zh_TW" w:bidi="zh_TW"/>
-        </w:rPr>
-      </w:r>
-      <w:r>
-        <w:rPr>
-          <w:lang w:val="zh_TW" w:bidi="zh_TW"/>
-        </w:rPr>
-        <w:t>所羅門獻殿時，再一次強調君王要遵守律法，以及約中的順服與承受土地之間的關聯。（</w:t>
-      </w:r>
-      <w:hyperlink r:id="rId45">
-        <w:r>
-          <w:rPr>
-            <w:lang w:val="zh_TW" w:bidi="zh_TW"/>
-          </w:rPr>
-          <w:rPr>
-            <w:color w:val="0000EE"/>
-            <w:u w:val="single"/>
-          </w:rPr>
-          <w:t>王上9:4–9</w:t>
-        </w:r>
-      </w:hyperlink>
-      <w:r>
-        <w:rPr>
-          <w:lang w:val="zh_TW" w:bidi="zh_TW"/>
-        </w:rPr>
-        <w:t>）。百姓不順服神便會失去土地，也使聖殿毀壞。</w:t>
-      </w:r>
-    </w:p>
-    <w:p>
-      <w:pPr/>
-      <w:r>
-        <w:rPr>
-          <w:lang w:val="zh_TW" w:bidi="zh_TW"/>
-        </w:rPr>
-      </w:r>
-      <w:r>
-        <w:rPr>
-          <w:lang w:val="zh_TW" w:bidi="zh_TW"/>
-        </w:rPr>
-        <w:t>分裂王國時期的歷史，大多是百姓與君王共同背約的歷史。耶和華一再藉著先知警告他們，這樣的不順服只會導致被逐出那地，但他們充耳不聞（</w:t>
-      </w:r>
-      <w:hyperlink r:id="rId46">
-        <w:r>
-          <w:rPr>
-            <w:lang w:val="zh_TW" w:bidi="zh_TW"/>
-          </w:rPr>
-          <w:rPr>
-            <w:color w:val="0000EE"/>
-            <w:u w:val="single"/>
-          </w:rPr>
-          <w:t>賽6:11–12</w:t>
-        </w:r>
-      </w:hyperlink>
-      <w:r>
-        <w:rPr>
-          <w:lang w:val="zh_TW" w:bidi="zh_TW"/>
-        </w:rPr>
-        <w:t>；</w:t>
-      </w:r>
-      <w:hyperlink r:id="rId47">
-        <w:r>
-          <w:rPr>
-            <w:lang w:val="zh_TW" w:bidi="zh_TW"/>
-          </w:rPr>
-          <w:rPr>
-            <w:color w:val="0000EE"/>
-            <w:u w:val="single"/>
-          </w:rPr>
-          <w:t>摩5:27，</w:t>
-        </w:r>
-      </w:hyperlink>
-      <w:hyperlink r:id="rId48">
-        <w:r>
-          <w:rPr>
-            <w:lang w:val="zh_TW" w:bidi="zh_TW"/>
-          </w:rPr>
-          <w:rPr>
-            <w:color w:val="0000EE"/>
-            <w:u w:val="single"/>
-          </w:rPr>
-          <w:t>7:17</w:t>
-        </w:r>
-      </w:hyperlink>
-      <w:r>
-        <w:rPr>
-          <w:lang w:val="zh_TW" w:bidi="zh_TW"/>
-        </w:rPr>
-        <w:t>；</w:t>
-      </w:r>
-      <w:hyperlink r:id="rId49">
-        <w:r>
-          <w:rPr>
-            <w:lang w:val="zh_TW" w:bidi="zh_TW"/>
-          </w:rPr>
-          <w:rPr>
-            <w:color w:val="0000EE"/>
-            <w:u w:val="single"/>
-          </w:rPr>
-          <w:t>何9:17</w:t>
-        </w:r>
-      </w:hyperlink>
-      <w:r>
-        <w:rPr>
-          <w:lang w:val="zh_TW" w:bidi="zh_TW"/>
-        </w:rPr>
-        <w:t>）。君王一次又一次證明自己不配擔任這職分。</w:t>
-      </w:r>
-    </w:p>
-    <w:p>
-      <w:pPr/>
-      <w:r>
-        <w:rPr>
-          <w:lang w:val="zh_TW" w:bidi="zh_TW"/>
-        </w:rPr>
-      </w:r>
-      <w:r>
-        <w:rPr>
-          <w:lang w:val="zh_TW" w:bidi="zh_TW"/>
-        </w:rPr>
-        <w:t>當百姓執意行惡時，耶利米宣告尼布甲尼撒要成為耶和華的器皿，把他們趕出那地（</w:t>
-      </w:r>
-      <w:hyperlink r:id="rId50">
-        <w:r>
-          <w:rPr>
-            <w:lang w:val="zh_TW" w:bidi="zh_TW"/>
-          </w:rPr>
-          <w:rPr>
-            <w:color w:val="0000EE"/>
-            <w:u w:val="single"/>
-          </w:rPr>
-          <w:t>耶21:2，</w:t>
-        </w:r>
-      </w:hyperlink>
-      <w:hyperlink r:id="rId51">
-        <w:r>
-          <w:rPr>
-            <w:lang w:val="zh_TW" w:bidi="zh_TW"/>
-          </w:rPr>
-          <w:rPr>
-            <w:color w:val="0000EE"/>
-            <w:u w:val="single"/>
-          </w:rPr>
-          <w:t>22:25，</w:t>
-        </w:r>
-      </w:hyperlink>
-      <w:hyperlink r:id="rId52">
-        <w:r>
-          <w:rPr>
-            <w:lang w:val="zh_TW" w:bidi="zh_TW"/>
-          </w:rPr>
-          <w:rPr>
-            <w:color w:val="0000EE"/>
-            <w:u w:val="single"/>
-          </w:rPr>
-          <w:t>25:8–9，</w:t>
-        </w:r>
-      </w:hyperlink>
-      <w:hyperlink r:id="rId53">
-        <w:r>
-          <w:rPr>
-            <w:lang w:val="zh_TW" w:bidi="zh_TW"/>
-          </w:rPr>
-          <w:rPr>
-            <w:color w:val="0000EE"/>
-            <w:u w:val="single"/>
-          </w:rPr>
-          <w:t>27:6，</w:t>
-        </w:r>
-      </w:hyperlink>
-      <w:hyperlink r:id="rId54">
-        <w:r>
-          <w:rPr>
-            <w:lang w:val="zh_TW" w:bidi="zh_TW"/>
-          </w:rPr>
-          <w:rPr>
-            <w:color w:val="0000EE"/>
-            <w:u w:val="single"/>
-          </w:rPr>
-          <w:t>28:14，</w:t>
-        </w:r>
-      </w:hyperlink>
-      <w:hyperlink r:id="rId55">
-        <w:r>
-          <w:rPr>
-            <w:lang w:val="zh_TW" w:bidi="zh_TW"/>
-          </w:rPr>
-          <w:rPr>
-            <w:color w:val="0000EE"/>
-            <w:u w:val="single"/>
-          </w:rPr>
-          <w:t>29:21</w:t>
-        </w:r>
-      </w:hyperlink>
-      <w:r>
-        <w:rPr>
-          <w:lang w:val="zh_TW" w:bidi="zh_TW"/>
-        </w:rPr>
-        <w:t>）。然而，耶利米與其他先知也把眼光放在被擄以後，宣告將來會復興與歸回應許之地（</w:t>
-      </w:r>
-      <w:hyperlink r:id="rId56">
-        <w:r>
-          <w:rPr>
-            <w:lang w:val="zh_TW" w:bidi="zh_TW"/>
-          </w:rPr>
-          <w:rPr>
-            <w:color w:val="0000EE"/>
-            <w:u w:val="single"/>
-          </w:rPr>
-          <w:t>耶32:6–25</w:t>
-        </w:r>
-      </w:hyperlink>
-      <w:r>
-        <w:rPr>
-          <w:lang w:val="zh_TW" w:bidi="zh_TW"/>
-        </w:rPr>
-        <w:t>）。在歷史上，這些事實際成就於波斯王塞魯士大帝統治時期（公元前538年），並記載在以斯拉記和尼希米記中。</w:t>
-      </w:r>
-    </w:p>
-    <w:p>
-      <w:pPr/>
-      <w:r>
-        <w:rPr>
-          <w:lang w:val="zh_TW" w:bidi="zh_TW"/>
-        </w:rPr>
-      </w:r>
-      <w:r>
-        <w:rPr>
-          <w:lang w:val="zh_TW" w:bidi="zh_TW"/>
-        </w:rPr>
-        <w:t>在解釋時出現的難題，就是要尋找某些有關被擄歸回的預言，如何得到充分的應驗（參</w:t>
-      </w:r>
-      <w:hyperlink r:id="rId57">
-        <w:r>
-          <w:rPr>
-            <w:lang w:val="zh_TW" w:bidi="zh_TW"/>
-          </w:rPr>
-          <w:rPr>
-            <w:color w:val="0000EE"/>
-            <w:u w:val="single"/>
-          </w:rPr>
-          <w:t>結37章</w:t>
-        </w:r>
-      </w:hyperlink>
-      <w:r>
-        <w:rPr>
-          <w:lang w:val="zh_TW" w:bidi="zh_TW"/>
-        </w:rPr>
-        <w:t>；</w:t>
-      </w:r>
-      <w:hyperlink r:id="rId58">
-        <w:r>
-          <w:rPr>
-            <w:lang w:val="zh_TW" w:bidi="zh_TW"/>
-          </w:rPr>
-          <w:rPr>
-            <w:color w:val="0000EE"/>
-            <w:u w:val="single"/>
-          </w:rPr>
-          <w:t>摩9:14–15</w:t>
-        </w:r>
-      </w:hyperlink>
-      <w:r>
-        <w:rPr>
-          <w:lang w:val="zh_TW" w:bidi="zh_TW"/>
-        </w:rPr>
-        <w:t>），因為這些預言描繪的是在一位大衛後裔君王統治下，以色列將大大昌盛，並且永遠得享那地為業。兩約之間似乎並不能成為這些預言的合理應驗。</w:t>
-      </w:r>
-    </w:p>
-    <w:p>
-      <w:pPr>
-        <w:pStyle w:val="Heading3"/>
-      </w:pPr>
-      <w:r>
-        <w:rPr>
-          <w:lang w:val="zh_TW" w:bidi="zh_TW"/>
-        </w:rPr>
-        <w:t>土地與新約</w:t>
-      </w:r>
-    </w:p>
-    <w:p>
-      <w:pPr/>
-      <w:r>
-        <w:rPr>
-          <w:lang w:val="zh_TW" w:bidi="zh_TW"/>
-        </w:rPr>
-      </w:r>
-      <w:r>
-        <w:rPr>
-          <w:lang w:val="zh_TW" w:bidi="zh_TW"/>
-        </w:rPr>
-        <w:t>在新約聖經裡，「土地」的主題不再那麼突出，並且多半被賦予屬靈的象徵意義。希伯來書的作者暗示，亞伯拉罕明白這土地的應許並不只是地理上的成就，而是指向更高且更令人滿足的天家。亞伯拉看透了世界上一切事物的不完全與暫時性，所以眼光超越了土地應許在今世的成就，仰望那有根基的城，就是神所經營所建造的（</w:t>
-      </w:r>
-      <w:hyperlink r:id="rId59">
-        <w:r>
-          <w:rPr>
-            <w:lang w:val="zh_TW" w:bidi="zh_TW"/>
-          </w:rPr>
-          <w:rPr>
-            <w:color w:val="0000EE"/>
-            <w:u w:val="single"/>
-          </w:rPr>
-          <w:t>來11:10</w:t>
-        </w:r>
-      </w:hyperlink>
-      <w:r>
-        <w:rPr>
-          <w:lang w:val="zh_TW" w:bidi="zh_TW"/>
-        </w:rPr>
-        <w:t>），並且尋求一個「更美的家鄉，就是在天上的」（</w:t>
-      </w:r>
-      <w:hyperlink r:id="rId60">
-        <w:r>
-          <w:rPr>
-            <w:lang w:val="zh_TW" w:bidi="zh_TW"/>
-          </w:rPr>
-          <w:rPr>
-            <w:color w:val="0000EE"/>
-            <w:u w:val="single"/>
-          </w:rPr>
-          <w:t>16節</w:t>
-        </w:r>
-      </w:hyperlink>
-      <w:r>
-        <w:rPr>
-          <w:lang w:val="zh_TW" w:bidi="zh_TW"/>
-        </w:rPr>
-        <w:t>）。在新約聖經中，以色列所得的土地應許與進入迦南，被理解為預表將來神子民要進入的天上安息（</w:t>
-      </w:r>
-      <w:hyperlink r:id="rId61">
-        <w:r>
-          <w:rPr>
-            <w:lang w:val="zh_TW" w:bidi="zh_TW"/>
-          </w:rPr>
-          <w:rPr>
-            <w:color w:val="0000EE"/>
-            <w:u w:val="single"/>
-          </w:rPr>
-          <w:t>來3–4章</w:t>
-        </w:r>
-      </w:hyperlink>
-      <w:r>
-        <w:rPr>
-          <w:lang w:val="zh_TW" w:bidi="zh_TW"/>
-        </w:rPr>
-        <w:t>）。或許，這也解釋了舊約聖經為何強調以色列人遵行神律法與承受土地之間的關聯。當以色列人未能活出聖潔，他們就失去預表蒙福的資格，因此不得進入那地，或被逐出那地。新約聖經顯明，神的旨意是為祂的子民預備一個永恆的家鄉。在那裡，神這位君王直接而公義地掌權，萬事都順服祂的旨意，死亡與罪惡被廢去，祂子民一切的需要都要完全得著滿足（</w:t>
-      </w:r>
-      <w:hyperlink r:id="rId62">
-        <w:r>
-          <w:rPr>
-            <w:lang w:val="zh_TW" w:bidi="zh_TW"/>
-          </w:rPr>
-          <w:rPr>
-            <w:color w:val="0000EE"/>
-            <w:u w:val="single"/>
-          </w:rPr>
-          <w:t>來11:13–16</w:t>
-        </w:r>
-      </w:hyperlink>
-      <w:r>
-        <w:rPr>
-          <w:lang w:val="zh_TW" w:bidi="zh_TW"/>
-        </w:rPr>
-        <w:t>；</w:t>
-      </w:r>
-      <w:hyperlink r:id="rId63">
-        <w:r>
-          <w:rPr>
-            <w:lang w:val="zh_TW" w:bidi="zh_TW"/>
-          </w:rPr>
-          <w:rPr>
-            <w:color w:val="0000EE"/>
-            <w:u w:val="single"/>
-          </w:rPr>
-          <w:t>啟21章</w:t>
-        </w:r>
-      </w:hyperlink>
-      <w:r>
-        <w:rPr>
-          <w:lang w:val="zh_TW" w:bidi="zh_TW"/>
-        </w:rPr>
-        <w:t>）。</w:t>
-      </w:r>
-    </w:p>
-    <w:p>
-      <w:pPr/>
-      <w:r>
-        <w:rPr>
-          <w:lang w:val="zh_TW" w:bidi="zh_TW"/>
-        </w:rPr>
-      </w:r>
-      <w:r>
-        <w:rPr>
-          <w:lang w:val="zh_TW" w:bidi="zh_TW"/>
-        </w:rPr>
-        <w:t>一些人認為，舊約有關土地的應許僅具有預表性的意義。因著基督道成肉身的光照，凡聖經中有關將來那地的應許，都要在教會裡得著屬靈層面得著應驗。如今教會就是新的以色列，承受舊約聖經應許的後嗣。因為神的國如今是一個屬靈的現實，所以若仍期待舊約中有關以色列歸回那地、並在大衛之子基督的統治下，進入和平與昌盛時期的預言，在將來會有實際的應驗，就被視為誤解舊約（參</w:t>
-      </w:r>
-      <w:hyperlink r:id="rId64">
-        <w:r>
-          <w:rPr>
-            <w:lang w:val="zh_TW" w:bidi="zh_TW"/>
-          </w:rPr>
-          <w:rPr>
-            <w:color w:val="0000EE"/>
-            <w:u w:val="single"/>
-          </w:rPr>
-          <w:t>賽2:1–5，</w:t>
-        </w:r>
-      </w:hyperlink>
-      <w:hyperlink r:id="rId65">
-        <w:r>
-          <w:rPr>
-            <w:lang w:val="zh_TW" w:bidi="zh_TW"/>
-          </w:rPr>
-          <w:rPr>
-            <w:color w:val="0000EE"/>
-            <w:u w:val="single"/>
-          </w:rPr>
-          <w:t>11:6–11；</w:t>
-        </w:r>
-      </w:hyperlink>
-      <w:hyperlink r:id="rId57">
-        <w:r>
-          <w:rPr>
-            <w:lang w:val="zh_TW" w:bidi="zh_TW"/>
-          </w:rPr>
-          <w:rPr>
-            <w:color w:val="0000EE"/>
-            <w:u w:val="single"/>
-          </w:rPr>
-          <w:t>結37；</w:t>
-        </w:r>
-      </w:hyperlink>
-      <w:hyperlink r:id="rId58">
-        <w:r>
-          <w:rPr>
-            <w:lang w:val="zh_TW" w:bidi="zh_TW"/>
-          </w:rPr>
-          <w:rPr>
-            <w:color w:val="0000EE"/>
-            <w:u w:val="single"/>
-          </w:rPr>
-          <w:t>摩9:14–15</w:t>
-        </w:r>
-      </w:hyperlink>
-      <w:r>
-        <w:rPr>
-          <w:lang w:val="zh_TW" w:bidi="zh_TW"/>
-        </w:rPr>
-        <w:t>）。住在基督裡，就被看作是對舊約時代有形地理應許的充分應驗。</w:t>
-      </w:r>
-    </w:p>
-    <w:p>
-      <w:pPr/>
-      <w:r>
-        <w:rPr>
-          <w:lang w:val="zh_TW" w:bidi="zh_TW"/>
-        </w:rPr>
-      </w:r>
-      <w:r>
-        <w:rPr>
-          <w:lang w:val="zh_TW" w:bidi="zh_TW"/>
-        </w:rPr>
-        <w:t>另一些人雖然不否認這些舊約現實具有預表性的意義，但他們認為有關土地的應許，仍然在其原本的具體、地理層面上有效。他們指出，保羅在</w:t>
-      </w:r>
-      <w:hyperlink r:id="rId66">
-        <w:r>
-          <w:rPr>
-            <w:lang w:val="zh_TW" w:bidi="zh_TW"/>
-          </w:rPr>
-          <w:rPr>
-            <w:color w:val="0000EE"/>
-            <w:u w:val="single"/>
-          </w:rPr>
-          <w:t>羅馬書九至十一章</w:t>
-        </w:r>
-      </w:hyperlink>
-      <w:r>
-        <w:rPr>
-          <w:lang w:val="zh_TW" w:bidi="zh_TW"/>
-        </w:rPr>
-        <w:t>論證，以色列民族仍有未來。雖然以色列在歷史中不斷不順服神，最終更拒絕彌賽亞，但神的揀選與呼召是不可廢棄的，以色列仍要被接回到那棵他們先前被折下的橄欖樹上。路加福音記載，耶路撒冷要被外邦人踐踏，直到外邦人的日期滿足（</w:t>
-      </w:r>
-      <w:hyperlink r:id="rId67">
-        <w:r>
-          <w:rPr>
-            <w:lang w:val="zh_TW" w:bidi="zh_TW"/>
-          </w:rPr>
-          <w:rPr>
-            <w:color w:val="0000EE"/>
-            <w:u w:val="single"/>
-          </w:rPr>
-          <w:t>路21:24</w:t>
-        </w:r>
-      </w:hyperlink>
-      <w:r>
-        <w:rPr>
-          <w:lang w:val="zh_TW" w:bidi="zh_TW"/>
-        </w:rPr>
-        <w:t>），表明將來必有一個時期，耶路撒冷要再度歸於猶太民族。然而，這並不必然意味著今日的以色列國，就是直接應驗舊約應許的歸回。舊約顯明，歸回的契機要出於信心（</w:t>
-      </w:r>
-      <w:hyperlink r:id="rId68">
-        <w:r>
-          <w:rPr>
-            <w:lang w:val="zh_TW" w:bidi="zh_TW"/>
-          </w:rPr>
-          <w:rPr>
-            <w:color w:val="0000EE"/>
-            <w:u w:val="single"/>
-          </w:rPr>
-          <w:t>申30:1–16</w:t>
-        </w:r>
-      </w:hyperlink>
-      <w:r>
-        <w:rPr>
-          <w:lang w:val="zh_TW" w:bidi="zh_TW"/>
-        </w:rPr>
-        <w:t>）；以色列人今天回到故土，卻仍舊不信神。同時，猶太民族在歷世歷代中的奇妙保存，以及近代以色列國的重建，也許可以理解為預示或徵象，舊約土地的應許將來會更完全成就。</w:t>
+      <w:r>
+        <w:rPr>
+          <w:lang w:val="zh_TW" w:bidi="zh_TW"/>
+        </w:rPr>
+        <w:t>牌</w:t>
+      </w:r>
+      <w:r>
+        <w:rPr>
+          <w:lang w:val="zh_TW" w:bidi="zh_TW"/>
+        </w:rPr>
+        <w:t>。</w:t>
       </w:r>
       <w:r>
         <w:rPr>

--- a/zht/docx/161.content.docx
+++ b/zht/docx/161.content.docx
@@ -149,7 +149,7 @@
         <w:rPr>
           <w:lang w:val="zh_TW" w:bidi="zh_TW"/>
         </w:rPr>
-        <w:t>tao</w:t>
+        <w:t>ta</w:t>
       </w:r>
       <w:r>
         <w:rPr>
@@ -212,7 +212,7 @@
         <w:rPr>
           <w:lang w:val="zh_TW" w:bidi="zh_TW"/>
         </w:rPr>
-        <w:t>陶器</w:t>
+        <w:t>他拉 (人物)</w:t>
       </w:r>
       <w:r>
         <w:rPr>
@@ -231,46 +231,7 @@
         <w:rPr>
           <w:lang w:val="zh_TW" w:bidi="zh_TW"/>
         </w:rPr>
-        <w:t>黏土與陶土器皿的製作。</w:t>
-      </w:r>
-    </w:p>
-    <w:p>
-      <w:pPr>
-        <w:pStyle w:val="Heading3"/>
-      </w:pPr>
-      <w:r>
-        <w:rPr>
-          <w:lang w:val="zh_TW" w:bidi="zh_TW"/>
-        </w:rPr>
-        <w:t>歷史與發展</w:t>
-      </w:r>
-    </w:p>
-    <w:p>
-      <w:pPr/>
-      <w:r>
-        <w:rPr>
-          <w:lang w:val="zh_TW" w:bidi="zh_TW"/>
-        </w:rPr>
-      </w:r>
-      <w:r>
-        <w:rPr>
-          <w:lang w:val="zh_TW" w:bidi="zh_TW"/>
-        </w:rPr>
-        <w:t>最早的陶器是用手塑形而成，再放在太陽下曬乾。雖然古代沒有留下關於陶匠工作及其社會地位的文字記載，但埃及墓室與宮殿的牆壁上充滿陶匠工作的圖畫，從這些圖像可以觀察出許多有關他們工藝的細節。人們普遍認為，最早的陶匠是女性，因為她們在家中為準備食物而製作容器，而男人則外出打獵或採集食物。直到今天，在非洲、安納托利亞（Anatolia）、庫爾德（Kurdistan）地區以及美國西南部，仍可見到類似的情形。最終，製陶逐漸成為一種職業，通常由村落中特定的人負責，有時也由四處遷移的流動工匠進行——他們從一個村莊到另一個村莊，為當地人製作陶器，滿足需求後再繼續前往下一處。</w:t>
-      </w:r>
-    </w:p>
-    <w:p>
-      <w:pPr/>
-      <w:r>
-        <w:rPr>
-          <w:lang w:val="zh_TW" w:bidi="zh_TW"/>
-        </w:rPr>
-      </w:r>
-      <w:r>
-        <w:rPr>
-          <w:lang w:val="zh_TW" w:bidi="zh_TW"/>
-        </w:rPr>
-        <w:t>人們發明陶輪（potter’s wheel）之後，製陶不再只是家庭中偶爾的活動，而成為一項專門的職業。陶輪大大提高成器的速度，使這項手工藝邁向類似工業化的規模，並逐漸成為以男性為主的工作。不過，有證據顯示，當時仍有人（推測為女性）在家中製作部分陶器。在發明陶輪之前，主要的製陶方法是以盤條狀的黏土一層層堆疊起來塑形，尤其用於製作大型容器。在聖經所記述的地區的考古發掘中，最早的陶輪出土於蘇美（Sumer）的吾珥，年代約為公元前3500年至3000年。當時新興的城逐漸形成，可能帶動了陶輪的出現，因為更多的城裡人需要陶器。耶利米在公元前六世紀提到一個陶匠的工作坊：「我就下到窯匠的家裡去，正遇他轉輪做器皿。窯匠用泥做的器皿，在他手中做壞了，他又用這泥另做別的器皿；窯匠看怎樣好，就怎樣做。」（</w:t>
+        <w:t>他是亞伯蘭（亞伯拉罕）、拿鶴和哈蘭的父親（</w:t>
       </w:r>
       <w:hyperlink r:id="rId13">
         <w:r>
@@ -281,95 +242,14 @@
             <w:color w:val="0000EE"/>
             <w:u w:val="single"/>
           </w:rPr>
-          <w:t>耶18:3–4</w:t>
+          <w:t>創11:26</w:t>
         </w:r>
       </w:hyperlink>
       <w:r>
         <w:rPr>
           <w:lang w:val="zh_TW" w:bidi="zh_TW"/>
         </w:rPr>
-        <w:t>）。有證據顯示，在古希臘的古典時期，出現了大型陶器工作坊，有些僱用了超過五十名工人。</w:t>
-      </w:r>
-    </w:p>
-    <w:p>
-      <w:pPr/>
-      <w:r>
-        <w:rPr>
-          <w:lang w:val="zh_TW" w:bidi="zh_TW"/>
-        </w:rPr>
-      </w:r>
-      <w:r>
-        <w:rPr>
-          <w:lang w:val="zh_TW" w:bidi="zh_TW"/>
-        </w:rPr>
-        <w:t>要產生「拉坯」所需的離心力，陶土每分鐘必須旋轉至少一百圈。最早的陶輪由兩塊石頭組成，下方的石頭中央有孔，上方的石頭有突起，正好插入下方的孔中，使上面的石頭能轉動。上方的石頭上固定一塊較大的木板，用來放置陶器，而轉動陶輪的工作無疑是由學徒負責的。到了希臘化時期（公元前300年之後），出現了以腳踏帶動的陶輪。</w:t>
-      </w:r>
-    </w:p>
-    <w:p>
-      <w:pPr/>
-      <w:r>
-        <w:rPr>
-          <w:lang w:val="zh_TW" w:bidi="zh_TW"/>
-        </w:rPr>
-      </w:r>
-      <w:r>
-        <w:rPr>
-          <w:lang w:val="zh_TW" w:bidi="zh_TW"/>
-        </w:rPr>
-        <w:t>古代製陶的另一種技術是使用模具。模具是用軟石雕刻而成，或以黏土製作，用於大量生產相同形狀的器皿。在中東地區的博物館中，常可見到希臘化時期與羅馬時期的燈具模具。當時的小油燈是在模具中分上下兩半製成，再在燒製前將兩半黏合在一起。希律王時期的油燈還有獨立塑成的匙形燈嘴，與前述的兩個部分分開製作。</w:t>
-      </w:r>
-    </w:p>
-    <w:p>
-      <w:pPr/>
-      <w:r>
-        <w:rPr>
-          <w:lang w:val="zh_TW" w:bidi="zh_TW"/>
-        </w:rPr>
-      </w:r>
-      <w:r>
-        <w:rPr>
-          <w:lang w:val="zh_TW" w:bidi="zh_TW"/>
-        </w:rPr>
-        <w:t>古代陶器在大小和形狀上變化極為豐富，令人驚嘆。一般的古代家庭通常會有大型器皿（雙耳瓶〔amphorae〕和儲物罐〔pithoi〕），用來盛裝酒或水等液體。這些容器底部呈尖形，最初設計是為了在運輸時能靠在船身的斜面上。在平民的家中，人們常把這些容器部分埋入地面，並靠牆擺放；而在龐貝（Pompeii）與赫庫蘭尼姆（Herculaneum）的酒館中，人們把這些容器放在木架上。人們常把開口較大的大甕部分埋入地面，好讓其中的液體保持清涼。此外，各種穀物也會儲存在這類容器中，其中有些高達四英尺（約1.2公尺），寬達三英尺（約0.9公尺）。較小的水瓶為日常常用器皿，可盛約一夸脫（約0.9公升）或更多的液體。圓腹形的壺則用來盛酒，壺嘴設計能防止珍貴的液體流出。圓形水壺在壺肩兩側各有一個把手，便於旅途中攜帶水。家庭中常見各種大小與深淺不同的碗與盤。稱為混酒缸（krater）的寬口大甕，多用於飲酒。烹飪時使用中型的陶鍋（容量約一加侖，約3.8公升），鍋底圓潤，方便直接放在火上或放入地上掏出的火坑中加熱。這些陶鍋通常有兩個環形把手，可以懸掛於火上使用。</w:t>
-      </w:r>
-    </w:p>
-    <w:p>
-      <w:pPr/>
-      <w:r>
-        <w:rPr>
-          <w:lang w:val="zh_TW" w:bidi="zh_TW"/>
-        </w:rPr>
-      </w:r>
-      <w:r>
-        <w:rPr>
-          <w:lang w:val="zh_TW" w:bidi="zh_TW"/>
-        </w:rPr>
-        <w:t>在古典時期的希臘，陶器上常繪有鮮明生動的圖像，內容包括宗教、性愛、戰爭及社會生活的場景。更早期的米諾安（Minoan）與邁錫尼（Mycenaean）文化所出產的陶器，則有優美的圖案裝飾，如植物、動物、海洋生物以及各種幾何設計。自古以來，中東地區的陶器在造型與花紋上也展現出多樣的變化，人們利用深淺不同的泥漿色層，在陶器上塗抹或潑灑，形成自然變化的紋理與圖案。</w:t>
-      </w:r>
-    </w:p>
-    <w:p>
-      <w:pPr>
-        <w:pStyle w:val="Heading3"/>
-      </w:pPr>
-      <w:r>
-        <w:rPr>
-          <w:lang w:val="zh_TW" w:bidi="zh_TW"/>
-        </w:rPr>
-        <w:t>聖經中的陶器</w:t>
-      </w:r>
-    </w:p>
-    <w:p>
-      <w:pPr/>
-      <w:r>
-        <w:rPr>
-          <w:lang w:val="zh_TW" w:bidi="zh_TW"/>
-        </w:rPr>
-      </w:r>
-      <w:r>
-        <w:rPr>
-          <w:lang w:val="zh_TW" w:bidi="zh_TW"/>
-        </w:rPr>
-        <w:t>聖經中多次提到陶匠及其工作。典型的例子包括：「以色列家啊，我待你們，豈不能照這窯匠弄泥嗎？ 以色列家啊，泥在窯匠的手中怎樣，你們在我的手中也怎樣」（</w:t>
+        <w:t>；</w:t>
       </w:r>
       <w:hyperlink r:id="rId14">
         <w:r>
@@ -380,14 +260,14 @@
             <w:color w:val="0000EE"/>
             <w:u w:val="single"/>
           </w:rPr>
-          <w:t>耶18:6</w:t>
+          <w:t>代上1:26</w:t>
         </w:r>
       </w:hyperlink>
       <w:r>
         <w:rPr>
           <w:lang w:val="zh_TW" w:bidi="zh_TW"/>
         </w:rPr>
-        <w:t>）；「耶和華啊，現在你仍是我們的父！我們是泥，你是窯匠；我們都是你手的工作。」（</w:t>
+        <w:t>；</w:t>
       </w:r>
       <w:hyperlink r:id="rId15">
         <w:r>
@@ -398,14 +278,46 @@
             <w:color w:val="0000EE"/>
             <w:u w:val="single"/>
           </w:rPr>
-          <w:t>賽64:8</w:t>
+          <w:t>路3:34</w:t>
         </w:r>
       </w:hyperlink>
       <w:r>
         <w:rPr>
           <w:lang w:val="zh_TW" w:bidi="zh_TW"/>
         </w:rPr>
-        <w:t>）。在創造的記載中，神以陶匠的形象出現，祂用地上的塵土造人（</w:t>
+        <w:t>）。</w:t>
+      </w:r>
+    </w:p>
+    <w:p>
+      <w:pPr/>
+      <w:r>
+        <w:rPr>
+          <w:lang w:val="zh_TW" w:bidi="zh_TW"/>
+        </w:rPr>
+      </w:r>
+      <w:r>
+        <w:rPr>
+          <w:lang w:val="zh_TW" w:bidi="zh_TW"/>
+        </w:rPr>
+        <w:t>在提到他拉的兒子時，亞伯蘭雖位列第一，但他很可能並不是長子。聖經記載他拉在70歲時，生了亞伯蘭、拿鶴和哈蘭（</w:t>
+      </w:r>
+      <w:hyperlink r:id="rId13">
+        <w:r>
+          <w:rPr>
+            <w:lang w:val="zh_TW" w:bidi="zh_TW"/>
+          </w:rPr>
+          <w:rPr>
+            <w:color w:val="0000EE"/>
+            <w:u w:val="single"/>
+          </w:rPr>
+          <w:t>創11:26</w:t>
+        </w:r>
+      </w:hyperlink>
+      <w:r>
+        <w:rPr>
+          <w:lang w:val="zh_TW" w:bidi="zh_TW"/>
+        </w:rPr>
+        <w:t>）。根據新約聖經的記載，亞伯蘭是在他父親去世後才離開哈蘭的，當時亞伯蘭75歲（</w:t>
       </w:r>
       <w:hyperlink r:id="rId16">
         <w:r>
@@ -416,14 +328,14 @@
             <w:color w:val="0000EE"/>
             <w:u w:val="single"/>
           </w:rPr>
-          <w:t>創2:7</w:t>
+          <w:t>創12:4</w:t>
         </w:r>
       </w:hyperlink>
       <w:r>
         <w:rPr>
           <w:lang w:val="zh_TW" w:bidi="zh_TW"/>
         </w:rPr>
-        <w:t>）。保羅（</w:t>
+        <w:t>；</w:t>
       </w:r>
       <w:hyperlink r:id="rId17">
         <w:r>
@@ -434,14 +346,28 @@
             <w:color w:val="0000EE"/>
             <w:u w:val="single"/>
           </w:rPr>
-          <w:t>羅9:20–21</w:t>
+          <w:t>徒7:4</w:t>
         </w:r>
       </w:hyperlink>
       <w:r>
         <w:rPr>
           <w:lang w:val="zh_TW" w:bidi="zh_TW"/>
         </w:rPr>
-        <w:t>）藉著以賽亞所用的比喻（</w:t>
+        <w:t>）。</w:t>
+      </w:r>
+    </w:p>
+    <w:p>
+      <w:pPr/>
+      <w:r>
+        <w:rPr>
+          <w:lang w:val="zh_TW" w:bidi="zh_TW"/>
+        </w:rPr>
+      </w:r>
+      <w:r>
+        <w:rPr>
+          <w:lang w:val="zh_TW" w:bidi="zh_TW"/>
+        </w:rPr>
+        <w:t>他拉去世時是205歲（</w:t>
       </w:r>
       <w:hyperlink r:id="rId18">
         <w:r>
@@ -452,28 +378,14 @@
             <w:color w:val="0000EE"/>
             <w:u w:val="single"/>
           </w:rPr>
-          <w:t>賽45:9</w:t>
+          <w:t>創11:32</w:t>
         </w:r>
       </w:hyperlink>
       <w:r>
         <w:rPr>
           <w:lang w:val="zh_TW" w:bidi="zh_TW"/>
         </w:rPr>
-        <w:t>），論證神在揀選以色列時的絕對主權。那比喻說到一個器皿與製造它的陶匠爭論：「泥土豈可對摶弄它的說：你做甚麼呢？所做的物豈可說：你沒有手呢？」</w:t>
-      </w:r>
-    </w:p>
-    <w:p>
-      <w:pPr/>
-      <w:r>
-        <w:rPr>
-          <w:lang w:val="zh_TW" w:bidi="zh_TW"/>
-        </w:rPr>
-      </w:r>
-      <w:r>
-        <w:rPr>
-          <w:lang w:val="zh_TW" w:bidi="zh_TW"/>
-        </w:rPr>
-        <w:t>耶利米曾以極具象徵性的行動預言耶路撒冷的毀滅，他打碎一個陶匠所做的瓦瓶，使其破成無法再修復的碎片（</w:t>
+        <w:t>）。這推算在他拉生亞伯蘭時，他拉至少已經130歲。他拉啟程前往迦南，但他在抵達哈蘭後便停留在那裡，未能繼續前行（</w:t>
       </w:r>
       <w:hyperlink r:id="rId19">
         <w:r>
@@ -484,14 +396,14 @@
             <w:color w:val="0000EE"/>
             <w:u w:val="single"/>
           </w:rPr>
-          <w:t>耶19:11</w:t>
+          <w:t>創11:31–32</w:t>
         </w:r>
       </w:hyperlink>
       <w:r>
         <w:rPr>
           <w:lang w:val="zh_TW" w:bidi="zh_TW"/>
         </w:rPr>
-        <w:t>）。在耶路撒冷被毀之時，以色列人雖然在神眼中看為寶貴，卻「算為窯匠手所做的瓦瓶」（</w:t>
+        <w:t>）。亞伯蘭隨後在哈蘭領受了神的命令，要求他離開親族，繼續前往迦南（</w:t>
       </w:r>
       <w:hyperlink r:id="rId20">
         <w:r>
@@ -502,14 +414,14 @@
             <w:color w:val="0000EE"/>
             <w:u w:val="single"/>
           </w:rPr>
-          <w:t>哀4:2</w:t>
+          <w:t>創12:1</w:t>
         </w:r>
       </w:hyperlink>
       <w:r>
         <w:rPr>
           <w:lang w:val="zh_TW" w:bidi="zh_TW"/>
         </w:rPr>
-        <w:t>）——這表明他們如陶器一般脆弱，極易被打碎與毀滅。</w:t>
+        <w:t>）。</w:t>
       </w:r>
     </w:p>
     <w:p>
@@ -521,9 +433,84 @@
       </w:r>
       <w:r>
         <w:rPr>
-          <w:lang w:val="zh_TW" w:bidi="zh_TW"/>
-        </w:rPr>
-        <w:t>在古代世界中，破裂的陶器被視為毫無價值，人們會將碎片掃到一旁或扔出窗外，再重新製作新的器皿。由於陶器製作技術普及，價格便宜，人們搬遷時通常不會攜帶陶器，因為製作或購買新的陶器比搬運舊的更方便，特別是體積較大的那些。然而，破片也並非全無用途。約伯曾用一片瓦片刮去瘡口的膿液，瓦片就是破碎的陶器碎片（</w:t>
+          <w:i/>
+          <w:lang w:val="zh_TW" w:bidi="zh_TW"/>
+        </w:rPr>
+        <w:t>另見</w:t>
+      </w:r>
+      <w:r>
+        <w:rPr>
+          <w:lang w:val="zh_TW" w:bidi="zh_TW"/>
+        </w:rPr>
+        <w:t>亞伯拉罕</w:t>
+      </w:r>
+      <w:r>
+        <w:rPr>
+          <w:lang w:val="zh_TW" w:bidi="zh_TW"/>
+        </w:rPr>
+        <w:t>。</w:t>
+      </w:r>
+      <w:r>
+        <w:rPr>
+          <w:lang w:val="zh_TW" w:bidi="zh_TW"/>
+        </w:rPr>
+      </w:r>
+      <w:r>
+        <w:rPr>
+          <w:lang w:val="zh_TW" w:bidi="zh_TW"/>
+        </w:rPr>
+      </w:r>
+    </w:p>
+    <w:p>
+      <w:pPr/>
+      <w:r>
+        <w:rPr>
+          <w:lang w:val="zh_TW" w:bidi="zh_TW"/>
+        </w:rPr>
+      </w:r>
+    </w:p>
+    <w:p>
+      <w:pPr>
+        <w:pStyle w:val="Heading2"/>
+      </w:pPr>
+      <w:r>
+        <w:rPr>
+          <w:lang w:val="zh_TW" w:bidi="zh_TW"/>
+        </w:rPr>
+        <w:t>他泊山</w:t>
+      </w:r>
+      <w:r>
+        <w:rPr>
+          <w:lang w:val="zh_TW" w:bidi="zh_TW"/>
+        </w:rPr>
+      </w:r>
+    </w:p>
+    <w:p>
+      <w:pPr/>
+      <w:r>
+        <w:rPr>
+          <w:lang w:val="zh_TW" w:bidi="zh_TW"/>
+        </w:rPr>
+      </w:r>
+      <w:r>
+        <w:rPr>
+          <w:lang w:val="zh_TW" w:bidi="zh_TW"/>
+        </w:rPr>
+        <w:t>下加利利地區一座重要山崗，位於耶斯列谷的東北區域。他泊山位於拿撒勒以東約六英里（9.7公里），從周圍的平地突然升起。雖然他泊山在該地區不是最高的山，海拔只有587.9米（1,929英尺），但他泊山是一個重要的地標。</w:t>
+      </w:r>
+    </w:p>
+    <w:p>
+      <w:pPr/>
+      <w:r>
+        <w:rPr>
+          <w:lang w:val="zh_TW" w:bidi="zh_TW"/>
+        </w:rPr>
+      </w:r>
+      <w:r>
+        <w:rPr>
+          <w:lang w:val="zh_TW" w:bidi="zh_TW"/>
+        </w:rPr>
+        <w:t>他泊山界定了以薩迦支派（Issachar）西部的邊界（</w:t>
       </w:r>
       <w:hyperlink r:id="rId21">
         <w:r>
@@ -534,14 +521,14 @@
             <w:color w:val="0000EE"/>
             <w:u w:val="single"/>
           </w:rPr>
-          <w:t>伯2:8</w:t>
+          <w:t>約書亞記19:22</w:t>
         </w:r>
       </w:hyperlink>
       <w:r>
         <w:rPr>
           <w:lang w:val="zh_TW" w:bidi="zh_TW"/>
         </w:rPr>
-        <w:t>）。在更晚的時期，陶器碎片常被用來書寫便條，被稱為陶片（ostraca）。詩人也曾說自己的精力枯乾如同瓦片（</w:t>
+        <w:t>）。它是跨地區的海岸公路——馬里斯大道（Via Maris）上有用的導航工具。這條公路經過加利利的米吉多，通往夏瑣。他泊山有時與遠在北方的黑門山相比（</w:t>
       </w:r>
       <w:hyperlink r:id="rId22">
         <w:r>
@@ -552,14 +539,14 @@
             <w:color w:val="0000EE"/>
             <w:u w:val="single"/>
           </w:rPr>
-          <w:t>詩22:15</w:t>
+          <w:t>詩篇89:12</w:t>
         </w:r>
       </w:hyperlink>
       <w:r>
         <w:rPr>
           <w:lang w:val="zh_TW" w:bidi="zh_TW"/>
         </w:rPr>
-        <w:t>）——這是指陶器燒乾後失去水分的狀態。敬拜多神和偶像的民族最終會敗亡，聖經形容這情景好像陶器被摔得粉碎（</w:t>
+        <w:t>；比較</w:t>
       </w:r>
       <w:hyperlink r:id="rId23">
         <w:r>
@@ -570,14 +557,39 @@
             <w:color w:val="0000EE"/>
             <w:u w:val="single"/>
           </w:rPr>
-          <w:t>詩2:9</w:t>
+          <w:t>耶利米書46:18</w:t>
         </w:r>
       </w:hyperlink>
       <w:r>
         <w:rPr>
           <w:lang w:val="zh_TW" w:bidi="zh_TW"/>
         </w:rPr>
-        <w:t>；</w:t>
+        <w:t>）。</w:t>
+      </w:r>
+    </w:p>
+    <w:p>
+      <w:pPr>
+        <w:pStyle w:val="Heading3"/>
+      </w:pPr>
+      <w:r>
+        <w:rPr>
+          <w:lang w:val="zh_TW" w:bidi="zh_TW"/>
+        </w:rPr>
+        <w:t>在他泊山發生了哪些重要事件？</w:t>
+      </w:r>
+    </w:p>
+    <w:p>
+      <w:pPr/>
+      <w:r>
+        <w:rPr>
+          <w:lang w:val="zh_TW" w:bidi="zh_TW"/>
+        </w:rPr>
+      </w:r>
+      <w:r>
+        <w:rPr>
+          <w:lang w:val="zh_TW" w:bidi="zh_TW"/>
+        </w:rPr>
+        <w:t>在舊約聖經中，在士師記中，當底波拉和巴拉與迦南人的軍隊作戰時，提到了他泊山。來自夏瑣的迦南軍隊指揮官西西拉率領軍隊（</w:t>
       </w:r>
       <w:hyperlink r:id="rId24">
         <w:r>
@@ -588,13 +600,31 @@
             <w:color w:val="0000EE"/>
             <w:u w:val="single"/>
           </w:rPr>
-          <w:t>啟2:27</w:t>
+          <w:t>士師記4:1–24</w:t>
         </w:r>
       </w:hyperlink>
       <w:r>
         <w:rPr>
           <w:lang w:val="zh_TW" w:bidi="zh_TW"/>
         </w:rPr>
+        <w:t>）。巴拉的部隊來自附近的拿弗他利和西布倫支派，會合於他泊山。在底波拉的命令下，以色列人對西西拉發動了一場成功的戰役。基甸最終在他泊山面對殺害他兄弟的米甸王西巴和撒慕拿（</w:t>
+      </w:r>
+      <w:hyperlink r:id="rId25">
+        <w:r>
+          <w:rPr>
+            <w:lang w:val="zh_TW" w:bidi="zh_TW"/>
+          </w:rPr>
+          <w:rPr>
+            <w:color w:val="0000EE"/>
+            <w:u w:val="single"/>
+          </w:rPr>
+          <w:t>士師記8:18</w:t>
+        </w:r>
+      </w:hyperlink>
+      <w:r>
+        <w:rPr>
+          <w:lang w:val="zh_TW" w:bidi="zh_TW"/>
+        </w:rPr>
         <w:t>）。</w:t>
       </w:r>
     </w:p>
@@ -607,28 +637,979 @@
       </w:r>
       <w:r>
         <w:rPr>
+          <w:lang w:val="zh_TW" w:bidi="zh_TW"/>
+        </w:rPr>
+        <w:t>他泊山的山頂面積為1.3平方公里（半平方英里）。它地理位置優越，易於設防。在舊約的王國時期，那裡可能有敬拜的神龕（見</w:t>
+      </w:r>
+      <w:hyperlink r:id="rId26">
+        <w:r>
+          <w:rPr>
+            <w:lang w:val="zh_TW" w:bidi="zh_TW"/>
+          </w:rPr>
+          <w:rPr>
+            <w:color w:val="0000EE"/>
+            <w:u w:val="single"/>
+          </w:rPr>
+          <w:t>何西阿書5:1</w:t>
+        </w:r>
+      </w:hyperlink>
+      <w:r>
+        <w:rPr>
+          <w:lang w:val="zh_TW" w:bidi="zh_TW"/>
+        </w:rPr>
+        <w:t>），但到了希臘時代，則有軍事防禦。托勒密王朝加強了它的防禦，到安條克三世時期（公元前218年），他泊可能已成為耶斯列谷的行政中心。在羅馬時代，許多衝突發生在他泊山。在公元66年重要的猶太戰爭中，約瑟夫用一堵大牆加固了這座山，至今仍可見。</w:t>
+      </w:r>
+    </w:p>
+    <w:p>
+      <w:pPr>
+        <w:pStyle w:val="Heading4"/>
+      </w:pPr>
+      <w:r>
+        <w:rPr>
+          <w:lang w:val="zh_TW" w:bidi="zh_TW"/>
+        </w:rPr>
+        <w:t>耶穌的變相是否發生在他泊山？</w:t>
+      </w:r>
+    </w:p>
+    <w:p>
+      <w:pPr/>
+      <w:r>
+        <w:rPr>
+          <w:lang w:val="zh_TW" w:bidi="zh_TW"/>
+        </w:rPr>
+      </w:r>
+      <w:r>
+        <w:rPr>
+          <w:lang w:val="zh_TW" w:bidi="zh_TW"/>
+        </w:rPr>
+        <w:t>自四世紀以來，人們相信他泊山是變相的神跡發生之處——當耶穌的形象突然改變並發光，充滿天上的光（</w:t>
+      </w:r>
+      <w:hyperlink r:id="rId27">
+        <w:r>
+          <w:rPr>
+            <w:lang w:val="zh_TW" w:bidi="zh_TW"/>
+          </w:rPr>
+          <w:rPr>
+            <w:color w:val="0000EE"/>
+            <w:u w:val="single"/>
+          </w:rPr>
+          <w:t>馬可福音9:2–13</w:t>
+        </w:r>
+      </w:hyperlink>
+      <w:r>
+        <w:rPr>
+          <w:lang w:val="zh_TW" w:bidi="zh_TW"/>
+        </w:rPr>
+        <w:t>）。這一點尚不確定，因為新約聖經並未提及他泊山的名字。康士坦丁大帝的母親海倫娜宣稱以色列和巴勒斯坦的許多地方為歷史遺址。她確信變相事件發生在他泊山，並於公元326年在該地建造了一座教堂。山上建立了祭壇、修道院和教堂，直到12世紀末亞阿拉伯征服者薩拉丁將其摧毀。今天，在山上可以看到一座19世紀的希臘東正教修道院和拉丁教堂。</w:t>
+      </w:r>
+      <w:r>
+        <w:rPr>
+          <w:lang w:val="zh_TW" w:bidi="zh_TW"/>
+        </w:rPr>
+      </w:r>
+      <w:r>
+        <w:rPr>
+          <w:lang w:val="zh_TW" w:bidi="zh_TW"/>
+        </w:rPr>
+      </w:r>
+    </w:p>
+    <w:p>
+      <w:pPr/>
+      <w:r>
+        <w:rPr>
+          <w:lang w:val="zh_TW" w:bidi="zh_TW"/>
+        </w:rPr>
+      </w:r>
+    </w:p>
+    <w:p>
+      <w:pPr>
+        <w:pStyle w:val="Heading2"/>
+      </w:pPr>
+      <w:r>
+        <w:rPr>
+          <w:lang w:val="zh_TW" w:bidi="zh_TW"/>
+        </w:rPr>
+        <w:t>他轄（Tahash）</w:t>
+      </w:r>
+      <w:r>
+        <w:rPr>
+          <w:lang w:val="zh_TW" w:bidi="zh_TW"/>
+        </w:rPr>
+      </w:r>
+    </w:p>
+    <w:p>
+      <w:pPr>
+        <w:pStyle w:val="Heading2"/>
+      </w:pPr>
+      <w:r>
+        <w:rPr>
+          <w:lang w:val="zh_TW" w:bidi="zh_TW"/>
+        </w:rPr>
+        <w:t>他轄</w:t>
+      </w:r>
+      <w:r>
+        <w:rPr>
+          <w:lang w:val="zh_TW" w:bidi="zh_TW"/>
+        </w:rPr>
+        <w:t>（Tahash）</w:t>
+      </w:r>
+    </w:p>
+    <w:p>
+      <w:pPr/>
+      <w:r>
+        <w:rPr>
+          <w:lang w:val="zh_TW" w:bidi="zh_TW"/>
+        </w:rPr>
+      </w:r>
+      <w:r>
+        <w:rPr>
+          <w:lang w:val="zh_TW" w:bidi="zh_TW"/>
+        </w:rPr>
+        <w:t>拿鶴和他的妾流瑪的兒子；亞伯拉罕的兄弟（</w:t>
+      </w:r>
+      <w:hyperlink r:id="rId28">
+        <w:r>
+          <w:rPr>
+            <w:lang w:val="zh_TW" w:bidi="zh_TW"/>
+          </w:rPr>
+          <w:rPr>
+            <w:color w:val="0000EE"/>
+            <w:u w:val="single"/>
+          </w:rPr>
+          <w:t>創22:24</w:t>
+        </w:r>
+      </w:hyperlink>
+      <w:r>
+        <w:rPr>
+          <w:lang w:val="zh_TW" w:bidi="zh_TW"/>
+        </w:rPr>
+        <w:t>）。</w:t>
+      </w:r>
+      <w:r>
+        <w:rPr>
+          <w:lang w:val="zh_TW" w:bidi="zh_TW"/>
+        </w:rPr>
+      </w:r>
+      <w:r>
+        <w:rPr>
+          <w:lang w:val="zh_TW" w:bidi="zh_TW"/>
+        </w:rPr>
+      </w:r>
+    </w:p>
+    <w:p>
+      <w:pPr/>
+      <w:r>
+        <w:rPr>
+          <w:lang w:val="zh_TW" w:bidi="zh_TW"/>
+        </w:rPr>
+      </w:r>
+    </w:p>
+    <w:p>
+      <w:pPr>
+        <w:pStyle w:val="Heading2"/>
+      </w:pPr>
+      <w:r>
+        <w:rPr>
+          <w:lang w:val="zh_TW" w:bidi="zh_TW"/>
+        </w:rPr>
+        <w:t>他轄（Thahash）</w:t>
+      </w:r>
+      <w:r>
+        <w:rPr>
+          <w:lang w:val="zh_TW" w:bidi="zh_TW"/>
+        </w:rPr>
+      </w:r>
+    </w:p>
+    <w:p>
+      <w:pPr/>
+      <w:r>
+        <w:rPr>
+          <w:lang w:val="zh_TW" w:bidi="zh_TW"/>
+        </w:rPr>
+      </w:r>
+      <w:hyperlink r:id="rId28">
+        <w:r>
+          <w:rPr>
+            <w:lang w:val="zh_TW" w:bidi="zh_TW"/>
+          </w:rPr>
+          <w:rPr>
+            <w:color w:val="0000EE"/>
+            <w:u w:val="single"/>
+          </w:rPr>
+          <w:t>創世記二十二章24節</w:t>
+        </w:r>
+      </w:hyperlink>
+      <w:r>
+        <w:rPr>
+          <w:lang w:val="zh_TW" w:bidi="zh_TW"/>
+        </w:rPr>
+        <w:t>中，流瑪的兒子他轄的另一種拼寫方式。</w:t>
+      </w:r>
+    </w:p>
+    <w:p>
+      <w:pPr/>
+      <w:r>
+        <w:rPr>
+          <w:lang w:val="zh_TW" w:bidi="zh_TW"/>
+        </w:rPr>
+      </w:r>
+      <w:r>
+        <w:rPr>
           <w:i/>
           <w:lang w:val="zh_TW" w:bidi="zh_TW"/>
         </w:rPr>
+        <w:t>見</w:t>
+      </w:r>
+      <w:r>
+        <w:rPr>
+          <w:lang w:val="zh_TW" w:bidi="zh_TW"/>
+        </w:rPr>
+        <w:t>他轄（Tahash）</w:t>
+      </w:r>
+      <w:r>
+        <w:rPr>
+          <w:lang w:val="zh_TW" w:bidi="zh_TW"/>
+        </w:rPr>
+        <w:t>。</w:t>
+      </w:r>
+      <w:r>
+        <w:rPr>
+          <w:lang w:val="zh_TW" w:bidi="zh_TW"/>
+        </w:rPr>
+      </w:r>
+      <w:r>
+        <w:rPr>
+          <w:lang w:val="zh_TW" w:bidi="zh_TW"/>
+        </w:rPr>
+      </w:r>
+    </w:p>
+    <w:p>
+      <w:pPr/>
+      <w:r>
+        <w:rPr>
+          <w:lang w:val="zh_TW" w:bidi="zh_TW"/>
+        </w:rPr>
+      </w:r>
+    </w:p>
+    <w:p>
+      <w:pPr>
+        <w:pStyle w:val="Heading2"/>
+      </w:pPr>
+      <w:r>
+        <w:rPr>
+          <w:lang w:val="zh_TW" w:bidi="zh_TW"/>
+        </w:rPr>
+        <w:t>她瑪（人物）</w:t>
+      </w:r>
+      <w:r>
+        <w:rPr>
+          <w:lang w:val="zh_TW" w:bidi="zh_TW"/>
+        </w:rPr>
+      </w:r>
+    </w:p>
+    <w:p>
+      <w:pPr>
+        <w:pStyle w:val="ListNumber"/>
+        <w:numPr>
+          <w:ilvl w:val="0"/>
+          <w:numId w:val="14"/>
+        </w:numPr>
+        <w:spacing w:line="240" w:lineRule="auto"/>
+        <w:ind w:left="720"/>
+      </w:pPr>
+      <w:r>
+        <w:rPr>
+          <w:lang w:val="zh_TW" w:bidi="zh_TW"/>
+        </w:rPr>
+      </w:r>
+      <w:r>
+        <w:rPr>
+          <w:lang w:val="zh_TW" w:bidi="zh_TW"/>
+        </w:rPr>
+        <w:t>迦南婦人所生的猶大長子珥的妻子。後來，她瑪在守寡期間為猶大生了兩個兒子，名叫法勒斯和謝拉（</w:t>
+      </w:r>
+      <w:hyperlink r:id="rId29">
+        <w:r>
+          <w:rPr>
+            <w:lang w:val="zh_TW" w:bidi="zh_TW"/>
+          </w:rPr>
+          <w:rPr>
+            <w:color w:val="0000EE"/>
+            <w:u w:val="single"/>
+          </w:rPr>
+          <w:t>創38:6–24</w:t>
+        </w:r>
+      </w:hyperlink>
+      <w:r>
+        <w:rPr>
+          <w:lang w:val="zh_TW" w:bidi="zh_TW"/>
+        </w:rPr>
+        <w:t>；</w:t>
+      </w:r>
+      <w:hyperlink r:id="rId30">
+        <w:r>
+          <w:rPr>
+            <w:lang w:val="zh_TW" w:bidi="zh_TW"/>
+          </w:rPr>
+          <w:rPr>
+            <w:color w:val="0000EE"/>
+            <w:u w:val="single"/>
+          </w:rPr>
+          <w:t>代上2:4</w:t>
+        </w:r>
+      </w:hyperlink>
+      <w:r>
+        <w:rPr>
+          <w:lang w:val="zh_TW" w:bidi="zh_TW"/>
+        </w:rPr>
+        <w:t>）。猶大的家系後來由她瑪所生的法勒斯延續下去（</w:t>
+      </w:r>
+      <w:hyperlink r:id="rId31">
+        <w:r>
+          <w:rPr>
+            <w:lang w:val="zh_TW" w:bidi="zh_TW"/>
+          </w:rPr>
+          <w:rPr>
+            <w:color w:val="0000EE"/>
+            <w:u w:val="single"/>
+          </w:rPr>
+          <w:t>得4:12</w:t>
+        </w:r>
+      </w:hyperlink>
+      <w:r>
+        <w:rPr>
+          <w:lang w:val="zh_TW" w:bidi="zh_TW"/>
+        </w:rPr>
+        <w:t>），她的名字也被記載在基督的家譜中（</w:t>
+      </w:r>
+      <w:hyperlink r:id="rId32">
+        <w:r>
+          <w:rPr>
+            <w:lang w:val="zh_TW" w:bidi="zh_TW"/>
+          </w:rPr>
+          <w:rPr>
+            <w:color w:val="0000EE"/>
+            <w:u w:val="single"/>
+          </w:rPr>
+          <w:t>太1:3</w:t>
+        </w:r>
+      </w:hyperlink>
+      <w:r>
+        <w:rPr>
+          <w:lang w:val="zh_TW" w:bidi="zh_TW"/>
+        </w:rPr>
+        <w:t>）。</w:t>
+        <w:br/>
+      </w:r>
+      <w:r>
+        <w:rPr>
+          <w:i/>
+          <w:lang w:val="zh_TW" w:bidi="zh_TW"/>
+        </w:rPr>
         <w:t>另見</w:t>
       </w:r>
       <w:r>
         <w:rPr>
           <w:lang w:val="zh_TW" w:bidi="zh_TW"/>
         </w:rPr>
-        <w:t>考古學與聖經</w:t>
-      </w:r>
+        <w:t xml:space="preserve"> </w:t>
+      </w:r>
+      <w:r>
+        <w:rPr>
+          <w:lang w:val="zh_TW" w:bidi="zh_TW"/>
+        </w:rPr>
+        <w:t>耶穌基督的家譜</w:t>
+      </w:r>
+      <w:r>
+        <w:rPr>
+          <w:lang w:val="zh_TW" w:bidi="zh_TW"/>
+        </w:rPr>
+        <w:t>。</w:t>
+      </w:r>
+    </w:p>
+    <w:p>
+      <w:pPr>
+        <w:pStyle w:val="ListNumber"/>
+        <w:spacing w:line="240" w:lineRule="auto"/>
+        <w:ind w:left="720"/>
+      </w:pPr>
+      <w:r>
+        <w:rPr>
+          <w:lang w:val="zh_TW" w:bidi="zh_TW"/>
+        </w:rPr>
+      </w:r>
+      <w:r>
+        <w:rPr>
+          <w:lang w:val="zh_TW" w:bidi="zh_TW"/>
+        </w:rPr>
+        <w:t>押沙龍的妹妹，也是大衛與基述人瑪迦所生的女兒。暗嫩用詭計玷辱了她瑪；暗嫩是她同父異母的哥哥。後來，她的親哥哥押沙龍為她報仇，在巴力·夏瑣殺了暗嫩（</w:t>
+      </w:r>
+      <w:hyperlink r:id="rId33">
+        <w:r>
+          <w:rPr>
+            <w:lang w:val="zh_TW" w:bidi="zh_TW"/>
+          </w:rPr>
+          <w:rPr>
+            <w:color w:val="0000EE"/>
+            <w:u w:val="single"/>
+          </w:rPr>
+          <w:t>撒下13章</w:t>
+        </w:r>
+      </w:hyperlink>
       <w:r>
         <w:rPr>
           <w:lang w:val="zh_TW" w:bidi="zh_TW"/>
         </w:rPr>
         <w:t>；</w:t>
       </w:r>
-      <w:r>
-        <w:rPr>
-          <w:lang w:val="zh_TW" w:bidi="zh_TW"/>
-        </w:rPr>
-        <w:t>磚、磚窯</w:t>
+      <w:hyperlink r:id="rId34">
+        <w:r>
+          <w:rPr>
+            <w:lang w:val="zh_TW" w:bidi="zh_TW"/>
+          </w:rPr>
+          <w:rPr>
+            <w:color w:val="0000EE"/>
+            <w:u w:val="single"/>
+          </w:rPr>
+          <w:t>代上3:9</w:t>
+        </w:r>
+      </w:hyperlink>
+      <w:r>
+        <w:rPr>
+          <w:lang w:val="zh_TW" w:bidi="zh_TW"/>
+        </w:rPr>
+        <w:t>）。</w:t>
+      </w:r>
+    </w:p>
+    <w:p>
+      <w:pPr>
+        <w:pStyle w:val="ListNumber"/>
+        <w:spacing w:line="240" w:lineRule="auto"/>
+        <w:ind w:left="720"/>
+      </w:pPr>
+      <w:r>
+        <w:rPr>
+          <w:lang w:val="zh_TW" w:bidi="zh_TW"/>
+        </w:rPr>
+      </w:r>
+      <w:r>
+        <w:rPr>
+          <w:lang w:val="zh_TW" w:bidi="zh_TW"/>
+        </w:rPr>
+        <w:t>押沙龍的女兒，以美貌聞名（</w:t>
+      </w:r>
+      <w:hyperlink r:id="rId35">
+        <w:r>
+          <w:rPr>
+            <w:lang w:val="zh_TW" w:bidi="zh_TW"/>
+          </w:rPr>
+          <w:rPr>
+            <w:color w:val="0000EE"/>
+            <w:u w:val="single"/>
+          </w:rPr>
+          <w:t>撒下14:27</w:t>
+        </w:r>
+      </w:hyperlink>
+      <w:r>
+        <w:rPr>
+          <w:lang w:val="zh_TW" w:bidi="zh_TW"/>
+        </w:rPr>
+        <w:t>）。她可能嫁給了基比亞人烏列，並成為瑪迦的母親。</w:t>
+        <w:br/>
+      </w:r>
+      <w:r>
+        <w:rPr>
+          <w:i/>
+          <w:lang w:val="zh_TW" w:bidi="zh_TW"/>
+        </w:rPr>
+        <w:t>見</w:t>
+      </w:r>
+      <w:r>
+        <w:rPr>
+          <w:lang w:val="zh_TW" w:bidi="zh_TW"/>
+        </w:rPr>
+        <w:t xml:space="preserve"> </w:t>
+      </w:r>
+      <w:r>
+        <w:rPr>
+          <w:lang w:val="zh_TW" w:bidi="zh_TW"/>
+        </w:rPr>
+        <w:t>瑪迦（Maacah, Maachah）（人物）#4</w:t>
+      </w:r>
+      <w:r>
+        <w:rPr>
+          <w:lang w:val="zh_TW" w:bidi="zh_TW"/>
+        </w:rPr>
+        <w:t>。</w:t>
+      </w:r>
+      <w:r>
+        <w:rPr>
+          <w:lang w:val="zh_TW" w:bidi="zh_TW"/>
+        </w:rPr>
+      </w:r>
+      <w:r>
+        <w:rPr>
+          <w:lang w:val="zh_TW" w:bidi="zh_TW"/>
+        </w:rPr>
+      </w:r>
+    </w:p>
+    <w:p>
+      <w:pPr/>
+      <w:r>
+        <w:rPr>
+          <w:lang w:val="zh_TW" w:bidi="zh_TW"/>
+        </w:rPr>
+      </w:r>
+    </w:p>
+    <w:p>
+      <w:pPr>
+        <w:pStyle w:val="Heading2"/>
+      </w:pPr>
+      <w:r>
+        <w:rPr>
+          <w:lang w:val="zh_TW" w:bidi="zh_TW"/>
+        </w:rPr>
+        <w:t>塔木德</w:t>
+      </w:r>
+      <w:r>
+        <w:rPr>
+          <w:lang w:val="zh_TW" w:bidi="zh_TW"/>
+        </w:rPr>
+      </w:r>
+    </w:p>
+    <w:p>
+      <w:pPr/>
+      <w:r>
+        <w:rPr>
+          <w:lang w:val="zh_TW" w:bidi="zh_TW"/>
+        </w:rPr>
+      </w:r>
+      <w:r>
+        <w:rPr>
+          <w:lang w:val="zh_TW" w:bidi="zh_TW"/>
+        </w:rPr>
+        <w:t>「塔木德」一詞意為「學習」或「研讀」。塔木德是一部用希伯來文和亞蘭文寫成的文獻集。它包括對舊約聖經律法部分的解釋以及源自許多拉比來源的智慧言論。它涵蓋的時期始於以斯拉之後不久，約公元前400年，到約公元500年代。</w:t>
+      </w:r>
+    </w:p>
+    <w:p>
+      <w:pPr>
+        <w:pStyle w:val="Heading3"/>
+      </w:pPr>
+      <w:r>
+        <w:rPr>
+          <w:lang w:val="zh_TW" w:bidi="zh_TW"/>
+        </w:rPr>
+        <w:t>口傳律法的起源與發展</w:t>
+      </w:r>
+    </w:p>
+    <w:p>
+      <w:pPr/>
+      <w:r>
+        <w:rPr>
+          <w:lang w:val="zh_TW" w:bidi="zh_TW"/>
+        </w:rPr>
+      </w:r>
+      <w:r>
+        <w:rPr>
+          <w:lang w:val="zh_TW" w:bidi="zh_TW"/>
+        </w:rPr>
+        <w:t>傳統猶太人相信摩西除了書面律法外，還領受了一部口傳律法。這部口傳律法是歷世歷代流傳下來的。塔木德主張這部口傳律法有早期的起源，《先賢篇》（</w:t>
+      </w:r>
+      <w:r>
+        <w:rPr>
+          <w:i/>
+          <w:lang w:val="zh_TW" w:bidi="zh_TW"/>
+        </w:rPr>
+        <w:t>Pirke Aboth）一章</w:t>
+      </w:r>
+      <w:r>
+        <w:rPr>
+          <w:lang w:val="zh_TW" w:bidi="zh_TW"/>
+        </w:rPr>
+        <w:t>1節將其歸於摩西。然而，一些學者認為這部口傳律法是在以斯拉之後發展起來的。比如，生活在被擄時期前的先知，從未提到人們未能遵循口傳律法。然而，這些先知經常警告人們忽視摩西所賜的書面律法。這表明在巴比倫被擄之前，並不存在一套口傳傳統。</w:t>
+      </w:r>
+    </w:p>
+    <w:p>
+      <w:pPr/>
+      <w:r>
+        <w:rPr>
+          <w:lang w:val="zh_TW" w:bidi="zh_TW"/>
+        </w:rPr>
+      </w:r>
+      <w:r>
+        <w:rPr>
+          <w:lang w:val="zh_TW" w:bidi="zh_TW"/>
+        </w:rPr>
+        <w:t>在以斯拉（「通達摩西律法書的文士」</w:t>
+      </w:r>
+      <w:hyperlink r:id="rId36">
+        <w:r>
+          <w:rPr>
+            <w:lang w:val="zh_TW" w:bidi="zh_TW"/>
+          </w:rPr>
+          <w:rPr>
+            <w:color w:val="0000EE"/>
+            <w:u w:val="single"/>
+          </w:rPr>
+          <w:t>以斯拉記7:6</w:t>
+        </w:r>
+      </w:hyperlink>
+      <w:r>
+        <w:rPr>
+          <w:lang w:val="zh_TW" w:bidi="zh_TW"/>
+        </w:rPr>
+        <w:t>）之後，會堂和學校的教師教授舊約聖經，他們的教導被記憶下來。多年來，人們使用不同的方法來背誦和記憶不斷增多的教導和解釋。</w:t>
+      </w:r>
+    </w:p>
+    <w:p>
+      <w:pPr/>
+      <w:r>
+        <w:rPr>
+          <w:lang w:val="zh_TW" w:bidi="zh_TW"/>
+        </w:rPr>
+      </w:r>
+      <w:r>
+        <w:rPr>
+          <w:lang w:val="zh_TW" w:bidi="zh_TW"/>
+        </w:rPr>
+        <w:t>隨著更多的教導不斷增加，即使是最好的記憶也無法保留所有的材料。為了讓後代更容易獲得豐富的知識、宗教見解和智慧以獲得指導和啟發，有必要創建一個包含過去世代所有重要教導的總結。這個總結被稱為塔木德（Talmud），是口傳律法的主要合集。猶太人將其視為僅次於聖經的著作。塔木德被視為國家和宗教思想的非凡成就，深刻地塑造了猶太人的世界觀。</w:t>
+      </w:r>
+    </w:p>
+    <w:p>
+      <w:pPr>
+        <w:pStyle w:val="Heading3"/>
+      </w:pPr>
+      <w:r>
+        <w:rPr>
+          <w:lang w:val="zh_TW" w:bidi="zh_TW"/>
+        </w:rPr>
+        <w:t>口傳律法的理由</w:t>
+      </w:r>
+    </w:p>
+    <w:p>
+      <w:pPr/>
+      <w:r>
+        <w:rPr>
+          <w:lang w:val="zh_TW" w:bidi="zh_TW"/>
+        </w:rPr>
+      </w:r>
+      <w:r>
+        <w:rPr>
+          <w:lang w:val="zh_TW" w:bidi="zh_TW"/>
+        </w:rPr>
+        <w:t>在被擄歸回的先知停止預言之後，以色列的生命變得複雜。需要擴展摩西五經的律法。口傳律法最初是為了幫助人們遵守神的書面話語。</w:t>
+      </w:r>
+    </w:p>
+    <w:p>
+      <w:pPr/>
+      <w:r>
+        <w:rPr>
+          <w:lang w:val="zh_TW" w:bidi="zh_TW"/>
+        </w:rPr>
+      </w:r>
+      <w:r>
+        <w:rPr>
+          <w:lang w:val="zh_TW" w:bidi="zh_TW"/>
+        </w:rPr>
+        <w:t>口傳律法包含在塔木德中有兩個目的：</w:t>
+      </w:r>
+    </w:p>
+    <w:p>
+      <w:pPr>
+        <w:pStyle w:val="ListNumber"/>
+        <w:numPr>
+          <w:ilvl w:val="0"/>
+          <w:numId w:val="15"/>
+        </w:numPr>
+        <w:spacing w:line="240" w:lineRule="auto"/>
+        <w:ind w:left="720"/>
+      </w:pPr>
+      <w:r>
+        <w:rPr>
+          <w:lang w:val="zh_TW" w:bidi="zh_TW"/>
+        </w:rPr>
+      </w:r>
+      <w:r>
+        <w:rPr>
+          <w:lang w:val="zh_TW" w:bidi="zh_TW"/>
+        </w:rPr>
+        <w:t>它提供了對書面律法的解釋。根據拉比的說法，口傳律法使遵守書面律法成為可能。沒有口傳律法，就不可能遵守書面律法。這方面的一個好例子可以在聖經的安息日律法中找到。大家都知道人們不應該在安息日工作。然而，拉比們說需要口傳律法來解釋「工作」實際上是什麼意思。</w:t>
+      </w:r>
+    </w:p>
+    <w:p>
+      <w:pPr>
+        <w:pStyle w:val="ListNumber"/>
+        <w:spacing w:line="240" w:lineRule="auto"/>
+        <w:ind w:left="720"/>
+      </w:pPr>
+      <w:r>
+        <w:rPr>
+          <w:lang w:val="zh_TW" w:bidi="zh_TW"/>
+        </w:rPr>
+      </w:r>
+      <w:r>
+        <w:rPr>
+          <w:lang w:val="zh_TW" w:bidi="zh_TW"/>
+        </w:rPr>
+        <w:t>口傳律法的第二個目的在於更新和調整成文律法以適應新的情況。口傳律法旨在使成文律法適用於每一代人。沒有口傳律法，人們可能會認為成文律法已然過時。</w:t>
+      </w:r>
+    </w:p>
+    <w:p>
+      <w:pPr/>
+      <w:r>
+        <w:rPr>
+          <w:lang w:val="zh_TW" w:bidi="zh_TW"/>
+        </w:rPr>
+      </w:r>
+      <w:r>
+        <w:rPr>
+          <w:lang w:val="zh_TW" w:bidi="zh_TW"/>
+        </w:rPr>
+        <w:t>因此，口傳律法幫助人們理解什麼不應該做，以及良好的猶太教信仰應該是如何的樣貌。</w:t>
+      </w:r>
+    </w:p>
+    <w:p>
+      <w:pPr/>
+      <w:r>
+        <w:rPr>
+          <w:lang w:val="zh_TW" w:bidi="zh_TW"/>
+        </w:rPr>
+      </w:r>
+      <w:r>
+        <w:rPr>
+          <w:lang w:val="zh_TW" w:bidi="zh_TW"/>
+        </w:rPr>
+        <w:t>每一個世代都面臨新的社會、政治和經濟情況。這意味著神的話語需要以新的方式來應用。然而，神的話語本身不應該僅僅為了迎合人們的需求或解決新問題而改變。我們在公元一世紀看到了這個例子。耶穌批評猶太領袖將他們的口述傳統置於神的話語之上（</w:t>
+      </w:r>
+      <w:hyperlink r:id="rId37">
+        <w:r>
+          <w:rPr>
+            <w:lang w:val="zh_TW" w:bidi="zh_TW"/>
+          </w:rPr>
+          <w:rPr>
+            <w:color w:val="0000EE"/>
+            <w:u w:val="single"/>
+          </w:rPr>
+          <w:t>馬可福音7:9–13</w:t>
+        </w:r>
+      </w:hyperlink>
+      <w:r>
+        <w:rPr>
+          <w:lang w:val="zh_TW" w:bidi="zh_TW"/>
+        </w:rPr>
+        <w:t>）。</w:t>
+      </w:r>
+    </w:p>
+    <w:p>
+      <w:pPr>
+        <w:pStyle w:val="Heading3"/>
+      </w:pPr>
+      <w:r>
+        <w:rPr>
+          <w:lang w:val="zh_TW" w:bidi="zh_TW"/>
+        </w:rPr>
+        <w:t>塔木德的早期形式</w:t>
+      </w:r>
+    </w:p>
+    <w:p>
+      <w:pPr/>
+      <w:r>
+        <w:rPr>
+          <w:lang w:val="zh_TW" w:bidi="zh_TW"/>
+        </w:rPr>
+      </w:r>
+      <w:r>
+        <w:rPr>
+          <w:lang w:val="zh_TW" w:bidi="zh_TW"/>
+        </w:rPr>
+        <w:t>最早教授口傳律法的方法之一是透過米大示（Midrash），意思是「解釋」。米大示是一種對聖經經文的註釋（解釋或觀察）。米大示有兩種類型：</w:t>
+      </w:r>
+    </w:p>
+    <w:p>
+      <w:pPr>
+        <w:pStyle w:val="ListNumber"/>
+        <w:numPr>
+          <w:ilvl w:val="0"/>
+          <w:numId w:val="16"/>
+        </w:numPr>
+        <w:spacing w:line="240" w:lineRule="auto"/>
+        <w:ind w:left="720"/>
+      </w:pPr>
+      <w:r>
+        <w:rPr>
+          <w:lang w:val="zh_TW" w:bidi="zh_TW"/>
+        </w:rPr>
+      </w:r>
+      <w:r>
+        <w:rPr>
+          <w:b/>
+          <w:lang w:val="zh_TW" w:bidi="zh_TW"/>
+        </w:rPr>
+        <w:t>米大示哈拉卡：</w:t>
+      </w:r>
+      <w:r>
+        <w:rPr>
+          <w:lang w:val="zh_TW" w:bidi="zh_TW"/>
+        </w:rPr>
+        <w:t>解釋舊約聖經中的律法部分，著重於如何活。</w:t>
+      </w:r>
+    </w:p>
+    <w:p>
+      <w:pPr>
+        <w:pStyle w:val="ListNumber"/>
+        <w:spacing w:line="240" w:lineRule="auto"/>
+        <w:ind w:left="720"/>
+      </w:pPr>
+      <w:r>
+        <w:rPr>
+          <w:lang w:val="zh_TW" w:bidi="zh_TW"/>
+        </w:rPr>
+      </w:r>
+      <w:r>
+        <w:rPr>
+          <w:b/>
+          <w:lang w:val="zh_TW" w:bidi="zh_TW"/>
+        </w:rPr>
+        <w:t>米大示哈加達：</w:t>
+      </w:r>
+      <w:r>
+        <w:rPr>
+          <w:lang w:val="zh_TW" w:bidi="zh_TW"/>
+        </w:rPr>
+        <w:t>解釋非律法部分，如倫理和熱心所在，意思是「敘述」。</w:t>
+      </w:r>
+    </w:p>
+    <w:p>
+      <w:pPr/>
+      <w:r>
+        <w:rPr>
+          <w:lang w:val="zh_TW" w:bidi="zh_TW"/>
+        </w:rPr>
+      </w:r>
+      <w:r>
+        <w:rPr>
+          <w:lang w:val="zh_TW" w:bidi="zh_TW"/>
+        </w:rPr>
+        <w:t>以斯拉和接受教導的同伴在公元前444年在耶路撒冷城牆完成時，使用了米大示。他們「使百姓明白律法；百姓都站在自己的地方。他們清清楚楚地念神的律法書，講明意思，使百姓明白所念的」(</w:t>
+      </w:r>
+      <w:hyperlink r:id="rId38">
+        <w:r>
+          <w:rPr>
+            <w:lang w:val="zh_TW" w:bidi="zh_TW"/>
+          </w:rPr>
+          <w:rPr>
+            <w:color w:val="0000EE"/>
+            <w:u w:val="single"/>
+          </w:rPr>
+          <w:t>尼希米記8:7</w:t>
+        </w:r>
+      </w:hyperlink>
+      <w:r>
+        <w:rPr>
+          <w:lang w:val="zh_TW" w:bidi="zh_TW"/>
+        </w:rPr>
+        <w:t>–</w:t>
+      </w:r>
+      <w:hyperlink r:id="rId38">
+        <w:r>
+          <w:rPr>
+            <w:lang w:val="zh_TW" w:bidi="zh_TW"/>
+          </w:rPr>
+          <w:rPr>
+            <w:color w:val="0000EE"/>
+            <w:u w:val="single"/>
+          </w:rPr>
+          <w:t>8</w:t>
+        </w:r>
+      </w:hyperlink>
+      <w:r>
+        <w:rPr>
+          <w:lang w:val="zh_TW" w:bidi="zh_TW"/>
+        </w:rPr>
+        <w:t>)。</w:t>
+      </w:r>
+    </w:p>
+    <w:p>
+      <w:pPr/>
+      <w:r>
+        <w:rPr>
+          <w:lang w:val="zh_TW" w:bidi="zh_TW"/>
+        </w:rPr>
+      </w:r>
+      <w:r>
+        <w:rPr>
+          <w:lang w:val="zh_TW" w:bidi="zh_TW"/>
+        </w:rPr>
+        <w:t>在以斯拉之後，許多教師使用這種米大示的方法。這些宗教領袖被稱為經師（Soferim，「守書人」或「文士」），直到大約公元前200年。他們有時被稱為「大會堂」。他們教導以色列要避免崇拜假神或忘記神的律法。</w:t>
+      </w:r>
+    </w:p>
+    <w:p>
+      <w:pPr/>
+      <w:r>
+        <w:rPr>
+          <w:lang w:val="zh_TW" w:bidi="zh_TW"/>
+        </w:rPr>
+      </w:r>
+      <w:r>
+        <w:rPr>
+          <w:lang w:val="zh_TW" w:bidi="zh_TW"/>
+        </w:rPr>
+        <w:t>經師之後是哈西典（「虔誠者」），他們試圖鼓勵宗教委身。哈西典之後是公元前128年的法利賽人（「分離者」）。所有這些群體都對米大示方法有所貢獻。</w:t>
+      </w:r>
+    </w:p>
+    <w:p>
+      <w:pPr/>
+      <w:r>
+        <w:rPr>
+          <w:lang w:val="zh_TW" w:bidi="zh_TW"/>
+        </w:rPr>
+      </w:r>
+      <w:r>
+        <w:rPr>
+          <w:lang w:val="zh_TW" w:bidi="zh_TW"/>
+        </w:rPr>
+        <w:t>隨著時間的推移，需要記住的材料越來越多。人們通過不斷重複來學習。這種新方法被稱為米示拿（Mishnah），意思是「重複」。米示拿的教師被稱為他拿念（Tannaim），意思是「口頭傳授者」。</w:t>
+      </w:r>
+    </w:p>
+    <w:p>
+      <w:pPr/>
+      <w:r>
+        <w:rPr>
+          <w:lang w:val="zh_TW" w:bidi="zh_TW"/>
+        </w:rPr>
+      </w:r>
+      <w:r>
+        <w:rPr>
+          <w:lang w:val="zh_TW" w:bidi="zh_TW"/>
+        </w:rPr>
+        <w:t>米大示和米示拿都被使用了許多年。口傳律法最終發展龐大到人們難以學習和記憶的地步。因此，它被書寫記錄下來。後來的拉比對米示拿進行了詳細的討論和解釋。這些討論被稱為革馬拉（Gemara，意為「完成」）。與最初的口傳律法一樣，革馬拉也是先口述傳承，然後才文字記錄。革馬拉和米示拿一起組成了塔木德。</w:t>
+      </w:r>
+    </w:p>
+    <w:p>
+      <w:pPr/>
+      <w:r>
+        <w:rPr>
+          <w:lang w:val="zh_TW" w:bidi="zh_TW"/>
+        </w:rPr>
+      </w:r>
+      <w:r>
+        <w:rPr>
+          <w:i/>
+          <w:lang w:val="zh_TW" w:bidi="zh_TW"/>
+        </w:rPr>
+        <w:t>另見</w:t>
+      </w:r>
+      <w:r>
+        <w:rPr>
+          <w:lang w:val="zh_TW" w:bidi="zh_TW"/>
+        </w:rPr>
+        <w:t xml:space="preserve"> </w:t>
+      </w:r>
+      <w:r>
+        <w:rPr>
+          <w:lang w:val="zh_TW" w:bidi="zh_TW"/>
+        </w:rPr>
+        <w:t>革馬拉</w:t>
       </w:r>
       <w:r>
         <w:rPr>
@@ -640,7 +1621,103 @@
         <w:rPr>
           <w:lang w:val="zh_TW" w:bidi="zh_TW"/>
         </w:rPr>
-        <w:t>牌</w:t>
+        <w:t>哈加達</w:t>
+      </w:r>
+      <w:r>
+        <w:rPr>
+          <w:lang w:val="zh_TW" w:bidi="zh_TW"/>
+        </w:rPr>
+        <w:t>；</w:t>
+      </w:r>
+      <w:r>
+        <w:rPr>
+          <w:lang w:val="zh_TW" w:bidi="zh_TW"/>
+        </w:rPr>
+        <w:t>哈拉卡</w:t>
+      </w:r>
+      <w:r>
+        <w:rPr>
+          <w:lang w:val="zh_TW" w:bidi="zh_TW"/>
+        </w:rPr>
+        <w:t>；</w:t>
+      </w:r>
+      <w:r>
+        <w:rPr>
+          <w:lang w:val="zh_TW" w:bidi="zh_TW"/>
+        </w:rPr>
+        <w:t>聖經中的法律概念</w:t>
+      </w:r>
+      <w:r>
+        <w:rPr>
+          <w:lang w:val="zh_TW" w:bidi="zh_TW"/>
+        </w:rPr>
+        <w:t>；</w:t>
+      </w:r>
+      <w:r>
+        <w:rPr>
+          <w:lang w:val="zh_TW" w:bidi="zh_TW"/>
+        </w:rPr>
+        <w:t>米大示</w:t>
+      </w:r>
+      <w:r>
+        <w:rPr>
+          <w:lang w:val="zh_TW" w:bidi="zh_TW"/>
+        </w:rPr>
+        <w:t>；</w:t>
+      </w:r>
+      <w:r>
+        <w:rPr>
+          <w:lang w:val="zh_TW" w:bidi="zh_TW"/>
+        </w:rPr>
+        <w:t>米示拿</w:t>
+      </w:r>
+      <w:r>
+        <w:rPr>
+          <w:lang w:val="zh_TW" w:bidi="zh_TW"/>
+        </w:rPr>
+        <w:t>；</w:t>
+      </w:r>
+      <w:r>
+        <w:rPr>
+          <w:lang w:val="zh_TW" w:bidi="zh_TW"/>
+        </w:rPr>
+        <w:t>法利賽人</w:t>
+      </w:r>
+      <w:r>
+        <w:rPr>
+          <w:lang w:val="zh_TW" w:bidi="zh_TW"/>
+        </w:rPr>
+        <w:t>；</w:t>
+      </w:r>
+      <w:r>
+        <w:rPr>
+          <w:lang w:val="zh_TW" w:bidi="zh_TW"/>
+        </w:rPr>
+        <w:t>妥拉</w:t>
+      </w:r>
+      <w:r>
+        <w:rPr>
+          <w:lang w:val="zh_TW" w:bidi="zh_TW"/>
+        </w:rPr>
+        <w:t>；</w:t>
+      </w:r>
+      <w:r>
+        <w:rPr>
+          <w:lang w:val="zh_TW" w:bidi="zh_TW"/>
+        </w:rPr>
+        <w:t>傳統</w:t>
+      </w:r>
+      <w:r>
+        <w:rPr>
+          <w:lang w:val="zh_TW" w:bidi="zh_TW"/>
+        </w:rPr>
+        <w:t>；</w:t>
+      </w:r>
+      <w:r>
+        <w:rPr>
+          <w:lang w:val="zh_TW" w:bidi="zh_TW"/>
+        </w:rPr>
+        <w:t>口頭傳統</w:t>
       </w:r>
       <w:r>
         <w:rPr>
@@ -2548,6 +3625,24 @@
   </w:num>
   <w:num w:numId="13" w16cid:durableId="592781308">
     <w:abstractNumId w:val="11"/>
+  </w:num>
+  <w:num w:numId="14">
+    <w:abstractNumId w:val="3"/>
+    <w:lvlOverride w:ilvl="0">
+      <w:startOverride w:val="1"/>
+    </w:lvlOverride>
+  </w:num>
+  <w:num w:numId="15">
+    <w:abstractNumId w:val="3"/>
+    <w:lvlOverride w:ilvl="0">
+      <w:startOverride w:val="1"/>
+    </w:lvlOverride>
+  </w:num>
+  <w:num w:numId="16">
+    <w:abstractNumId w:val="3"/>
+    <w:lvlOverride w:ilvl="0">
+      <w:startOverride w:val="1"/>
+    </w:lvlOverride>
   </w:num>
   <w:numIdMacAtCleanup w:val="10"/>
 </w:numbering>

--- a/zht/docx/161.content.docx
+++ b/zht/docx/161.content.docx
@@ -149,7 +149,7 @@
         <w:rPr>
           <w:lang w:val="zh_TW" w:bidi="zh_TW"/>
         </w:rPr>
-        <w:t>ta</w:t>
+        <w:t>si</w:t>
       </w:r>
       <w:r>
         <w:rPr>
@@ -212,7 +212,7 @@
         <w:rPr>
           <w:lang w:val="zh_TW" w:bidi="zh_TW"/>
         </w:rPr>
-        <w:t>他拉 (人物)</w:t>
+        <w:t>斯佩爾特小麥</w:t>
       </w:r>
       <w:r>
         <w:rPr>
@@ -231,7 +231,7 @@
         <w:rPr>
           <w:lang w:val="zh_TW" w:bidi="zh_TW"/>
         </w:rPr>
-        <w:t>他是亞伯蘭（亞伯拉罕）、拿鶴和哈蘭的父親（</w:t>
+        <w:t>斯佩爾特小麥是一種耐寒的小麥。一般認為，</w:t>
       </w:r>
       <w:hyperlink r:id="rId13">
         <w:r>
@@ -242,7 +242,123 @@
             <w:color w:val="0000EE"/>
             <w:u w:val="single"/>
           </w:rPr>
-          <w:t>創11:26</w:t>
+          <w:t>以賽亞書二十八章25節</w:t>
+        </w:r>
+      </w:hyperlink>
+      <w:r>
+        <w:rPr>
+          <w:lang w:val="zh_TW" w:bidi="zh_TW"/>
+        </w:rPr>
+        <w:t>中提到的「粗麥」，就是斯佩爾特小麥。</w:t>
+      </w:r>
+      <w:hyperlink r:id="rId14">
+        <w:r>
+          <w:rPr>
+            <w:lang w:val="zh_TW" w:bidi="zh_TW"/>
+          </w:rPr>
+          <w:rPr>
+            <w:color w:val="0000EE"/>
+            <w:u w:val="single"/>
+          </w:rPr>
+          <w:t>出埃及記九章32節</w:t>
+        </w:r>
+      </w:hyperlink>
+      <w:r>
+        <w:rPr>
+          <w:lang w:val="zh_TW" w:bidi="zh_TW"/>
+        </w:rPr>
+        <w:t>和</w:t>
+      </w:r>
+      <w:hyperlink r:id="rId15">
+        <w:r>
+          <w:rPr>
+            <w:lang w:val="zh_TW" w:bidi="zh_TW"/>
+          </w:rPr>
+          <w:rPr>
+            <w:color w:val="0000EE"/>
+            <w:u w:val="single"/>
+          </w:rPr>
+          <w:t>以西結書四章9節</w:t>
+        </w:r>
+      </w:hyperlink>
+      <w:r>
+        <w:rPr>
+          <w:lang w:val="zh_TW" w:bidi="zh_TW"/>
+        </w:rPr>
+        <w:t>中也有提到斯佩爾特小麥。這是一種籽粒堅硬的小麥，穗部較鬆散，籽粒橫切面呈三角形。斯佩爾特小麥是古代最常見的小麥品種。</w:t>
+      </w:r>
+    </w:p>
+    <w:p>
+      <w:pPr/>
+      <w:r>
+        <w:rPr>
+          <w:lang w:val="zh_TW" w:bidi="zh_TW"/>
+        </w:rPr>
+      </w:r>
+      <w:r>
+        <w:rPr>
+          <w:lang w:val="zh_TW" w:bidi="zh_TW"/>
+        </w:rPr>
+        <w:t>斯佩爾特小麥的莖比一般小麥更粗壯，麥穗也更結實。用斯佩爾特小麥磨成的麵粉做出的麵包，不如普通小麥麵粉做的麵包好吃。然而，斯佩爾特小麥幾乎能在各種土壤中生長，即使在不適合種植普通小麥的土地，也能有良好的收成。很久以前的人製作麵包時，較喜歡使用斯佩爾特小麥，而不是大麥。</w:t>
+      </w:r>
+      <w:r>
+        <w:rPr>
+          <w:lang w:val="zh_TW" w:bidi="zh_TW"/>
+        </w:rPr>
+      </w:r>
+      <w:r>
+        <w:rPr>
+          <w:lang w:val="zh_TW" w:bidi="zh_TW"/>
+        </w:rPr>
+      </w:r>
+    </w:p>
+    <w:p>
+      <w:pPr/>
+      <w:r>
+        <w:rPr>
+          <w:lang w:val="zh_TW" w:bidi="zh_TW"/>
+        </w:rPr>
+      </w:r>
+    </w:p>
+    <w:p>
+      <w:pPr>
+        <w:pStyle w:val="Heading2"/>
+      </w:pPr>
+      <w:r>
+        <w:rPr>
+          <w:lang w:val="zh_TW" w:bidi="zh_TW"/>
+        </w:rPr>
+        <w:t>死海</w:t>
+      </w:r>
+      <w:r>
+        <w:rPr>
+          <w:lang w:val="zh_TW" w:bidi="zh_TW"/>
+        </w:rPr>
+      </w:r>
+    </w:p>
+    <w:p>
+      <w:pPr/>
+      <w:r>
+        <w:rPr>
+          <w:lang w:val="zh_TW" w:bidi="zh_TW"/>
+        </w:rPr>
+      </w:r>
+      <w:r>
+        <w:rPr>
+          <w:lang w:val="zh_TW" w:bidi="zh_TW"/>
+        </w:rPr>
+        <w:t>大型鹹水湖，約旦河流入其中。自希臘時期以來，西方文化稱其為「死海」。然而，在舊約聖經中，它常被稱為「鹽海」（</w:t>
+      </w:r>
+      <w:hyperlink r:id="rId16">
+        <w:r>
+          <w:rPr>
+            <w:lang w:val="zh_TW" w:bidi="zh_TW"/>
+          </w:rPr>
+          <w:rPr>
+            <w:color w:val="0000EE"/>
+            <w:u w:val="single"/>
+          </w:rPr>
+          <w:t>創14:3</w:t>
         </w:r>
       </w:hyperlink>
       <w:r>
@@ -251,16 +367,16 @@
         </w:rPr>
         <w:t>；</w:t>
       </w:r>
-      <w:hyperlink r:id="rId14">
-        <w:r>
-          <w:rPr>
-            <w:lang w:val="zh_TW" w:bidi="zh_TW"/>
-          </w:rPr>
-          <w:rPr>
-            <w:color w:val="0000EE"/>
-            <w:u w:val="single"/>
-          </w:rPr>
-          <w:t>代上1:26</w:t>
+      <w:hyperlink r:id="rId17">
+        <w:r>
+          <w:rPr>
+            <w:lang w:val="zh_TW" w:bidi="zh_TW"/>
+          </w:rPr>
+          <w:rPr>
+            <w:color w:val="0000EE"/>
+            <w:u w:val="single"/>
+          </w:rPr>
+          <w:t>民34:3、12</w:t>
         </w:r>
       </w:hyperlink>
       <w:r>
@@ -269,66 +385,16 @@
         </w:rPr>
         <w:t>；</w:t>
       </w:r>
-      <w:hyperlink r:id="rId15">
-        <w:r>
-          <w:rPr>
-            <w:lang w:val="zh_TW" w:bidi="zh_TW"/>
-          </w:rPr>
-          <w:rPr>
-            <w:color w:val="0000EE"/>
-            <w:u w:val="single"/>
-          </w:rPr>
-          <w:t>路3:34</w:t>
-        </w:r>
-      </w:hyperlink>
-      <w:r>
-        <w:rPr>
-          <w:lang w:val="zh_TW" w:bidi="zh_TW"/>
-        </w:rPr>
-        <w:t>）。</w:t>
-      </w:r>
-    </w:p>
-    <w:p>
-      <w:pPr/>
-      <w:r>
-        <w:rPr>
-          <w:lang w:val="zh_TW" w:bidi="zh_TW"/>
-        </w:rPr>
-      </w:r>
-      <w:r>
-        <w:rPr>
-          <w:lang w:val="zh_TW" w:bidi="zh_TW"/>
-        </w:rPr>
-        <w:t>在提到他拉的兒子時，亞伯蘭雖位列第一，但他很可能並不是長子。聖經記載他拉在70歲時，生了亞伯蘭、拿鶴和哈蘭（</w:t>
-      </w:r>
-      <w:hyperlink r:id="rId13">
-        <w:r>
-          <w:rPr>
-            <w:lang w:val="zh_TW" w:bidi="zh_TW"/>
-          </w:rPr>
-          <w:rPr>
-            <w:color w:val="0000EE"/>
-            <w:u w:val="single"/>
-          </w:rPr>
-          <w:t>創11:26</w:t>
-        </w:r>
-      </w:hyperlink>
-      <w:r>
-        <w:rPr>
-          <w:lang w:val="zh_TW" w:bidi="zh_TW"/>
-        </w:rPr>
-        <w:t>）。根據新約聖經的記載，亞伯蘭是在他父親去世後才離開哈蘭的，當時亞伯蘭75歲（</w:t>
-      </w:r>
-      <w:hyperlink r:id="rId16">
-        <w:r>
-          <w:rPr>
-            <w:lang w:val="zh_TW" w:bidi="zh_TW"/>
-          </w:rPr>
-          <w:rPr>
-            <w:color w:val="0000EE"/>
-            <w:u w:val="single"/>
-          </w:rPr>
-          <w:t>創12:4</w:t>
+      <w:hyperlink r:id="rId18">
+        <w:r>
+          <w:rPr>
+            <w:lang w:val="zh_TW" w:bidi="zh_TW"/>
+          </w:rPr>
+          <w:rPr>
+            <w:color w:val="0000EE"/>
+            <w:u w:val="single"/>
+          </w:rPr>
+          <w:t>申3:17</w:t>
         </w:r>
       </w:hyperlink>
       <w:r>
@@ -337,56 +403,6 @@
         </w:rPr>
         <w:t>；</w:t>
       </w:r>
-      <w:hyperlink r:id="rId17">
-        <w:r>
-          <w:rPr>
-            <w:lang w:val="zh_TW" w:bidi="zh_TW"/>
-          </w:rPr>
-          <w:rPr>
-            <w:color w:val="0000EE"/>
-            <w:u w:val="single"/>
-          </w:rPr>
-          <w:t>徒7:4</w:t>
-        </w:r>
-      </w:hyperlink>
-      <w:r>
-        <w:rPr>
-          <w:lang w:val="zh_TW" w:bidi="zh_TW"/>
-        </w:rPr>
-        <w:t>）。</w:t>
-      </w:r>
-    </w:p>
-    <w:p>
-      <w:pPr/>
-      <w:r>
-        <w:rPr>
-          <w:lang w:val="zh_TW" w:bidi="zh_TW"/>
-        </w:rPr>
-      </w:r>
-      <w:r>
-        <w:rPr>
-          <w:lang w:val="zh_TW" w:bidi="zh_TW"/>
-        </w:rPr>
-        <w:t>他拉去世時是205歲（</w:t>
-      </w:r>
-      <w:hyperlink r:id="rId18">
-        <w:r>
-          <w:rPr>
-            <w:lang w:val="zh_TW" w:bidi="zh_TW"/>
-          </w:rPr>
-          <w:rPr>
-            <w:color w:val="0000EE"/>
-            <w:u w:val="single"/>
-          </w:rPr>
-          <w:t>創11:32</w:t>
-        </w:r>
-      </w:hyperlink>
-      <w:r>
-        <w:rPr>
-          <w:lang w:val="zh_TW" w:bidi="zh_TW"/>
-        </w:rPr>
-        <w:t>）。這推算在他拉生亞伯蘭時，他拉至少已經130歲。他拉啟程前往迦南，但他在抵達哈蘭後便停留在那裡，未能繼續前行（</w:t>
-      </w:r>
       <w:hyperlink r:id="rId19">
         <w:r>
           <w:rPr>
@@ -396,14 +412,14 @@
             <w:color w:val="0000EE"/>
             <w:u w:val="single"/>
           </w:rPr>
-          <w:t>創11:31–32</w:t>
-        </w:r>
-      </w:hyperlink>
-      <w:r>
-        <w:rPr>
-          <w:lang w:val="zh_TW" w:bidi="zh_TW"/>
-        </w:rPr>
-        <w:t>）。亞伯蘭隨後在哈蘭領受了神的命令，要求他離開親族，繼續前往迦南（</w:t>
+          <w:t>書3:16</w:t>
+        </w:r>
+      </w:hyperlink>
+      <w:r>
+        <w:rPr>
+          <w:lang w:val="zh_TW" w:bidi="zh_TW"/>
+        </w:rPr>
+        <w:t>，</w:t>
       </w:r>
       <w:hyperlink r:id="rId20">
         <w:r>
@@ -414,103 +430,14 @@
             <w:color w:val="0000EE"/>
             <w:u w:val="single"/>
           </w:rPr>
-          <w:t>創12:1</w:t>
-        </w:r>
-      </w:hyperlink>
-      <w:r>
-        <w:rPr>
-          <w:lang w:val="zh_TW" w:bidi="zh_TW"/>
-        </w:rPr>
-        <w:t>）。</w:t>
-      </w:r>
-    </w:p>
-    <w:p>
-      <w:pPr/>
-      <w:r>
-        <w:rPr>
-          <w:lang w:val="zh_TW" w:bidi="zh_TW"/>
-        </w:rPr>
-      </w:r>
-      <w:r>
-        <w:rPr>
-          <w:i/>
-          <w:lang w:val="zh_TW" w:bidi="zh_TW"/>
-        </w:rPr>
-        <w:t>另見</w:t>
-      </w:r>
-      <w:r>
-        <w:rPr>
-          <w:lang w:val="zh_TW" w:bidi="zh_TW"/>
-        </w:rPr>
-        <w:t>亞伯拉罕</w:t>
-      </w:r>
-      <w:r>
-        <w:rPr>
-          <w:lang w:val="zh_TW" w:bidi="zh_TW"/>
-        </w:rPr>
-        <w:t>。</w:t>
-      </w:r>
-      <w:r>
-        <w:rPr>
-          <w:lang w:val="zh_TW" w:bidi="zh_TW"/>
-        </w:rPr>
-      </w:r>
-      <w:r>
-        <w:rPr>
-          <w:lang w:val="zh_TW" w:bidi="zh_TW"/>
-        </w:rPr>
-      </w:r>
-    </w:p>
-    <w:p>
-      <w:pPr/>
-      <w:r>
-        <w:rPr>
-          <w:lang w:val="zh_TW" w:bidi="zh_TW"/>
-        </w:rPr>
-      </w:r>
-    </w:p>
-    <w:p>
-      <w:pPr>
-        <w:pStyle w:val="Heading2"/>
-      </w:pPr>
-      <w:r>
-        <w:rPr>
-          <w:lang w:val="zh_TW" w:bidi="zh_TW"/>
-        </w:rPr>
-        <w:t>他泊山</w:t>
-      </w:r>
-      <w:r>
-        <w:rPr>
-          <w:lang w:val="zh_TW" w:bidi="zh_TW"/>
-        </w:rPr>
-      </w:r>
-    </w:p>
-    <w:p>
-      <w:pPr/>
-      <w:r>
-        <w:rPr>
-          <w:lang w:val="zh_TW" w:bidi="zh_TW"/>
-        </w:rPr>
-      </w:r>
-      <w:r>
-        <w:rPr>
-          <w:lang w:val="zh_TW" w:bidi="zh_TW"/>
-        </w:rPr>
-        <w:t>下加利利地區一座重要山崗，位於耶斯列谷的東北區域。他泊山位於拿撒勒以東約六英里（9.7公里），從周圍的平地突然升起。雖然他泊山在該地區不是最高的山，海拔只有587.9米（1,929英尺），但他泊山是一個重要的地標。</w:t>
-      </w:r>
-    </w:p>
-    <w:p>
-      <w:pPr/>
-      <w:r>
-        <w:rPr>
-          <w:lang w:val="zh_TW" w:bidi="zh_TW"/>
-        </w:rPr>
-      </w:r>
-      <w:r>
-        <w:rPr>
-          <w:lang w:val="zh_TW" w:bidi="zh_TW"/>
-        </w:rPr>
-        <w:t>他泊山界定了以薩迦支派（Issachar）西部的邊界（</w:t>
+          <w:t>12:3</w:t>
+        </w:r>
+      </w:hyperlink>
+      <w:r>
+        <w:rPr>
+          <w:lang w:val="zh_TW" w:bidi="zh_TW"/>
+        </w:rPr>
+        <w:t>，</w:t>
       </w:r>
       <w:hyperlink r:id="rId21">
         <w:r>
@@ -521,14 +448,14 @@
             <w:color w:val="0000EE"/>
             <w:u w:val="single"/>
           </w:rPr>
-          <w:t>約書亞記19:22</w:t>
-        </w:r>
-      </w:hyperlink>
-      <w:r>
-        <w:rPr>
-          <w:lang w:val="zh_TW" w:bidi="zh_TW"/>
-        </w:rPr>
-        <w:t>）。它是跨地區的海岸公路——馬里斯大道（Via Maris）上有用的導航工具。這條公路經過加利利的米吉多，通往夏瑣。他泊山有時與遠在北方的黑門山相比（</w:t>
+          <w:t>15:2、5</w:t>
+        </w:r>
+      </w:hyperlink>
+      <w:r>
+        <w:rPr>
+          <w:lang w:val="zh_TW" w:bidi="zh_TW"/>
+        </w:rPr>
+        <w:t>，</w:t>
       </w:r>
       <w:hyperlink r:id="rId22">
         <w:r>
@@ -539,381 +466,19 @@
             <w:color w:val="0000EE"/>
             <w:u w:val="single"/>
           </w:rPr>
-          <w:t>詩篇89:12</w:t>
-        </w:r>
-      </w:hyperlink>
-      <w:r>
-        <w:rPr>
-          <w:lang w:val="zh_TW" w:bidi="zh_TW"/>
-        </w:rPr>
-        <w:t>；比較</w:t>
-      </w:r>
-      <w:hyperlink r:id="rId23">
-        <w:r>
-          <w:rPr>
-            <w:lang w:val="zh_TW" w:bidi="zh_TW"/>
-          </w:rPr>
-          <w:rPr>
-            <w:color w:val="0000EE"/>
-            <w:u w:val="single"/>
-          </w:rPr>
-          <w:t>耶利米書46:18</w:t>
-        </w:r>
-      </w:hyperlink>
-      <w:r>
-        <w:rPr>
-          <w:lang w:val="zh_TW" w:bidi="zh_TW"/>
-        </w:rPr>
-        <w:t>）。</w:t>
-      </w:r>
-    </w:p>
-    <w:p>
-      <w:pPr>
-        <w:pStyle w:val="Heading3"/>
-      </w:pPr>
-      <w:r>
-        <w:rPr>
-          <w:lang w:val="zh_TW" w:bidi="zh_TW"/>
-        </w:rPr>
-        <w:t>在他泊山發生了哪些重要事件？</w:t>
-      </w:r>
-    </w:p>
-    <w:p>
-      <w:pPr/>
-      <w:r>
-        <w:rPr>
-          <w:lang w:val="zh_TW" w:bidi="zh_TW"/>
-        </w:rPr>
-      </w:r>
-      <w:r>
-        <w:rPr>
-          <w:lang w:val="zh_TW" w:bidi="zh_TW"/>
-        </w:rPr>
-        <w:t>在舊約聖經中，在士師記中，當底波拉和巴拉與迦南人的軍隊作戰時，提到了他泊山。來自夏瑣的迦南軍隊指揮官西西拉率領軍隊（</w:t>
-      </w:r>
-      <w:hyperlink r:id="rId24">
-        <w:r>
-          <w:rPr>
-            <w:lang w:val="zh_TW" w:bidi="zh_TW"/>
-          </w:rPr>
-          <w:rPr>
-            <w:color w:val="0000EE"/>
-            <w:u w:val="single"/>
-          </w:rPr>
-          <w:t>士師記4:1–24</w:t>
-        </w:r>
-      </w:hyperlink>
-      <w:r>
-        <w:rPr>
-          <w:lang w:val="zh_TW" w:bidi="zh_TW"/>
-        </w:rPr>
-        <w:t>）。巴拉的部隊來自附近的拿弗他利和西布倫支派，會合於他泊山。在底波拉的命令下，以色列人對西西拉發動了一場成功的戰役。基甸最終在他泊山面對殺害他兄弟的米甸王西巴和撒慕拿（</w:t>
-      </w:r>
-      <w:hyperlink r:id="rId25">
-        <w:r>
-          <w:rPr>
-            <w:lang w:val="zh_TW" w:bidi="zh_TW"/>
-          </w:rPr>
-          <w:rPr>
-            <w:color w:val="0000EE"/>
-            <w:u w:val="single"/>
-          </w:rPr>
-          <w:t>士師記8:18</w:t>
-        </w:r>
-      </w:hyperlink>
-      <w:r>
-        <w:rPr>
-          <w:lang w:val="zh_TW" w:bidi="zh_TW"/>
-        </w:rPr>
-        <w:t>）。</w:t>
-      </w:r>
-    </w:p>
-    <w:p>
-      <w:pPr/>
-      <w:r>
-        <w:rPr>
-          <w:lang w:val="zh_TW" w:bidi="zh_TW"/>
-        </w:rPr>
-      </w:r>
-      <w:r>
-        <w:rPr>
-          <w:lang w:val="zh_TW" w:bidi="zh_TW"/>
-        </w:rPr>
-        <w:t>他泊山的山頂面積為1.3平方公里（半平方英里）。它地理位置優越，易於設防。在舊約的王國時期，那裡可能有敬拜的神龕（見</w:t>
-      </w:r>
-      <w:hyperlink r:id="rId26">
-        <w:r>
-          <w:rPr>
-            <w:lang w:val="zh_TW" w:bidi="zh_TW"/>
-          </w:rPr>
-          <w:rPr>
-            <w:color w:val="0000EE"/>
-            <w:u w:val="single"/>
-          </w:rPr>
-          <w:t>何西阿書5:1</w:t>
-        </w:r>
-      </w:hyperlink>
-      <w:r>
-        <w:rPr>
-          <w:lang w:val="zh_TW" w:bidi="zh_TW"/>
-        </w:rPr>
-        <w:t>），但到了希臘時代，則有軍事防禦。托勒密王朝加強了它的防禦，到安條克三世時期（公元前218年），他泊可能已成為耶斯列谷的行政中心。在羅馬時代，許多衝突發生在他泊山。在公元66年重要的猶太戰爭中，約瑟夫用一堵大牆加固了這座山，至今仍可見。</w:t>
-      </w:r>
-    </w:p>
-    <w:p>
-      <w:pPr>
-        <w:pStyle w:val="Heading4"/>
-      </w:pPr>
-      <w:r>
-        <w:rPr>
-          <w:lang w:val="zh_TW" w:bidi="zh_TW"/>
-        </w:rPr>
-        <w:t>耶穌的變相是否發生在他泊山？</w:t>
-      </w:r>
-    </w:p>
-    <w:p>
-      <w:pPr/>
-      <w:r>
-        <w:rPr>
-          <w:lang w:val="zh_TW" w:bidi="zh_TW"/>
-        </w:rPr>
-      </w:r>
-      <w:r>
-        <w:rPr>
-          <w:lang w:val="zh_TW" w:bidi="zh_TW"/>
-        </w:rPr>
-        <w:t>自四世紀以來，人們相信他泊山是變相的神跡發生之處——當耶穌的形象突然改變並發光，充滿天上的光（</w:t>
-      </w:r>
-      <w:hyperlink r:id="rId27">
-        <w:r>
-          <w:rPr>
-            <w:lang w:val="zh_TW" w:bidi="zh_TW"/>
-          </w:rPr>
-          <w:rPr>
-            <w:color w:val="0000EE"/>
-            <w:u w:val="single"/>
-          </w:rPr>
-          <w:t>馬可福音9:2–13</w:t>
-        </w:r>
-      </w:hyperlink>
-      <w:r>
-        <w:rPr>
-          <w:lang w:val="zh_TW" w:bidi="zh_TW"/>
-        </w:rPr>
-        <w:t>）。這一點尚不確定，因為新約聖經並未提及他泊山的名字。康士坦丁大帝的母親海倫娜宣稱以色列和巴勒斯坦的許多地方為歷史遺址。她確信變相事件發生在他泊山，並於公元326年在該地建造了一座教堂。山上建立了祭壇、修道院和教堂，直到12世紀末亞阿拉伯征服者薩拉丁將其摧毀。今天，在山上可以看到一座19世紀的希臘東正教修道院和拉丁教堂。</w:t>
-      </w:r>
-      <w:r>
-        <w:rPr>
-          <w:lang w:val="zh_TW" w:bidi="zh_TW"/>
-        </w:rPr>
-      </w:r>
-      <w:r>
-        <w:rPr>
-          <w:lang w:val="zh_TW" w:bidi="zh_TW"/>
-        </w:rPr>
-      </w:r>
-    </w:p>
-    <w:p>
-      <w:pPr/>
-      <w:r>
-        <w:rPr>
-          <w:lang w:val="zh_TW" w:bidi="zh_TW"/>
-        </w:rPr>
-      </w:r>
-    </w:p>
-    <w:p>
-      <w:pPr>
-        <w:pStyle w:val="Heading2"/>
-      </w:pPr>
-      <w:r>
-        <w:rPr>
-          <w:lang w:val="zh_TW" w:bidi="zh_TW"/>
-        </w:rPr>
-        <w:t>他轄（Tahash）</w:t>
-      </w:r>
-      <w:r>
-        <w:rPr>
-          <w:lang w:val="zh_TW" w:bidi="zh_TW"/>
-        </w:rPr>
-      </w:r>
-    </w:p>
-    <w:p>
-      <w:pPr>
-        <w:pStyle w:val="Heading2"/>
-      </w:pPr>
-      <w:r>
-        <w:rPr>
-          <w:lang w:val="zh_TW" w:bidi="zh_TW"/>
-        </w:rPr>
-        <w:t>他轄</w:t>
-      </w:r>
-      <w:r>
-        <w:rPr>
-          <w:lang w:val="zh_TW" w:bidi="zh_TW"/>
-        </w:rPr>
-        <w:t>（Tahash）</w:t>
-      </w:r>
-    </w:p>
-    <w:p>
-      <w:pPr/>
-      <w:r>
-        <w:rPr>
-          <w:lang w:val="zh_TW" w:bidi="zh_TW"/>
-        </w:rPr>
-      </w:r>
-      <w:r>
-        <w:rPr>
-          <w:lang w:val="zh_TW" w:bidi="zh_TW"/>
-        </w:rPr>
-        <w:t>拿鶴和他的妾流瑪的兒子；亞伯拉罕的兄弟（</w:t>
-      </w:r>
-      <w:hyperlink r:id="rId28">
-        <w:r>
-          <w:rPr>
-            <w:lang w:val="zh_TW" w:bidi="zh_TW"/>
-          </w:rPr>
-          <w:rPr>
-            <w:color w:val="0000EE"/>
-            <w:u w:val="single"/>
-          </w:rPr>
-          <w:t>創22:24</w:t>
-        </w:r>
-      </w:hyperlink>
-      <w:r>
-        <w:rPr>
-          <w:lang w:val="zh_TW" w:bidi="zh_TW"/>
-        </w:rPr>
-        <w:t>）。</w:t>
-      </w:r>
-      <w:r>
-        <w:rPr>
-          <w:lang w:val="zh_TW" w:bidi="zh_TW"/>
-        </w:rPr>
-      </w:r>
-      <w:r>
-        <w:rPr>
-          <w:lang w:val="zh_TW" w:bidi="zh_TW"/>
-        </w:rPr>
-      </w:r>
-    </w:p>
-    <w:p>
-      <w:pPr/>
-      <w:r>
-        <w:rPr>
-          <w:lang w:val="zh_TW" w:bidi="zh_TW"/>
-        </w:rPr>
-      </w:r>
-    </w:p>
-    <w:p>
-      <w:pPr>
-        <w:pStyle w:val="Heading2"/>
-      </w:pPr>
-      <w:r>
-        <w:rPr>
-          <w:lang w:val="zh_TW" w:bidi="zh_TW"/>
-        </w:rPr>
-        <w:t>他轄（Thahash）</w:t>
-      </w:r>
-      <w:r>
-        <w:rPr>
-          <w:lang w:val="zh_TW" w:bidi="zh_TW"/>
-        </w:rPr>
-      </w:r>
-    </w:p>
-    <w:p>
-      <w:pPr/>
-      <w:r>
-        <w:rPr>
-          <w:lang w:val="zh_TW" w:bidi="zh_TW"/>
-        </w:rPr>
-      </w:r>
-      <w:hyperlink r:id="rId28">
-        <w:r>
-          <w:rPr>
-            <w:lang w:val="zh_TW" w:bidi="zh_TW"/>
-          </w:rPr>
-          <w:rPr>
-            <w:color w:val="0000EE"/>
-            <w:u w:val="single"/>
-          </w:rPr>
-          <w:t>創世記二十二章24節</w:t>
-        </w:r>
-      </w:hyperlink>
-      <w:r>
-        <w:rPr>
-          <w:lang w:val="zh_TW" w:bidi="zh_TW"/>
-        </w:rPr>
-        <w:t>中，流瑪的兒子他轄的另一種拼寫方式。</w:t>
-      </w:r>
-    </w:p>
-    <w:p>
-      <w:pPr/>
-      <w:r>
-        <w:rPr>
-          <w:lang w:val="zh_TW" w:bidi="zh_TW"/>
-        </w:rPr>
-      </w:r>
-      <w:r>
-        <w:rPr>
-          <w:i/>
-          <w:lang w:val="zh_TW" w:bidi="zh_TW"/>
-        </w:rPr>
-        <w:t>見</w:t>
-      </w:r>
-      <w:r>
-        <w:rPr>
-          <w:lang w:val="zh_TW" w:bidi="zh_TW"/>
-        </w:rPr>
-        <w:t>他轄（Tahash）</w:t>
-      </w:r>
-      <w:r>
-        <w:rPr>
-          <w:lang w:val="zh_TW" w:bidi="zh_TW"/>
-        </w:rPr>
-        <w:t>。</w:t>
-      </w:r>
-      <w:r>
-        <w:rPr>
-          <w:lang w:val="zh_TW" w:bidi="zh_TW"/>
-        </w:rPr>
-      </w:r>
-      <w:r>
-        <w:rPr>
-          <w:lang w:val="zh_TW" w:bidi="zh_TW"/>
-        </w:rPr>
-      </w:r>
-    </w:p>
-    <w:p>
-      <w:pPr/>
-      <w:r>
-        <w:rPr>
-          <w:lang w:val="zh_TW" w:bidi="zh_TW"/>
-        </w:rPr>
-      </w:r>
-    </w:p>
-    <w:p>
-      <w:pPr>
-        <w:pStyle w:val="Heading2"/>
-      </w:pPr>
-      <w:r>
-        <w:rPr>
-          <w:lang w:val="zh_TW" w:bidi="zh_TW"/>
-        </w:rPr>
-        <w:t>她瑪（人物）</w:t>
-      </w:r>
-      <w:r>
-        <w:rPr>
-          <w:lang w:val="zh_TW" w:bidi="zh_TW"/>
-        </w:rPr>
-      </w:r>
-    </w:p>
-    <w:p>
-      <w:pPr>
-        <w:pStyle w:val="ListNumber"/>
-        <w:numPr>
-          <w:ilvl w:val="0"/>
-          <w:numId w:val="14"/>
-        </w:numPr>
+          <w:t>18:19</w:t>
+        </w:r>
+      </w:hyperlink>
+      <w:r>
+        <w:rPr>
+          <w:lang w:val="zh_TW" w:bidi="zh_TW"/>
+        </w:rPr>
+        <w:t>）。該湖中含有大量的鹽，這在古代是寶貴的資源。聖經也稱死海為：</w:t>
+      </w:r>
+    </w:p>
+    <w:p>
+      <w:pPr>
+        <w:pStyle w:val="ListBullet"/>
         <w:spacing w:line="240" w:lineRule="auto"/>
         <w:ind w:left="720"/>
       </w:pPr>
@@ -926,18 +491,36 @@
         <w:rPr>
           <w:lang w:val="zh_TW" w:bidi="zh_TW"/>
         </w:rPr>
-        <w:t>迦南婦人所生的猶大長子珥的妻子。後來，她瑪在守寡期間為猶大生了兩個兒子，名叫法勒斯和謝拉（</w:t>
-      </w:r>
-      <w:hyperlink r:id="rId29">
-        <w:r>
-          <w:rPr>
-            <w:lang w:val="zh_TW" w:bidi="zh_TW"/>
-          </w:rPr>
-          <w:rPr>
-            <w:color w:val="0000EE"/>
-            <w:u w:val="single"/>
-          </w:rPr>
-          <w:t>創38:6–24</w:t>
+        <w:t>亞拉巴海（</w:t>
+      </w:r>
+      <w:hyperlink r:id="rId18">
+        <w:r>
+          <w:rPr>
+            <w:lang w:val="zh_TW" w:bidi="zh_TW"/>
+          </w:rPr>
+          <w:rPr>
+            <w:color w:val="0000EE"/>
+            <w:u w:val="single"/>
+          </w:rPr>
+          <w:t>申3:17</w:t>
+        </w:r>
+      </w:hyperlink>
+      <w:r>
+        <w:rPr>
+          <w:lang w:val="zh_TW" w:bidi="zh_TW"/>
+        </w:rPr>
+        <w:t>，</w:t>
+      </w:r>
+      <w:hyperlink r:id="rId23">
+        <w:r>
+          <w:rPr>
+            <w:lang w:val="zh_TW" w:bidi="zh_TW"/>
+          </w:rPr>
+          <w:rPr>
+            <w:color w:val="0000EE"/>
+            <w:u w:val="single"/>
+          </w:rPr>
+          <w:t>4:49</w:t>
         </w:r>
       </w:hyperlink>
       <w:r>
@@ -946,90 +529,64 @@
         </w:rPr>
         <w:t>；</w:t>
       </w:r>
-      <w:hyperlink r:id="rId30">
-        <w:r>
-          <w:rPr>
-            <w:lang w:val="zh_TW" w:bidi="zh_TW"/>
-          </w:rPr>
-          <w:rPr>
-            <w:color w:val="0000EE"/>
-            <w:u w:val="single"/>
-          </w:rPr>
-          <w:t>代上2:4</w:t>
-        </w:r>
-      </w:hyperlink>
-      <w:r>
-        <w:rPr>
-          <w:lang w:val="zh_TW" w:bidi="zh_TW"/>
-        </w:rPr>
-        <w:t>）。猶大的家系後來由她瑪所生的法勒斯延續下去（</w:t>
-      </w:r>
-      <w:hyperlink r:id="rId31">
-        <w:r>
-          <w:rPr>
-            <w:lang w:val="zh_TW" w:bidi="zh_TW"/>
-          </w:rPr>
-          <w:rPr>
-            <w:color w:val="0000EE"/>
-            <w:u w:val="single"/>
-          </w:rPr>
-          <w:t>得4:12</w:t>
-        </w:r>
-      </w:hyperlink>
-      <w:r>
-        <w:rPr>
-          <w:lang w:val="zh_TW" w:bidi="zh_TW"/>
-        </w:rPr>
-        <w:t>），她的名字也被記載在基督的家譜中（</w:t>
-      </w:r>
-      <w:hyperlink r:id="rId32">
-        <w:r>
-          <w:rPr>
-            <w:lang w:val="zh_TW" w:bidi="zh_TW"/>
-          </w:rPr>
-          <w:rPr>
-            <w:color w:val="0000EE"/>
-            <w:u w:val="single"/>
-          </w:rPr>
-          <w:t>太1:3</w:t>
-        </w:r>
-      </w:hyperlink>
-      <w:r>
-        <w:rPr>
-          <w:lang w:val="zh_TW" w:bidi="zh_TW"/>
-        </w:rPr>
-        <w:t>）。</w:t>
-        <w:br/>
-      </w:r>
-      <w:r>
-        <w:rPr>
-          <w:i/>
-          <w:lang w:val="zh_TW" w:bidi="zh_TW"/>
-        </w:rPr>
-        <w:t>另見</w:t>
-      </w:r>
-      <w:r>
-        <w:rPr>
-          <w:lang w:val="zh_TW" w:bidi="zh_TW"/>
-        </w:rPr>
-        <w:t xml:space="preserve"> </w:t>
-      </w:r>
-      <w:r>
-        <w:rPr>
-          <w:lang w:val="zh_TW" w:bidi="zh_TW"/>
-        </w:rPr>
-        <w:t>耶穌基督的家譜</w:t>
-      </w:r>
-      <w:r>
-        <w:rPr>
-          <w:lang w:val="zh_TW" w:bidi="zh_TW"/>
-        </w:rPr>
-        <w:t>。</w:t>
-      </w:r>
-    </w:p>
-    <w:p>
-      <w:pPr>
-        <w:pStyle w:val="ListNumber"/>
+      <w:hyperlink r:id="rId19">
+        <w:r>
+          <w:rPr>
+            <w:lang w:val="zh_TW" w:bidi="zh_TW"/>
+          </w:rPr>
+          <w:rPr>
+            <w:color w:val="0000EE"/>
+            <w:u w:val="single"/>
+          </w:rPr>
+          <w:t>書3:16</w:t>
+        </w:r>
+      </w:hyperlink>
+      <w:r>
+        <w:rPr>
+          <w:lang w:val="zh_TW" w:bidi="zh_TW"/>
+        </w:rPr>
+        <w:t>，</w:t>
+      </w:r>
+      <w:hyperlink r:id="rId20">
+        <w:r>
+          <w:rPr>
+            <w:lang w:val="zh_TW" w:bidi="zh_TW"/>
+          </w:rPr>
+          <w:rPr>
+            <w:color w:val="0000EE"/>
+            <w:u w:val="single"/>
+          </w:rPr>
+          <w:t>12:3</w:t>
+        </w:r>
+      </w:hyperlink>
+      <w:r>
+        <w:rPr>
+          <w:lang w:val="zh_TW" w:bidi="zh_TW"/>
+        </w:rPr>
+        <w:t>；</w:t>
+      </w:r>
+      <w:hyperlink r:id="rId24">
+        <w:r>
+          <w:rPr>
+            <w:lang w:val="zh_TW" w:bidi="zh_TW"/>
+          </w:rPr>
+          <w:rPr>
+            <w:color w:val="0000EE"/>
+            <w:u w:val="single"/>
+          </w:rPr>
+          <w:t>王下14:25</w:t>
+        </w:r>
+      </w:hyperlink>
+      <w:r>
+        <w:rPr>
+          <w:lang w:val="zh_TW" w:bidi="zh_TW"/>
+        </w:rPr>
+        <w:t>）</w:t>
+      </w:r>
+    </w:p>
+    <w:p>
+      <w:pPr>
+        <w:pStyle w:val="ListBullet"/>
         <w:spacing w:line="240" w:lineRule="auto"/>
         <w:ind w:left="720"/>
       </w:pPr>
@@ -1042,18 +599,18 @@
         <w:rPr>
           <w:lang w:val="zh_TW" w:bidi="zh_TW"/>
         </w:rPr>
-        <w:t>押沙龍的妹妹，也是大衛與基述人瑪迦所生的女兒。暗嫩用詭計玷辱了她瑪；暗嫩是她同父異母的哥哥。後來，她的親哥哥押沙龍為她報仇，在巴力·夏瑣殺了暗嫩（</w:t>
-      </w:r>
-      <w:hyperlink r:id="rId33">
-        <w:r>
-          <w:rPr>
-            <w:lang w:val="zh_TW" w:bidi="zh_TW"/>
-          </w:rPr>
-          <w:rPr>
-            <w:color w:val="0000EE"/>
-            <w:u w:val="single"/>
-          </w:rPr>
-          <w:t>撒下13章</w:t>
+        <w:t>東海（</w:t>
+      </w:r>
+      <w:hyperlink r:id="rId25">
+        <w:r>
+          <w:rPr>
+            <w:lang w:val="zh_TW" w:bidi="zh_TW"/>
+          </w:rPr>
+          <w:rPr>
+            <w:color w:val="0000EE"/>
+            <w:u w:val="single"/>
+          </w:rPr>
+          <w:t>結47:18</w:t>
         </w:r>
       </w:hyperlink>
       <w:r>
@@ -1062,28 +619,60 @@
         </w:rPr>
         <w:t>；</w:t>
       </w:r>
-      <w:hyperlink r:id="rId34">
-        <w:r>
-          <w:rPr>
-            <w:lang w:val="zh_TW" w:bidi="zh_TW"/>
-          </w:rPr>
-          <w:rPr>
-            <w:color w:val="0000EE"/>
-            <w:u w:val="single"/>
-          </w:rPr>
-          <w:t>代上3:9</w:t>
-        </w:r>
-      </w:hyperlink>
-      <w:r>
-        <w:rPr>
-          <w:lang w:val="zh_TW" w:bidi="zh_TW"/>
-        </w:rPr>
-        <w:t>）。</w:t>
-      </w:r>
-    </w:p>
-    <w:p>
-      <w:pPr>
-        <w:pStyle w:val="ListNumber"/>
+      <w:hyperlink r:id="rId26">
+        <w:r>
+          <w:rPr>
+            <w:lang w:val="zh_TW" w:bidi="zh_TW"/>
+          </w:rPr>
+          <w:rPr>
+            <w:color w:val="0000EE"/>
+            <w:u w:val="single"/>
+          </w:rPr>
+          <w:t>珥2:20</w:t>
+        </w:r>
+      </w:hyperlink>
+      <w:r>
+        <w:rPr>
+          <w:lang w:val="zh_TW" w:bidi="zh_TW"/>
+        </w:rPr>
+        <w:t>；</w:t>
+      </w:r>
+      <w:hyperlink r:id="rId27">
+        <w:r>
+          <w:rPr>
+            <w:lang w:val="zh_TW" w:bidi="zh_TW"/>
+          </w:rPr>
+          <w:rPr>
+            <w:color w:val="0000EE"/>
+            <w:u w:val="single"/>
+          </w:rPr>
+          <w:t>亞14:8</w:t>
+        </w:r>
+      </w:hyperlink>
+      <w:r>
+        <w:rPr>
+          <w:lang w:val="zh_TW" w:bidi="zh_TW"/>
+        </w:rPr>
+        <w:t>）</w:t>
+      </w:r>
+    </w:p>
+    <w:p>
+      <w:pPr/>
+      <w:r>
+        <w:rPr>
+          <w:lang w:val="zh_TW" w:bidi="zh_TW"/>
+        </w:rPr>
+      </w:r>
+      <w:r>
+        <w:rPr>
+          <w:lang w:val="zh_TW" w:bidi="zh_TW"/>
+        </w:rPr>
+        <w:t>其他古代作家將死海稱為：</w:t>
+      </w:r>
+    </w:p>
+    <w:p>
+      <w:pPr>
+        <w:pStyle w:val="ListBullet"/>
         <w:spacing w:line="240" w:lineRule="auto"/>
         <w:ind w:left="720"/>
       </w:pPr>
@@ -1096,231 +685,12 @@
         <w:rPr>
           <w:lang w:val="zh_TW" w:bidi="zh_TW"/>
         </w:rPr>
-        <w:t>押沙龍的女兒，以美貌聞名（</w:t>
-      </w:r>
-      <w:hyperlink r:id="rId35">
-        <w:r>
-          <w:rPr>
-            <w:lang w:val="zh_TW" w:bidi="zh_TW"/>
-          </w:rPr>
-          <w:rPr>
-            <w:color w:val="0000EE"/>
-            <w:u w:val="single"/>
-          </w:rPr>
-          <w:t>撒下14:27</w:t>
-        </w:r>
-      </w:hyperlink>
-      <w:r>
-        <w:rPr>
-          <w:lang w:val="zh_TW" w:bidi="zh_TW"/>
-        </w:rPr>
-        <w:t>）。她可能嫁給了基比亞人烏列，並成為瑪迦的母親。</w:t>
-        <w:br/>
-      </w:r>
-      <w:r>
-        <w:rPr>
-          <w:i/>
-          <w:lang w:val="zh_TW" w:bidi="zh_TW"/>
-        </w:rPr>
-        <w:t>見</w:t>
-      </w:r>
-      <w:r>
-        <w:rPr>
-          <w:lang w:val="zh_TW" w:bidi="zh_TW"/>
-        </w:rPr>
-        <w:t xml:space="preserve"> </w:t>
-      </w:r>
-      <w:r>
-        <w:rPr>
-          <w:lang w:val="zh_TW" w:bidi="zh_TW"/>
-        </w:rPr>
-        <w:t>瑪迦（Maacah, Maachah）（人物）#4</w:t>
-      </w:r>
-      <w:r>
-        <w:rPr>
-          <w:lang w:val="zh_TW" w:bidi="zh_TW"/>
-        </w:rPr>
-        <w:t>。</w:t>
-      </w:r>
-      <w:r>
-        <w:rPr>
-          <w:lang w:val="zh_TW" w:bidi="zh_TW"/>
-        </w:rPr>
-      </w:r>
-      <w:r>
-        <w:rPr>
-          <w:lang w:val="zh_TW" w:bidi="zh_TW"/>
-        </w:rPr>
-      </w:r>
-    </w:p>
-    <w:p>
-      <w:pPr/>
-      <w:r>
-        <w:rPr>
-          <w:lang w:val="zh_TW" w:bidi="zh_TW"/>
-        </w:rPr>
-      </w:r>
-    </w:p>
-    <w:p>
-      <w:pPr>
-        <w:pStyle w:val="Heading2"/>
-      </w:pPr>
-      <w:r>
-        <w:rPr>
-          <w:lang w:val="zh_TW" w:bidi="zh_TW"/>
-        </w:rPr>
-        <w:t>塔木德</w:t>
-      </w:r>
-      <w:r>
-        <w:rPr>
-          <w:lang w:val="zh_TW" w:bidi="zh_TW"/>
-        </w:rPr>
-      </w:r>
-    </w:p>
-    <w:p>
-      <w:pPr/>
-      <w:r>
-        <w:rPr>
-          <w:lang w:val="zh_TW" w:bidi="zh_TW"/>
-        </w:rPr>
-      </w:r>
-      <w:r>
-        <w:rPr>
-          <w:lang w:val="zh_TW" w:bidi="zh_TW"/>
-        </w:rPr>
-        <w:t>「塔木德」一詞意為「學習」或「研讀」。塔木德是一部用希伯來文和亞蘭文寫成的文獻集。它包括對舊約聖經律法部分的解釋以及源自許多拉比來源的智慧言論。它涵蓋的時期始於以斯拉之後不久，約公元前400年，到約公元500年代。</w:t>
-      </w:r>
-    </w:p>
-    <w:p>
-      <w:pPr>
-        <w:pStyle w:val="Heading3"/>
-      </w:pPr>
-      <w:r>
-        <w:rPr>
-          <w:lang w:val="zh_TW" w:bidi="zh_TW"/>
-        </w:rPr>
-        <w:t>口傳律法的起源與發展</w:t>
-      </w:r>
-    </w:p>
-    <w:p>
-      <w:pPr/>
-      <w:r>
-        <w:rPr>
-          <w:lang w:val="zh_TW" w:bidi="zh_TW"/>
-        </w:rPr>
-      </w:r>
-      <w:r>
-        <w:rPr>
-          <w:lang w:val="zh_TW" w:bidi="zh_TW"/>
-        </w:rPr>
-        <w:t>傳統猶太人相信摩西除了書面律法外，還領受了一部口傳律法。這部口傳律法是歷世歷代流傳下來的。塔木德主張這部口傳律法有早期的起源，《先賢篇》（</w:t>
-      </w:r>
-      <w:r>
-        <w:rPr>
-          <w:i/>
-          <w:lang w:val="zh_TW" w:bidi="zh_TW"/>
-        </w:rPr>
-        <w:t>Pirke Aboth）一章</w:t>
-      </w:r>
-      <w:r>
-        <w:rPr>
-          <w:lang w:val="zh_TW" w:bidi="zh_TW"/>
-        </w:rPr>
-        <w:t>1節將其歸於摩西。然而，一些學者認為這部口傳律法是在以斯拉之後發展起來的。比如，生活在被擄時期前的先知，從未提到人們未能遵循口傳律法。然而，這些先知經常警告人們忽視摩西所賜的書面律法。這表明在巴比倫被擄之前，並不存在一套口傳傳統。</w:t>
-      </w:r>
-    </w:p>
-    <w:p>
-      <w:pPr/>
-      <w:r>
-        <w:rPr>
-          <w:lang w:val="zh_TW" w:bidi="zh_TW"/>
-        </w:rPr>
-      </w:r>
-      <w:r>
-        <w:rPr>
-          <w:lang w:val="zh_TW" w:bidi="zh_TW"/>
-        </w:rPr>
-        <w:t>在以斯拉（「通達摩西律法書的文士」</w:t>
-      </w:r>
-      <w:hyperlink r:id="rId36">
-        <w:r>
-          <w:rPr>
-            <w:lang w:val="zh_TW" w:bidi="zh_TW"/>
-          </w:rPr>
-          <w:rPr>
-            <w:color w:val="0000EE"/>
-            <w:u w:val="single"/>
-          </w:rPr>
-          <w:t>以斯拉記7:6</w:t>
-        </w:r>
-      </w:hyperlink>
-      <w:r>
-        <w:rPr>
-          <w:lang w:val="zh_TW" w:bidi="zh_TW"/>
-        </w:rPr>
-        <w:t>）之後，會堂和學校的教師教授舊約聖經，他們的教導被記憶下來。多年來，人們使用不同的方法來背誦和記憶不斷增多的教導和解釋。</w:t>
-      </w:r>
-    </w:p>
-    <w:p>
-      <w:pPr/>
-      <w:r>
-        <w:rPr>
-          <w:lang w:val="zh_TW" w:bidi="zh_TW"/>
-        </w:rPr>
-      </w:r>
-      <w:r>
-        <w:rPr>
-          <w:lang w:val="zh_TW" w:bidi="zh_TW"/>
-        </w:rPr>
-        <w:t>隨著更多的教導不斷增加，即使是最好的記憶也無法保留所有的材料。為了讓後代更容易獲得豐富的知識、宗教見解和智慧以獲得指導和啟發，有必要創建一個包含過去世代所有重要教導的總結。這個總結被稱為塔木德（Talmud），是口傳律法的主要合集。猶太人將其視為僅次於聖經的著作。塔木德被視為國家和宗教思想的非凡成就，深刻地塑造了猶太人的世界觀。</w:t>
-      </w:r>
-    </w:p>
-    <w:p>
-      <w:pPr>
-        <w:pStyle w:val="Heading3"/>
-      </w:pPr>
-      <w:r>
-        <w:rPr>
-          <w:lang w:val="zh_TW" w:bidi="zh_TW"/>
-        </w:rPr>
-        <w:t>口傳律法的理由</w:t>
-      </w:r>
-    </w:p>
-    <w:p>
-      <w:pPr/>
-      <w:r>
-        <w:rPr>
-          <w:lang w:val="zh_TW" w:bidi="zh_TW"/>
-        </w:rPr>
-      </w:r>
-      <w:r>
-        <w:rPr>
-          <w:lang w:val="zh_TW" w:bidi="zh_TW"/>
-        </w:rPr>
-        <w:t>在被擄歸回的先知停止預言之後，以色列的生命變得複雜。需要擴展摩西五經的律法。口傳律法最初是為了幫助人們遵守神的書面話語。</w:t>
-      </w:r>
-    </w:p>
-    <w:p>
-      <w:pPr/>
-      <w:r>
-        <w:rPr>
-          <w:lang w:val="zh_TW" w:bidi="zh_TW"/>
-        </w:rPr>
-      </w:r>
-      <w:r>
-        <w:rPr>
-          <w:lang w:val="zh_TW" w:bidi="zh_TW"/>
-        </w:rPr>
-        <w:t>口傳律法包含在塔木德中有兩個目的：</w:t>
-      </w:r>
-    </w:p>
-    <w:p>
-      <w:pPr>
-        <w:pStyle w:val="ListNumber"/>
-        <w:numPr>
-          <w:ilvl w:val="0"/>
-          <w:numId w:val="15"/>
-        </w:numPr>
+        <w:t>所多瑪海</w:t>
+      </w:r>
+    </w:p>
+    <w:p>
+      <w:pPr>
+        <w:pStyle w:val="ListBullet"/>
         <w:spacing w:line="240" w:lineRule="auto"/>
         <w:ind w:left="720"/>
       </w:pPr>
@@ -1333,12 +703,12 @@
         <w:rPr>
           <w:lang w:val="zh_TW" w:bidi="zh_TW"/>
         </w:rPr>
-        <w:t>它提供了對書面律法的解釋。根據拉比的說法，口傳律法使遵守書面律法成為可能。沒有口傳律法，就不可能遵守書面律法。這方面的一個好例子可以在聖經的安息日律法中找到。大家都知道人們不應該在安息日工作。然而，拉比們說需要口傳律法來解釋「工作」實際上是什麼意思。</w:t>
-      </w:r>
-    </w:p>
-    <w:p>
-      <w:pPr>
-        <w:pStyle w:val="ListNumber"/>
+        <w:t>瀝青海</w:t>
+      </w:r>
+    </w:p>
+    <w:p>
+      <w:pPr>
+        <w:pStyle w:val="ListBullet"/>
         <w:spacing w:line="240" w:lineRule="auto"/>
         <w:ind w:left="720"/>
       </w:pPr>
@@ -1351,7 +721,7 @@
         <w:rPr>
           <w:lang w:val="zh_TW" w:bidi="zh_TW"/>
         </w:rPr>
-        <w:t>口傳律法的第二個目的在於更新和調整成文律法以適應新的情況。口傳律法旨在使成文律法適用於每一代人。沒有口傳律法，人們可能會認為成文律法已然過時。</w:t>
+        <w:t>羅得海</w:t>
       </w:r>
     </w:p>
     <w:p>
@@ -1365,7 +735,18 @@
         <w:rPr>
           <w:lang w:val="zh_TW" w:bidi="zh_TW"/>
         </w:rPr>
-        <w:t>因此，口傳律法幫助人們理解什麼不應該做，以及良好的猶太教信仰應該是如何的樣貌。</w:t>
+        <w:t>新約聖經中沒有提到死海。</w:t>
+      </w:r>
+    </w:p>
+    <w:p>
+      <w:pPr>
+        <w:pStyle w:val="Heading3"/>
+      </w:pPr>
+      <w:r>
+        <w:rPr>
+          <w:lang w:val="zh_TW" w:bidi="zh_TW"/>
+        </w:rPr>
+        <w:t>死海位於何處？</w:t>
       </w:r>
     </w:p>
     <w:p>
@@ -1379,7 +760,575 @@
         <w:rPr>
           <w:lang w:val="zh_TW" w:bidi="zh_TW"/>
         </w:rPr>
-        <w:t>每一個世代都面臨新的社會、政治和經濟情況。這意味著神的話語需要以新的方式來應用。然而，神的話語本身不應該僅僅為了迎合人們的需求或解決新問題而改變。我們在公元一世紀看到了這個例子。耶穌批評猶太領袖將他們的口述傳統置於神的話語之上（</w:t>
+        <w:t>死海位於名為約旦谷的深谷中。這個谷也被稱為裂谷（the Rift Valley），因為它位於地球表面的狹長裂縫中。這個裂縫是世界上同類型裂縫中最長且最深的，始於土耳其南部的托羅斯山脈（Taurus Mountains），並穿過好幾個國家：敘利亞、黎巴嫩和巴勒斯坦。它還延伸穿過亞喀巴灣和紅海，最終到達東非的莫桑比克，在那裡被稱為非洲大裂谷（the Great African Rift Valley）。</w:t>
+      </w:r>
+    </w:p>
+    <w:p>
+      <w:pPr/>
+      <w:r>
+        <w:rPr>
+          <w:lang w:val="zh_TW" w:bidi="zh_TW"/>
+        </w:rPr>
+      </w:r>
+      <w:r>
+        <w:rPr>
+          <w:lang w:val="zh_TW" w:bidi="zh_TW"/>
+        </w:rPr>
+        <w:t>該谷寬3.2公里到24.1公里（2到15英里）不等。在最深處，靠近死海岸邊，裂谷下降到海平面以下396米（1300英尺），是地球上未被水覆蓋的最低點。</w:t>
+      </w:r>
+    </w:p>
+    <w:p>
+      <w:pPr>
+        <w:pStyle w:val="Heading3"/>
+      </w:pPr>
+      <w:r>
+        <w:rPr>
+          <w:lang w:val="zh_TW" w:bidi="zh_TW"/>
+        </w:rPr>
+        <w:t>死海有多大？</w:t>
+      </w:r>
+    </w:p>
+    <w:p>
+      <w:pPr/>
+      <w:r>
+        <w:rPr>
+          <w:lang w:val="zh_TW" w:bidi="zh_TW"/>
+        </w:rPr>
+      </w:r>
+      <w:r>
+        <w:rPr>
+          <w:lang w:val="zh_TW" w:bidi="zh_TW"/>
+        </w:rPr>
+        <w:t>死海呈矩形。由北向南，死海從約旦河流入的地方延伸約85公里（53英里）到南部的塞卜哈（Sebkha）鹽灘。死海寬約16公里（10英里）。陡峭的岩石懸崖在海的兩側拔地而起。</w:t>
+      </w:r>
+    </w:p>
+    <w:p>
+      <w:pPr/>
+      <w:r>
+        <w:rPr>
+          <w:lang w:val="zh_TW" w:bidi="zh_TW"/>
+        </w:rPr>
+      </w:r>
+      <w:r>
+        <w:rPr>
+          <w:lang w:val="zh_TW" w:bidi="zh_TW"/>
+        </w:rPr>
+        <w:t>死海被一片名為里桑半島的土地分為兩部分。這個半島從東岸延伸出約13.7公里（8.5英里）。死海北部較大且較深，最深點位於東北區域，深度約396米（1300英尺）。南部較淺，水深在1到9米（3到30英尺）之間。</w:t>
+      </w:r>
+    </w:p>
+    <w:p>
+      <w:pPr>
+        <w:pStyle w:val="Heading3"/>
+      </w:pPr>
+      <w:r>
+        <w:rPr>
+          <w:lang w:val="zh_TW" w:bidi="zh_TW"/>
+        </w:rPr>
+        <w:t>死海的水從哪裡來？</w:t>
+      </w:r>
+    </w:p>
+    <w:p>
+      <w:pPr/>
+      <w:r>
+        <w:rPr>
+          <w:lang w:val="zh_TW" w:bidi="zh_TW"/>
+        </w:rPr>
+      </w:r>
+      <w:r>
+        <w:rPr>
+          <w:lang w:val="zh_TW" w:bidi="zh_TW"/>
+        </w:rPr>
+        <w:t>死海的水有多個來源，約旦河是主要來源；也有來自全年流動的四到五條溪流，以及許多季節性溪流（稱為瓦迪，wadis）。每天約有640萬公噸（700萬噸）的水流入死海。然而，這些水只能通過蒸發消散，因為死海沒有出口。</w:t>
+      </w:r>
+    </w:p>
+    <w:p>
+      <w:pPr/>
+      <w:r>
+        <w:rPr>
+          <w:lang w:val="zh_TW" w:bidi="zh_TW"/>
+        </w:rPr>
+      </w:r>
+      <w:r>
+        <w:rPr>
+          <w:lang w:val="zh_TW" w:bidi="zh_TW"/>
+        </w:rPr>
+        <w:t>死海周圍地區非常乾燥。每年降雨量僅有5到13公分（2到5英寸）。天氣極其炎熱，尤其是在夏季，氣溫可達52攝氏度（125華氏度）。這種高溫導致大量水分蒸發，經常形成難以看透的濃霧。</w:t>
+      </w:r>
+    </w:p>
+    <w:p>
+      <w:pPr>
+        <w:pStyle w:val="Heading3"/>
+      </w:pPr>
+      <w:r>
+        <w:rPr>
+          <w:lang w:val="zh_TW" w:bidi="zh_TW"/>
+        </w:rPr>
+        <w:t>為什麼死海這麼鹹？</w:t>
+      </w:r>
+    </w:p>
+    <w:p>
+      <w:pPr/>
+      <w:r>
+        <w:rPr>
+          <w:lang w:val="zh_TW" w:bidi="zh_TW"/>
+        </w:rPr>
+      </w:r>
+      <w:r>
+        <w:rPr>
+          <w:lang w:val="zh_TW" w:bidi="zh_TW"/>
+        </w:rPr>
+        <w:t>流入死海的水已經非常鹹。這些水流經過含有氮和硫等礦物質的土壤，海底下的地下泉水為海水增加更多礦物質，包括溴、鎂和鈣。海岸有大量的硫磺和油泉沉積。</w:t>
+      </w:r>
+    </w:p>
+    <w:p>
+      <w:pPr/>
+      <w:r>
+        <w:rPr>
+          <w:lang w:val="zh_TW" w:bidi="zh_TW"/>
+        </w:rPr>
+      </w:r>
+      <w:r>
+        <w:rPr>
+          <w:lang w:val="zh_TW" w:bidi="zh_TW"/>
+        </w:rPr>
+        <w:t>在死海的東南部，有一個巨大的岩鹽礦床，可見的部分厚達91.4米（300英尺），但這僅是更大鹽層的頂部。整個鹽層約1371米（4500英尺）深，延伸約8公里（5英里）長。海底也有鹽晶體。</w:t>
+      </w:r>
+    </w:p>
+    <w:p>
+      <w:pPr/>
+      <w:r>
+        <w:rPr>
+          <w:lang w:val="zh_TW" w:bidi="zh_TW"/>
+        </w:rPr>
+      </w:r>
+      <w:r>
+        <w:rPr>
+          <w:lang w:val="zh_TW" w:bidi="zh_TW"/>
+        </w:rPr>
+        <w:t>所有這些因素使得死海非常鹹。死海水中含有約26%鹽分，而普通海水僅含有3.5%鹽分。這使得死海成為地球上最鹹的大型水域。死海的水鹹到沒有魚或植物可以生存，且鹽分含量還在增加。</w:t>
+      </w:r>
+    </w:p>
+    <w:p>
+      <w:pPr/>
+      <w:r>
+        <w:rPr>
+          <w:lang w:val="zh_TW" w:bidi="zh_TW"/>
+        </w:rPr>
+      </w:r>
+      <w:r>
+        <w:rPr>
+          <w:lang w:val="zh_TW" w:bidi="zh_TW"/>
+        </w:rPr>
+        <w:t>古代人們因為兩大原因而重視死海，就是其中的鹽和一種稱為瀝青的特殊物質。瀝青是天然的黑色物質，類似暴露在空氣中硬化後形成的焦油（tar）。人們用它來製作防水物品。</w:t>
+      </w:r>
+    </w:p>
+    <w:p>
+      <w:pPr/>
+      <w:r>
+        <w:rPr>
+          <w:lang w:val="zh_TW" w:bidi="zh_TW"/>
+        </w:rPr>
+      </w:r>
+      <w:r>
+        <w:rPr>
+          <w:lang w:val="zh_TW" w:bidi="zh_TW"/>
+        </w:rPr>
+        <w:t>在新約聖經時期，人稱納巴泰人的群體控制了來自死海的瀝青貿易。他們將這些瀝青賣給埃及，埃及人用它來保存屍體（這個過程稱為木乃伊化）。一些歷史學家認為，埃及的克麗奧佩特拉女王想要控制死海地區，以便掌控這項重要的瀝青貿易。</w:t>
+      </w:r>
+    </w:p>
+    <w:p>
+      <w:pPr>
+        <w:pStyle w:val="Heading3"/>
+      </w:pPr>
+      <w:r>
+        <w:rPr>
+          <w:lang w:val="zh_TW" w:bidi="zh_TW"/>
+        </w:rPr>
+        <w:t>聖經中的死海</w:t>
+      </w:r>
+    </w:p>
+    <w:p>
+      <w:pPr>
+        <w:pStyle w:val="Heading4"/>
+      </w:pPr>
+      <w:r>
+        <w:rPr>
+          <w:lang w:val="zh_TW" w:bidi="zh_TW"/>
+        </w:rPr>
+        <w:t>所多瑪和蛾摩拉</w:t>
+      </w:r>
+    </w:p>
+    <w:p>
+      <w:pPr/>
+      <w:r>
+        <w:rPr>
+          <w:lang w:val="zh_TW" w:bidi="zh_TW"/>
+        </w:rPr>
+      </w:r>
+      <w:r>
+        <w:rPr>
+          <w:lang w:val="zh_TW" w:bidi="zh_TW"/>
+        </w:rPr>
+        <w:t>今天，死海地區看起來空無一物且毫無生氣。這與我們所知的歷史相符。根據</w:t>
+      </w:r>
+      <w:hyperlink r:id="rId28">
+        <w:r>
+          <w:rPr>
+            <w:lang w:val="zh_TW" w:bidi="zh_TW"/>
+          </w:rPr>
+          <w:rPr>
+            <w:color w:val="0000EE"/>
+            <w:u w:val="single"/>
+          </w:rPr>
+          <w:t>創世記十九章</w:t>
+        </w:r>
+      </w:hyperlink>
+      <w:r>
+        <w:rPr>
+          <w:lang w:val="zh_TW" w:bidi="zh_TW"/>
+        </w:rPr>
+        <w:t>，這裡是古代城市所多瑪和蛾摩拉被毀滅的地方。位於海東南角的巨大鹽山，西頓山，因所多瑪城而得名。</w:t>
+      </w:r>
+    </w:p>
+    <w:p>
+      <w:pPr/>
+      <w:r>
+        <w:rPr>
+          <w:lang w:val="zh_TW" w:bidi="zh_TW"/>
+        </w:rPr>
+      </w:r>
+      <w:r>
+        <w:rPr>
+          <w:lang w:val="zh_TW" w:bidi="zh_TW"/>
+        </w:rPr>
+        <w:t>一位名叫尼爾森·格魯克（Nelson Glueck）的考古學家發現證據顯示，大約在5000年前（約公元前3000年），有多達70個城鎮存在於西頓山周圍地區。學者對於所多瑪和蛾摩拉如何被毀有不同看法。有些人認為是火山爆發造成的，另一些人則相信是地下富含石油的土壤自發爆炸所致。</w:t>
+      </w:r>
+    </w:p>
+    <w:p>
+      <w:pPr/>
+      <w:r>
+        <w:rPr>
+          <w:lang w:val="zh_TW" w:bidi="zh_TW"/>
+        </w:rPr>
+      </w:r>
+      <w:r>
+        <w:rPr>
+          <w:lang w:val="zh_TW" w:bidi="zh_TW"/>
+        </w:rPr>
+        <w:t>在這個地區，有許多由鹽製成的高柱。人們常稱這些柱子為「羅得的妻子」，因為在聖經故事中，羅得的妻子變成了一根鹽柱。</w:t>
+      </w:r>
+    </w:p>
+    <w:p>
+      <w:pPr>
+        <w:pStyle w:val="Heading4"/>
+      </w:pPr>
+      <w:r>
+        <w:rPr>
+          <w:lang w:val="zh_TW" w:bidi="zh_TW"/>
+        </w:rPr>
+        <w:t>死海作為藏身之所</w:t>
+      </w:r>
+    </w:p>
+    <w:p>
+      <w:pPr/>
+      <w:r>
+        <w:rPr>
+          <w:lang w:val="zh_TW" w:bidi="zh_TW"/>
+        </w:rPr>
+      </w:r>
+      <w:r>
+        <w:rPr>
+          <w:lang w:val="zh_TW" w:bidi="zh_TW"/>
+        </w:rPr>
+        <w:t>圍繞死海的空曠曠野，在歷史上一直是許多人藏身之地。後來成為以色列王的大衛，也曾在那裡躲避敵人（</w:t>
+      </w:r>
+      <w:hyperlink r:id="rId29">
+        <w:r>
+          <w:rPr>
+            <w:lang w:val="zh_TW" w:bidi="zh_TW"/>
+          </w:rPr>
+          <w:rPr>
+            <w:color w:val="0000EE"/>
+            <w:u w:val="single"/>
+          </w:rPr>
+          <w:t>撒上23:29–24:22</w:t>
+        </w:r>
+      </w:hyperlink>
+      <w:r>
+        <w:rPr>
+          <w:lang w:val="zh_TW" w:bidi="zh_TW"/>
+        </w:rPr>
+        <w:t>）。後來，一個名為愛色尼派的宗教團體在靠近死海的昆蘭居住，以便在平靜祥和中學習和禱告。在第二次猶太人反抗羅馬的過程中，猶太戰士也利用這個地區來藏身。</w:t>
+      </w:r>
+    </w:p>
+    <w:p>
+      <w:pPr>
+        <w:pStyle w:val="Heading4"/>
+      </w:pPr>
+      <w:r>
+        <w:rPr>
+          <w:lang w:val="zh_TW" w:bidi="zh_TW"/>
+        </w:rPr>
+        <w:t>預言中的死海</w:t>
+      </w:r>
+    </w:p>
+    <w:p>
+      <w:pPr/>
+      <w:r>
+        <w:rPr>
+          <w:lang w:val="zh_TW" w:bidi="zh_TW"/>
+        </w:rPr>
+      </w:r>
+      <w:r>
+        <w:rPr>
+          <w:lang w:val="zh_TW" w:bidi="zh_TW"/>
+        </w:rPr>
+        <w:t>先知以西結提及在未來的時候，死海將會改變（</w:t>
+      </w:r>
+      <w:hyperlink r:id="rId30">
+        <w:r>
+          <w:rPr>
+            <w:lang w:val="zh_TW" w:bidi="zh_TW"/>
+          </w:rPr>
+          <w:rPr>
+            <w:color w:val="0000EE"/>
+            <w:u w:val="single"/>
+          </w:rPr>
+          <w:t>結47:1–12</w:t>
+        </w:r>
+      </w:hyperlink>
+      <w:r>
+        <w:rPr>
+          <w:lang w:val="zh_TW" w:bidi="zh_TW"/>
+        </w:rPr>
+        <w:t>；參</w:t>
+      </w:r>
+      <w:hyperlink r:id="rId27">
+        <w:r>
+          <w:rPr>
+            <w:lang w:val="zh_TW" w:bidi="zh_TW"/>
+          </w:rPr>
+          <w:rPr>
+            <w:color w:val="0000EE"/>
+            <w:u w:val="single"/>
+          </w:rPr>
+          <w:t>亞14:8</w:t>
+        </w:r>
+      </w:hyperlink>
+      <w:r>
+        <w:rPr>
+          <w:lang w:val="zh_TW" w:bidi="zh_TW"/>
+        </w:rPr>
+        <w:t>）。他說有一天，海水會變甜，百物無法生活的海中將充滿生物。</w:t>
+      </w:r>
+      <w:r>
+        <w:rPr>
+          <w:lang w:val="zh_TW" w:bidi="zh_TW"/>
+        </w:rPr>
+      </w:r>
+      <w:r>
+        <w:rPr>
+          <w:lang w:val="zh_TW" w:bidi="zh_TW"/>
+        </w:rPr>
+      </w:r>
+    </w:p>
+    <w:p>
+      <w:pPr/>
+      <w:r>
+        <w:rPr>
+          <w:lang w:val="zh_TW" w:bidi="zh_TW"/>
+        </w:rPr>
+      </w:r>
+    </w:p>
+    <w:p>
+      <w:pPr>
+        <w:pStyle w:val="Heading2"/>
+      </w:pPr>
+      <w:r>
+        <w:rPr>
+          <w:lang w:val="zh_TW" w:bidi="zh_TW"/>
+        </w:rPr>
+        <w:t>死亡</w:t>
+      </w:r>
+      <w:r>
+        <w:rPr>
+          <w:lang w:val="zh_TW" w:bidi="zh_TW"/>
+        </w:rPr>
+      </w:r>
+    </w:p>
+    <w:p>
+      <w:pPr/>
+      <w:r>
+        <w:rPr>
+          <w:lang w:val="zh_TW" w:bidi="zh_TW"/>
+        </w:rPr>
+      </w:r>
+      <w:r>
+        <w:rPr>
+          <w:lang w:val="zh_TW" w:bidi="zh_TW"/>
+        </w:rPr>
+        <w:t>生命的終止（身體的死亡）或與神的分離（靈性的死亡）。</w:t>
+      </w:r>
+    </w:p>
+    <w:p>
+      <w:pPr>
+        <w:pStyle w:val="Heading3"/>
+      </w:pPr>
+      <w:r>
+        <w:rPr>
+          <w:lang w:val="zh_TW" w:bidi="zh_TW"/>
+        </w:rPr>
+        <w:t>舊約中的觀點</w:t>
+      </w:r>
+    </w:p>
+    <w:p>
+      <w:pPr/>
+      <w:r>
+        <w:rPr>
+          <w:lang w:val="zh_TW" w:bidi="zh_TW"/>
+        </w:rPr>
+      </w:r>
+      <w:r>
+        <w:rPr>
+          <w:lang w:val="zh_TW" w:bidi="zh_TW"/>
+        </w:rPr>
+        <w:t>在舊約中，死亡被視為生命的自然結束。一個以色列人的目標是過一個長壽而圓滿的生活，生養眾多的後代，並在兒孫滿堂的情況下，平安地去世。舊約多次表達對早逝的不滿（例如，希西家的哀求，</w:t>
+      </w:r>
+      <w:hyperlink r:id="rId31">
+        <w:r>
+          <w:rPr>
+            <w:lang w:val="zh_TW" w:bidi="zh_TW"/>
+          </w:rPr>
+          <w:rPr>
+            <w:color w:val="0000EE"/>
+            <w:u w:val="single"/>
+          </w:rPr>
+          <w:t>王下20:1–11</w:t>
+        </w:r>
+      </w:hyperlink>
+      <w:r>
+        <w:rPr>
+          <w:lang w:val="zh_TW" w:bidi="zh_TW"/>
+        </w:rPr>
+        <w:t>）。早逝可能被視為神審判的結果；因此，約伯認為需要在死亡之前為自己的品格辯護（</w:t>
+      </w:r>
+      <w:hyperlink r:id="rId32">
+        <w:r>
+          <w:rPr>
+            <w:lang w:val="zh_TW" w:bidi="zh_TW"/>
+          </w:rPr>
+          <w:rPr>
+            <w:color w:val="0000EE"/>
+            <w:u w:val="single"/>
+          </w:rPr>
+          <w:t>伯19:25–26</w:t>
+        </w:r>
+      </w:hyperlink>
+      <w:r>
+        <w:rPr>
+          <w:lang w:val="zh_TW" w:bidi="zh_TW"/>
+        </w:rPr>
+        <w:t>）。只有</w:t>
+      </w:r>
+      <w:hyperlink r:id="rId33">
+        <w:r>
+          <w:rPr>
+            <w:lang w:val="zh_TW" w:bidi="zh_TW"/>
+          </w:rPr>
+          <w:rPr>
+            <w:color w:val="0000EE"/>
+            <w:u w:val="single"/>
+          </w:rPr>
+          <w:t>傳道書三章19至20節</w:t>
+        </w:r>
+      </w:hyperlink>
+      <w:r>
+        <w:rPr>
+          <w:lang w:val="zh_TW" w:bidi="zh_TW"/>
+        </w:rPr>
+        <w:t>對死亡表達徹頭徹尾的悲觀情緒——該書可能受到當時非希伯來文化相當大的影響。</w:t>
+      </w:r>
+    </w:p>
+    <w:p>
+      <w:pPr/>
+      <w:r>
+        <w:rPr>
+          <w:lang w:val="zh_TW" w:bidi="zh_TW"/>
+        </w:rPr>
+      </w:r>
+      <w:r>
+        <w:rPr>
+          <w:lang w:val="zh_TW" w:bidi="zh_TW"/>
+        </w:rPr>
+        <w:t>雖然死亡是生命的自然終結，卻從未被視為是令人愉快的事。死亡將人與人類群體斷絕，也與神的同在和事奉隔絕。雖然神可能會在人面對死亡時提供安慰（</w:t>
+      </w:r>
+      <w:hyperlink r:id="rId34">
+        <w:r>
+          <w:rPr>
+            <w:lang w:val="zh_TW" w:bidi="zh_TW"/>
+          </w:rPr>
+          <w:rPr>
+            <w:color w:val="0000EE"/>
+            <w:u w:val="single"/>
+          </w:rPr>
+          <w:t>詩73:23–28</w:t>
+        </w:r>
+      </w:hyperlink>
+      <w:r>
+        <w:rPr>
+          <w:lang w:val="zh_TW" w:bidi="zh_TW"/>
+        </w:rPr>
+        <w:t>），但在聖經中，神很少被描述為與死者同在，只有在較晚期的聖經文獻中才有此描寫（</w:t>
+      </w:r>
+      <w:hyperlink r:id="rId35">
+        <w:r>
+          <w:rPr>
+            <w:lang w:val="zh_TW" w:bidi="zh_TW"/>
+          </w:rPr>
+          <w:rPr>
+            <w:color w:val="0000EE"/>
+            <w:u w:val="single"/>
+          </w:rPr>
+          <w:t>詩139:8</w:t>
+        </w:r>
+      </w:hyperlink>
+      <w:r>
+        <w:rPr>
+          <w:lang w:val="zh_TW" w:bidi="zh_TW"/>
+        </w:rPr>
+        <w:t>）。因此，死亡從未被視為通向更美好生命的門檻。</w:t>
+      </w:r>
+    </w:p>
+    <w:p>
+      <w:pPr/>
+      <w:r>
+        <w:rPr>
+          <w:lang w:val="zh_TW" w:bidi="zh_TW"/>
+        </w:rPr>
+      </w:r>
+      <w:r>
+        <w:rPr>
+          <w:lang w:val="zh_TW" w:bidi="zh_TW"/>
+        </w:rPr>
+        <w:t>罪與死亡的關係可以在摩西律法的死刑中一窺究竟。一位嚴重的罪犯會被處死。處罰性短語「他必被剪除」表明，儘管整個民族繼續存活，但犯罪者因死亡與民族分離。以色列人被警告，若不遵守神的誡命，可能會因與神的團契破裂而導致早逝（</w:t>
+      </w:r>
+      <w:hyperlink r:id="rId36">
+        <w:r>
+          <w:rPr>
+            <w:lang w:val="zh_TW" w:bidi="zh_TW"/>
+          </w:rPr>
+          <w:rPr>
+            <w:color w:val="0000EE"/>
+            <w:u w:val="single"/>
+          </w:rPr>
+          <w:t>申30:15–20</w:t>
+        </w:r>
+      </w:hyperlink>
+      <w:r>
+        <w:rPr>
+          <w:lang w:val="zh_TW" w:bidi="zh_TW"/>
+        </w:rPr>
+        <w:t>；</w:t>
       </w:r>
       <w:hyperlink r:id="rId37">
         <w:r>
@@ -1390,7 +1339,25 @@
             <w:color w:val="0000EE"/>
             <w:u w:val="single"/>
           </w:rPr>
-          <w:t>馬可福音7:9–13</w:t>
+          <w:t>耶21:8</w:t>
+        </w:r>
+      </w:hyperlink>
+      <w:r>
+        <w:rPr>
+          <w:lang w:val="zh_TW" w:bidi="zh_TW"/>
+        </w:rPr>
+        <w:t>；</w:t>
+      </w:r>
+      <w:hyperlink r:id="rId38">
+        <w:r>
+          <w:rPr>
+            <w:lang w:val="zh_TW" w:bidi="zh_TW"/>
+          </w:rPr>
+          <w:rPr>
+            <w:color w:val="0000EE"/>
+            <w:u w:val="single"/>
+          </w:rPr>
+          <w:t>結18:21–32</w:t>
         </w:r>
       </w:hyperlink>
       <w:r>
@@ -1401,6 +1368,88 @@
       </w:r>
     </w:p>
     <w:p>
+      <w:pPr/>
+      <w:r>
+        <w:rPr>
+          <w:lang w:val="zh_TW" w:bidi="zh_TW"/>
+        </w:rPr>
+      </w:r>
+      <w:r>
+        <w:rPr>
+          <w:lang w:val="zh_TW" w:bidi="zh_TW"/>
+        </w:rPr>
+        <w:t>在兩約之間時期，隨著猶太人對來世和復活的觀念更加明確，對死亡的思考也隨之發展。死亡本身，而非僅僅是早逝，開始被視為是罪惡的結果（</w:t>
+      </w:r>
+      <w:hyperlink r:id="rId39">
+        <w:r>
+          <w:rPr>
+            <w:lang w:val="zh_TW" w:bidi="zh_TW"/>
+          </w:rPr>
+          <w:rPr>
+            <w:color w:val="0000EE"/>
+            <w:u w:val="single"/>
+          </w:rPr>
+          <w:t>以斯拉二書3:7</w:t>
+        </w:r>
+      </w:hyperlink>
+      <w:r>
+        <w:rPr>
+          <w:lang w:val="zh_TW" w:bidi="zh_TW"/>
+        </w:rPr>
+        <w:t>；</w:t>
+      </w:r>
+      <w:hyperlink r:id="rId40">
+        <w:r>
+          <w:rPr>
+            <w:lang w:val="zh_TW" w:bidi="zh_TW"/>
+          </w:rPr>
+          <w:rPr>
+            <w:color w:val="0000EE"/>
+            <w:u w:val="single"/>
+          </w:rPr>
+          <w:t>便西拉智訓25:24</w:t>
+        </w:r>
+      </w:hyperlink>
+      <w:r>
+        <w:rPr>
+          <w:lang w:val="zh_TW" w:bidi="zh_TW"/>
+        </w:rPr>
+        <w:t>）。有時會將所有的死亡描繪為「第一次犯罪」（亞當和夏娃的悖逆）的結果。在其它記載中，人是因自己的罪而死。聖經中首次明確指出死人復活和最終審判或懲罰的概念出現在但以理書（</w:t>
+      </w:r>
+      <w:hyperlink r:id="rId41">
+        <w:r>
+          <w:rPr>
+            <w:lang w:val="zh_TW" w:bidi="zh_TW"/>
+          </w:rPr>
+          <w:rPr>
+            <w:color w:val="0000EE"/>
+            <w:u w:val="single"/>
+          </w:rPr>
+          <w:t>但12:2</w:t>
+        </w:r>
+      </w:hyperlink>
+      <w:r>
+        <w:rPr>
+          <w:lang w:val="zh_TW" w:bidi="zh_TW"/>
+        </w:rPr>
+        <w:t>），這是舊約中最後完成的書卷之一。這一教導在兩約中間期被反覆提及（以斯拉二書7:31–44）。在此期間，人們認為靈魂在死亡後依然存在，或者以某種永生的形式存在（所羅門智訓3:4，4:1；馬加比四書16:13，17:12）又或等待復活（以諾一書102章）。一些經外文獻融入了希臘的思想，認為身體是應該擺脫的負擔——這種觀念與希伯來思想格格不入。</w:t>
+      </w:r>
+    </w:p>
+    <w:p>
+      <w:pPr/>
+      <w:r>
+        <w:rPr>
+          <w:lang w:val="zh_TW" w:bidi="zh_TW"/>
+        </w:rPr>
+      </w:r>
+      <w:r>
+        <w:rPr>
+          <w:lang w:val="zh_TW" w:bidi="zh_TW"/>
+        </w:rPr>
+        <w:t>然而，復活以及從死亡中救贖生命的概念，為新約的啟示——聚焦於基督的復活及其勝過死亡的啟示——奠定了基礎。</w:t>
+      </w:r>
+    </w:p>
+    <w:p>
       <w:pPr>
         <w:pStyle w:val="Heading3"/>
       </w:pPr>
@@ -1408,7 +1457,7 @@
         <w:rPr>
           <w:lang w:val="zh_TW" w:bidi="zh_TW"/>
         </w:rPr>
-        <w:t>塔木德的早期形式</w:t>
+        <w:t>新約中的觀點</w:t>
       </w:r>
     </w:p>
     <w:p>
@@ -1422,61 +1471,145 @@
         <w:rPr>
           <w:lang w:val="zh_TW" w:bidi="zh_TW"/>
         </w:rPr>
-        <w:t>最早教授口傳律法的方法之一是透過米大示（Midrash），意思是「解釋」。米大示是一種對聖經經文的註釋（解釋或觀察）。米大示有兩種類型：</w:t>
-      </w:r>
-    </w:p>
-    <w:p>
-      <w:pPr>
-        <w:pStyle w:val="ListNumber"/>
-        <w:numPr>
-          <w:ilvl w:val="0"/>
-          <w:numId w:val="16"/>
-        </w:numPr>
-        <w:spacing w:line="240" w:lineRule="auto"/>
-        <w:ind w:left="720"/>
-      </w:pPr>
-      <w:r>
-        <w:rPr>
-          <w:lang w:val="zh_TW" w:bidi="zh_TW"/>
-        </w:rPr>
-      </w:r>
-      <w:r>
-        <w:rPr>
-          <w:b/>
-          <w:lang w:val="zh_TW" w:bidi="zh_TW"/>
-        </w:rPr>
-        <w:t>米大示哈拉卡：</w:t>
-      </w:r>
-      <w:r>
-        <w:rPr>
-          <w:lang w:val="zh_TW" w:bidi="zh_TW"/>
-        </w:rPr>
-        <w:t>解釋舊約聖經中的律法部分，著重於如何活。</w:t>
-      </w:r>
-    </w:p>
-    <w:p>
-      <w:pPr>
-        <w:pStyle w:val="ListNumber"/>
-        <w:spacing w:line="240" w:lineRule="auto"/>
-        <w:ind w:left="720"/>
-      </w:pPr>
-      <w:r>
-        <w:rPr>
-          <w:lang w:val="zh_TW" w:bidi="zh_TW"/>
-        </w:rPr>
-      </w:r>
-      <w:r>
-        <w:rPr>
-          <w:b/>
-          <w:lang w:val="zh_TW" w:bidi="zh_TW"/>
-        </w:rPr>
-        <w:t>米大示哈加達：</w:t>
-      </w:r>
-      <w:r>
-        <w:rPr>
-          <w:lang w:val="zh_TW" w:bidi="zh_TW"/>
-        </w:rPr>
-        <w:t>解釋非律法部分，如倫理和熱心所在，意思是「敘述」。</w:t>
+        <w:t>在新約中，死亡被視為一個神學問題，而非僅僅是一個個人事件。死亡超越了僅僅是生命的結束，作者們幾乎毫無困難地接受這一事實。死亡被認為會影響個人生命的每一個層面。唯有神是不朽的，是世界上所有生命的源頭（</w:t>
+      </w:r>
+      <w:hyperlink r:id="rId42">
+        <w:r>
+          <w:rPr>
+            <w:lang w:val="zh_TW" w:bidi="zh_TW"/>
+          </w:rPr>
+          <w:rPr>
+            <w:color w:val="0000EE"/>
+            <w:u w:val="single"/>
+          </w:rPr>
+          <w:t>羅4:17</w:t>
+        </w:r>
+      </w:hyperlink>
+      <w:r>
+        <w:rPr>
+          <w:lang w:val="zh_TW" w:bidi="zh_TW"/>
+        </w:rPr>
+        <w:t>；</w:t>
+      </w:r>
+      <w:hyperlink r:id="rId43">
+        <w:r>
+          <w:rPr>
+            <w:lang w:val="zh_TW" w:bidi="zh_TW"/>
+          </w:rPr>
+          <w:rPr>
+            <w:color w:val="0000EE"/>
+            <w:u w:val="single"/>
+          </w:rPr>
+          <w:t>提前6:16</w:t>
+        </w:r>
+      </w:hyperlink>
+      <w:r>
+        <w:rPr>
+          <w:lang w:val="zh_TW" w:bidi="zh_TW"/>
+        </w:rPr>
+        <w:t>）。唯有當人與神的生命有適當的關係時，他們才能真正活著。但自從罪進入世界以來，人與神之間的個人交流已經變得不自然（</w:t>
+      </w:r>
+      <w:hyperlink r:id="rId44">
+        <w:r>
+          <w:rPr>
+            <w:lang w:val="zh_TW" w:bidi="zh_TW"/>
+          </w:rPr>
+          <w:rPr>
+            <w:color w:val="0000EE"/>
+            <w:u w:val="single"/>
+          </w:rPr>
+          <w:t>羅5:12、17–18</w:t>
+        </w:r>
+      </w:hyperlink>
+      <w:r>
+        <w:rPr>
+          <w:lang w:val="zh_TW" w:bidi="zh_TW"/>
+        </w:rPr>
+        <w:t>；</w:t>
+      </w:r>
+      <w:hyperlink r:id="rId45">
+        <w:r>
+          <w:rPr>
+            <w:lang w:val="zh_TW" w:bidi="zh_TW"/>
+          </w:rPr>
+          <w:rPr>
+            <w:color w:val="0000EE"/>
+            <w:u w:val="single"/>
+          </w:rPr>
+          <w:t>林前15:22</w:t>
+        </w:r>
+      </w:hyperlink>
+      <w:r>
+        <w:rPr>
+          <w:lang w:val="zh_TW" w:bidi="zh_TW"/>
+        </w:rPr>
+        <w:t>）。當亞當與神分離時，這種分離帶來了死亡。每個人都追隨亞當的腳步（</w:t>
+      </w:r>
+      <w:hyperlink r:id="rId46">
+        <w:r>
+          <w:rPr>
+            <w:lang w:val="zh_TW" w:bidi="zh_TW"/>
+          </w:rPr>
+          <w:rPr>
+            <w:color w:val="0000EE"/>
+            <w:u w:val="single"/>
+          </w:rPr>
+          <w:t>羅3:23，</w:t>
+        </w:r>
+      </w:hyperlink>
+      <w:hyperlink r:id="rId47">
+        <w:r>
+          <w:rPr>
+            <w:lang w:val="zh_TW" w:bidi="zh_TW"/>
+          </w:rPr>
+          <w:rPr>
+            <w:color w:val="0000EE"/>
+            <w:u w:val="single"/>
+          </w:rPr>
+          <w:t>5:12</w:t>
+        </w:r>
+      </w:hyperlink>
+      <w:r>
+        <w:rPr>
+          <w:lang w:val="zh_TW" w:bidi="zh_TW"/>
+        </w:rPr>
+        <w:t>），因此死亡成為每個人的必然結果（</w:t>
+      </w:r>
+      <w:hyperlink r:id="rId48">
+        <w:r>
+          <w:rPr>
+            <w:lang w:val="zh_TW" w:bidi="zh_TW"/>
+          </w:rPr>
+          <w:rPr>
+            <w:color w:val="0000EE"/>
+            <w:u w:val="single"/>
+          </w:rPr>
+          <w:t>羅6:23</w:t>
+        </w:r>
+      </w:hyperlink>
+      <w:r>
+        <w:rPr>
+          <w:lang w:val="zh_TW" w:bidi="zh_TW"/>
+        </w:rPr>
+        <w:t>；</w:t>
+      </w:r>
+      <w:hyperlink r:id="rId49">
+        <w:r>
+          <w:rPr>
+            <w:lang w:val="zh_TW" w:bidi="zh_TW"/>
+          </w:rPr>
+          <w:rPr>
+            <w:color w:val="0000EE"/>
+            <w:u w:val="single"/>
+          </w:rPr>
+          <w:t>來9:27</w:t>
+        </w:r>
+      </w:hyperlink>
+      <w:r>
+        <w:rPr>
+          <w:lang w:val="zh_TW" w:bidi="zh_TW"/>
+        </w:rPr>
+        <w:t>）。因此，死亡不僅僅是人生命結束時發生的事情，也體現在人與神的隔絕中。</w:t>
       </w:r>
     </w:p>
     <w:p>
@@ -1490,43 +1623,163 @@
         <w:rPr>
           <w:lang w:val="zh_TW" w:bidi="zh_TW"/>
         </w:rPr>
-        <w:t>以斯拉和接受教導的同伴在公元前444年在耶路撒冷城牆完成時，使用了米大示。他們「使百姓明白律法；百姓都站在自己的地方。他們清清楚楚地念神的律法書，講明意思，使百姓明白所念的」(</w:t>
-      </w:r>
-      <w:hyperlink r:id="rId38">
-        <w:r>
-          <w:rPr>
-            <w:lang w:val="zh_TW" w:bidi="zh_TW"/>
-          </w:rPr>
-          <w:rPr>
-            <w:color w:val="0000EE"/>
-            <w:u w:val="single"/>
-          </w:rPr>
-          <w:t>尼希米記8:7</w:t>
-        </w:r>
-      </w:hyperlink>
-      <w:r>
-        <w:rPr>
-          <w:lang w:val="zh_TW" w:bidi="zh_TW"/>
-        </w:rPr>
-        <w:t>–</w:t>
-      </w:r>
-      <w:hyperlink r:id="rId38">
-        <w:r>
-          <w:rPr>
-            <w:lang w:val="zh_TW" w:bidi="zh_TW"/>
-          </w:rPr>
-          <w:rPr>
-            <w:color w:val="0000EE"/>
-            <w:u w:val="single"/>
-          </w:rPr>
-          <w:t>8</w:t>
-        </w:r>
-      </w:hyperlink>
-      <w:r>
-        <w:rPr>
-          <w:lang w:val="zh_TW" w:bidi="zh_TW"/>
-        </w:rPr>
-        <w:t>)。</w:t>
+        <w:t>死亡的影響極其廣泛。它影響文化的每一個層面。所有人的生活都籠罩在對死亡的恐懼之下（</w:t>
+      </w:r>
+      <w:hyperlink r:id="rId50">
+        <w:r>
+          <w:rPr>
+            <w:lang w:val="zh_TW" w:bidi="zh_TW"/>
+          </w:rPr>
+          <w:rPr>
+            <w:color w:val="0000EE"/>
+            <w:u w:val="single"/>
+          </w:rPr>
+          <w:t>羅8:15</w:t>
+        </w:r>
+      </w:hyperlink>
+      <w:r>
+        <w:rPr>
+          <w:lang w:val="zh_TW" w:bidi="zh_TW"/>
+        </w:rPr>
+        <w:t>；</w:t>
+      </w:r>
+      <w:hyperlink r:id="rId51">
+        <w:r>
+          <w:rPr>
+            <w:lang w:val="zh_TW" w:bidi="zh_TW"/>
+          </w:rPr>
+          <w:rPr>
+            <w:color w:val="0000EE"/>
+            <w:u w:val="single"/>
+          </w:rPr>
+          <w:t>來2:15</w:t>
+        </w:r>
+      </w:hyperlink>
+      <w:r>
+        <w:rPr>
+          <w:lang w:val="zh_TW" w:bidi="zh_TW"/>
+        </w:rPr>
+        <w:t>）。死亡掌管一切「體貼肉體」的事物（</w:t>
+      </w:r>
+      <w:hyperlink r:id="rId52">
+        <w:r>
+          <w:rPr>
+            <w:lang w:val="zh_TW" w:bidi="zh_TW"/>
+          </w:rPr>
+          <w:rPr>
+            <w:color w:val="0000EE"/>
+            <w:u w:val="single"/>
+          </w:rPr>
+          <w:t>羅8:6</w:t>
+        </w:r>
+      </w:hyperlink>
+      <w:r>
+        <w:rPr>
+          <w:lang w:val="zh_TW" w:bidi="zh_TW"/>
+        </w:rPr>
+        <w:t>）。凡不與基督建立關係的人，都活在死亡的狀態中（</w:t>
+      </w:r>
+      <w:hyperlink r:id="rId53">
+        <w:r>
+          <w:rPr>
+            <w:lang w:val="zh_TW" w:bidi="zh_TW"/>
+          </w:rPr>
+          <w:rPr>
+            <w:color w:val="0000EE"/>
+            <w:u w:val="single"/>
+          </w:rPr>
+          <w:t>約3:16–18</w:t>
+        </w:r>
+      </w:hyperlink>
+      <w:r>
+        <w:rPr>
+          <w:lang w:val="zh_TW" w:bidi="zh_TW"/>
+        </w:rPr>
+        <w:t>；</w:t>
+      </w:r>
+      <w:hyperlink r:id="rId54">
+        <w:r>
+          <w:rPr>
+            <w:lang w:val="zh_TW" w:bidi="zh_TW"/>
+          </w:rPr>
+          <w:rPr>
+            <w:color w:val="0000EE"/>
+            <w:u w:val="single"/>
+          </w:rPr>
+          <w:t>約一5:12</w:t>
+        </w:r>
+      </w:hyperlink>
+      <w:r>
+        <w:rPr>
+          <w:lang w:val="zh_TW" w:bidi="zh_TW"/>
+        </w:rPr>
+        <w:t>）。統治世界的魔鬼被稱為死亡之主（</w:t>
+      </w:r>
+      <w:hyperlink r:id="rId55">
+        <w:r>
+          <w:rPr>
+            <w:lang w:val="zh_TW" w:bidi="zh_TW"/>
+          </w:rPr>
+          <w:rPr>
+            <w:color w:val="0000EE"/>
+            <w:u w:val="single"/>
+          </w:rPr>
+          <w:t>來2:14</w:t>
+        </w:r>
+      </w:hyperlink>
+      <w:r>
+        <w:rPr>
+          <w:lang w:val="zh_TW" w:bidi="zh_TW"/>
+        </w:rPr>
+        <w:t>）。有時，死亡被人格化為一個在世界上肆虐的鬼魔力量，但最終被基督自己制服，祂是唯一能戰勝死亡的（</w:t>
+      </w:r>
+      <w:hyperlink r:id="rId56">
+        <w:r>
+          <w:rPr>
+            <w:lang w:val="zh_TW" w:bidi="zh_TW"/>
+          </w:rPr>
+          <w:rPr>
+            <w:color w:val="0000EE"/>
+            <w:u w:val="single"/>
+          </w:rPr>
+          <w:t>林前15:26–27</w:t>
+        </w:r>
+      </w:hyperlink>
+      <w:r>
+        <w:rPr>
+          <w:lang w:val="zh_TW" w:bidi="zh_TW"/>
+        </w:rPr>
+        <w:t>；</w:t>
+      </w:r>
+      <w:hyperlink r:id="rId57">
+        <w:r>
+          <w:rPr>
+            <w:lang w:val="zh_TW" w:bidi="zh_TW"/>
+          </w:rPr>
+          <w:rPr>
+            <w:color w:val="0000EE"/>
+            <w:u w:val="single"/>
+          </w:rPr>
+          <w:t>啟6:8，</w:t>
+        </w:r>
+      </w:hyperlink>
+      <w:hyperlink r:id="rId58">
+        <w:r>
+          <w:rPr>
+            <w:lang w:val="zh_TW" w:bidi="zh_TW"/>
+          </w:rPr>
+          <w:rPr>
+            <w:color w:val="0000EE"/>
+            <w:u w:val="single"/>
+          </w:rPr>
+          <w:t>20:13–14</w:t>
+        </w:r>
+      </w:hyperlink>
+      <w:r>
+        <w:rPr>
+          <w:lang w:val="zh_TW" w:bidi="zh_TW"/>
+        </w:rPr>
+        <w:t>）。</w:t>
       </w:r>
     </w:p>
     <w:p>
@@ -1540,7 +1793,223 @@
         <w:rPr>
           <w:lang w:val="zh_TW" w:bidi="zh_TW"/>
         </w:rPr>
-        <w:t>在以斯拉之後，許多教師使用這種米大示的方法。這些宗教領袖被稱為經師（Soferim，「守書人」或「文士」），直到大約公元前200年。他們有時被稱為「大會堂」。他們教導以色列要避免崇拜假神或忘記神的律法。</w:t>
+        <w:t>基督死了，埋葬了，並在第三天復活（</w:t>
+      </w:r>
+      <w:hyperlink r:id="rId59">
+        <w:r>
+          <w:rPr>
+            <w:lang w:val="zh_TW" w:bidi="zh_TW"/>
+          </w:rPr>
+          <w:rPr>
+            <w:color w:val="0000EE"/>
+            <w:u w:val="single"/>
+          </w:rPr>
+          <w:t>羅4:25</w:t>
+        </w:r>
+      </w:hyperlink>
+      <w:r>
+        <w:rPr>
+          <w:lang w:val="zh_TW" w:bidi="zh_TW"/>
+        </w:rPr>
+        <w:t>；</w:t>
+      </w:r>
+      <w:hyperlink r:id="rId60">
+        <w:r>
+          <w:rPr>
+            <w:lang w:val="zh_TW" w:bidi="zh_TW"/>
+          </w:rPr>
+          <w:rPr>
+            <w:color w:val="0000EE"/>
+            <w:u w:val="single"/>
+          </w:rPr>
+          <w:t>林前15:3–4</w:t>
+        </w:r>
+      </w:hyperlink>
+      <w:r>
+        <w:rPr>
+          <w:lang w:val="zh_TW" w:bidi="zh_TW"/>
+        </w:rPr>
+        <w:t>；</w:t>
+      </w:r>
+      <w:hyperlink r:id="rId61">
+        <w:r>
+          <w:rPr>
+            <w:lang w:val="zh_TW" w:bidi="zh_TW"/>
+          </w:rPr>
+          <w:rPr>
+            <w:color w:val="0000EE"/>
+            <w:u w:val="single"/>
+          </w:rPr>
+          <w:t>帖前4:14</w:t>
+        </w:r>
+      </w:hyperlink>
+      <w:r>
+        <w:rPr>
+          <w:lang w:val="zh_TW" w:bidi="zh_TW"/>
+        </w:rPr>
+        <w:t>）。通過這一歷史事件，死亡的權勢被破壞了。新約以多種方式表達基督降服於死亡是為了贖罪。祂順服以至於死（</w:t>
+      </w:r>
+      <w:hyperlink r:id="rId62">
+        <w:r>
+          <w:rPr>
+            <w:lang w:val="zh_TW" w:bidi="zh_TW"/>
+          </w:rPr>
+          <w:rPr>
+            <w:color w:val="0000EE"/>
+            <w:u w:val="single"/>
+          </w:rPr>
+          <w:t>腓2:8</w:t>
+        </w:r>
+      </w:hyperlink>
+      <w:r>
+        <w:rPr>
+          <w:lang w:val="zh_TW" w:bidi="zh_TW"/>
+        </w:rPr>
+        <w:t>）；祂為所有人的罪獻上自己（</w:t>
+      </w:r>
+      <w:hyperlink r:id="rId63">
+        <w:r>
+          <w:rPr>
+            <w:lang w:val="zh_TW" w:bidi="zh_TW"/>
+          </w:rPr>
+          <w:rPr>
+            <w:color w:val="0000EE"/>
+            <w:u w:val="single"/>
+          </w:rPr>
+          <w:t>林前5:7</w:t>
+        </w:r>
+      </w:hyperlink>
+      <w:r>
+        <w:rPr>
+          <w:lang w:val="zh_TW" w:bidi="zh_TW"/>
+        </w:rPr>
+        <w:t>；</w:t>
+      </w:r>
+      <w:hyperlink r:id="rId64">
+        <w:r>
+          <w:rPr>
+            <w:lang w:val="zh_TW" w:bidi="zh_TW"/>
+          </w:rPr>
+          <w:rPr>
+            <w:color w:val="0000EE"/>
+            <w:u w:val="single"/>
+          </w:rPr>
+          <w:t>林後5:15</w:t>
+        </w:r>
+      </w:hyperlink>
+      <w:r>
+        <w:rPr>
+          <w:lang w:val="zh_TW" w:bidi="zh_TW"/>
+        </w:rPr>
+        <w:t>）；並降入陰間，也就是死者之地（</w:t>
+      </w:r>
+      <w:hyperlink r:id="rId65">
+        <w:r>
+          <w:rPr>
+            <w:lang w:val="zh_TW" w:bidi="zh_TW"/>
+          </w:rPr>
+          <w:rPr>
+            <w:color w:val="0000EE"/>
+            <w:u w:val="single"/>
+          </w:rPr>
+          <w:t>彼前3:18–19</w:t>
+        </w:r>
+      </w:hyperlink>
+      <w:r>
+        <w:rPr>
+          <w:lang w:val="zh_TW" w:bidi="zh_TW"/>
+        </w:rPr>
+        <w:t>）。所有這些經文的主要點在於，祂沒有停留在死亡中，而是戰勝了魔鬼，奪去了死亡的權柄（鑰匙），並以得勝的姿態升天（</w:t>
+      </w:r>
+      <w:hyperlink r:id="rId66">
+        <w:r>
+          <w:rPr>
+            <w:lang w:val="zh_TW" w:bidi="zh_TW"/>
+          </w:rPr>
+          <w:rPr>
+            <w:color w:val="0000EE"/>
+            <w:u w:val="single"/>
+          </w:rPr>
+          <w:t>來2:14–15</w:t>
+        </w:r>
+      </w:hyperlink>
+      <w:r>
+        <w:rPr>
+          <w:lang w:val="zh_TW" w:bidi="zh_TW"/>
+        </w:rPr>
+        <w:t>；</w:t>
+      </w:r>
+      <w:hyperlink r:id="rId67">
+        <w:r>
+          <w:rPr>
+            <w:lang w:val="zh_TW" w:bidi="zh_TW"/>
+          </w:rPr>
+          <w:rPr>
+            <w:color w:val="0000EE"/>
+            <w:u w:val="single"/>
+          </w:rPr>
+          <w:t>啟1:17–18</w:t>
+        </w:r>
+      </w:hyperlink>
+      <w:r>
+        <w:rPr>
+          <w:lang w:val="zh_TW" w:bidi="zh_TW"/>
+        </w:rPr>
+        <w:t>）。耶穌基督的工作並非為了祂自己，而是為了那些歸向祂的人（</w:t>
+      </w:r>
+      <w:hyperlink r:id="rId68">
+        <w:r>
+          <w:rPr>
+            <w:lang w:val="zh_TW" w:bidi="zh_TW"/>
+          </w:rPr>
+          <w:rPr>
+            <w:color w:val="0000EE"/>
+            <w:u w:val="single"/>
+          </w:rPr>
+          <w:t>可10:45</w:t>
+        </w:r>
+      </w:hyperlink>
+      <w:r>
+        <w:rPr>
+          <w:lang w:val="zh_TW" w:bidi="zh_TW"/>
+        </w:rPr>
+        <w:t>；</w:t>
+      </w:r>
+      <w:hyperlink r:id="rId69">
+        <w:r>
+          <w:rPr>
+            <w:lang w:val="zh_TW" w:bidi="zh_TW"/>
+          </w:rPr>
+          <w:rPr>
+            <w:color w:val="0000EE"/>
+            <w:u w:val="single"/>
+          </w:rPr>
+          <w:t>羅5:6–8</w:t>
+        </w:r>
+      </w:hyperlink>
+      <w:r>
+        <w:rPr>
+          <w:lang w:val="zh_TW" w:bidi="zh_TW"/>
+        </w:rPr>
+        <w:t>；</w:t>
+      </w:r>
+      <w:hyperlink r:id="rId70">
+        <w:r>
+          <w:rPr>
+            <w:lang w:val="zh_TW" w:bidi="zh_TW"/>
+          </w:rPr>
+          <w:rPr>
+            <w:color w:val="0000EE"/>
+            <w:u w:val="single"/>
+          </w:rPr>
+          <w:t>帖前5:9–10</w:t>
+        </w:r>
+      </w:hyperlink>
+      <w:r>
+        <w:rPr>
+          <w:lang w:val="zh_TW" w:bidi="zh_TW"/>
+        </w:rPr>
+        <w:t>）。通過接受基督不應得的死亡，基督為祂的追隨者打破了死亡的權勢。</w:t>
       </w:r>
     </w:p>
     <w:p>
@@ -1554,7 +2023,169 @@
         <w:rPr>
           <w:lang w:val="zh_TW" w:bidi="zh_TW"/>
         </w:rPr>
-        <w:t>經師之後是哈西典（「虔誠者」），他們試圖鼓勵宗教委身。哈西典之後是公元前128年的法利賽人（「分離者」）。所有這些群體都對米大示方法有所貢獻。</w:t>
+        <w:t>因此，基督徒藉著基督的大能，從「這取死的身體」中被拯救出來（</w:t>
+      </w:r>
+      <w:hyperlink r:id="rId71">
+        <w:r>
+          <w:rPr>
+            <w:lang w:val="zh_TW" w:bidi="zh_TW"/>
+          </w:rPr>
+          <w:rPr>
+            <w:color w:val="0000EE"/>
+            <w:u w:val="single"/>
+          </w:rPr>
+          <w:t>羅7:24</w:t>
+        </w:r>
+      </w:hyperlink>
+      <w:r>
+        <w:rPr>
+          <w:lang w:val="zh_TW" w:bidi="zh_TW"/>
+        </w:rPr>
+        <w:t>）。救恩通過受洗歸入基督的死而來（</w:t>
+      </w:r>
+      <w:hyperlink r:id="rId72">
+        <w:r>
+          <w:rPr>
+            <w:lang w:val="zh_TW" w:bidi="zh_TW"/>
+          </w:rPr>
+          <w:rPr>
+            <w:color w:val="0000EE"/>
+            <w:u w:val="single"/>
+          </w:rPr>
+          <w:t>6:3–4</w:t>
+        </w:r>
+      </w:hyperlink>
+      <w:r>
+        <w:rPr>
+          <w:lang w:val="zh_TW" w:bidi="zh_TW"/>
+        </w:rPr>
+        <w:t>），並且「與基督同死」於這個世界和律法之下（</w:t>
+      </w:r>
+      <w:hyperlink r:id="rId73">
+        <w:r>
+          <w:rPr>
+            <w:lang w:val="zh_TW" w:bidi="zh_TW"/>
+          </w:rPr>
+          <w:rPr>
+            <w:color w:val="0000EE"/>
+            <w:u w:val="single"/>
+          </w:rPr>
+          <w:t>羅7:6</w:t>
+        </w:r>
+      </w:hyperlink>
+      <w:r>
+        <w:rPr>
+          <w:lang w:val="zh_TW" w:bidi="zh_TW"/>
+        </w:rPr>
+        <w:t>；</w:t>
+      </w:r>
+      <w:hyperlink r:id="rId74">
+        <w:r>
+          <w:rPr>
+            <w:lang w:val="zh_TW" w:bidi="zh_TW"/>
+          </w:rPr>
+          <w:rPr>
+            <w:color w:val="0000EE"/>
+            <w:u w:val="single"/>
+          </w:rPr>
+          <w:t>加6:14</w:t>
+        </w:r>
+      </w:hyperlink>
+      <w:r>
+        <w:rPr>
+          <w:lang w:val="zh_TW" w:bidi="zh_TW"/>
+        </w:rPr>
+        <w:t>；</w:t>
+      </w:r>
+      <w:hyperlink r:id="rId75">
+        <w:r>
+          <w:rPr>
+            <w:lang w:val="zh_TW" w:bidi="zh_TW"/>
+          </w:rPr>
+          <w:rPr>
+            <w:color w:val="0000EE"/>
+            <w:u w:val="single"/>
+          </w:rPr>
+          <w:t>西2:20</w:t>
+        </w:r>
+      </w:hyperlink>
+      <w:r>
+        <w:rPr>
+          <w:lang w:val="zh_TW" w:bidi="zh_TW"/>
+        </w:rPr>
+        <w:t>）。也就是說，神將基督的死視為信徒的死。叛逆世界的罪（</w:t>
+      </w:r>
+      <w:hyperlink r:id="rId76">
+        <w:r>
+          <w:rPr>
+            <w:lang w:val="zh_TW" w:bidi="zh_TW"/>
+          </w:rPr>
+          <w:rPr>
+            <w:color w:val="0000EE"/>
+            <w:u w:val="single"/>
+          </w:rPr>
+          <w:t>羅6:6</w:t>
+        </w:r>
+      </w:hyperlink>
+      <w:r>
+        <w:rPr>
+          <w:lang w:val="zh_TW" w:bidi="zh_TW"/>
+        </w:rPr>
+        <w:t>）和自我崇拜（為自己而活，</w:t>
+      </w:r>
+      <w:hyperlink r:id="rId77">
+        <w:r>
+          <w:rPr>
+            <w:lang w:val="zh_TW" w:bidi="zh_TW"/>
+          </w:rPr>
+          <w:rPr>
+            <w:color w:val="0000EE"/>
+            <w:u w:val="single"/>
+          </w:rPr>
+          <w:t>林後5:14–15</w:t>
+        </w:r>
+      </w:hyperlink>
+      <w:r>
+        <w:rPr>
+          <w:lang w:val="zh_TW" w:bidi="zh_TW"/>
+        </w:rPr>
+        <w:t>）都成為過去。耶穌為祂的子民而死，成為將祂的生命賜給他們的方式（</w:t>
+      </w:r>
+      <w:hyperlink r:id="rId78">
+        <w:r>
+          <w:rPr>
+            <w:lang w:val="zh_TW" w:bidi="zh_TW"/>
+          </w:rPr>
+          <w:rPr>
+            <w:color w:val="0000EE"/>
+            <w:u w:val="single"/>
+          </w:rPr>
+          <w:t>4:10</w:t>
+        </w:r>
+      </w:hyperlink>
+      <w:r>
+        <w:rPr>
+          <w:lang w:val="zh_TW" w:bidi="zh_TW"/>
+        </w:rPr>
+        <w:t>）。結果是信徒與世界分離，就像他們曾經與神隔絕一樣。從世界的角度來看，他們是死的；基督是他們唯一的生命（</w:t>
+      </w:r>
+      <w:hyperlink r:id="rId79">
+        <w:r>
+          <w:rPr>
+            <w:lang w:val="zh_TW" w:bidi="zh_TW"/>
+          </w:rPr>
+          <w:rPr>
+            <w:color w:val="0000EE"/>
+            <w:u w:val="single"/>
+          </w:rPr>
+          <w:t>西3:3</w:t>
+        </w:r>
+      </w:hyperlink>
+      <w:r>
+        <w:rPr>
+          <w:lang w:val="zh_TW" w:bidi="zh_TW"/>
+        </w:rPr>
+        <w:t>）。</w:t>
       </w:r>
     </w:p>
     <w:p>
@@ -1568,7 +2199,43 @@
         <w:rPr>
           <w:lang w:val="zh_TW" w:bidi="zh_TW"/>
         </w:rPr>
-        <w:t>隨著時間的推移，需要記住的材料越來越多。人們通過不斷重複來學習。這種新方法被稱為米示拿（Mishnah），意思是「重複」。米示拿的教師被稱為他拿念（Tannaim），意思是「口頭傳授者」。</w:t>
+        <w:t>使徒約翰以稍微不同的方式表達了這一點。耶穌來到世上是為了將生命賜給死人（</w:t>
+      </w:r>
+      <w:hyperlink r:id="rId80">
+        <w:r>
+          <w:rPr>
+            <w:lang w:val="zh_TW" w:bidi="zh_TW"/>
+          </w:rPr>
+          <w:rPr>
+            <w:color w:val="0000EE"/>
+            <w:u w:val="single"/>
+          </w:rPr>
+          <w:t>約5:24</w:t>
+        </w:r>
+      </w:hyperlink>
+      <w:r>
+        <w:rPr>
+          <w:lang w:val="zh_TW" w:bidi="zh_TW"/>
+        </w:rPr>
+        <w:t>）。這生命的賜予不會發生在復活時，而是已經發生了。所有歸向耶穌的人立即從死亡進入生命。或者換句話說，那些遵守（順服）祂話語的人，永遠不會見到死亡（</w:t>
+      </w:r>
+      <w:hyperlink r:id="rId81">
+        <w:r>
+          <w:rPr>
+            <w:lang w:val="zh_TW" w:bidi="zh_TW"/>
+          </w:rPr>
+          <w:rPr>
+            <w:color w:val="0000EE"/>
+            <w:u w:val="single"/>
+          </w:rPr>
+          <w:t>8:51–52</w:t>
+        </w:r>
+      </w:hyperlink>
+      <w:r>
+        <w:rPr>
+          <w:lang w:val="zh_TW" w:bidi="zh_TW"/>
+        </w:rPr>
+        <w:t>）。重點在於所有不在基督裡的人，已經是死的，而那些信靠基督的人已經在享受生命。基督徒與非基督徒之間的根本差異在生與死的差別。</w:t>
       </w:r>
     </w:p>
     <w:p>
@@ -1582,7 +2249,169 @@
         <w:rPr>
           <w:lang w:val="zh_TW" w:bidi="zh_TW"/>
         </w:rPr>
-        <w:t>米大示和米示拿都被使用了許多年。口傳律法最終發展龐大到人們難以學習和記憶的地步。因此，它被書寫記錄下來。後來的拉比對米示拿進行了詳細的討論和解釋。這些討論被稱為革馬拉（Gemara，意為「完成」）。與最初的口傳律法一樣，革馬拉也是先口述傳承，然後才文字記錄。革馬拉和米示拿一起組成了塔木德。</w:t>
+        <w:t>新約作者自然知道基督徒也會死亡；他們的問題是如何找到合適的詞語來解釋其與非基督徒死亡的不同。肉體上死亡的信徒被說成是「在基督裡死了」（</w:t>
+      </w:r>
+      <w:hyperlink r:id="rId82">
+        <w:r>
+          <w:rPr>
+            <w:lang w:val="zh_TW" w:bidi="zh_TW"/>
+          </w:rPr>
+          <w:rPr>
+            <w:color w:val="0000EE"/>
+            <w:u w:val="single"/>
+          </w:rPr>
+          <w:t>帖前4:16）</w:t>
+        </w:r>
+      </w:hyperlink>
+      <w:r>
+        <w:rPr>
+          <w:lang w:val="zh_TW" w:bidi="zh_TW"/>
+        </w:rPr>
+        <w:t>。或者，他們根本不是死了，而只是「睡了」（</w:t>
+      </w:r>
+      <w:hyperlink r:id="rId83">
+        <w:r>
+          <w:rPr>
+            <w:lang w:val="zh_TW" w:bidi="zh_TW"/>
+          </w:rPr>
+          <w:rPr>
+            <w:color w:val="0000EE"/>
+            <w:u w:val="single"/>
+          </w:rPr>
+          <w:t>林前15:6、18、20、51</w:t>
+        </w:r>
+      </w:hyperlink>
+      <w:r>
+        <w:rPr>
+          <w:lang w:val="zh_TW" w:bidi="zh_TW"/>
+        </w:rPr>
+        <w:t>；</w:t>
+      </w:r>
+      <w:hyperlink r:id="rId84">
+        <w:r>
+          <w:rPr>
+            <w:lang w:val="zh_TW" w:bidi="zh_TW"/>
+          </w:rPr>
+          <w:rPr>
+            <w:color w:val="0000EE"/>
+            <w:u w:val="single"/>
+          </w:rPr>
+          <w:t>帖前4:13–15</w:t>
+        </w:r>
+      </w:hyperlink>
+      <w:r>
+        <w:rPr>
+          <w:lang w:val="zh_TW" w:bidi="zh_TW"/>
+        </w:rPr>
+        <w:t>；參</w:t>
+      </w:r>
+      <w:hyperlink r:id="rId85">
+        <w:r>
+          <w:rPr>
+            <w:lang w:val="zh_TW" w:bidi="zh_TW"/>
+          </w:rPr>
+          <w:rPr>
+            <w:color w:val="0000EE"/>
+            <w:u w:val="single"/>
+          </w:rPr>
+          <w:t>約11:11–14</w:t>
+        </w:r>
+      </w:hyperlink>
+      <w:r>
+        <w:rPr>
+          <w:lang w:val="zh_TW" w:bidi="zh_TW"/>
+        </w:rPr>
+        <w:t>耶穌的話）。雖然他們的肉身死了，但已故信徒並未與基督分離；也就是說，他們並不是真的死了。死亡與陰間的一切權勢都無法使信徒與基督分離（</w:t>
+      </w:r>
+      <w:hyperlink r:id="rId86">
+        <w:r>
+          <w:rPr>
+            <w:lang w:val="zh_TW" w:bidi="zh_TW"/>
+          </w:rPr>
+          <w:rPr>
+            <w:color w:val="0000EE"/>
+            <w:u w:val="single"/>
+          </w:rPr>
+          <w:t>羅8:38–39</w:t>
+        </w:r>
+      </w:hyperlink>
+      <w:r>
+        <w:rPr>
+          <w:lang w:val="zh_TW" w:bidi="zh_TW"/>
+        </w:rPr>
+        <w:t>）。對他們來說，死亡不是損失，而是得益；它使他們更接近基督（</w:t>
+      </w:r>
+      <w:hyperlink r:id="rId87">
+        <w:r>
+          <w:rPr>
+            <w:lang w:val="zh_TW" w:bidi="zh_TW"/>
+          </w:rPr>
+          <w:rPr>
+            <w:color w:val="0000EE"/>
+            <w:u w:val="single"/>
+          </w:rPr>
+          <w:t>林後5:1–10</w:t>
+        </w:r>
+      </w:hyperlink>
+      <w:r>
+        <w:rPr>
+          <w:lang w:val="zh_TW" w:bidi="zh_TW"/>
+        </w:rPr>
+        <w:t>；</w:t>
+      </w:r>
+      <w:hyperlink r:id="rId88">
+        <w:r>
+          <w:rPr>
+            <w:lang w:val="zh_TW" w:bidi="zh_TW"/>
+          </w:rPr>
+          <w:rPr>
+            <w:color w:val="0000EE"/>
+            <w:u w:val="single"/>
+          </w:rPr>
+          <w:t>腓1:20–21</w:t>
+        </w:r>
+      </w:hyperlink>
+      <w:r>
+        <w:rPr>
+          <w:lang w:val="zh_TW" w:bidi="zh_TW"/>
+        </w:rPr>
+        <w:t>）。更重要的是，信徒還將分享基督對肉體死亡的勝利。因為祂是那些從死裡復活之人的「初熟的果子」（</w:t>
+      </w:r>
+      <w:hyperlink r:id="rId89">
+        <w:r>
+          <w:rPr>
+            <w:lang w:val="zh_TW" w:bidi="zh_TW"/>
+          </w:rPr>
+          <w:rPr>
+            <w:color w:val="0000EE"/>
+            <w:u w:val="single"/>
+          </w:rPr>
+          <w:t>林前15:20</w:t>
+        </w:r>
+      </w:hyperlink>
+      <w:r>
+        <w:rPr>
+          <w:lang w:val="zh_TW" w:bidi="zh_TW"/>
+        </w:rPr>
+        <w:t>；</w:t>
+      </w:r>
+      <w:hyperlink r:id="rId90">
+        <w:r>
+          <w:rPr>
+            <w:lang w:val="zh_TW" w:bidi="zh_TW"/>
+          </w:rPr>
+          <w:rPr>
+            <w:color w:val="0000EE"/>
+            <w:u w:val="single"/>
+          </w:rPr>
+          <w:t>西1:18</w:t>
+        </w:r>
+      </w:hyperlink>
+      <w:r>
+        <w:rPr>
+          <w:lang w:val="zh_TW" w:bidi="zh_TW"/>
+        </w:rPr>
+        <w:t>），那些「在基督裡」的人將在「末日」復活與祂同在，完全且完整。</w:t>
       </w:r>
     </w:p>
     <w:p>
@@ -1594,6 +2423,122 @@
       </w:r>
       <w:r>
         <w:rPr>
+          <w:lang w:val="zh_TW" w:bidi="zh_TW"/>
+        </w:rPr>
+        <w:t>另一方面，對於那些不屬於基督的人，最終將與神完全分離。在最後的審判中，所有名字未記錄在「生命冊」上的人都將被投入火湖，與死亡和陰間為伴。這種與神的最終分離就是「第二次的死」（</w:t>
+      </w:r>
+      <w:hyperlink r:id="rId91">
+        <w:r>
+          <w:rPr>
+            <w:lang w:val="zh_TW" w:bidi="zh_TW"/>
+          </w:rPr>
+          <w:rPr>
+            <w:color w:val="0000EE"/>
+            <w:u w:val="single"/>
+          </w:rPr>
+          <w:t>啟20:14</w:t>
+        </w:r>
+      </w:hyperlink>
+      <w:r>
+        <w:rPr>
+          <w:lang w:val="zh_TW" w:bidi="zh_TW"/>
+        </w:rPr>
+        <w:t>）。然而，基督徒已經從死亡中得救（</w:t>
+      </w:r>
+      <w:hyperlink r:id="rId92">
+        <w:r>
+          <w:rPr>
+            <w:lang w:val="zh_TW" w:bidi="zh_TW"/>
+          </w:rPr>
+          <w:rPr>
+            <w:color w:val="0000EE"/>
+            <w:u w:val="single"/>
+          </w:rPr>
+          <w:t>雅5:20</w:t>
+        </w:r>
+      </w:hyperlink>
+      <w:r>
+        <w:rPr>
+          <w:lang w:val="zh_TW" w:bidi="zh_TW"/>
+        </w:rPr>
+        <w:t>；</w:t>
+      </w:r>
+      <w:hyperlink r:id="rId93">
+        <w:r>
+          <w:rPr>
+            <w:lang w:val="zh_TW" w:bidi="zh_TW"/>
+          </w:rPr>
+          <w:rPr>
+            <w:color w:val="0000EE"/>
+            <w:u w:val="single"/>
+          </w:rPr>
+          <w:t>約一3:14</w:t>
+        </w:r>
+      </w:hyperlink>
+      <w:r>
+        <w:rPr>
+          <w:lang w:val="zh_TW" w:bidi="zh_TW"/>
+        </w:rPr>
+        <w:t>）。第二次的死對那些忠於基督的人毫無權勢（</w:t>
+      </w:r>
+      <w:hyperlink r:id="rId94">
+        <w:r>
+          <w:rPr>
+            <w:lang w:val="zh_TW" w:bidi="zh_TW"/>
+          </w:rPr>
+          <w:rPr>
+            <w:color w:val="0000EE"/>
+            <w:u w:val="single"/>
+          </w:rPr>
+          <w:t>啟2:11，</w:t>
+        </w:r>
+      </w:hyperlink>
+      <w:hyperlink r:id="rId95">
+        <w:r>
+          <w:rPr>
+            <w:lang w:val="zh_TW" w:bidi="zh_TW"/>
+          </w:rPr>
+          <w:rPr>
+            <w:color w:val="0000EE"/>
+            <w:u w:val="single"/>
+          </w:rPr>
+          <w:t>20:6</w:t>
+        </w:r>
+      </w:hyperlink>
+      <w:r>
+        <w:rPr>
+          <w:lang w:val="zh_TW" w:bidi="zh_TW"/>
+        </w:rPr>
+        <w:t>）。相反，他們將與神同住，在神的同在中不再有死亡，因為神本身就是生命（</w:t>
+      </w:r>
+      <w:hyperlink r:id="rId96">
+        <w:r>
+          <w:rPr>
+            <w:lang w:val="zh_TW" w:bidi="zh_TW"/>
+          </w:rPr>
+          <w:rPr>
+            <w:color w:val="0000EE"/>
+            <w:u w:val="single"/>
+          </w:rPr>
+          <w:t>21:4</w:t>
+        </w:r>
+      </w:hyperlink>
+      <w:r>
+        <w:rPr>
+          <w:lang w:val="zh_TW" w:bidi="zh_TW"/>
+        </w:rPr>
+        <w:t>）。</w:t>
+      </w:r>
+    </w:p>
+    <w:p>
+      <w:pPr/>
+      <w:r>
+        <w:rPr>
+          <w:lang w:val="zh_TW" w:bidi="zh_TW"/>
+        </w:rPr>
+      </w:r>
+      <w:r>
+        <w:rPr>
           <w:i/>
           <w:lang w:val="zh_TW" w:bidi="zh_TW"/>
         </w:rPr>
@@ -1609,7 +2554,7 @@
         <w:rPr>
           <w:lang w:val="zh_TW" w:bidi="zh_TW"/>
         </w:rPr>
-        <w:t>革馬拉</w:t>
+        <w:t>死者之地</w:t>
       </w:r>
       <w:r>
         <w:rPr>
@@ -1621,7 +2566,7 @@
         <w:rPr>
           <w:lang w:val="zh_TW" w:bidi="zh_TW"/>
         </w:rPr>
-        <w:t>哈加達</w:t>
+        <w:t>中間狀態</w:t>
       </w:r>
       <w:r>
         <w:rPr>
@@ -1633,91 +2578,2153 @@
         <w:rPr>
           <w:lang w:val="zh_TW" w:bidi="zh_TW"/>
         </w:rPr>
-        <w:t>哈拉卡</w:t>
-      </w:r>
+        <w:t>神的忿怒</w:t>
+      </w:r>
+      <w:r>
+        <w:rPr>
+          <w:lang w:val="zh_TW" w:bidi="zh_TW"/>
+        </w:rPr>
+        <w:t>。</w:t>
+      </w:r>
+      <w:r>
+        <w:rPr>
+          <w:lang w:val="zh_TW" w:bidi="zh_TW"/>
+        </w:rPr>
+      </w:r>
+      <w:r>
+        <w:rPr>
+          <w:lang w:val="zh_TW" w:bidi="zh_TW"/>
+        </w:rPr>
+      </w:r>
+    </w:p>
+    <w:p>
+      <w:pPr/>
+      <w:r>
+        <w:rPr>
+          <w:lang w:val="zh_TW" w:bidi="zh_TW"/>
+        </w:rPr>
+      </w:r>
+    </w:p>
+    <w:p>
+      <w:pPr>
+        <w:pStyle w:val="Heading2"/>
+      </w:pPr>
+      <w:r>
+        <w:rPr>
+          <w:lang w:val="zh_TW" w:bidi="zh_TW"/>
+        </w:rPr>
+        <w:t>死者之地</w:t>
+      </w:r>
+      <w:r>
+        <w:rPr>
+          <w:lang w:val="zh_TW" w:bidi="zh_TW"/>
+        </w:rPr>
+      </w:r>
+    </w:p>
+    <w:p>
+      <w:pPr/>
+      <w:r>
+        <w:rPr>
+          <w:lang w:val="zh_TW" w:bidi="zh_TW"/>
+        </w:rPr>
+      </w:r>
+      <w:r>
+        <w:rPr>
+          <w:lang w:val="zh_TW" w:bidi="zh_TW"/>
+        </w:rPr>
+        <w:t>此用語涵蓋聖經多個指向死者歸宿的描述式意象，包括舊約中的「陰間（Sheol）」和「坑」，以及新約中的「陰間（Hades）」、「地獄（Gehenna）」、「樂園（Paradise）」和「亞伯拉罕的懷裡」。隨著希伯來人愈來愈理解生命和死後之事，他們對死亡的觀念，初期模糊認知，得以發展到新約更為完整的概念。</w:t>
+      </w:r>
+    </w:p>
+    <w:p>
+      <w:pPr>
+        <w:pStyle w:val="Heading3"/>
+      </w:pPr>
+      <w:r>
+        <w:rPr>
+          <w:lang w:val="zh_TW" w:bidi="zh_TW"/>
+        </w:rPr>
+        <w:t>舊約聖經</w:t>
+      </w:r>
+    </w:p>
+    <w:p>
+      <w:pPr/>
+      <w:r>
+        <w:rPr>
+          <w:lang w:val="zh_TW" w:bidi="zh_TW"/>
+        </w:rPr>
+      </w:r>
+      <w:r>
+        <w:rPr>
+          <w:lang w:val="zh_TW" w:bidi="zh_TW"/>
+        </w:rPr>
+        <w:t>舊約關於死者的信息有限。根據某些經文，死亡之後，人下降到陰間（常被翻譯為「墳墓」、「地獄」、「坑」或簡單稱為「死裡」），在某些情況下，僅僅指埋葬的墳墓（</w:t>
+      </w:r>
+      <w:hyperlink r:id="rId97">
+        <w:r>
+          <w:rPr>
+            <w:lang w:val="zh_TW" w:bidi="zh_TW"/>
+          </w:rPr>
+          <w:rPr>
+            <w:color w:val="0000EE"/>
+            <w:u w:val="single"/>
+          </w:rPr>
+          <w:t>民16:30、33</w:t>
+        </w:r>
+      </w:hyperlink>
+      <w:r>
+        <w:rPr>
+          <w:lang w:val="zh_TW" w:bidi="zh_TW"/>
+        </w:rPr>
+        <w:t>），但更多時候是指一個地下世界。這個死者的居所被描繪為地下的地方，人會「下到」那裡（</w:t>
+      </w:r>
+      <w:hyperlink r:id="rId98">
+        <w:r>
+          <w:rPr>
+            <w:lang w:val="zh_TW" w:bidi="zh_TW"/>
+          </w:rPr>
+          <w:rPr>
+            <w:color w:val="0000EE"/>
+            <w:u w:val="single"/>
+          </w:rPr>
+          <w:t>創42:38</w:t>
+        </w:r>
+      </w:hyperlink>
       <w:r>
         <w:rPr>
           <w:lang w:val="zh_TW" w:bidi="zh_TW"/>
         </w:rPr>
         <w:t>；</w:t>
       </w:r>
-      <w:r>
-        <w:rPr>
-          <w:lang w:val="zh_TW" w:bidi="zh_TW"/>
-        </w:rPr>
-        <w:t>聖經中的法律概念</w:t>
-      </w:r>
+      <w:hyperlink r:id="rId99">
+        <w:r>
+          <w:rPr>
+            <w:lang w:val="zh_TW" w:bidi="zh_TW"/>
+          </w:rPr>
+          <w:rPr>
+            <w:color w:val="0000EE"/>
+            <w:u w:val="single"/>
+          </w:rPr>
+          <w:t>箴15:24</w:t>
+        </w:r>
+      </w:hyperlink>
       <w:r>
         <w:rPr>
           <w:lang w:val="zh_TW" w:bidi="zh_TW"/>
         </w:rPr>
         <w:t>；</w:t>
       </w:r>
-      <w:r>
-        <w:rPr>
-          <w:lang w:val="zh_TW" w:bidi="zh_TW"/>
-        </w:rPr>
-        <w:t>米大示</w:t>
-      </w:r>
+      <w:hyperlink r:id="rId100">
+        <w:r>
+          <w:rPr>
+            <w:lang w:val="zh_TW" w:bidi="zh_TW"/>
+          </w:rPr>
+          <w:rPr>
+            <w:color w:val="0000EE"/>
+            <w:u w:val="single"/>
+          </w:rPr>
+          <w:t>結26:20</w:t>
+        </w:r>
+      </w:hyperlink>
+      <w:r>
+        <w:rPr>
+          <w:lang w:val="zh_TW" w:bidi="zh_TW"/>
+        </w:rPr>
+        <w:t>），並且是幽暗（</w:t>
+      </w:r>
+      <w:hyperlink r:id="rId101">
+        <w:r>
+          <w:rPr>
+            <w:lang w:val="zh_TW" w:bidi="zh_TW"/>
+          </w:rPr>
+          <w:rPr>
+            <w:color w:val="0000EE"/>
+            <w:u w:val="single"/>
+          </w:rPr>
+          <w:t>伯10:21–22</w:t>
+        </w:r>
+      </w:hyperlink>
+      <w:r>
+        <w:rPr>
+          <w:lang w:val="zh_TW" w:bidi="zh_TW"/>
+        </w:rPr>
+        <w:t>）、寂靜（</w:t>
+      </w:r>
+      <w:hyperlink r:id="rId102">
+        <w:r>
+          <w:rPr>
+            <w:lang w:val="zh_TW" w:bidi="zh_TW"/>
+          </w:rPr>
+          <w:rPr>
+            <w:color w:val="0000EE"/>
+            <w:u w:val="single"/>
+          </w:rPr>
+          <w:t>詩94:17，</w:t>
+        </w:r>
+      </w:hyperlink>
+      <w:hyperlink r:id="rId103">
+        <w:r>
+          <w:rPr>
+            <w:lang w:val="zh_TW" w:bidi="zh_TW"/>
+          </w:rPr>
+          <w:rPr>
+            <w:color w:val="0000EE"/>
+            <w:u w:val="single"/>
+          </w:rPr>
+          <w:t>115:17</w:t>
+        </w:r>
+      </w:hyperlink>
+      <w:r>
+        <w:rPr>
+          <w:lang w:val="zh_TW" w:bidi="zh_TW"/>
+        </w:rPr>
+        <w:t>）和忘記之地（</w:t>
+      </w:r>
+      <w:hyperlink r:id="rId104">
+        <w:r>
+          <w:rPr>
+            <w:lang w:val="zh_TW" w:bidi="zh_TW"/>
+          </w:rPr>
+          <w:rPr>
+            <w:color w:val="0000EE"/>
+            <w:u w:val="single"/>
+          </w:rPr>
+          <w:t>詩88:12</w:t>
+        </w:r>
+      </w:hyperlink>
+      <w:r>
+        <w:rPr>
+          <w:lang w:val="zh_TW" w:bidi="zh_TW"/>
+        </w:rPr>
+        <w:t>）。神不會在「陰間」被記念，也不再有人歌頌祂（</w:t>
+      </w:r>
+      <w:hyperlink r:id="rId105">
+        <w:r>
+          <w:rPr>
+            <w:lang w:val="zh_TW" w:bidi="zh_TW"/>
+          </w:rPr>
+          <w:rPr>
+            <w:color w:val="0000EE"/>
+            <w:u w:val="single"/>
+          </w:rPr>
+          <w:t>詩6:5，</w:t>
+        </w:r>
+      </w:hyperlink>
+      <w:hyperlink r:id="rId106">
+        <w:r>
+          <w:rPr>
+            <w:lang w:val="zh_TW" w:bidi="zh_TW"/>
+          </w:rPr>
+          <w:rPr>
+            <w:color w:val="0000EE"/>
+            <w:u w:val="single"/>
+          </w:rPr>
+          <w:t>30:9，</w:t>
+        </w:r>
+      </w:hyperlink>
+      <w:hyperlink r:id="rId103">
+        <w:r>
+          <w:rPr>
+            <w:lang w:val="zh_TW" w:bidi="zh_TW"/>
+          </w:rPr>
+          <w:rPr>
+            <w:color w:val="0000EE"/>
+            <w:u w:val="single"/>
+          </w:rPr>
+          <w:t>115:17</w:t>
+        </w:r>
+      </w:hyperlink>
+      <w:r>
+        <w:rPr>
+          <w:lang w:val="zh_TW" w:bidi="zh_TW"/>
+        </w:rPr>
+        <w:t>），甚至人們相信，連神也不會記念那裡的人（</w:t>
+      </w:r>
+      <w:hyperlink r:id="rId107">
+        <w:r>
+          <w:rPr>
+            <w:lang w:val="zh_TW" w:bidi="zh_TW"/>
+          </w:rPr>
+          <w:rPr>
+            <w:color w:val="0000EE"/>
+            <w:u w:val="single"/>
+          </w:rPr>
+          <w:t>詩88:5、11</w:t>
+        </w:r>
+      </w:hyperlink>
       <w:r>
         <w:rPr>
           <w:lang w:val="zh_TW" w:bidi="zh_TW"/>
         </w:rPr>
         <w:t>；</w:t>
       </w:r>
-      <w:r>
-        <w:rPr>
-          <w:lang w:val="zh_TW" w:bidi="zh_TW"/>
-        </w:rPr>
-        <w:t>米示拿</w:t>
-      </w:r>
+      <w:hyperlink r:id="rId108">
+        <w:r>
+          <w:rPr>
+            <w:lang w:val="zh_TW" w:bidi="zh_TW"/>
+          </w:rPr>
+          <w:rPr>
+            <w:color w:val="0000EE"/>
+            <w:u w:val="single"/>
+          </w:rPr>
+          <w:t>賽38:18</w:t>
+        </w:r>
+      </w:hyperlink>
+      <w:r>
+        <w:rPr>
+          <w:lang w:val="zh_TW" w:bidi="zh_TW"/>
+        </w:rPr>
+        <w:t>）。死者被視為永久與神隔絕，無法參與祂在歷史中的作為。雖然生與死之間的界線有時可說是模糊不清（如在</w:t>
+      </w:r>
+      <w:hyperlink r:id="rId109">
+        <w:r>
+          <w:rPr>
+            <w:lang w:val="zh_TW" w:bidi="zh_TW"/>
+          </w:rPr>
+          <w:rPr>
+            <w:color w:val="0000EE"/>
+            <w:u w:val="single"/>
+          </w:rPr>
+          <w:t>列王紀下四章32至37節</w:t>
+        </w:r>
+      </w:hyperlink>
+      <w:r>
+        <w:rPr>
+          <w:lang w:val="zh_TW" w:bidi="zh_TW"/>
+        </w:rPr>
+        <w:t>中的復活，又在</w:t>
+      </w:r>
+      <w:hyperlink r:id="rId110">
+        <w:r>
+          <w:rPr>
+            <w:lang w:val="zh_TW" w:bidi="zh_TW"/>
+          </w:rPr>
+          <w:rPr>
+            <w:color w:val="0000EE"/>
+            <w:u w:val="single"/>
+          </w:rPr>
+          <w:t>撒母耳記上二十八章7至25節</w:t>
+        </w:r>
+      </w:hyperlink>
+      <w:r>
+        <w:rPr>
+          <w:lang w:val="zh_TW" w:bidi="zh_TW"/>
+        </w:rPr>
+        <w:t>中，撒母耳的鬼魂所示），但猶太人明確禁止與死者溝通（</w:t>
+      </w:r>
+      <w:hyperlink r:id="rId111">
+        <w:r>
+          <w:rPr>
+            <w:lang w:val="zh_TW" w:bidi="zh_TW"/>
+          </w:rPr>
+          <w:rPr>
+            <w:color w:val="0000EE"/>
+            <w:u w:val="single"/>
+          </w:rPr>
+          <w:t>申18:11</w:t>
+        </w:r>
+      </w:hyperlink>
+      <w:r>
+        <w:rPr>
+          <w:lang w:val="zh_TW" w:bidi="zh_TW"/>
+        </w:rPr>
+        <w:t>）。（拜祭死者在以色列周邊的列國中，是普遍的習俗。）</w:t>
+      </w:r>
+    </w:p>
+    <w:p>
+      <w:pPr/>
+      <w:r>
+        <w:rPr>
+          <w:lang w:val="zh_TW" w:bidi="zh_TW"/>
+        </w:rPr>
+      </w:r>
+      <w:r>
+        <w:rPr>
+          <w:lang w:val="zh_TW" w:bidi="zh_TW"/>
+        </w:rPr>
+        <w:t>雖然人在陰間的命運不能真正稱為生命，但它仍被視為一種存在狀態，或許還可能與同胞和祖先相伴（</w:t>
+      </w:r>
+      <w:hyperlink r:id="rId112">
+        <w:r>
+          <w:rPr>
+            <w:lang w:val="zh_TW" w:bidi="zh_TW"/>
+          </w:rPr>
+          <w:rPr>
+            <w:color w:val="0000EE"/>
+            <w:u w:val="single"/>
+          </w:rPr>
+          <w:t>創25:8</w:t>
+        </w:r>
+      </w:hyperlink>
       <w:r>
         <w:rPr>
           <w:lang w:val="zh_TW" w:bidi="zh_TW"/>
         </w:rPr>
         <w:t>；</w:t>
       </w:r>
-      <w:r>
-        <w:rPr>
-          <w:lang w:val="zh_TW" w:bidi="zh_TW"/>
-        </w:rPr>
-        <w:t>法利賽人</w:t>
-      </w:r>
+      <w:hyperlink r:id="rId113">
+        <w:r>
+          <w:rPr>
+            <w:lang w:val="zh_TW" w:bidi="zh_TW"/>
+          </w:rPr>
+          <w:rPr>
+            <w:color w:val="0000EE"/>
+            <w:u w:val="single"/>
+          </w:rPr>
+          <w:t>結32:17–30</w:t>
+        </w:r>
+      </w:hyperlink>
+      <w:r>
+        <w:rPr>
+          <w:lang w:val="zh_TW" w:bidi="zh_TW"/>
+        </w:rPr>
+        <w:t>）。然而，陰間並不在神的能力範圍之外（</w:t>
+      </w:r>
+      <w:hyperlink r:id="rId35">
+        <w:r>
+          <w:rPr>
+            <w:lang w:val="zh_TW" w:bidi="zh_TW"/>
+          </w:rPr>
+          <w:rPr>
+            <w:color w:val="0000EE"/>
+            <w:u w:val="single"/>
+          </w:rPr>
+          <w:t>詩139:8</w:t>
+        </w:r>
+      </w:hyperlink>
       <w:r>
         <w:rPr>
           <w:lang w:val="zh_TW" w:bidi="zh_TW"/>
         </w:rPr>
         <w:t>；</w:t>
       </w:r>
-      <w:r>
-        <w:rPr>
-          <w:lang w:val="zh_TW" w:bidi="zh_TW"/>
-        </w:rPr>
-        <w:t>妥拉</w:t>
-      </w:r>
+      <w:hyperlink r:id="rId114">
+        <w:r>
+          <w:rPr>
+            <w:lang w:val="zh_TW" w:bidi="zh_TW"/>
+          </w:rPr>
+          <w:rPr>
+            <w:color w:val="0000EE"/>
+            <w:u w:val="single"/>
+          </w:rPr>
+          <w:t>摩9:2</w:t>
+        </w:r>
+      </w:hyperlink>
       <w:r>
         <w:rPr>
           <w:lang w:val="zh_TW" w:bidi="zh_TW"/>
         </w:rPr>
         <w:t>；</w:t>
       </w:r>
-      <w:r>
-        <w:rPr>
-          <w:lang w:val="zh_TW" w:bidi="zh_TW"/>
-        </w:rPr>
-        <w:t>傳統</w:t>
-      </w:r>
+      <w:hyperlink r:id="rId115">
+        <w:r>
+          <w:rPr>
+            <w:lang w:val="zh_TW" w:bidi="zh_TW"/>
+          </w:rPr>
+          <w:rPr>
+            <w:color w:val="0000EE"/>
+            <w:u w:val="single"/>
+          </w:rPr>
+          <w:t>拿2:2</w:t>
+        </w:r>
+      </w:hyperlink>
+      <w:r>
+        <w:rPr>
+          <w:lang w:val="zh_TW" w:bidi="zh_TW"/>
+        </w:rPr>
+        <w:t>）。雖然陰間被描繪成貪婪飢渴的怪物，會吞噬活人（</w:t>
+      </w:r>
+      <w:hyperlink r:id="rId116">
+        <w:r>
+          <w:rPr>
+            <w:lang w:val="zh_TW" w:bidi="zh_TW"/>
+          </w:rPr>
+          <w:rPr>
+            <w:color w:val="0000EE"/>
+            <w:u w:val="single"/>
+          </w:rPr>
+          <w:t>箴27:20，</w:t>
+        </w:r>
+      </w:hyperlink>
+      <w:hyperlink r:id="rId117">
+        <w:r>
+          <w:rPr>
+            <w:lang w:val="zh_TW" w:bidi="zh_TW"/>
+          </w:rPr>
+          <w:rPr>
+            <w:color w:val="0000EE"/>
+            <w:u w:val="single"/>
+          </w:rPr>
+          <w:t>30:16</w:t>
+        </w:r>
+      </w:hyperlink>
+      <w:r>
+        <w:rPr>
+          <w:lang w:val="zh_TW" w:bidi="zh_TW"/>
+        </w:rPr>
+        <w:t>），但神的大能仍能拯救人脫離掌控（</w:t>
+      </w:r>
+      <w:hyperlink r:id="rId118">
+        <w:r>
+          <w:rPr>
+            <w:lang w:val="zh_TW" w:bidi="zh_TW"/>
+          </w:rPr>
+          <w:rPr>
+            <w:color w:val="0000EE"/>
+            <w:u w:val="single"/>
+          </w:rPr>
+          <w:t>詩49:15，</w:t>
+        </w:r>
+      </w:hyperlink>
+      <w:hyperlink r:id="rId119">
+        <w:r>
+          <w:rPr>
+            <w:lang w:val="zh_TW" w:bidi="zh_TW"/>
+          </w:rPr>
+          <w:rPr>
+            <w:color w:val="0000EE"/>
+            <w:u w:val="single"/>
+          </w:rPr>
+          <w:t>86:13</w:t>
+        </w:r>
+      </w:hyperlink>
+      <w:r>
+        <w:rPr>
+          <w:lang w:val="zh_TW" w:bidi="zh_TW"/>
+        </w:rPr>
+        <w:t>）。到舊約時期末期，人們甚至有希望最終從陰間得救（</w:t>
+      </w:r>
+      <w:hyperlink r:id="rId120">
+        <w:r>
+          <w:rPr>
+            <w:lang w:val="zh_TW" w:bidi="zh_TW"/>
+          </w:rPr>
+          <w:rPr>
+            <w:color w:val="0000EE"/>
+            <w:u w:val="single"/>
+          </w:rPr>
+          <w:t>伯14:13–22，</w:t>
+        </w:r>
+      </w:hyperlink>
+      <w:hyperlink r:id="rId121">
+        <w:r>
+          <w:rPr>
+            <w:lang w:val="zh_TW" w:bidi="zh_TW"/>
+          </w:rPr>
+          <w:rPr>
+            <w:color w:val="0000EE"/>
+            <w:u w:val="single"/>
+          </w:rPr>
+          <w:t>19:25–27</w:t>
+        </w:r>
+      </w:hyperlink>
       <w:r>
         <w:rPr>
           <w:lang w:val="zh_TW" w:bidi="zh_TW"/>
         </w:rPr>
         <w:t>；</w:t>
       </w:r>
-      <w:r>
-        <w:rPr>
-          <w:lang w:val="zh_TW" w:bidi="zh_TW"/>
-        </w:rPr>
-        <w:t>口頭傳統</w:t>
+      <w:hyperlink r:id="rId118">
+        <w:r>
+          <w:rPr>
+            <w:lang w:val="zh_TW" w:bidi="zh_TW"/>
+          </w:rPr>
+          <w:rPr>
+            <w:color w:val="0000EE"/>
+            <w:u w:val="single"/>
+          </w:rPr>
+          <w:t>詩49:15，</w:t>
+        </w:r>
+      </w:hyperlink>
+      <w:hyperlink r:id="rId34">
+        <w:r>
+          <w:rPr>
+            <w:lang w:val="zh_TW" w:bidi="zh_TW"/>
+          </w:rPr>
+          <w:rPr>
+            <w:color w:val="0000EE"/>
+            <w:u w:val="single"/>
+          </w:rPr>
+          <w:t>73:23–28</w:t>
+        </w:r>
+      </w:hyperlink>
+      <w:r>
+        <w:rPr>
+          <w:lang w:val="zh_TW" w:bidi="zh_TW"/>
+        </w:rPr>
+        <w:t>），但只有但以理書明確表達了這份盼望（</w:t>
+      </w:r>
+      <w:hyperlink r:id="rId122">
+        <w:r>
+          <w:rPr>
+            <w:lang w:val="zh_TW" w:bidi="zh_TW"/>
+          </w:rPr>
+          <w:rPr>
+            <w:color w:val="0000EE"/>
+            <w:u w:val="single"/>
+          </w:rPr>
+          <w:t>但12:1–2</w:t>
+        </w:r>
+      </w:hyperlink>
+      <w:r>
+        <w:rPr>
+          <w:lang w:val="zh_TW" w:bidi="zh_TW"/>
+        </w:rPr>
+        <w:t>）。因此，雖然古代希伯來人並未像新約使徒保羅那樣，可以坦然面對死亡（</w:t>
+      </w:r>
+      <w:hyperlink r:id="rId123">
+        <w:r>
+          <w:rPr>
+            <w:lang w:val="zh_TW" w:bidi="zh_TW"/>
+          </w:rPr>
+          <w:rPr>
+            <w:color w:val="0000EE"/>
+            <w:u w:val="single"/>
+          </w:rPr>
+          <w:t>林後5:1–8</w:t>
+        </w:r>
+      </w:hyperlink>
+      <w:r>
+        <w:rPr>
+          <w:lang w:val="zh_TW" w:bidi="zh_TW"/>
+        </w:rPr>
+        <w:t>；</w:t>
+      </w:r>
+      <w:hyperlink r:id="rId124">
+        <w:r>
+          <w:rPr>
+            <w:lang w:val="zh_TW" w:bidi="zh_TW"/>
+          </w:rPr>
+          <w:rPr>
+            <w:color w:val="0000EE"/>
+            <w:u w:val="single"/>
+          </w:rPr>
+          <w:t>腓1:21–23</w:t>
+        </w:r>
+      </w:hyperlink>
+      <w:r>
+        <w:rPr>
+          <w:lang w:val="zh_TW" w:bidi="zh_TW"/>
+        </w:rPr>
+        <w:t>），但他們逐漸明白死亡並非一個毫無盼望的狀態。</w:t>
+      </w:r>
+    </w:p>
+    <w:p>
+      <w:pPr>
+        <w:pStyle w:val="Heading3"/>
+      </w:pPr>
+      <w:r>
+        <w:rPr>
+          <w:lang w:val="zh_TW" w:bidi="zh_TW"/>
+        </w:rPr>
+        <w:t>兩約之間的著作</w:t>
+      </w:r>
+    </w:p>
+    <w:p>
+      <w:pPr/>
+      <w:r>
+        <w:rPr>
+          <w:lang w:val="zh_TW" w:bidi="zh_TW"/>
+        </w:rPr>
+      </w:r>
+      <w:r>
+        <w:rPr>
+          <w:lang w:val="zh_TW" w:bidi="zh_TW"/>
+        </w:rPr>
+        <w:t>在被擄與新約時期的開始之間（公元前586–公元30，與舊約結束的時期部分重疊），與波斯和希臘宗教的接觸，促使猶太人釐清他們對死後生命的觀念。舊約翻譯成希臘文時，人們用希臘文Hades（陰間的名稱）來翻譯希伯來文的Sheol。在新約中，Hades成為死者居所的通用名稱。</w:t>
+      </w:r>
+    </w:p>
+    <w:p>
+      <w:pPr/>
+      <w:r>
+        <w:rPr>
+          <w:lang w:val="zh_TW" w:bidi="zh_TW"/>
+        </w:rPr>
+      </w:r>
+      <w:r>
+        <w:rPr>
+          <w:lang w:val="zh_TW" w:bidi="zh_TW"/>
+        </w:rPr>
+        <w:t>新名稱的出現也帶來了新的觀念，有多個關於死者歸宿的觀點開始流傳。一個常見的觀點出現在偽經以諾一書第二十二章中，描述死者被安置在一座大山的中空位置，等待最後的審判。其中有一個相對愉快的區域，是為義人預備的；另一個則是為惡人準備，充滿痛苦的地方。其他作者則延續舊約Hades或Sheol的概念，視其為一個與神和幸福隔絕的地方（</w:t>
+      </w:r>
+      <w:hyperlink r:id="rId125">
+        <w:r>
+          <w:rPr>
+            <w:lang w:val="zh_TW" w:bidi="zh_TW"/>
+          </w:rPr>
+          <w:rPr>
+            <w:color w:val="0000EE"/>
+            <w:u w:val="single"/>
+          </w:rPr>
+          <w:t>便西拉智訓14:12、16，</w:t>
+        </w:r>
+      </w:hyperlink>
+      <w:hyperlink r:id="rId126">
+        <w:r>
+          <w:rPr>
+            <w:lang w:val="zh_TW" w:bidi="zh_TW"/>
+          </w:rPr>
+          <w:rPr>
+            <w:color w:val="0000EE"/>
+            <w:u w:val="single"/>
+          </w:rPr>
+          <w:t>17:27–28</w:t>
+        </w:r>
+      </w:hyperlink>
+      <w:r>
+        <w:rPr>
+          <w:lang w:val="zh_TW" w:bidi="zh_TW"/>
+        </w:rPr>
+        <w:t>）。</w:t>
+      </w:r>
+    </w:p>
+    <w:p>
+      <w:pPr/>
+      <w:r>
+        <w:rPr>
+          <w:lang w:val="zh_TW" w:bidi="zh_TW"/>
+        </w:rPr>
+      </w:r>
+      <w:r>
+        <w:rPr>
+          <w:lang w:val="zh_TW" w:bidi="zh_TW"/>
+        </w:rPr>
+        <w:t>在那段時期，猶太人也開始使用新詞「地獄」（Gehenna，希伯來文Hinnom），是一個山谷的名字，位於耶路撒冷南方。該山谷在舊約時期以獻兒童為祭的可憎行為著稱（</w:t>
+      </w:r>
+      <w:hyperlink r:id="rId127">
+        <w:r>
+          <w:rPr>
+            <w:lang w:val="zh_TW" w:bidi="zh_TW"/>
+          </w:rPr>
+          <w:rPr>
+            <w:color w:val="0000EE"/>
+            <w:u w:val="single"/>
+          </w:rPr>
+          <w:t>王下23:10;</w:t>
+        </w:r>
+      </w:hyperlink>
+      <w:r>
+        <w:rPr>
+          <w:lang w:val="zh_TW" w:bidi="zh_TW"/>
+        </w:rPr>
+        <w:t xml:space="preserve"> </w:t>
+      </w:r>
+      <w:hyperlink r:id="rId128">
+        <w:r>
+          <w:rPr>
+            <w:lang w:val="zh_TW" w:bidi="zh_TW"/>
+          </w:rPr>
+          <w:rPr>
+            <w:color w:val="0000EE"/>
+            <w:u w:val="single"/>
+          </w:rPr>
+          <w:t>歷代志下</w:t>
+        </w:r>
+      </w:hyperlink>
+      <w:r>
+        <w:rPr>
+          <w:lang w:val="zh_TW" w:bidi="zh_TW"/>
+        </w:rPr>
+        <w:t xml:space="preserve"> 28:3; </w:t>
+      </w:r>
+      <w:hyperlink r:id="rId129">
+        <w:r>
+          <w:rPr>
+            <w:lang w:val="zh_TW" w:bidi="zh_TW"/>
+          </w:rPr>
+          <w:rPr>
+            <w:color w:val="0000EE"/>
+            <w:u w:val="single"/>
+          </w:rPr>
+          <w:t xml:space="preserve">33:6 </w:t>
+        </w:r>
+      </w:hyperlink>
+      <w:r>
+        <w:rPr>
+          <w:lang w:val="zh_TW" w:bidi="zh_TW"/>
+        </w:rPr>
+        <w:t>)，而在新約時期則以焚燒垃圾聞名。地獄成為惡人死後歸宿的稱呼，是一個充滿火焰折磨的地方（以諾一書90:20–27；</w:t>
+      </w:r>
+      <w:hyperlink r:id="rId130">
+        <w:r>
+          <w:rPr>
+            <w:lang w:val="zh_TW" w:bidi="zh_TW"/>
+          </w:rPr>
+          <w:rPr>
+            <w:color w:val="0000EE"/>
+            <w:u w:val="single"/>
+          </w:rPr>
+          <w:t>以斯拉二書7:70</w:t>
+        </w:r>
+      </w:hyperlink>
+      <w:r>
+        <w:rPr>
+          <w:lang w:val="zh_TW" w:bidi="zh_TW"/>
+        </w:rPr>
+        <w:t>）。與此懲罰之地相對的是「樂園」（paradise，源自波斯文，指快樂園地），義人在那裡享受福樂。</w:t>
+      </w:r>
+    </w:p>
+    <w:p>
+      <w:pPr/>
+      <w:r>
+        <w:rPr>
+          <w:lang w:val="zh_TW" w:bidi="zh_TW"/>
+        </w:rPr>
+      </w:r>
+      <w:r>
+        <w:rPr>
+          <w:lang w:val="zh_TW" w:bidi="zh_TW"/>
+        </w:rPr>
+        <w:t>所有這些概念——陰間、地獄、樂園，都被新約作者塑造成最適切基督啟示的形式。</w:t>
+      </w:r>
+    </w:p>
+    <w:p>
+      <w:pPr>
+        <w:pStyle w:val="Heading3"/>
+      </w:pPr>
+      <w:r>
+        <w:rPr>
+          <w:lang w:val="zh_TW" w:bidi="zh_TW"/>
+        </w:rPr>
+        <w:t>新約聖經</w:t>
+      </w:r>
+    </w:p>
+    <w:p>
+      <w:pPr/>
+      <w:r>
+        <w:rPr>
+          <w:lang w:val="zh_TW" w:bidi="zh_TW"/>
+        </w:rPr>
+      </w:r>
+      <w:r>
+        <w:rPr>
+          <w:lang w:val="zh_TW" w:bidi="zh_TW"/>
+        </w:rPr>
+        <w:t>雖然新約使用了多種詞語來描述死者的居所，但實際提及的次數相當少，總共只有約35節經文。這些經文主要集中在福音書和啟示錄。使徒保羅對天堂多有言說，但只有耶穌和約翰對地獄有較多的描述。</w:t>
+      </w:r>
+    </w:p>
+    <w:p>
+      <w:pPr/>
+      <w:r>
+        <w:rPr>
+          <w:lang w:val="zh_TW" w:bidi="zh_TW"/>
+        </w:rPr>
+      </w:r>
+      <w:r>
+        <w:rPr>
+          <w:lang w:val="zh_TW" w:bidi="zh_TW"/>
+        </w:rPr>
+        <w:t>「陰間（Hades）」這個詞僅在耶穌的比喻中出現一次，即財主和拉撒路的比喻（</w:t>
+      </w:r>
+      <w:hyperlink r:id="rId131">
+        <w:r>
+          <w:rPr>
+            <w:lang w:val="zh_TW" w:bidi="zh_TW"/>
+          </w:rPr>
+          <w:rPr>
+            <w:color w:val="0000EE"/>
+            <w:u w:val="single"/>
+          </w:rPr>
+          <w:t>路16:23</w:t>
+        </w:r>
+      </w:hyperlink>
+      <w:r>
+        <w:rPr>
+          <w:lang w:val="zh_TW" w:bidi="zh_TW"/>
+        </w:rPr>
+        <w:t>）。在該比喻中，陰間是一個充滿痛苦的地方，是惡人死後的去處。這種痛苦被描述為「火焰」，即使肉體已死，仍能對人造成身體上的折磨。凡在痛苦中的人，皆不會得到任何安慰。</w:t>
+      </w:r>
+    </w:p>
+    <w:p>
+      <w:pPr/>
+      <w:r>
+        <w:rPr>
+          <w:lang w:val="zh_TW" w:bidi="zh_TW"/>
+        </w:rPr>
+      </w:r>
+      <w:r>
+        <w:rPr>
+          <w:lang w:val="zh_TW" w:bidi="zh_TW"/>
+        </w:rPr>
+        <w:t>雖然惡人在死後立即進入陰間，但他們的最終歸宿是地獄，一個充滿火和蟲的地方，象徵著腐敗（</w:t>
+      </w:r>
+      <w:hyperlink r:id="rId132">
+        <w:r>
+          <w:rPr>
+            <w:lang w:val="zh_TW" w:bidi="zh_TW"/>
+          </w:rPr>
+          <w:rPr>
+            <w:color w:val="0000EE"/>
+            <w:u w:val="single"/>
+          </w:rPr>
+          <w:t>太5:22、29–30，</w:t>
+        </w:r>
+      </w:hyperlink>
+      <w:hyperlink r:id="rId133">
+        <w:r>
+          <w:rPr>
+            <w:lang w:val="zh_TW" w:bidi="zh_TW"/>
+          </w:rPr>
+          <w:rPr>
+            <w:color w:val="0000EE"/>
+            <w:u w:val="single"/>
+          </w:rPr>
+          <w:t>18:9</w:t>
+        </w:r>
+      </w:hyperlink>
+      <w:r>
+        <w:rPr>
+          <w:lang w:val="zh_TW" w:bidi="zh_TW"/>
+        </w:rPr>
+        <w:t>；</w:t>
+      </w:r>
+      <w:hyperlink r:id="rId134">
+        <w:r>
+          <w:rPr>
+            <w:lang w:val="zh_TW" w:bidi="zh_TW"/>
+          </w:rPr>
+          <w:rPr>
+            <w:color w:val="0000EE"/>
+            <w:u w:val="single"/>
+          </w:rPr>
+          <w:t>可9:48</w:t>
+        </w:r>
+      </w:hyperlink>
+      <w:r>
+        <w:rPr>
+          <w:lang w:val="zh_TW" w:bidi="zh_TW"/>
+        </w:rPr>
+        <w:t>，引用自</w:t>
+      </w:r>
+      <w:hyperlink r:id="rId135">
+        <w:r>
+          <w:rPr>
+            <w:lang w:val="zh_TW" w:bidi="zh_TW"/>
+          </w:rPr>
+          <w:rPr>
+            <w:color w:val="0000EE"/>
+            <w:u w:val="single"/>
+          </w:rPr>
+          <w:t>賽66:24</w:t>
+        </w:r>
+      </w:hyperlink>
+      <w:r>
+        <w:rPr>
+          <w:lang w:val="zh_TW" w:bidi="zh_TW"/>
+        </w:rPr>
+        <w:t>）。耶穌也稱地獄為「外邊黑暗」，那裡將有「哀哭切齒」（</w:t>
+      </w:r>
+      <w:hyperlink r:id="rId136">
+        <w:r>
+          <w:rPr>
+            <w:lang w:val="zh_TW" w:bidi="zh_TW"/>
+          </w:rPr>
+          <w:rPr>
+            <w:color w:val="0000EE"/>
+            <w:u w:val="single"/>
+          </w:rPr>
+          <w:t>太8:12，</w:t>
+        </w:r>
+      </w:hyperlink>
+      <w:hyperlink r:id="rId137">
+        <w:r>
+          <w:rPr>
+            <w:lang w:val="zh_TW" w:bidi="zh_TW"/>
+          </w:rPr>
+          <w:rPr>
+            <w:color w:val="0000EE"/>
+            <w:u w:val="single"/>
+          </w:rPr>
+          <w:t>22:13</w:t>
+        </w:r>
+      </w:hyperlink>
+      <w:r>
+        <w:rPr>
+          <w:lang w:val="zh_TW" w:bidi="zh_TW"/>
+        </w:rPr>
+        <w:t>）。顯然，在最後的審判之後，惡人將被基督的命令送往那裡（</w:t>
+      </w:r>
+      <w:hyperlink r:id="rId138">
+        <w:r>
+          <w:rPr>
+            <w:lang w:val="zh_TW" w:bidi="zh_TW"/>
+          </w:rPr>
+          <w:rPr>
+            <w:color w:val="0000EE"/>
+            <w:u w:val="single"/>
+          </w:rPr>
+          <w:t>約5:22、27</w:t>
+        </w:r>
+      </w:hyperlink>
+      <w:r>
+        <w:rPr>
+          <w:lang w:val="zh_TW" w:bidi="zh_TW"/>
+        </w:rPr>
+        <w:t>；</w:t>
+      </w:r>
+      <w:hyperlink r:id="rId139">
+        <w:r>
+          <w:rPr>
+            <w:lang w:val="zh_TW" w:bidi="zh_TW"/>
+          </w:rPr>
+          <w:rPr>
+            <w:color w:val="0000EE"/>
+            <w:u w:val="single"/>
+          </w:rPr>
+          <w:t>徒10:42，</w:t>
+        </w:r>
+      </w:hyperlink>
+      <w:hyperlink r:id="rId140">
+        <w:r>
+          <w:rPr>
+            <w:lang w:val="zh_TW" w:bidi="zh_TW"/>
+          </w:rPr>
+          <w:rPr>
+            <w:color w:val="0000EE"/>
+            <w:u w:val="single"/>
+          </w:rPr>
+          <w:t>17:31</w:t>
+        </w:r>
+      </w:hyperlink>
+      <w:r>
+        <w:rPr>
+          <w:lang w:val="zh_TW" w:bidi="zh_TW"/>
+        </w:rPr>
+        <w:t>；</w:t>
+      </w:r>
+      <w:hyperlink r:id="rId141">
+        <w:r>
+          <w:rPr>
+            <w:lang w:val="zh_TW" w:bidi="zh_TW"/>
+          </w:rPr>
+          <w:rPr>
+            <w:color w:val="0000EE"/>
+            <w:u w:val="single"/>
+          </w:rPr>
+          <w:t>提後4:1</w:t>
+        </w:r>
+      </w:hyperlink>
+      <w:r>
+        <w:rPr>
+          <w:lang w:val="zh_TW" w:bidi="zh_TW"/>
+        </w:rPr>
+        <w:t>）。那個折磨之地，承接舊約陰間作為與神分離之地的負面概念。</w:t>
+      </w:r>
+    </w:p>
+    <w:p>
+      <w:pPr/>
+      <w:r>
+        <w:rPr>
+          <w:lang w:val="zh_TW" w:bidi="zh_TW"/>
+        </w:rPr>
+      </w:r>
+      <w:r>
+        <w:rPr>
+          <w:lang w:val="zh_TW" w:bidi="zh_TW"/>
+        </w:rPr>
+        <w:t>耶穌宣揚悔改的信息，強調地獄的危險，較少提到義人死後所到之處。然而，義人終會在最後的審判後進入「國」，而非地獄（</w:t>
+      </w:r>
+      <w:hyperlink r:id="rId142">
+        <w:r>
+          <w:rPr>
+            <w:lang w:val="zh_TW" w:bidi="zh_TW"/>
+          </w:rPr>
+          <w:rPr>
+            <w:color w:val="0000EE"/>
+            <w:u w:val="single"/>
+          </w:rPr>
+          <w:t>太25:34</w:t>
+        </w:r>
+      </w:hyperlink>
+      <w:r>
+        <w:rPr>
+          <w:lang w:val="zh_TW" w:bidi="zh_TW"/>
+        </w:rPr>
+        <w:t>）。耶穌兩次暗示義人在死後立即進入蒙福的狀態。</w:t>
+      </w:r>
+      <w:hyperlink r:id="rId143">
+        <w:r>
+          <w:rPr>
+            <w:lang w:val="zh_TW" w:bidi="zh_TW"/>
+          </w:rPr>
+          <w:rPr>
+            <w:color w:val="0000EE"/>
+            <w:u w:val="single"/>
+          </w:rPr>
+          <w:t>路加福音十六章22節</w:t>
+        </w:r>
+      </w:hyperlink>
+      <w:r>
+        <w:rPr>
+          <w:lang w:val="zh_TW" w:bidi="zh_TW"/>
+        </w:rPr>
+        <w:t>提到死去的拉撒路在「亞伯拉罕的懷裡」，那是一個充滿安慰和平安的地方。在</w:t>
+      </w:r>
+      <w:hyperlink r:id="rId144">
+        <w:r>
+          <w:rPr>
+            <w:lang w:val="zh_TW" w:bidi="zh_TW"/>
+          </w:rPr>
+          <w:rPr>
+            <w:color w:val="0000EE"/>
+            <w:u w:val="single"/>
+          </w:rPr>
+          <w:t>路加福音二十三章43節</w:t>
+        </w:r>
+      </w:hyperlink>
+      <w:r>
+        <w:rPr>
+          <w:lang w:val="zh_TW" w:bidi="zh_TW"/>
+        </w:rPr>
+        <w:t>中，耶穌應許將與垂死的強盜一起進入天堂，那裡稱為樂園。保羅的措辭表明樂園似乎與天堂一致（</w:t>
+      </w:r>
+      <w:hyperlink r:id="rId145">
+        <w:r>
+          <w:rPr>
+            <w:lang w:val="zh_TW" w:bidi="zh_TW"/>
+          </w:rPr>
+          <w:rPr>
+            <w:color w:val="0000EE"/>
+            <w:u w:val="single"/>
+          </w:rPr>
+          <w:t>林後12:2–3</w:t>
+        </w:r>
+      </w:hyperlink>
+      <w:r>
+        <w:rPr>
+          <w:lang w:val="zh_TW" w:bidi="zh_TW"/>
+        </w:rPr>
+        <w:t>），而約翰則將樂園與新天新地聯繫起來（</w:t>
+      </w:r>
+      <w:hyperlink r:id="rId146">
+        <w:r>
+          <w:rPr>
+            <w:lang w:val="zh_TW" w:bidi="zh_TW"/>
+          </w:rPr>
+          <w:rPr>
+            <w:color w:val="0000EE"/>
+            <w:u w:val="single"/>
+          </w:rPr>
+          <w:t>啟2:7，</w:t>
+        </w:r>
+      </w:hyperlink>
+      <w:hyperlink r:id="rId147">
+        <w:r>
+          <w:rPr>
+            <w:lang w:val="zh_TW" w:bidi="zh_TW"/>
+          </w:rPr>
+          <w:rPr>
+            <w:color w:val="0000EE"/>
+            <w:u w:val="single"/>
+          </w:rPr>
+          <w:t>21:1–2，</w:t>
+        </w:r>
+      </w:hyperlink>
+      <w:hyperlink r:id="rId148">
+        <w:r>
+          <w:rPr>
+            <w:lang w:val="zh_TW" w:bidi="zh_TW"/>
+          </w:rPr>
+          <w:rPr>
+            <w:color w:val="0000EE"/>
+            <w:u w:val="single"/>
+          </w:rPr>
+          <w:t>22:1–2</w:t>
+        </w:r>
+      </w:hyperlink>
+      <w:r>
+        <w:rPr>
+          <w:lang w:val="zh_TW" w:bidi="zh_TW"/>
+        </w:rPr>
+        <w:t>）。</w:t>
+      </w:r>
+    </w:p>
+    <w:p>
+      <w:pPr/>
+      <w:r>
+        <w:rPr>
+          <w:lang w:val="zh_TW" w:bidi="zh_TW"/>
+        </w:rPr>
+      </w:r>
+      <w:r>
+        <w:rPr>
+          <w:lang w:val="zh_TW" w:bidi="zh_TW"/>
+        </w:rPr>
+        <w:t>保羅和新約書信的其他作者，對惡人死後的居所所言不多。保羅僅在路過時提到「無底坑（the abyss）」（譯註：和合本譯為陰間）——他對陰間之坑的稱呼（</w:t>
+      </w:r>
+      <w:hyperlink r:id="rId149">
+        <w:r>
+          <w:rPr>
+            <w:lang w:val="zh_TW" w:bidi="zh_TW"/>
+          </w:rPr>
+          <w:rPr>
+            <w:color w:val="0000EE"/>
+            <w:u w:val="single"/>
+          </w:rPr>
+          <w:t>羅10:7</w:t>
+        </w:r>
+      </w:hyperlink>
+      <w:r>
+        <w:rPr>
+          <w:lang w:val="zh_TW" w:bidi="zh_TW"/>
+        </w:rPr>
+        <w:t>）。他提到基督降在「地下」（</w:t>
+      </w:r>
+      <w:hyperlink r:id="rId150">
+        <w:r>
+          <w:rPr>
+            <w:lang w:val="zh_TW" w:bidi="zh_TW"/>
+          </w:rPr>
+          <w:rPr>
+            <w:color w:val="0000EE"/>
+            <w:u w:val="single"/>
+          </w:rPr>
+          <w:t>弗4:9</w:t>
+        </w:r>
+      </w:hyperlink>
+      <w:r>
+        <w:rPr>
+          <w:lang w:val="zh_TW" w:bidi="zh_TW"/>
+        </w:rPr>
+        <w:t>），可能只是表達基督在死後去了死者的居所（「地下」是猶太拉比用來指陰間/地獄的用語）。彼得提到基督在死後，藉著「靈」去到某個「監獄」，向那裡的「靈」傳道（</w:t>
+      </w:r>
+      <w:hyperlink r:id="rId151">
+        <w:r>
+          <w:rPr>
+            <w:lang w:val="zh_TW" w:bidi="zh_TW"/>
+          </w:rPr>
+          <w:rPr>
+            <w:color w:val="0000EE"/>
+            <w:u w:val="single"/>
+          </w:rPr>
+          <w:t>彼前3:18–20</w:t>
+        </w:r>
+      </w:hyperlink>
+      <w:r>
+        <w:rPr>
+          <w:lang w:val="zh_TW" w:bidi="zh_TW"/>
+        </w:rPr>
+        <w:t>）。人們對該經文有不同解釋。一些人認為基督進入陰間（Hades），向挪亞時代墮落的天使（「神的兒子們」，</w:t>
+      </w:r>
+      <w:hyperlink r:id="rId152">
+        <w:r>
+          <w:rPr>
+            <w:lang w:val="zh_TW" w:bidi="zh_TW"/>
+          </w:rPr>
+          <w:rPr>
+            <w:color w:val="0000EE"/>
+            <w:u w:val="single"/>
+          </w:rPr>
+          <w:t>創6:1–4</w:t>
+        </w:r>
+      </w:hyperlink>
+      <w:r>
+        <w:rPr>
+          <w:lang w:val="zh_TW" w:bidi="zh_TW"/>
+        </w:rPr>
+        <w:t>）傳道，而不是向被囚禁的人類靈魂傳道。在</w:t>
+      </w:r>
+      <w:hyperlink r:id="rId153">
+        <w:r>
+          <w:rPr>
+            <w:lang w:val="zh_TW" w:bidi="zh_TW"/>
+          </w:rPr>
+          <w:rPr>
+            <w:color w:val="0000EE"/>
+            <w:u w:val="single"/>
+          </w:rPr>
+          <w:t>彼得後書二章4節</w:t>
+        </w:r>
+      </w:hyperlink>
+      <w:r>
+        <w:rPr>
+          <w:lang w:val="zh_TW" w:bidi="zh_TW"/>
+        </w:rPr>
+        <w:t>中，用於描述靈魂監獄的用語（通常譯為「地獄」）來自「塔耳塔洛斯」（Tartarus），是另一個指冥界的希臘文名稱。</w:t>
+      </w:r>
+    </w:p>
+    <w:p>
+      <w:pPr/>
+      <w:r>
+        <w:rPr>
+          <w:lang w:val="zh_TW" w:bidi="zh_TW"/>
+        </w:rPr>
+      </w:r>
+      <w:r>
+        <w:rPr>
+          <w:lang w:val="zh_TW" w:bidi="zh_TW"/>
+        </w:rPr>
+        <w:t>保羅多次提及義人死後的居所。最早期的幾卷書信中，他從未提到義人死後的所在地，只提到他們將會復活（</w:t>
+      </w:r>
+      <w:hyperlink r:id="rId154">
+        <w:r>
+          <w:rPr>
+            <w:lang w:val="zh_TW" w:bidi="zh_TW"/>
+          </w:rPr>
+          <w:rPr>
+            <w:color w:val="0000EE"/>
+            <w:u w:val="single"/>
+          </w:rPr>
+          <w:t>林前15章</w:t>
+        </w:r>
+      </w:hyperlink>
+      <w:r>
+        <w:rPr>
+          <w:lang w:val="zh_TW" w:bidi="zh_TW"/>
+        </w:rPr>
+        <w:t>；</w:t>
+      </w:r>
+      <w:hyperlink r:id="rId155">
+        <w:r>
+          <w:rPr>
+            <w:lang w:val="zh_TW" w:bidi="zh_TW"/>
+          </w:rPr>
+          <w:rPr>
+            <w:color w:val="0000EE"/>
+            <w:u w:val="single"/>
+          </w:rPr>
+          <w:t>帖前4:13–17</w:t>
+        </w:r>
+      </w:hyperlink>
+      <w:r>
+        <w:rPr>
+          <w:lang w:val="zh_TW" w:bidi="zh_TW"/>
+        </w:rPr>
+        <w:t>）。在幾乎必死後（</w:t>
+      </w:r>
+      <w:hyperlink r:id="rId156">
+        <w:r>
+          <w:rPr>
+            <w:lang w:val="zh_TW" w:bidi="zh_TW"/>
+          </w:rPr>
+          <w:rPr>
+            <w:color w:val="0000EE"/>
+            <w:u w:val="single"/>
+          </w:rPr>
+          <w:t>林後1:8–11</w:t>
+        </w:r>
+      </w:hyperlink>
+      <w:r>
+        <w:rPr>
+          <w:lang w:val="zh_TW" w:bidi="zh_TW"/>
+        </w:rPr>
+        <w:t>），他開始討論死者「去了哪裡」。保羅說，死亡意味著與基督同在，是比活著更好（</w:t>
+      </w:r>
+      <w:hyperlink r:id="rId157">
+        <w:r>
+          <w:rPr>
+            <w:lang w:val="zh_TW" w:bidi="zh_TW"/>
+          </w:rPr>
+          <w:rPr>
+            <w:color w:val="0000EE"/>
+            <w:u w:val="single"/>
+          </w:rPr>
+          <w:t>腓1:23</w:t>
+        </w:r>
+      </w:hyperlink>
+      <w:r>
+        <w:rPr>
+          <w:lang w:val="zh_TW" w:bidi="zh_TW"/>
+        </w:rPr>
+        <w:t>）。「離開身體」就是「與主同住」（</w:t>
+      </w:r>
+      <w:hyperlink r:id="rId158">
+        <w:r>
+          <w:rPr>
+            <w:lang w:val="zh_TW" w:bidi="zh_TW"/>
+          </w:rPr>
+          <w:rPr>
+            <w:color w:val="0000EE"/>
+            <w:u w:val="single"/>
+          </w:rPr>
+          <w:t>林後5:8</w:t>
+        </w:r>
+      </w:hyperlink>
+      <w:r>
+        <w:rPr>
+          <w:lang w:val="zh_TW" w:bidi="zh_TW"/>
+        </w:rPr>
+        <w:t>）。保羅可能指義人死後直接進入樂園與耶穌同在（參</w:t>
+      </w:r>
+      <w:hyperlink r:id="rId159">
+        <w:r>
+          <w:rPr>
+            <w:lang w:val="zh_TW" w:bidi="zh_TW"/>
+          </w:rPr>
+          <w:rPr>
+            <w:color w:val="0000EE"/>
+            <w:u w:val="single"/>
+          </w:rPr>
+          <w:t>林後12:2–4</w:t>
+        </w:r>
+      </w:hyperlink>
+      <w:r>
+        <w:rPr>
+          <w:lang w:val="zh_TW" w:bidi="zh_TW"/>
+        </w:rPr>
+        <w:t>，保羅稱天堂為第三層天）。死亡絕對無法使基督徒與基督分離（</w:t>
+      </w:r>
+      <w:hyperlink r:id="rId86">
+        <w:r>
+          <w:rPr>
+            <w:lang w:val="zh_TW" w:bidi="zh_TW"/>
+          </w:rPr>
+          <w:rPr>
+            <w:color w:val="0000EE"/>
+            <w:u w:val="single"/>
+          </w:rPr>
+          <w:t>羅8:38–39</w:t>
+        </w:r>
+      </w:hyperlink>
+      <w:r>
+        <w:rPr>
+          <w:lang w:val="zh_TW" w:bidi="zh_TW"/>
+        </w:rPr>
+        <w:t>），反而使他們進入神的同在。</w:t>
+      </w:r>
+    </w:p>
+    <w:p>
+      <w:pPr/>
+      <w:r>
+        <w:rPr>
+          <w:lang w:val="zh_TW" w:bidi="zh_TW"/>
+        </w:rPr>
+      </w:r>
+      <w:r>
+        <w:rPr>
+          <w:lang w:val="zh_TW" w:bidi="zh_TW"/>
+        </w:rPr>
+        <w:t>啟示錄對於死者的居所，特別是惡人死後的居所，有大量描述。它用兩個名稱來描述那地方，分別是「無底坑」，指所有邪靈的居所或監獄；以及「陰間」，指人類死後的居所。無底坑會出現折磨人類的鬼魔形態（</w:t>
+      </w:r>
+      <w:hyperlink r:id="rId160">
+        <w:r>
+          <w:rPr>
+            <w:lang w:val="zh_TW" w:bidi="zh_TW"/>
+          </w:rPr>
+          <w:rPr>
+            <w:color w:val="0000EE"/>
+            <w:u w:val="single"/>
+          </w:rPr>
+          <w:t>啟9:1–11</w:t>
+        </w:r>
+      </w:hyperlink>
+      <w:r>
+        <w:rPr>
+          <w:lang w:val="zh_TW" w:bidi="zh_TW"/>
+        </w:rPr>
+        <w:t>）和撒但的「獸」，後者殺死兩個見證人，並帶同「大淫婦」（</w:t>
+      </w:r>
+      <w:hyperlink r:id="rId161">
+        <w:r>
+          <w:rPr>
+            <w:lang w:val="zh_TW" w:bidi="zh_TW"/>
+          </w:rPr>
+          <w:rPr>
+            <w:color w:val="0000EE"/>
+            <w:u w:val="single"/>
+          </w:rPr>
+          <w:t>11:7，</w:t>
+        </w:r>
+      </w:hyperlink>
+      <w:hyperlink r:id="rId162">
+        <w:r>
+          <w:rPr>
+            <w:lang w:val="zh_TW" w:bidi="zh_TW"/>
+          </w:rPr>
+          <w:rPr>
+            <w:color w:val="0000EE"/>
+            <w:u w:val="single"/>
+          </w:rPr>
+          <w:t>17章</w:t>
+        </w:r>
+      </w:hyperlink>
+      <w:r>
+        <w:rPr>
+          <w:lang w:val="zh_TW" w:bidi="zh_TW"/>
+        </w:rPr>
+        <w:t>）。撒但自己將被囚禁在那裡（</w:t>
+      </w:r>
+      <w:hyperlink r:id="rId163">
+        <w:r>
+          <w:rPr>
+            <w:lang w:val="zh_TW" w:bidi="zh_TW"/>
+          </w:rPr>
+          <w:rPr>
+            <w:color w:val="0000EE"/>
+            <w:u w:val="single"/>
+          </w:rPr>
+          <w:t>20:2–3</w:t>
+        </w:r>
+      </w:hyperlink>
+      <w:r>
+        <w:rPr>
+          <w:lang w:val="zh_TW" w:bidi="zh_TW"/>
+        </w:rPr>
+        <w:t>）。耶穌將其描述為一個魔鬼及其使者預備的地方（參見</w:t>
+      </w:r>
+      <w:hyperlink r:id="rId164">
+        <w:r>
+          <w:rPr>
+            <w:lang w:val="zh_TW" w:bidi="zh_TW"/>
+          </w:rPr>
+          <w:rPr>
+            <w:color w:val="0000EE"/>
+            <w:u w:val="single"/>
+          </w:rPr>
+          <w:t>太25:41</w:t>
+        </w:r>
+      </w:hyperlink>
+      <w:r>
+        <w:rPr>
+          <w:lang w:val="zh_TW" w:bidi="zh_TW"/>
+        </w:rPr>
+        <w:t>）。對基督徒來說，這裡的好消息是，無底坑或陰間並不是一個自主的領域。啟示錄開篇時，耶穌宣告他握有陰間的鑰匙（</w:t>
+      </w:r>
+      <w:hyperlink r:id="rId165">
+        <w:r>
+          <w:rPr>
+            <w:lang w:val="zh_TW" w:bidi="zh_TW"/>
+          </w:rPr>
+          <w:rPr>
+            <w:color w:val="0000EE"/>
+            <w:u w:val="single"/>
+          </w:rPr>
+          <w:t>啟1:18</w:t>
+        </w:r>
+      </w:hyperlink>
+      <w:r>
+        <w:rPr>
+          <w:lang w:val="zh_TW" w:bidi="zh_TW"/>
+        </w:rPr>
+        <w:t>），最後祂將迫使它交出死者（</w:t>
+      </w:r>
+      <w:hyperlink r:id="rId166">
+        <w:r>
+          <w:rPr>
+            <w:lang w:val="zh_TW" w:bidi="zh_TW"/>
+          </w:rPr>
+          <w:rPr>
+            <w:color w:val="0000EE"/>
+            <w:u w:val="single"/>
+          </w:rPr>
+          <w:t>20:13</w:t>
+        </w:r>
+      </w:hyperlink>
+      <w:r>
+        <w:rPr>
+          <w:lang w:val="zh_TW" w:bidi="zh_TW"/>
+        </w:rPr>
+        <w:t>）。在此之前，無底坑的鑰匙不在撒但手中，而是掛在天上的鑰匙圈上，只分給神的使者（</w:t>
+      </w:r>
+      <w:hyperlink r:id="rId167">
+        <w:r>
+          <w:rPr>
+            <w:lang w:val="zh_TW" w:bidi="zh_TW"/>
+          </w:rPr>
+          <w:rPr>
+            <w:color w:val="0000EE"/>
+            <w:u w:val="single"/>
+          </w:rPr>
+          <w:t>9:1，</w:t>
+        </w:r>
+      </w:hyperlink>
+      <w:hyperlink r:id="rId168">
+        <w:r>
+          <w:rPr>
+            <w:lang w:val="zh_TW" w:bidi="zh_TW"/>
+          </w:rPr>
+          <w:rPr>
+            <w:color w:val="0000EE"/>
+            <w:u w:val="single"/>
+          </w:rPr>
+          <w:t>20:1</w:t>
+        </w:r>
+      </w:hyperlink>
+      <w:r>
+        <w:rPr>
+          <w:lang w:val="zh_TW" w:bidi="zh_TW"/>
+        </w:rPr>
+        <w:t>）。最終，陰間、死亡和惡人將被投入火湖（地獄），在那裡他們將遭受永恆的折磨（</w:t>
+      </w:r>
+      <w:hyperlink r:id="rId169">
+        <w:r>
+          <w:rPr>
+            <w:lang w:val="zh_TW" w:bidi="zh_TW"/>
+          </w:rPr>
+          <w:rPr>
+            <w:color w:val="0000EE"/>
+            <w:u w:val="single"/>
+          </w:rPr>
+          <w:t>19:20</w:t>
+        </w:r>
+      </w:hyperlink>
+      <w:hyperlink r:id="rId170">
+        <w:r>
+          <w:rPr>
+            <w:lang w:val="zh_TW" w:bidi="zh_TW"/>
+          </w:rPr>
+          <w:rPr>
+            <w:color w:val="0000EE"/>
+            <w:u w:val="single"/>
+          </w:rPr>
+          <w:t>，20:10、14–15，</w:t>
+        </w:r>
+      </w:hyperlink>
+      <w:hyperlink r:id="rId171">
+        <w:r>
+          <w:rPr>
+            <w:lang w:val="zh_TW" w:bidi="zh_TW"/>
+          </w:rPr>
+          <w:rPr>
+            <w:color w:val="0000EE"/>
+            <w:u w:val="single"/>
+          </w:rPr>
+          <w:t>21:8</w:t>
+        </w:r>
+      </w:hyperlink>
+      <w:r>
+        <w:rPr>
+          <w:lang w:val="zh_TW" w:bidi="zh_TW"/>
+        </w:rPr>
+        <w:t>）。</w:t>
+      </w:r>
+    </w:p>
+    <w:p>
+      <w:pPr/>
+      <w:r>
+        <w:rPr>
+          <w:lang w:val="zh_TW" w:bidi="zh_TW"/>
+        </w:rPr>
+      </w:r>
+      <w:r>
+        <w:rPr>
+          <w:lang w:val="zh_TW" w:bidi="zh_TW"/>
+        </w:rPr>
+        <w:t>啟示錄的作者約翰同意保羅的看法，義人死後的命運不會與惡人相同。他們不會去陰間，而是去天堂。殉道者出現在祭壇下，為他們向神呼求伸冤（</w:t>
+      </w:r>
+      <w:hyperlink r:id="rId172">
+        <w:r>
+          <w:rPr>
+            <w:lang w:val="zh_TW" w:bidi="zh_TW"/>
+          </w:rPr>
+          <w:rPr>
+            <w:color w:val="0000EE"/>
+            <w:u w:val="single"/>
+          </w:rPr>
+          <w:t>啟6:9–11</w:t>
+        </w:r>
+      </w:hyperlink>
+      <w:r>
+        <w:rPr>
+          <w:lang w:val="zh_TW" w:bidi="zh_TW"/>
+        </w:rPr>
+        <w:t>）。在另一個意象中，無數的基督徒出現在神的寶座前讚美祂（</w:t>
+      </w:r>
+      <w:hyperlink r:id="rId173">
+        <w:r>
+          <w:rPr>
+            <w:lang w:val="zh_TW" w:bidi="zh_TW"/>
+          </w:rPr>
+          <w:rPr>
+            <w:color w:val="0000EE"/>
+            <w:u w:val="single"/>
+          </w:rPr>
+          <w:t>7:9–17</w:t>
+        </w:r>
+      </w:hyperlink>
+      <w:r>
+        <w:rPr>
+          <w:lang w:val="zh_TW" w:bidi="zh_TW"/>
+        </w:rPr>
+        <w:t>）。這些信徒由基督親自牧養，不再忍受飢餓、口渴、不適或悲傷。</w:t>
+      </w:r>
+    </w:p>
+    <w:p>
+      <w:pPr>
+        <w:pStyle w:val="Heading3"/>
+      </w:pPr>
+      <w:r>
+        <w:rPr>
+          <w:lang w:val="zh_TW" w:bidi="zh_TW"/>
+        </w:rPr>
+        <w:t>結論</w:t>
+      </w:r>
+    </w:p>
+    <w:p>
+      <w:pPr/>
+      <w:r>
+        <w:rPr>
+          <w:lang w:val="zh_TW" w:bidi="zh_TW"/>
+        </w:rPr>
+      </w:r>
+      <w:r>
+        <w:rPr>
+          <w:lang w:val="zh_TW" w:bidi="zh_TW"/>
+        </w:rPr>
+        <w:t>總而言之，在舊約中，對於死者的所在地最初是一種模糊不清的概念，指一個與生命和神分離的地方。後來的作者認為，不應只有一個共同的地方（陰間〔Sheol〕），而應有兩個地方。根據基督教的教導，惡人進入陰間（Hades），這是一個充滿痛苦的地方，他們將在那裡受苦，直到審判之日；最終，他們將被丟入火湖，即地獄（Gehenna）。然而，陰間的掌管者不是魔鬼，而是基督，他掌控著整個受造世界。義人不會進入陰間，而是直接進入樂園（「亞伯拉罕的懷裡」或天堂）。在那裡，他們與基督同在；憑著信心已經親眼看見，痛苦已化為祝福，禱告也化為讚美。基督徒相信，死亡雖然令人敬畏，是「末了的仇敵」，卻不會折磨他們。死亡無法使他們與主分離，反而帶他們面對面與所愛的主相見。</w:t>
+      </w:r>
+    </w:p>
+    <w:p>
+      <w:pPr/>
+      <w:r>
+        <w:rPr>
+          <w:lang w:val="zh_TW" w:bidi="zh_TW"/>
+        </w:rPr>
+      </w:r>
+      <w:r>
+        <w:rPr>
+          <w:lang w:val="zh_TW" w:bidi="zh_TW"/>
+        </w:rPr>
+        <w:t>這次相會可能是在人死後立即發生，也可能是在復活之時發生——中間的時間毫無意義，不過如同睡眠。換句話說，對於信徒而言，死後的下一個經歷便是與基督相會。</w:t>
+      </w:r>
+    </w:p>
+    <w:p>
+      <w:pPr/>
+      <w:r>
+        <w:rPr>
+          <w:lang w:val="zh_TW" w:bidi="zh_TW"/>
+        </w:rPr>
+      </w:r>
+      <w:r>
+        <w:rPr>
+          <w:lang w:val="zh_TW" w:bidi="zh_TW"/>
+        </w:rPr>
+        <w:t>舊約和新約都將死亡描述為睡眠。在舊約中，當一個人死時，常被描述為「與列祖同睡」（例如，</w:t>
+      </w:r>
+      <w:hyperlink r:id="rId174">
+        <w:r>
+          <w:rPr>
+            <w:lang w:val="zh_TW" w:bidi="zh_TW"/>
+          </w:rPr>
+          <w:rPr>
+            <w:color w:val="0000EE"/>
+            <w:u w:val="single"/>
+          </w:rPr>
+          <w:t>申31:16</w:t>
+        </w:r>
+      </w:hyperlink>
+      <w:r>
+        <w:rPr>
+          <w:lang w:val="zh_TW" w:bidi="zh_TW"/>
+        </w:rPr>
+        <w:t>；</w:t>
+      </w:r>
+      <w:hyperlink r:id="rId175">
+        <w:r>
+          <w:rPr>
+            <w:lang w:val="zh_TW" w:bidi="zh_TW"/>
+          </w:rPr>
+          <w:rPr>
+            <w:color w:val="0000EE"/>
+            <w:u w:val="single"/>
+          </w:rPr>
+          <w:t>撒下7:12</w:t>
+        </w:r>
+      </w:hyperlink>
+      <w:r>
+        <w:rPr>
+          <w:lang w:val="zh_TW" w:bidi="zh_TW"/>
+        </w:rPr>
+        <w:t>）。耶穌自己也將死亡稱為睡眠（</w:t>
+      </w:r>
+      <w:hyperlink r:id="rId176">
+        <w:r>
+          <w:rPr>
+            <w:lang w:val="zh_TW" w:bidi="zh_TW"/>
+          </w:rPr>
+          <w:rPr>
+            <w:color w:val="0000EE"/>
+            <w:u w:val="single"/>
+          </w:rPr>
+          <w:t>太9:24</w:t>
+        </w:r>
+      </w:hyperlink>
+      <w:r>
+        <w:rPr>
+          <w:lang w:val="zh_TW" w:bidi="zh_TW"/>
+        </w:rPr>
+        <w:t>；</w:t>
+      </w:r>
+      <w:hyperlink r:id="rId177">
+        <w:r>
+          <w:rPr>
+            <w:lang w:val="zh_TW" w:bidi="zh_TW"/>
+          </w:rPr>
+          <w:rPr>
+            <w:color w:val="0000EE"/>
+            <w:u w:val="single"/>
+          </w:rPr>
+          <w:t>約11:11</w:t>
+        </w:r>
+      </w:hyperlink>
+      <w:r>
+        <w:rPr>
+          <w:lang w:val="zh_TW" w:bidi="zh_TW"/>
+        </w:rPr>
+        <w:t>）。使徒保羅也持相同看法（</w:t>
+      </w:r>
+      <w:hyperlink r:id="rId178">
+        <w:r>
+          <w:rPr>
+            <w:lang w:val="zh_TW" w:bidi="zh_TW"/>
+          </w:rPr>
+          <w:rPr>
+            <w:color w:val="0000EE"/>
+            <w:u w:val="single"/>
+          </w:rPr>
+          <w:t>林前11:30，</w:t>
+        </w:r>
+      </w:hyperlink>
+      <w:hyperlink r:id="rId179">
+        <w:r>
+          <w:rPr>
+            <w:lang w:val="zh_TW" w:bidi="zh_TW"/>
+          </w:rPr>
+          <w:rPr>
+            <w:color w:val="0000EE"/>
+            <w:u w:val="single"/>
+          </w:rPr>
+          <w:t>15:20、51</w:t>
+        </w:r>
+      </w:hyperlink>
+      <w:r>
+        <w:rPr>
+          <w:lang w:val="zh_TW" w:bidi="zh_TW"/>
+        </w:rPr>
+        <w:t>；</w:t>
+      </w:r>
+      <w:hyperlink r:id="rId61">
+        <w:r>
+          <w:rPr>
+            <w:lang w:val="zh_TW" w:bidi="zh_TW"/>
+          </w:rPr>
+          <w:rPr>
+            <w:color w:val="0000EE"/>
+            <w:u w:val="single"/>
+          </w:rPr>
+          <w:t>帖前4:14</w:t>
+        </w:r>
+      </w:hyperlink>
+      <w:r>
+        <w:rPr>
+          <w:lang w:val="zh_TW" w:bidi="zh_TW"/>
+        </w:rPr>
+        <w:t>），至少在部分經文中，表明死亡只屬暫時。因此，它被稱為睡眠。舊約</w:t>
+      </w:r>
+      <w:hyperlink r:id="rId41">
+        <w:r>
+          <w:rPr>
+            <w:lang w:val="zh_TW" w:bidi="zh_TW"/>
+          </w:rPr>
+          <w:rPr>
+            <w:color w:val="0000EE"/>
+            <w:u w:val="single"/>
+          </w:rPr>
+          <w:t>但以理書十二章2節</w:t>
+        </w:r>
+      </w:hyperlink>
+      <w:r>
+        <w:rPr>
+          <w:lang w:val="zh_TW" w:bidi="zh_TW"/>
+        </w:rPr>
+        <w:t>也指出死亡如同睡眠，直到死者復活——有些進入永生，有些進入羞辱和永遠的憎惡之中。</w:t>
+      </w:r>
+    </w:p>
+    <w:p>
+      <w:pPr/>
+      <w:r>
+        <w:rPr>
+          <w:lang w:val="zh_TW" w:bidi="zh_TW"/>
+        </w:rPr>
+      </w:r>
+      <w:r>
+        <w:rPr>
+          <w:i/>
+          <w:lang w:val="zh_TW" w:bidi="zh_TW"/>
+        </w:rPr>
+        <w:t>另見</w:t>
+      </w:r>
+      <w:r>
+        <w:rPr>
+          <w:lang w:val="zh_TW" w:bidi="zh_TW"/>
+        </w:rPr>
+        <w:t xml:space="preserve"> </w:t>
+      </w:r>
+      <w:r>
+        <w:rPr>
+          <w:lang w:val="zh_TW" w:bidi="zh_TW"/>
+        </w:rPr>
+        <w:t>地獄（欣嫩子谷）；</w:t>
+      </w:r>
+      <w:r>
+        <w:rPr>
+          <w:lang w:val="zh_TW" w:bidi="zh_TW"/>
+        </w:rPr>
+        <w:t>陰間；</w:t>
+      </w:r>
+      <w:r>
+        <w:rPr>
+          <w:lang w:val="zh_TW" w:bidi="zh_TW"/>
+        </w:rPr>
+        <w:t>天（天堂）；</w:t>
+      </w:r>
+      <w:r>
+        <w:rPr>
+          <w:lang w:val="zh_TW" w:bidi="zh_TW"/>
+        </w:rPr>
+        <w:t>地獄；</w:t>
+      </w:r>
+      <w:r>
+        <w:rPr>
+          <w:lang w:val="zh_TW" w:bidi="zh_TW"/>
+        </w:rPr>
+        <w:t>中間狀態；</w:t>
+      </w:r>
+      <w:r>
+        <w:rPr>
+          <w:lang w:val="zh_TW" w:bidi="zh_TW"/>
+        </w:rPr>
+        <w:t>樂園；</w:t>
+      </w:r>
+      <w:r>
+        <w:rPr>
+          <w:lang w:val="zh_TW" w:bidi="zh_TW"/>
+        </w:rPr>
+        <w:t>陰間</w:t>
+      </w:r>
+      <w:r>
+        <w:rPr>
+          <w:lang w:val="zh_TW" w:bidi="zh_TW"/>
+        </w:rPr>
+        <w:t>。</w:t>
+      </w:r>
+      <w:r>
+        <w:rPr>
+          <w:lang w:val="zh_TW" w:bidi="zh_TW"/>
+        </w:rPr>
+      </w:r>
+      <w:r>
+        <w:rPr>
+          <w:lang w:val="zh_TW" w:bidi="zh_TW"/>
+        </w:rPr>
+      </w:r>
+    </w:p>
+    <w:p>
+      <w:pPr/>
+      <w:r>
+        <w:rPr>
+          <w:lang w:val="zh_TW" w:bidi="zh_TW"/>
+        </w:rPr>
+      </w:r>
+    </w:p>
+    <w:p>
+      <w:pPr>
+        <w:pStyle w:val="Heading2"/>
+      </w:pPr>
+      <w:r>
+        <w:rPr>
+          <w:lang w:val="zh_TW" w:bidi="zh_TW"/>
+        </w:rPr>
+        <w:t>四字神名</w:t>
+      </w:r>
+      <w:r>
+        <w:rPr>
+          <w:lang w:val="zh_TW" w:bidi="zh_TW"/>
+        </w:rPr>
+      </w:r>
+    </w:p>
+    <w:p>
+      <w:pPr/>
+      <w:r>
+        <w:rPr>
+          <w:lang w:val="zh_TW" w:bidi="zh_TW"/>
+        </w:rPr>
+      </w:r>
+      <w:r>
+        <w:rPr>
+          <w:lang w:val="zh_TW" w:bidi="zh_TW"/>
+        </w:rPr>
+        <w:t>這是神的一個主要希伯來文名字，由四個子音字母組成。這個名字源自希臘文詞根</w:t>
+      </w:r>
+      <w:r>
+        <w:rPr>
+          <w:i/>
+          <w:lang w:val="zh_TW" w:bidi="zh_TW"/>
+        </w:rPr>
+        <w:t>tetra</w:t>
+      </w:r>
+      <w:r>
+        <w:rPr>
+          <w:lang w:val="zh_TW" w:bidi="zh_TW"/>
+        </w:rPr>
+        <w:t>（「四」）</w:t>
+      </w:r>
+      <w:r>
+        <w:rPr>
+          <w:i/>
+          <w:lang w:val="zh_TW" w:bidi="zh_TW"/>
+        </w:rPr>
+        <w:t>gramma</w:t>
+      </w:r>
+      <w:r>
+        <w:rPr>
+          <w:lang w:val="zh_TW" w:bidi="zh_TW"/>
+        </w:rPr>
+        <w:t>（「字母」）。這四個字母相當於英文的Y（或J）、H、W、H。這個名字大概意思是「絕對且永不改變的那一位」。雅巍（耶和華）向摩西啟示了這個名字（</w:t>
+      </w:r>
+      <w:hyperlink r:id="rId180">
+        <w:r>
+          <w:rPr>
+            <w:lang w:val="zh_TW" w:bidi="zh_TW"/>
+          </w:rPr>
+          <w:rPr>
+            <w:color w:val="0000EE"/>
+            <w:u w:val="single"/>
+          </w:rPr>
+          <w:t>出3:15</w:t>
+        </w:r>
+      </w:hyperlink>
+      <w:r>
+        <w:rPr>
+          <w:lang w:val="zh_TW" w:bidi="zh_TW"/>
+        </w:rPr>
+        <w:t>，參</w:t>
+      </w:r>
+      <w:hyperlink r:id="rId181">
+        <w:r>
+          <w:rPr>
+            <w:lang w:val="zh_TW" w:bidi="zh_TW"/>
+          </w:rPr>
+          <w:rPr>
+            <w:color w:val="0000EE"/>
+            <w:u w:val="single"/>
+          </w:rPr>
+          <w:t>13</w:t>
+        </w:r>
+      </w:hyperlink>
+      <w:hyperlink r:id="rId182">
+        <w:r>
+          <w:rPr>
+            <w:lang w:val="zh_TW" w:bidi="zh_TW"/>
+          </w:rPr>
+          <w:rPr>
+            <w:color w:val="0000EE"/>
+            <w:u w:val="single"/>
+          </w:rPr>
+          <w:t>–</w:t>
+        </w:r>
+      </w:hyperlink>
+      <w:hyperlink r:id="rId181">
+        <w:r>
+          <w:rPr>
+            <w:lang w:val="zh_TW" w:bidi="zh_TW"/>
+          </w:rPr>
+          <w:rPr>
+            <w:color w:val="0000EE"/>
+            <w:u w:val="single"/>
+          </w:rPr>
+          <w:t>14節</w:t>
+        </w:r>
+      </w:hyperlink>
+      <w:r>
+        <w:rPr>
+          <w:lang w:val="zh_TW" w:bidi="zh_TW"/>
+        </w:rPr>
+        <w:t>；</w:t>
+      </w:r>
+      <w:hyperlink r:id="rId182">
+        <w:r>
+          <w:rPr>
+            <w:lang w:val="zh_TW" w:bidi="zh_TW"/>
+          </w:rPr>
+          <w:rPr>
+            <w:color w:val="0000EE"/>
+            <w:u w:val="single"/>
+          </w:rPr>
+          <w:t>約8:56–58</w:t>
+        </w:r>
+      </w:hyperlink>
+      <w:r>
+        <w:rPr>
+          <w:lang w:val="zh_TW" w:bidi="zh_TW"/>
+        </w:rPr>
+        <w:t>）。</w:t>
+      </w:r>
+    </w:p>
+    <w:p>
+      <w:pPr/>
+      <w:r>
+        <w:rPr>
+          <w:lang w:val="zh_TW" w:bidi="zh_TW"/>
+        </w:rPr>
+      </w:r>
+      <w:r>
+        <w:rPr>
+          <w:lang w:val="zh_TW" w:bidi="zh_TW"/>
+        </w:rPr>
+        <w:t>十誡吩咐以色列人不可妄稱耶和華的名（</w:t>
+      </w:r>
+      <w:hyperlink r:id="rId183">
+        <w:r>
+          <w:rPr>
+            <w:lang w:val="zh_TW" w:bidi="zh_TW"/>
+          </w:rPr>
+          <w:rPr>
+            <w:color w:val="0000EE"/>
+            <w:u w:val="single"/>
+          </w:rPr>
+          <w:t>出20:2</w:t>
+        </w:r>
+      </w:hyperlink>
+      <w:r>
+        <w:rPr>
+          <w:lang w:val="zh_TW" w:bidi="zh_TW"/>
+        </w:rPr>
+        <w:t>、</w:t>
+      </w:r>
+      <w:hyperlink r:id="rId183">
+        <w:r>
+          <w:rPr>
+            <w:lang w:val="zh_TW" w:bidi="zh_TW"/>
+          </w:rPr>
+          <w:rPr>
+            <w:color w:val="0000EE"/>
+            <w:u w:val="single"/>
+          </w:rPr>
+          <w:t>7</w:t>
+        </w:r>
+      </w:hyperlink>
+      <w:r>
+        <w:rPr>
+          <w:lang w:val="zh_TW" w:bidi="zh_TW"/>
+        </w:rPr>
+        <w:t>）。因此，猶太人視這名字為聖，不直接唸出來，而以「主（Adonai）」代替。希伯來文原本只有子音字母，後來稱為馬所拉學者（Masoretes）的人為希伯來文加上母音記號。他們在書寫四字神名時，把Adonai的母音加在四字神名的子音上，提醒讀者不要直接唸出神的聖名。非希伯來文使用者把Adonai的母音與JHWH的子音結合，形成了Jehovah（耶和華）這個名稱，但希伯來文原本並沒有這個讀法。四字神名正確的發音可能是雅巍（Yahweh，和合本譯為耶和華）。大多數英文譯本使用全大寫的LORD，以區別於英文一般的lord。</w:t>
+      </w:r>
+    </w:p>
+    <w:p>
+      <w:pPr/>
+      <w:r>
+        <w:rPr>
+          <w:lang w:val="zh_TW" w:bidi="zh_TW"/>
+        </w:rPr>
+      </w:r>
+      <w:r>
+        <w:rPr>
+          <w:i/>
+          <w:lang w:val="zh_TW" w:bidi="zh_TW"/>
+        </w:rPr>
+        <w:t>另見</w:t>
+      </w:r>
+      <w:r>
+        <w:rPr>
+          <w:lang w:val="zh_TW" w:bidi="zh_TW"/>
+        </w:rPr>
+        <w:t xml:space="preserve"> </w:t>
+      </w:r>
+      <w:r>
+        <w:rPr>
+          <w:lang w:val="zh_TW" w:bidi="zh_TW"/>
+        </w:rPr>
+        <w:t>神的名字</w:t>
       </w:r>
       <w:r>
         <w:rPr>
@@ -3626,24 +6633,6 @@
   <w:num w:numId="13" w16cid:durableId="592781308">
     <w:abstractNumId w:val="11"/>
   </w:num>
-  <w:num w:numId="14">
-    <w:abstractNumId w:val="3"/>
-    <w:lvlOverride w:ilvl="0">
-      <w:startOverride w:val="1"/>
-    </w:lvlOverride>
-  </w:num>
-  <w:num w:numId="15">
-    <w:abstractNumId w:val="3"/>
-    <w:lvlOverride w:ilvl="0">
-      <w:startOverride w:val="1"/>
-    </w:lvlOverride>
-  </w:num>
-  <w:num w:numId="16">
-    <w:abstractNumId w:val="3"/>
-    <w:lvlOverride w:ilvl="0">
-      <w:startOverride w:val="1"/>
-    </w:lvlOverride>
-  </w:num>
   <w:numIdMacAtCleanup w:val="10"/>
 </w:numbering>
 </file>

--- a/zht/docx/161.content.docx
+++ b/zht/docx/161.content.docx
@@ -233,54 +233,36 @@
         </w:rPr>
         <w:t>斯佩爾特小麥是一種耐寒的小麥。一般認為，</w:t>
       </w:r>
-      <w:hyperlink r:id="rId13">
-        <w:r>
-          <w:rPr>
-            <w:lang w:val="zh_TW" w:bidi="zh_TW"/>
-          </w:rPr>
-          <w:rPr>
-            <w:color w:val="0000EE"/>
-            <w:u w:val="single"/>
-          </w:rPr>
-          <w:t>以賽亞書二十八章25節</w:t>
-        </w:r>
-      </w:hyperlink>
+      <w:r>
+        <w:rPr>
+          <w:lang w:val="zh_TW" w:bidi="zh_TW"/>
+        </w:rPr>
+        <w:t>以賽亞書二十八章25節</w:t>
+      </w:r>
       <w:r>
         <w:rPr>
           <w:lang w:val="zh_TW" w:bidi="zh_TW"/>
         </w:rPr>
         <w:t>中提到的「粗麥」，就是斯佩爾特小麥。</w:t>
       </w:r>
-      <w:hyperlink r:id="rId14">
-        <w:r>
-          <w:rPr>
-            <w:lang w:val="zh_TW" w:bidi="zh_TW"/>
-          </w:rPr>
-          <w:rPr>
-            <w:color w:val="0000EE"/>
-            <w:u w:val="single"/>
-          </w:rPr>
-          <w:t>出埃及記九章32節</w:t>
-        </w:r>
-      </w:hyperlink>
+      <w:r>
+        <w:rPr>
+          <w:lang w:val="zh_TW" w:bidi="zh_TW"/>
+        </w:rPr>
+        <w:t>出埃及記九章32節</w:t>
+      </w:r>
       <w:r>
         <w:rPr>
           <w:lang w:val="zh_TW" w:bidi="zh_TW"/>
         </w:rPr>
         <w:t>和</w:t>
       </w:r>
-      <w:hyperlink r:id="rId15">
-        <w:r>
-          <w:rPr>
-            <w:lang w:val="zh_TW" w:bidi="zh_TW"/>
-          </w:rPr>
-          <w:rPr>
-            <w:color w:val="0000EE"/>
-            <w:u w:val="single"/>
-          </w:rPr>
-          <w:t>以西結書四章9節</w:t>
-        </w:r>
-      </w:hyperlink>
+      <w:r>
+        <w:rPr>
+          <w:lang w:val="zh_TW" w:bidi="zh_TW"/>
+        </w:rPr>
+        <w:t>以西結書四章9節</w:t>
+      </w:r>
       <w:r>
         <w:rPr>
           <w:lang w:val="zh_TW" w:bidi="zh_TW"/>
@@ -349,126 +331,84 @@
         </w:rPr>
         <w:t>大型鹹水湖，約旦河流入其中。自希臘時期以來，西方文化稱其為「死海」。然而，在舊約聖經中，它常被稱為「鹽海」（</w:t>
       </w:r>
-      <w:hyperlink r:id="rId16">
-        <w:r>
-          <w:rPr>
-            <w:lang w:val="zh_TW" w:bidi="zh_TW"/>
-          </w:rPr>
-          <w:rPr>
-            <w:color w:val="0000EE"/>
-            <w:u w:val="single"/>
-          </w:rPr>
-          <w:t>創14:3</w:t>
-        </w:r>
-      </w:hyperlink>
+      <w:r>
+        <w:rPr>
+          <w:lang w:val="zh_TW" w:bidi="zh_TW"/>
+        </w:rPr>
+        <w:t>創14:3</w:t>
+      </w:r>
       <w:r>
         <w:rPr>
           <w:lang w:val="zh_TW" w:bidi="zh_TW"/>
         </w:rPr>
         <w:t>；</w:t>
       </w:r>
-      <w:hyperlink r:id="rId17">
-        <w:r>
-          <w:rPr>
-            <w:lang w:val="zh_TW" w:bidi="zh_TW"/>
-          </w:rPr>
-          <w:rPr>
-            <w:color w:val="0000EE"/>
-            <w:u w:val="single"/>
-          </w:rPr>
-          <w:t>民34:3、12</w:t>
-        </w:r>
-      </w:hyperlink>
+      <w:r>
+        <w:rPr>
+          <w:lang w:val="zh_TW" w:bidi="zh_TW"/>
+        </w:rPr>
+        <w:t>民34:3、12</w:t>
+      </w:r>
       <w:r>
         <w:rPr>
           <w:lang w:val="zh_TW" w:bidi="zh_TW"/>
         </w:rPr>
         <w:t>；</w:t>
       </w:r>
-      <w:hyperlink r:id="rId18">
-        <w:r>
-          <w:rPr>
-            <w:lang w:val="zh_TW" w:bidi="zh_TW"/>
-          </w:rPr>
-          <w:rPr>
-            <w:color w:val="0000EE"/>
-            <w:u w:val="single"/>
-          </w:rPr>
-          <w:t>申3:17</w:t>
-        </w:r>
-      </w:hyperlink>
+      <w:r>
+        <w:rPr>
+          <w:lang w:val="zh_TW" w:bidi="zh_TW"/>
+        </w:rPr>
+        <w:t>申3:17</w:t>
+      </w:r>
       <w:r>
         <w:rPr>
           <w:lang w:val="zh_TW" w:bidi="zh_TW"/>
         </w:rPr>
         <w:t>；</w:t>
       </w:r>
-      <w:hyperlink r:id="rId19">
-        <w:r>
-          <w:rPr>
-            <w:lang w:val="zh_TW" w:bidi="zh_TW"/>
-          </w:rPr>
-          <w:rPr>
-            <w:color w:val="0000EE"/>
-            <w:u w:val="single"/>
-          </w:rPr>
-          <w:t>書3:16</w:t>
-        </w:r>
-      </w:hyperlink>
+      <w:r>
+        <w:rPr>
+          <w:lang w:val="zh_TW" w:bidi="zh_TW"/>
+        </w:rPr>
+        <w:t>書3:16</w:t>
+      </w:r>
       <w:r>
         <w:rPr>
           <w:lang w:val="zh_TW" w:bidi="zh_TW"/>
         </w:rPr>
         <w:t>，</w:t>
       </w:r>
-      <w:hyperlink r:id="rId20">
-        <w:r>
-          <w:rPr>
-            <w:lang w:val="zh_TW" w:bidi="zh_TW"/>
-          </w:rPr>
-          <w:rPr>
-            <w:color w:val="0000EE"/>
-            <w:u w:val="single"/>
-          </w:rPr>
-          <w:t>12:3</w:t>
-        </w:r>
-      </w:hyperlink>
+      <w:r>
+        <w:rPr>
+          <w:lang w:val="zh_TW" w:bidi="zh_TW"/>
+        </w:rPr>
+        <w:t>12:3</w:t>
+      </w:r>
       <w:r>
         <w:rPr>
           <w:lang w:val="zh_TW" w:bidi="zh_TW"/>
         </w:rPr>
         <w:t>，</w:t>
       </w:r>
-      <w:hyperlink r:id="rId21">
-        <w:r>
-          <w:rPr>
-            <w:lang w:val="zh_TW" w:bidi="zh_TW"/>
-          </w:rPr>
-          <w:rPr>
-            <w:color w:val="0000EE"/>
-            <w:u w:val="single"/>
-          </w:rPr>
-          <w:t>15:2、5</w:t>
-        </w:r>
-      </w:hyperlink>
+      <w:r>
+        <w:rPr>
+          <w:lang w:val="zh_TW" w:bidi="zh_TW"/>
+        </w:rPr>
+        <w:t>15:2、5</w:t>
+      </w:r>
       <w:r>
         <w:rPr>
           <w:lang w:val="zh_TW" w:bidi="zh_TW"/>
         </w:rPr>
         <w:t>，</w:t>
       </w:r>
-      <w:hyperlink r:id="rId22">
-        <w:r>
-          <w:rPr>
-            <w:lang w:val="zh_TW" w:bidi="zh_TW"/>
-          </w:rPr>
-          <w:rPr>
-            <w:color w:val="0000EE"/>
-            <w:u w:val="single"/>
-          </w:rPr>
-          <w:t>18:19</w:t>
-        </w:r>
-      </w:hyperlink>
+      <w:r>
+        <w:rPr>
+          <w:lang w:val="zh_TW" w:bidi="zh_TW"/>
+        </w:rPr>
+        <w:t>18:19</w:t>
+      </w:r>
       <w:r>
         <w:rPr>
           <w:lang w:val="zh_TW" w:bidi="zh_TW"/>
@@ -493,90 +433,60 @@
         </w:rPr>
         <w:t>亞拉巴海（</w:t>
       </w:r>
-      <w:hyperlink r:id="rId18">
-        <w:r>
-          <w:rPr>
-            <w:lang w:val="zh_TW" w:bidi="zh_TW"/>
-          </w:rPr>
-          <w:rPr>
-            <w:color w:val="0000EE"/>
-            <w:u w:val="single"/>
-          </w:rPr>
-          <w:t>申3:17</w:t>
-        </w:r>
-      </w:hyperlink>
+      <w:r>
+        <w:rPr>
+          <w:lang w:val="zh_TW" w:bidi="zh_TW"/>
+        </w:rPr>
+        <w:t>申3:17</w:t>
+      </w:r>
       <w:r>
         <w:rPr>
           <w:lang w:val="zh_TW" w:bidi="zh_TW"/>
         </w:rPr>
         <w:t>，</w:t>
       </w:r>
-      <w:hyperlink r:id="rId23">
-        <w:r>
-          <w:rPr>
-            <w:lang w:val="zh_TW" w:bidi="zh_TW"/>
-          </w:rPr>
-          <w:rPr>
-            <w:color w:val="0000EE"/>
-            <w:u w:val="single"/>
-          </w:rPr>
-          <w:t>4:49</w:t>
-        </w:r>
-      </w:hyperlink>
+      <w:r>
+        <w:rPr>
+          <w:lang w:val="zh_TW" w:bidi="zh_TW"/>
+        </w:rPr>
+        <w:t>4:49</w:t>
+      </w:r>
       <w:r>
         <w:rPr>
           <w:lang w:val="zh_TW" w:bidi="zh_TW"/>
         </w:rPr>
         <w:t>；</w:t>
       </w:r>
-      <w:hyperlink r:id="rId19">
-        <w:r>
-          <w:rPr>
-            <w:lang w:val="zh_TW" w:bidi="zh_TW"/>
-          </w:rPr>
-          <w:rPr>
-            <w:color w:val="0000EE"/>
-            <w:u w:val="single"/>
-          </w:rPr>
-          <w:t>書3:16</w:t>
-        </w:r>
-      </w:hyperlink>
+      <w:r>
+        <w:rPr>
+          <w:lang w:val="zh_TW" w:bidi="zh_TW"/>
+        </w:rPr>
+        <w:t>書3:16</w:t>
+      </w:r>
       <w:r>
         <w:rPr>
           <w:lang w:val="zh_TW" w:bidi="zh_TW"/>
         </w:rPr>
         <w:t>，</w:t>
       </w:r>
-      <w:hyperlink r:id="rId20">
-        <w:r>
-          <w:rPr>
-            <w:lang w:val="zh_TW" w:bidi="zh_TW"/>
-          </w:rPr>
-          <w:rPr>
-            <w:color w:val="0000EE"/>
-            <w:u w:val="single"/>
-          </w:rPr>
-          <w:t>12:3</w:t>
-        </w:r>
-      </w:hyperlink>
+      <w:r>
+        <w:rPr>
+          <w:lang w:val="zh_TW" w:bidi="zh_TW"/>
+        </w:rPr>
+        <w:t>12:3</w:t>
+      </w:r>
       <w:r>
         <w:rPr>
           <w:lang w:val="zh_TW" w:bidi="zh_TW"/>
         </w:rPr>
         <w:t>；</w:t>
       </w:r>
-      <w:hyperlink r:id="rId24">
-        <w:r>
-          <w:rPr>
-            <w:lang w:val="zh_TW" w:bidi="zh_TW"/>
-          </w:rPr>
-          <w:rPr>
-            <w:color w:val="0000EE"/>
-            <w:u w:val="single"/>
-          </w:rPr>
-          <w:t>王下14:25</w:t>
-        </w:r>
-      </w:hyperlink>
+      <w:r>
+        <w:rPr>
+          <w:lang w:val="zh_TW" w:bidi="zh_TW"/>
+        </w:rPr>
+        <w:t>王下14:25</w:t>
+      </w:r>
       <w:r>
         <w:rPr>
           <w:lang w:val="zh_TW" w:bidi="zh_TW"/>
@@ -601,54 +511,36 @@
         </w:rPr>
         <w:t>東海（</w:t>
       </w:r>
-      <w:hyperlink r:id="rId25">
-        <w:r>
-          <w:rPr>
-            <w:lang w:val="zh_TW" w:bidi="zh_TW"/>
-          </w:rPr>
-          <w:rPr>
-            <w:color w:val="0000EE"/>
-            <w:u w:val="single"/>
-          </w:rPr>
-          <w:t>結47:18</w:t>
-        </w:r>
-      </w:hyperlink>
+      <w:r>
+        <w:rPr>
+          <w:lang w:val="zh_TW" w:bidi="zh_TW"/>
+        </w:rPr>
+        <w:t>結47:18</w:t>
+      </w:r>
       <w:r>
         <w:rPr>
           <w:lang w:val="zh_TW" w:bidi="zh_TW"/>
         </w:rPr>
         <w:t>；</w:t>
       </w:r>
-      <w:hyperlink r:id="rId26">
-        <w:r>
-          <w:rPr>
-            <w:lang w:val="zh_TW" w:bidi="zh_TW"/>
-          </w:rPr>
-          <w:rPr>
-            <w:color w:val="0000EE"/>
-            <w:u w:val="single"/>
-          </w:rPr>
-          <w:t>珥2:20</w:t>
-        </w:r>
-      </w:hyperlink>
+      <w:r>
+        <w:rPr>
+          <w:lang w:val="zh_TW" w:bidi="zh_TW"/>
+        </w:rPr>
+        <w:t>珥2:20</w:t>
+      </w:r>
       <w:r>
         <w:rPr>
           <w:lang w:val="zh_TW" w:bidi="zh_TW"/>
         </w:rPr>
         <w:t>；</w:t>
       </w:r>
-      <w:hyperlink r:id="rId27">
-        <w:r>
-          <w:rPr>
-            <w:lang w:val="zh_TW" w:bidi="zh_TW"/>
-          </w:rPr>
-          <w:rPr>
-            <w:color w:val="0000EE"/>
-            <w:u w:val="single"/>
-          </w:rPr>
-          <w:t>亞14:8</w:t>
-        </w:r>
-      </w:hyperlink>
+      <w:r>
+        <w:rPr>
+          <w:lang w:val="zh_TW" w:bidi="zh_TW"/>
+        </w:rPr>
+        <w:t>亞14:8</w:t>
+      </w:r>
       <w:r>
         <w:rPr>
           <w:lang w:val="zh_TW" w:bidi="zh_TW"/>
@@ -971,18 +863,12 @@
         </w:rPr>
         <w:t>今天，死海地區看起來空無一物且毫無生氣。這與我們所知的歷史相符。根據</w:t>
       </w:r>
-      <w:hyperlink r:id="rId28">
-        <w:r>
-          <w:rPr>
-            <w:lang w:val="zh_TW" w:bidi="zh_TW"/>
-          </w:rPr>
-          <w:rPr>
-            <w:color w:val="0000EE"/>
-            <w:u w:val="single"/>
-          </w:rPr>
-          <w:t>創世記十九章</w:t>
-        </w:r>
-      </w:hyperlink>
+      <w:r>
+        <w:rPr>
+          <w:lang w:val="zh_TW" w:bidi="zh_TW"/>
+        </w:rPr>
+        <w:t>創世記十九章</w:t>
+      </w:r>
       <w:r>
         <w:rPr>
           <w:lang w:val="zh_TW" w:bidi="zh_TW"/>
@@ -1042,18 +928,12 @@
         </w:rPr>
         <w:t>圍繞死海的空曠曠野，在歷史上一直是許多人藏身之地。後來成為以色列王的大衛，也曾在那裡躲避敵人（</w:t>
       </w:r>
-      <w:hyperlink r:id="rId29">
-        <w:r>
-          <w:rPr>
-            <w:lang w:val="zh_TW" w:bidi="zh_TW"/>
-          </w:rPr>
-          <w:rPr>
-            <w:color w:val="0000EE"/>
-            <w:u w:val="single"/>
-          </w:rPr>
-          <w:t>撒上23:29–24:22</w:t>
-        </w:r>
-      </w:hyperlink>
+      <w:r>
+        <w:rPr>
+          <w:lang w:val="zh_TW" w:bidi="zh_TW"/>
+        </w:rPr>
+        <w:t>撒上23:29–24:22</w:t>
+      </w:r>
       <w:r>
         <w:rPr>
           <w:lang w:val="zh_TW" w:bidi="zh_TW"/>
@@ -1085,36 +965,24 @@
         </w:rPr>
         <w:t>先知以西結提及在未來的時候，死海將會改變（</w:t>
       </w:r>
-      <w:hyperlink r:id="rId30">
-        <w:r>
-          <w:rPr>
-            <w:lang w:val="zh_TW" w:bidi="zh_TW"/>
-          </w:rPr>
-          <w:rPr>
-            <w:color w:val="0000EE"/>
-            <w:u w:val="single"/>
-          </w:rPr>
-          <w:t>結47:1–12</w:t>
-        </w:r>
-      </w:hyperlink>
+      <w:r>
+        <w:rPr>
+          <w:lang w:val="zh_TW" w:bidi="zh_TW"/>
+        </w:rPr>
+        <w:t>結47:1–12</w:t>
+      </w:r>
       <w:r>
         <w:rPr>
           <w:lang w:val="zh_TW" w:bidi="zh_TW"/>
         </w:rPr>
         <w:t>；參</w:t>
       </w:r>
-      <w:hyperlink r:id="rId27">
-        <w:r>
-          <w:rPr>
-            <w:lang w:val="zh_TW" w:bidi="zh_TW"/>
-          </w:rPr>
-          <w:rPr>
-            <w:color w:val="0000EE"/>
-            <w:u w:val="single"/>
-          </w:rPr>
-          <w:t>亞14:8</w:t>
-        </w:r>
-      </w:hyperlink>
+      <w:r>
+        <w:rPr>
+          <w:lang w:val="zh_TW" w:bidi="zh_TW"/>
+        </w:rPr>
+        <w:t>亞14:8</w:t>
+      </w:r>
       <w:r>
         <w:rPr>
           <w:lang w:val="zh_TW" w:bidi="zh_TW"/>
@@ -1194,54 +1062,36 @@
         </w:rPr>
         <w:t>在舊約中，死亡被視為生命的自然結束。一個以色列人的目標是過一個長壽而圓滿的生活，生養眾多的後代，並在兒孫滿堂的情況下，平安地去世。舊約多次表達對早逝的不滿（例如，希西家的哀求，</w:t>
       </w:r>
-      <w:hyperlink r:id="rId31">
-        <w:r>
-          <w:rPr>
-            <w:lang w:val="zh_TW" w:bidi="zh_TW"/>
-          </w:rPr>
-          <w:rPr>
-            <w:color w:val="0000EE"/>
-            <w:u w:val="single"/>
-          </w:rPr>
-          <w:t>王下20:1–11</w:t>
-        </w:r>
-      </w:hyperlink>
+      <w:r>
+        <w:rPr>
+          <w:lang w:val="zh_TW" w:bidi="zh_TW"/>
+        </w:rPr>
+        <w:t>王下20:1–11</w:t>
+      </w:r>
       <w:r>
         <w:rPr>
           <w:lang w:val="zh_TW" w:bidi="zh_TW"/>
         </w:rPr>
         <w:t>）。早逝可能被視為神審判的結果；因此，約伯認為需要在死亡之前為自己的品格辯護（</w:t>
       </w:r>
-      <w:hyperlink r:id="rId32">
-        <w:r>
-          <w:rPr>
-            <w:lang w:val="zh_TW" w:bidi="zh_TW"/>
-          </w:rPr>
-          <w:rPr>
-            <w:color w:val="0000EE"/>
-            <w:u w:val="single"/>
-          </w:rPr>
-          <w:t>伯19:25–26</w:t>
-        </w:r>
-      </w:hyperlink>
+      <w:r>
+        <w:rPr>
+          <w:lang w:val="zh_TW" w:bidi="zh_TW"/>
+        </w:rPr>
+        <w:t>伯19:25–26</w:t>
+      </w:r>
       <w:r>
         <w:rPr>
           <w:lang w:val="zh_TW" w:bidi="zh_TW"/>
         </w:rPr>
         <w:t>）。只有</w:t>
       </w:r>
-      <w:hyperlink r:id="rId33">
-        <w:r>
-          <w:rPr>
-            <w:lang w:val="zh_TW" w:bidi="zh_TW"/>
-          </w:rPr>
-          <w:rPr>
-            <w:color w:val="0000EE"/>
-            <w:u w:val="single"/>
-          </w:rPr>
-          <w:t>傳道書三章19至20節</w:t>
-        </w:r>
-      </w:hyperlink>
+      <w:r>
+        <w:rPr>
+          <w:lang w:val="zh_TW" w:bidi="zh_TW"/>
+        </w:rPr>
+        <w:t>傳道書三章19至20節</w:t>
+      </w:r>
       <w:r>
         <w:rPr>
           <w:lang w:val="zh_TW" w:bidi="zh_TW"/>
@@ -1262,36 +1112,24 @@
         </w:rPr>
         <w:t>雖然死亡是生命的自然終結，卻從未被視為是令人愉快的事。死亡將人與人類群體斷絕，也與神的同在和事奉隔絕。雖然神可能會在人面對死亡時提供安慰（</w:t>
       </w:r>
-      <w:hyperlink r:id="rId34">
-        <w:r>
-          <w:rPr>
-            <w:lang w:val="zh_TW" w:bidi="zh_TW"/>
-          </w:rPr>
-          <w:rPr>
-            <w:color w:val="0000EE"/>
-            <w:u w:val="single"/>
-          </w:rPr>
-          <w:t>詩73:23–28</w:t>
-        </w:r>
-      </w:hyperlink>
+      <w:r>
+        <w:rPr>
+          <w:lang w:val="zh_TW" w:bidi="zh_TW"/>
+        </w:rPr>
+        <w:t>詩73:23–28</w:t>
+      </w:r>
       <w:r>
         <w:rPr>
           <w:lang w:val="zh_TW" w:bidi="zh_TW"/>
         </w:rPr>
         <w:t>），但在聖經中，神很少被描述為與死者同在，只有在較晚期的聖經文獻中才有此描寫（</w:t>
       </w:r>
-      <w:hyperlink r:id="rId35">
-        <w:r>
-          <w:rPr>
-            <w:lang w:val="zh_TW" w:bidi="zh_TW"/>
-          </w:rPr>
-          <w:rPr>
-            <w:color w:val="0000EE"/>
-            <w:u w:val="single"/>
-          </w:rPr>
-          <w:t>詩139:8</w:t>
-        </w:r>
-      </w:hyperlink>
+      <w:r>
+        <w:rPr>
+          <w:lang w:val="zh_TW" w:bidi="zh_TW"/>
+        </w:rPr>
+        <w:t>詩139:8</w:t>
+      </w:r>
       <w:r>
         <w:rPr>
           <w:lang w:val="zh_TW" w:bidi="zh_TW"/>
@@ -1312,54 +1150,36 @@
         </w:rPr>
         <w:t>罪與死亡的關係可以在摩西律法的死刑中一窺究竟。一位嚴重的罪犯會被處死。處罰性短語「他必被剪除」表明，儘管整個民族繼續存活，但犯罪者因死亡與民族分離。以色列人被警告，若不遵守神的誡命，可能會因與神的團契破裂而導致早逝（</w:t>
       </w:r>
-      <w:hyperlink r:id="rId36">
-        <w:r>
-          <w:rPr>
-            <w:lang w:val="zh_TW" w:bidi="zh_TW"/>
-          </w:rPr>
-          <w:rPr>
-            <w:color w:val="0000EE"/>
-            <w:u w:val="single"/>
-          </w:rPr>
-          <w:t>申30:15–20</w:t>
-        </w:r>
-      </w:hyperlink>
+      <w:r>
+        <w:rPr>
+          <w:lang w:val="zh_TW" w:bidi="zh_TW"/>
+        </w:rPr>
+        <w:t>申30:15–20</w:t>
+      </w:r>
       <w:r>
         <w:rPr>
           <w:lang w:val="zh_TW" w:bidi="zh_TW"/>
         </w:rPr>
         <w:t>；</w:t>
       </w:r>
-      <w:hyperlink r:id="rId37">
-        <w:r>
-          <w:rPr>
-            <w:lang w:val="zh_TW" w:bidi="zh_TW"/>
-          </w:rPr>
-          <w:rPr>
-            <w:color w:val="0000EE"/>
-            <w:u w:val="single"/>
-          </w:rPr>
-          <w:t>耶21:8</w:t>
-        </w:r>
-      </w:hyperlink>
+      <w:r>
+        <w:rPr>
+          <w:lang w:val="zh_TW" w:bidi="zh_TW"/>
+        </w:rPr>
+        <w:t>耶21:8</w:t>
+      </w:r>
       <w:r>
         <w:rPr>
           <w:lang w:val="zh_TW" w:bidi="zh_TW"/>
         </w:rPr>
         <w:t>；</w:t>
       </w:r>
-      <w:hyperlink r:id="rId38">
-        <w:r>
-          <w:rPr>
-            <w:lang w:val="zh_TW" w:bidi="zh_TW"/>
-          </w:rPr>
-          <w:rPr>
-            <w:color w:val="0000EE"/>
-            <w:u w:val="single"/>
-          </w:rPr>
-          <w:t>結18:21–32</w:t>
-        </w:r>
-      </w:hyperlink>
+      <w:r>
+        <w:rPr>
+          <w:lang w:val="zh_TW" w:bidi="zh_TW"/>
+        </w:rPr>
+        <w:t>結18:21–32</w:t>
+      </w:r>
       <w:r>
         <w:rPr>
           <w:lang w:val="zh_TW" w:bidi="zh_TW"/>
@@ -1378,61 +1198,148 @@
         <w:rPr>
           <w:lang w:val="zh_TW" w:bidi="zh_TW"/>
         </w:rPr>
-        <w:t>在兩約之間時期，隨著猶太人對來世和復活的觀念更加明確，對死亡的思考也隨之發展。死亡本身，而非僅僅是早逝，開始被視為是罪惡的結果（</w:t>
-      </w:r>
-      <w:hyperlink r:id="rId39">
-        <w:r>
-          <w:rPr>
-            <w:lang w:val="zh_TW" w:bidi="zh_TW"/>
-          </w:rPr>
-          <w:rPr>
-            <w:color w:val="0000EE"/>
-            <w:u w:val="single"/>
-          </w:rPr>
-          <w:t>以斯拉二書3:7</w:t>
-        </w:r>
-      </w:hyperlink>
+        <w:t>在兩約之間時期，隨著猶太人對來世和復活的觀念更加明確，對死亡的思考也隨之發展。死亡本身，而非僅僅是早逝，開始被視為是罪惡的結果（以斯拉二書3:7；便西拉智訓25:24）。有時會將所有的死亡描繪為「第一次犯罪」（亞當和夏娃的悖逆）的結果。在其它記載中，人是因自己的罪而死。聖經中首次明確指出死人復活和最終審判或懲罰的概念出現在但以理書（</w:t>
+      </w:r>
+      <w:r>
+        <w:rPr>
+          <w:lang w:val="zh_TW" w:bidi="zh_TW"/>
+        </w:rPr>
+        <w:t>但12:2</w:t>
+      </w:r>
+      <w:r>
+        <w:rPr>
+          <w:lang w:val="zh_TW" w:bidi="zh_TW"/>
+        </w:rPr>
+        <w:t>），這是舊約中最後完成的書卷之一。這一教導在兩約中間期被反覆提及（以斯拉二書7:31–44）。在此期間，人們認為靈魂在死亡後依然存在，或者以某種永生的形式存在（所羅門智訓3:4，4:1；馬加比四書16:13，17:12）又或等待復活（以諾一書102章）。一些經外文獻融入了希臘的思想，認為身體是應該擺脫的負擔——這種觀念與希伯來思想格格不入。</w:t>
+      </w:r>
+    </w:p>
+    <w:p>
+      <w:pPr/>
+      <w:r>
+        <w:rPr>
+          <w:lang w:val="zh_TW" w:bidi="zh_TW"/>
+        </w:rPr>
+      </w:r>
+      <w:r>
+        <w:rPr>
+          <w:lang w:val="zh_TW" w:bidi="zh_TW"/>
+        </w:rPr>
+        <w:t>然而，復活以及從死亡中救贖生命的概念，為新約的啟示——聚焦於基督的復活及其勝過死亡的啟示——奠定了基礎。</w:t>
+      </w:r>
+    </w:p>
+    <w:p>
+      <w:pPr>
+        <w:pStyle w:val="Heading3"/>
+      </w:pPr>
+      <w:r>
+        <w:rPr>
+          <w:lang w:val="zh_TW" w:bidi="zh_TW"/>
+        </w:rPr>
+        <w:t>新約中的觀點</w:t>
+      </w:r>
+    </w:p>
+    <w:p>
+      <w:pPr/>
+      <w:r>
+        <w:rPr>
+          <w:lang w:val="zh_TW" w:bidi="zh_TW"/>
+        </w:rPr>
+      </w:r>
+      <w:r>
+        <w:rPr>
+          <w:lang w:val="zh_TW" w:bidi="zh_TW"/>
+        </w:rPr>
+        <w:t>在新約中，死亡被視為一個神學問題，而非僅僅是一個個人事件。死亡超越了僅僅是生命的結束，作者們幾乎毫無困難地接受這一事實。死亡被認為會影響個人生命的每一個層面。唯有神是不朽的，是世界上所有生命的源頭（</w:t>
+      </w:r>
+      <w:r>
+        <w:rPr>
+          <w:lang w:val="zh_TW" w:bidi="zh_TW"/>
+        </w:rPr>
+        <w:t>羅4:17</w:t>
+      </w:r>
       <w:r>
         <w:rPr>
           <w:lang w:val="zh_TW" w:bidi="zh_TW"/>
         </w:rPr>
         <w:t>；</w:t>
       </w:r>
-      <w:hyperlink r:id="rId40">
-        <w:r>
-          <w:rPr>
-            <w:lang w:val="zh_TW" w:bidi="zh_TW"/>
-          </w:rPr>
-          <w:rPr>
-            <w:color w:val="0000EE"/>
-            <w:u w:val="single"/>
-          </w:rPr>
-          <w:t>便西拉智訓25:24</w:t>
-        </w:r>
-      </w:hyperlink>
-      <w:r>
-        <w:rPr>
-          <w:lang w:val="zh_TW" w:bidi="zh_TW"/>
-        </w:rPr>
-        <w:t>）。有時會將所有的死亡描繪為「第一次犯罪」（亞當和夏娃的悖逆）的結果。在其它記載中，人是因自己的罪而死。聖經中首次明確指出死人復活和最終審判或懲罰的概念出現在但以理書（</w:t>
-      </w:r>
-      <w:hyperlink r:id="rId41">
-        <w:r>
-          <w:rPr>
-            <w:lang w:val="zh_TW" w:bidi="zh_TW"/>
-          </w:rPr>
-          <w:rPr>
-            <w:color w:val="0000EE"/>
-            <w:u w:val="single"/>
-          </w:rPr>
-          <w:t>但12:2</w:t>
-        </w:r>
-      </w:hyperlink>
-      <w:r>
-        <w:rPr>
-          <w:lang w:val="zh_TW" w:bidi="zh_TW"/>
-        </w:rPr>
-        <w:t>），這是舊約中最後完成的書卷之一。這一教導在兩約中間期被反覆提及（以斯拉二書7:31–44）。在此期間，人們認為靈魂在死亡後依然存在，或者以某種永生的形式存在（所羅門智訓3:4，4:1；馬加比四書16:13，17:12）又或等待復活（以諾一書102章）。一些經外文獻融入了希臘的思想，認為身體是應該擺脫的負擔——這種觀念與希伯來思想格格不入。</w:t>
+      <w:r>
+        <w:rPr>
+          <w:lang w:val="zh_TW" w:bidi="zh_TW"/>
+        </w:rPr>
+        <w:t>提前6:16</w:t>
+      </w:r>
+      <w:r>
+        <w:rPr>
+          <w:lang w:val="zh_TW" w:bidi="zh_TW"/>
+        </w:rPr>
+        <w:t>）。唯有當人與神的生命有適當的關係時，他們才能真正活著。但自從罪進入世界以來，人與神之間的個人交流已經變得不自然（</w:t>
+      </w:r>
+      <w:r>
+        <w:rPr>
+          <w:lang w:val="zh_TW" w:bidi="zh_TW"/>
+        </w:rPr>
+        <w:t>羅5:12、17–18</w:t>
+      </w:r>
+      <w:r>
+        <w:rPr>
+          <w:lang w:val="zh_TW" w:bidi="zh_TW"/>
+        </w:rPr>
+        <w:t>；</w:t>
+      </w:r>
+      <w:r>
+        <w:rPr>
+          <w:lang w:val="zh_TW" w:bidi="zh_TW"/>
+        </w:rPr>
+        <w:t>林前15:22</w:t>
+      </w:r>
+      <w:r>
+        <w:rPr>
+          <w:lang w:val="zh_TW" w:bidi="zh_TW"/>
+        </w:rPr>
+        <w:t>）。當亞當與神分離時，這種分離帶來了死亡。每個人都追隨亞當的腳步（</w:t>
+      </w:r>
+      <w:r>
+        <w:rPr>
+          <w:lang w:val="zh_TW" w:bidi="zh_TW"/>
+        </w:rPr>
+        <w:t>羅3:23，</w:t>
+      </w:r>
+      <w:r>
+        <w:rPr>
+          <w:lang w:val="zh_TW" w:bidi="zh_TW"/>
+        </w:rPr>
+        <w:t>5:12</w:t>
+      </w:r>
+      <w:r>
+        <w:rPr>
+          <w:lang w:val="zh_TW" w:bidi="zh_TW"/>
+        </w:rPr>
+        <w:t>），因此死亡成為每個人的必然結果（</w:t>
+      </w:r>
+      <w:r>
+        <w:rPr>
+          <w:lang w:val="zh_TW" w:bidi="zh_TW"/>
+        </w:rPr>
+        <w:t>羅6:23</w:t>
+      </w:r>
+      <w:r>
+        <w:rPr>
+          <w:lang w:val="zh_TW" w:bidi="zh_TW"/>
+        </w:rPr>
+        <w:t>；</w:t>
+      </w:r>
+      <w:r>
+        <w:rPr>
+          <w:lang w:val="zh_TW" w:bidi="zh_TW"/>
+        </w:rPr>
+        <w:t>來9:27</w:t>
+      </w:r>
+      <w:r>
+        <w:rPr>
+          <w:lang w:val="zh_TW" w:bidi="zh_TW"/>
+        </w:rPr>
+        <w:t>）。因此，死亡不僅僅是人生命結束時發生的事情，也體現在人與神的隔絕中。</w:t>
       </w:r>
     </w:p>
     <w:p>
@@ -1446,7 +1353,734 @@
         <w:rPr>
           <w:lang w:val="zh_TW" w:bidi="zh_TW"/>
         </w:rPr>
-        <w:t>然而，復活以及從死亡中救贖生命的概念，為新約的啟示——聚焦於基督的復活及其勝過死亡的啟示——奠定了基礎。</w:t>
+        <w:t>死亡的影響極其廣泛。它影響文化的每一個層面。所有人的生活都籠罩在對死亡的恐懼之下（</w:t>
+      </w:r>
+      <w:r>
+        <w:rPr>
+          <w:lang w:val="zh_TW" w:bidi="zh_TW"/>
+        </w:rPr>
+        <w:t>羅8:15</w:t>
+      </w:r>
+      <w:r>
+        <w:rPr>
+          <w:lang w:val="zh_TW" w:bidi="zh_TW"/>
+        </w:rPr>
+        <w:t>；</w:t>
+      </w:r>
+      <w:r>
+        <w:rPr>
+          <w:lang w:val="zh_TW" w:bidi="zh_TW"/>
+        </w:rPr>
+        <w:t>來2:15</w:t>
+      </w:r>
+      <w:r>
+        <w:rPr>
+          <w:lang w:val="zh_TW" w:bidi="zh_TW"/>
+        </w:rPr>
+        <w:t>）。死亡掌管一切「體貼肉體」的事物（</w:t>
+      </w:r>
+      <w:r>
+        <w:rPr>
+          <w:lang w:val="zh_TW" w:bidi="zh_TW"/>
+        </w:rPr>
+        <w:t>羅8:6</w:t>
+      </w:r>
+      <w:r>
+        <w:rPr>
+          <w:lang w:val="zh_TW" w:bidi="zh_TW"/>
+        </w:rPr>
+        <w:t>）。凡不與基督建立關係的人，都活在死亡的狀態中（</w:t>
+      </w:r>
+      <w:r>
+        <w:rPr>
+          <w:lang w:val="zh_TW" w:bidi="zh_TW"/>
+        </w:rPr>
+        <w:t>約3:16–18</w:t>
+      </w:r>
+      <w:r>
+        <w:rPr>
+          <w:lang w:val="zh_TW" w:bidi="zh_TW"/>
+        </w:rPr>
+        <w:t>；</w:t>
+      </w:r>
+      <w:r>
+        <w:rPr>
+          <w:lang w:val="zh_TW" w:bidi="zh_TW"/>
+        </w:rPr>
+        <w:t>約一5:12</w:t>
+      </w:r>
+      <w:r>
+        <w:rPr>
+          <w:lang w:val="zh_TW" w:bidi="zh_TW"/>
+        </w:rPr>
+        <w:t>）。統治世界的魔鬼被稱為死亡之主（</w:t>
+      </w:r>
+      <w:r>
+        <w:rPr>
+          <w:lang w:val="zh_TW" w:bidi="zh_TW"/>
+        </w:rPr>
+        <w:t>來2:14</w:t>
+      </w:r>
+      <w:r>
+        <w:rPr>
+          <w:lang w:val="zh_TW" w:bidi="zh_TW"/>
+        </w:rPr>
+        <w:t>）。有時，死亡被人格化為一個在世界上肆虐的鬼魔力量，但最終被基督自己制服，祂是唯一能戰勝死亡的（</w:t>
+      </w:r>
+      <w:r>
+        <w:rPr>
+          <w:lang w:val="zh_TW" w:bidi="zh_TW"/>
+        </w:rPr>
+        <w:t>林前15:26–27</w:t>
+      </w:r>
+      <w:r>
+        <w:rPr>
+          <w:lang w:val="zh_TW" w:bidi="zh_TW"/>
+        </w:rPr>
+        <w:t>；</w:t>
+      </w:r>
+      <w:r>
+        <w:rPr>
+          <w:lang w:val="zh_TW" w:bidi="zh_TW"/>
+        </w:rPr>
+        <w:t>啟6:8，</w:t>
+      </w:r>
+      <w:r>
+        <w:rPr>
+          <w:lang w:val="zh_TW" w:bidi="zh_TW"/>
+        </w:rPr>
+        <w:t>20:13–14</w:t>
+      </w:r>
+      <w:r>
+        <w:rPr>
+          <w:lang w:val="zh_TW" w:bidi="zh_TW"/>
+        </w:rPr>
+        <w:t>）。</w:t>
+      </w:r>
+    </w:p>
+    <w:p>
+      <w:pPr/>
+      <w:r>
+        <w:rPr>
+          <w:lang w:val="zh_TW" w:bidi="zh_TW"/>
+        </w:rPr>
+      </w:r>
+      <w:r>
+        <w:rPr>
+          <w:lang w:val="zh_TW" w:bidi="zh_TW"/>
+        </w:rPr>
+        <w:t>基督死了，埋葬了，並在第三天復活（</w:t>
+      </w:r>
+      <w:r>
+        <w:rPr>
+          <w:lang w:val="zh_TW" w:bidi="zh_TW"/>
+        </w:rPr>
+        <w:t>羅4:25</w:t>
+      </w:r>
+      <w:r>
+        <w:rPr>
+          <w:lang w:val="zh_TW" w:bidi="zh_TW"/>
+        </w:rPr>
+        <w:t>；</w:t>
+      </w:r>
+      <w:r>
+        <w:rPr>
+          <w:lang w:val="zh_TW" w:bidi="zh_TW"/>
+        </w:rPr>
+        <w:t>林前15:3–4</w:t>
+      </w:r>
+      <w:r>
+        <w:rPr>
+          <w:lang w:val="zh_TW" w:bidi="zh_TW"/>
+        </w:rPr>
+        <w:t>；</w:t>
+      </w:r>
+      <w:r>
+        <w:rPr>
+          <w:lang w:val="zh_TW" w:bidi="zh_TW"/>
+        </w:rPr>
+        <w:t>帖前4:14</w:t>
+      </w:r>
+      <w:r>
+        <w:rPr>
+          <w:lang w:val="zh_TW" w:bidi="zh_TW"/>
+        </w:rPr>
+        <w:t>）。通過這一歷史事件，死亡的權勢被破壞了。新約以多種方式表達基督降服於死亡是為了贖罪。祂順服以至於死（</w:t>
+      </w:r>
+      <w:r>
+        <w:rPr>
+          <w:lang w:val="zh_TW" w:bidi="zh_TW"/>
+        </w:rPr>
+        <w:t>腓2:8</w:t>
+      </w:r>
+      <w:r>
+        <w:rPr>
+          <w:lang w:val="zh_TW" w:bidi="zh_TW"/>
+        </w:rPr>
+        <w:t>）；祂為所有人的罪獻上自己（</w:t>
+      </w:r>
+      <w:r>
+        <w:rPr>
+          <w:lang w:val="zh_TW" w:bidi="zh_TW"/>
+        </w:rPr>
+        <w:t>林前5:7</w:t>
+      </w:r>
+      <w:r>
+        <w:rPr>
+          <w:lang w:val="zh_TW" w:bidi="zh_TW"/>
+        </w:rPr>
+        <w:t>；</w:t>
+      </w:r>
+      <w:r>
+        <w:rPr>
+          <w:lang w:val="zh_TW" w:bidi="zh_TW"/>
+        </w:rPr>
+        <w:t>林後5:15</w:t>
+      </w:r>
+      <w:r>
+        <w:rPr>
+          <w:lang w:val="zh_TW" w:bidi="zh_TW"/>
+        </w:rPr>
+        <w:t>）；並降入陰間，也就是死者之地（</w:t>
+      </w:r>
+      <w:r>
+        <w:rPr>
+          <w:lang w:val="zh_TW" w:bidi="zh_TW"/>
+        </w:rPr>
+        <w:t>彼前3:18–19</w:t>
+      </w:r>
+      <w:r>
+        <w:rPr>
+          <w:lang w:val="zh_TW" w:bidi="zh_TW"/>
+        </w:rPr>
+        <w:t>）。所有這些經文的主要點在於，祂沒有停留在死亡中，而是戰勝了魔鬼，奪去了死亡的權柄（鑰匙），並以得勝的姿態升天（</w:t>
+      </w:r>
+      <w:r>
+        <w:rPr>
+          <w:lang w:val="zh_TW" w:bidi="zh_TW"/>
+        </w:rPr>
+        <w:t>來2:14–15</w:t>
+      </w:r>
+      <w:r>
+        <w:rPr>
+          <w:lang w:val="zh_TW" w:bidi="zh_TW"/>
+        </w:rPr>
+        <w:t>；</w:t>
+      </w:r>
+      <w:r>
+        <w:rPr>
+          <w:lang w:val="zh_TW" w:bidi="zh_TW"/>
+        </w:rPr>
+        <w:t>啟1:17–18</w:t>
+      </w:r>
+      <w:r>
+        <w:rPr>
+          <w:lang w:val="zh_TW" w:bidi="zh_TW"/>
+        </w:rPr>
+        <w:t>）。耶穌基督的工作並非為了祂自己，而是為了那些歸向祂的人（</w:t>
+      </w:r>
+      <w:r>
+        <w:rPr>
+          <w:lang w:val="zh_TW" w:bidi="zh_TW"/>
+        </w:rPr>
+        <w:t>可10:45</w:t>
+      </w:r>
+      <w:r>
+        <w:rPr>
+          <w:lang w:val="zh_TW" w:bidi="zh_TW"/>
+        </w:rPr>
+        <w:t>；</w:t>
+      </w:r>
+      <w:r>
+        <w:rPr>
+          <w:lang w:val="zh_TW" w:bidi="zh_TW"/>
+        </w:rPr>
+        <w:t>羅5:6–8</w:t>
+      </w:r>
+      <w:r>
+        <w:rPr>
+          <w:lang w:val="zh_TW" w:bidi="zh_TW"/>
+        </w:rPr>
+        <w:t>；</w:t>
+      </w:r>
+      <w:r>
+        <w:rPr>
+          <w:lang w:val="zh_TW" w:bidi="zh_TW"/>
+        </w:rPr>
+        <w:t>帖前5:9–10</w:t>
+      </w:r>
+      <w:r>
+        <w:rPr>
+          <w:lang w:val="zh_TW" w:bidi="zh_TW"/>
+        </w:rPr>
+        <w:t>）。通過接受基督不應得的死亡，基督為祂的追隨者打破了死亡的權勢。</w:t>
+      </w:r>
+    </w:p>
+    <w:p>
+      <w:pPr/>
+      <w:r>
+        <w:rPr>
+          <w:lang w:val="zh_TW" w:bidi="zh_TW"/>
+        </w:rPr>
+      </w:r>
+      <w:r>
+        <w:rPr>
+          <w:lang w:val="zh_TW" w:bidi="zh_TW"/>
+        </w:rPr>
+        <w:t>因此，基督徒藉著基督的大能，從「這取死的身體」中被拯救出來（</w:t>
+      </w:r>
+      <w:r>
+        <w:rPr>
+          <w:lang w:val="zh_TW" w:bidi="zh_TW"/>
+        </w:rPr>
+        <w:t>羅7:24</w:t>
+      </w:r>
+      <w:r>
+        <w:rPr>
+          <w:lang w:val="zh_TW" w:bidi="zh_TW"/>
+        </w:rPr>
+        <w:t>）。救恩通過受洗歸入基督的死而來（</w:t>
+      </w:r>
+      <w:r>
+        <w:rPr>
+          <w:lang w:val="zh_TW" w:bidi="zh_TW"/>
+        </w:rPr>
+        <w:t>6:3–4</w:t>
+      </w:r>
+      <w:r>
+        <w:rPr>
+          <w:lang w:val="zh_TW" w:bidi="zh_TW"/>
+        </w:rPr>
+        <w:t>），並且「與基督同死」於這個世界和律法之下（</w:t>
+      </w:r>
+      <w:r>
+        <w:rPr>
+          <w:lang w:val="zh_TW" w:bidi="zh_TW"/>
+        </w:rPr>
+        <w:t>羅7:6</w:t>
+      </w:r>
+      <w:r>
+        <w:rPr>
+          <w:lang w:val="zh_TW" w:bidi="zh_TW"/>
+        </w:rPr>
+        <w:t>；</w:t>
+      </w:r>
+      <w:r>
+        <w:rPr>
+          <w:lang w:val="zh_TW" w:bidi="zh_TW"/>
+        </w:rPr>
+        <w:t>加6:14</w:t>
+      </w:r>
+      <w:r>
+        <w:rPr>
+          <w:lang w:val="zh_TW" w:bidi="zh_TW"/>
+        </w:rPr>
+        <w:t>；</w:t>
+      </w:r>
+      <w:r>
+        <w:rPr>
+          <w:lang w:val="zh_TW" w:bidi="zh_TW"/>
+        </w:rPr>
+        <w:t>西2:20</w:t>
+      </w:r>
+      <w:r>
+        <w:rPr>
+          <w:lang w:val="zh_TW" w:bidi="zh_TW"/>
+        </w:rPr>
+        <w:t>）。也就是說，神將基督的死視為信徒的死。叛逆世界的罪（</w:t>
+      </w:r>
+      <w:r>
+        <w:rPr>
+          <w:lang w:val="zh_TW" w:bidi="zh_TW"/>
+        </w:rPr>
+        <w:t>羅6:6</w:t>
+      </w:r>
+      <w:r>
+        <w:rPr>
+          <w:lang w:val="zh_TW" w:bidi="zh_TW"/>
+        </w:rPr>
+        <w:t>）和自我崇拜（為自己而活，</w:t>
+      </w:r>
+      <w:r>
+        <w:rPr>
+          <w:lang w:val="zh_TW" w:bidi="zh_TW"/>
+        </w:rPr>
+        <w:t>林後5:14–15</w:t>
+      </w:r>
+      <w:r>
+        <w:rPr>
+          <w:lang w:val="zh_TW" w:bidi="zh_TW"/>
+        </w:rPr>
+        <w:t>）都成為過去。耶穌為祂的子民而死，成為將祂的生命賜給他們的方式（</w:t>
+      </w:r>
+      <w:r>
+        <w:rPr>
+          <w:lang w:val="zh_TW" w:bidi="zh_TW"/>
+        </w:rPr>
+        <w:t>4:10</w:t>
+      </w:r>
+      <w:r>
+        <w:rPr>
+          <w:lang w:val="zh_TW" w:bidi="zh_TW"/>
+        </w:rPr>
+        <w:t>）。結果是信徒與世界分離，就像他們曾經與神隔絕一樣。從世界的角度來看，他們是死的；基督是他們唯一的生命（</w:t>
+      </w:r>
+      <w:r>
+        <w:rPr>
+          <w:lang w:val="zh_TW" w:bidi="zh_TW"/>
+        </w:rPr>
+        <w:t>西3:3</w:t>
+      </w:r>
+      <w:r>
+        <w:rPr>
+          <w:lang w:val="zh_TW" w:bidi="zh_TW"/>
+        </w:rPr>
+        <w:t>）。</w:t>
+      </w:r>
+    </w:p>
+    <w:p>
+      <w:pPr/>
+      <w:r>
+        <w:rPr>
+          <w:lang w:val="zh_TW" w:bidi="zh_TW"/>
+        </w:rPr>
+      </w:r>
+      <w:r>
+        <w:rPr>
+          <w:lang w:val="zh_TW" w:bidi="zh_TW"/>
+        </w:rPr>
+        <w:t>使徒約翰以稍微不同的方式表達了這一點。耶穌來到世上是為了將生命賜給死人（</w:t>
+      </w:r>
+      <w:r>
+        <w:rPr>
+          <w:lang w:val="zh_TW" w:bidi="zh_TW"/>
+        </w:rPr>
+        <w:t>約5:24</w:t>
+      </w:r>
+      <w:r>
+        <w:rPr>
+          <w:lang w:val="zh_TW" w:bidi="zh_TW"/>
+        </w:rPr>
+        <w:t>）。這生命的賜予不會發生在復活時，而是已經發生了。所有歸向耶穌的人立即從死亡進入生命。或者換句話說，那些遵守（順服）祂話語的人，永遠不會見到死亡（</w:t>
+      </w:r>
+      <w:r>
+        <w:rPr>
+          <w:lang w:val="zh_TW" w:bidi="zh_TW"/>
+        </w:rPr>
+        <w:t>8:51–52</w:t>
+      </w:r>
+      <w:r>
+        <w:rPr>
+          <w:lang w:val="zh_TW" w:bidi="zh_TW"/>
+        </w:rPr>
+        <w:t>）。重點在於所有不在基督裡的人，已經是死的，而那些信靠基督的人已經在享受生命。基督徒與非基督徒之間的根本差異在生與死的差別。</w:t>
+      </w:r>
+    </w:p>
+    <w:p>
+      <w:pPr/>
+      <w:r>
+        <w:rPr>
+          <w:lang w:val="zh_TW" w:bidi="zh_TW"/>
+        </w:rPr>
+      </w:r>
+      <w:r>
+        <w:rPr>
+          <w:lang w:val="zh_TW" w:bidi="zh_TW"/>
+        </w:rPr>
+        <w:t>新約作者自然知道基督徒也會死亡；他們的問題是如何找到合適的詞語來解釋其與非基督徒死亡的不同。肉體上死亡的信徒被說成是「在基督裡死了」（</w:t>
+      </w:r>
+      <w:r>
+        <w:rPr>
+          <w:lang w:val="zh_TW" w:bidi="zh_TW"/>
+        </w:rPr>
+        <w:t>帖前4:16）</w:t>
+      </w:r>
+      <w:r>
+        <w:rPr>
+          <w:lang w:val="zh_TW" w:bidi="zh_TW"/>
+        </w:rPr>
+        <w:t>。或者，他們根本不是死了，而只是「睡了」（</w:t>
+      </w:r>
+      <w:r>
+        <w:rPr>
+          <w:lang w:val="zh_TW" w:bidi="zh_TW"/>
+        </w:rPr>
+        <w:t>林前15:6、18、20、51</w:t>
+      </w:r>
+      <w:r>
+        <w:rPr>
+          <w:lang w:val="zh_TW" w:bidi="zh_TW"/>
+        </w:rPr>
+        <w:t>；</w:t>
+      </w:r>
+      <w:r>
+        <w:rPr>
+          <w:lang w:val="zh_TW" w:bidi="zh_TW"/>
+        </w:rPr>
+        <w:t>帖前4:13–15</w:t>
+      </w:r>
+      <w:r>
+        <w:rPr>
+          <w:lang w:val="zh_TW" w:bidi="zh_TW"/>
+        </w:rPr>
+        <w:t>；參</w:t>
+      </w:r>
+      <w:r>
+        <w:rPr>
+          <w:lang w:val="zh_TW" w:bidi="zh_TW"/>
+        </w:rPr>
+        <w:t>約11:11–14</w:t>
+      </w:r>
+      <w:r>
+        <w:rPr>
+          <w:lang w:val="zh_TW" w:bidi="zh_TW"/>
+        </w:rPr>
+        <w:t>耶穌的話）。雖然他們的肉身死了，但已故信徒並未與基督分離；也就是說，他們並不是真的死了。死亡與陰間的一切權勢都無法使信徒與基督分離（</w:t>
+      </w:r>
+      <w:r>
+        <w:rPr>
+          <w:lang w:val="zh_TW" w:bidi="zh_TW"/>
+        </w:rPr>
+        <w:t>羅8:38–39</w:t>
+      </w:r>
+      <w:r>
+        <w:rPr>
+          <w:lang w:val="zh_TW" w:bidi="zh_TW"/>
+        </w:rPr>
+        <w:t>）。對他們來說，死亡不是損失，而是得益；它使他們更接近基督（</w:t>
+      </w:r>
+      <w:r>
+        <w:rPr>
+          <w:lang w:val="zh_TW" w:bidi="zh_TW"/>
+        </w:rPr>
+        <w:t>林後5:1–10</w:t>
+      </w:r>
+      <w:r>
+        <w:rPr>
+          <w:lang w:val="zh_TW" w:bidi="zh_TW"/>
+        </w:rPr>
+        <w:t>；</w:t>
+      </w:r>
+      <w:r>
+        <w:rPr>
+          <w:lang w:val="zh_TW" w:bidi="zh_TW"/>
+        </w:rPr>
+        <w:t>腓1:20–21</w:t>
+      </w:r>
+      <w:r>
+        <w:rPr>
+          <w:lang w:val="zh_TW" w:bidi="zh_TW"/>
+        </w:rPr>
+        <w:t>）。更重要的是，信徒還將分享基督對肉體死亡的勝利。因為祂是那些從死裡復活之人的「初熟的果子」（</w:t>
+      </w:r>
+      <w:r>
+        <w:rPr>
+          <w:lang w:val="zh_TW" w:bidi="zh_TW"/>
+        </w:rPr>
+        <w:t>林前15:20</w:t>
+      </w:r>
+      <w:r>
+        <w:rPr>
+          <w:lang w:val="zh_TW" w:bidi="zh_TW"/>
+        </w:rPr>
+        <w:t>；</w:t>
+      </w:r>
+      <w:r>
+        <w:rPr>
+          <w:lang w:val="zh_TW" w:bidi="zh_TW"/>
+        </w:rPr>
+        <w:t>西1:18</w:t>
+      </w:r>
+      <w:r>
+        <w:rPr>
+          <w:lang w:val="zh_TW" w:bidi="zh_TW"/>
+        </w:rPr>
+        <w:t>），那些「在基督裡」的人將在「末日」復活與祂同在，完全且完整。</w:t>
+      </w:r>
+    </w:p>
+    <w:p>
+      <w:pPr/>
+      <w:r>
+        <w:rPr>
+          <w:lang w:val="zh_TW" w:bidi="zh_TW"/>
+        </w:rPr>
+      </w:r>
+      <w:r>
+        <w:rPr>
+          <w:lang w:val="zh_TW" w:bidi="zh_TW"/>
+        </w:rPr>
+        <w:t>另一方面，對於那些不屬於基督的人，最終將與神完全分離。在最後的審判中，所有名字未記錄在「生命冊」上的人都將被投入火湖，與死亡和陰間為伴。這種與神的最終分離就是「第二次的死」（</w:t>
+      </w:r>
+      <w:r>
+        <w:rPr>
+          <w:lang w:val="zh_TW" w:bidi="zh_TW"/>
+        </w:rPr>
+        <w:t>啟20:14</w:t>
+      </w:r>
+      <w:r>
+        <w:rPr>
+          <w:lang w:val="zh_TW" w:bidi="zh_TW"/>
+        </w:rPr>
+        <w:t>）。然而，基督徒已經從死亡中得救（</w:t>
+      </w:r>
+      <w:r>
+        <w:rPr>
+          <w:lang w:val="zh_TW" w:bidi="zh_TW"/>
+        </w:rPr>
+        <w:t>雅5:20</w:t>
+      </w:r>
+      <w:r>
+        <w:rPr>
+          <w:lang w:val="zh_TW" w:bidi="zh_TW"/>
+        </w:rPr>
+        <w:t>；</w:t>
+      </w:r>
+      <w:r>
+        <w:rPr>
+          <w:lang w:val="zh_TW" w:bidi="zh_TW"/>
+        </w:rPr>
+        <w:t>約一3:14</w:t>
+      </w:r>
+      <w:r>
+        <w:rPr>
+          <w:lang w:val="zh_TW" w:bidi="zh_TW"/>
+        </w:rPr>
+        <w:t>）。第二次的死對那些忠於基督的人毫無權勢（</w:t>
+      </w:r>
+      <w:r>
+        <w:rPr>
+          <w:lang w:val="zh_TW" w:bidi="zh_TW"/>
+        </w:rPr>
+        <w:t>啟2:11，</w:t>
+      </w:r>
+      <w:r>
+        <w:rPr>
+          <w:lang w:val="zh_TW" w:bidi="zh_TW"/>
+        </w:rPr>
+        <w:t>20:6</w:t>
+      </w:r>
+      <w:r>
+        <w:rPr>
+          <w:lang w:val="zh_TW" w:bidi="zh_TW"/>
+        </w:rPr>
+        <w:t>）。相反，他們將與神同住，在神的同在中不再有死亡，因為神本身就是生命（</w:t>
+      </w:r>
+      <w:r>
+        <w:rPr>
+          <w:lang w:val="zh_TW" w:bidi="zh_TW"/>
+        </w:rPr>
+        <w:t>21:4</w:t>
+      </w:r>
+      <w:r>
+        <w:rPr>
+          <w:lang w:val="zh_TW" w:bidi="zh_TW"/>
+        </w:rPr>
+        <w:t>）。</w:t>
+      </w:r>
+    </w:p>
+    <w:p>
+      <w:pPr/>
+      <w:r>
+        <w:rPr>
+          <w:lang w:val="zh_TW" w:bidi="zh_TW"/>
+        </w:rPr>
+      </w:r>
+      <w:r>
+        <w:rPr>
+          <w:i/>
+          <w:lang w:val="zh_TW" w:bidi="zh_TW"/>
+        </w:rPr>
+        <w:t>另見</w:t>
+      </w:r>
+      <w:r>
+        <w:rPr>
+          <w:lang w:val="zh_TW" w:bidi="zh_TW"/>
+        </w:rPr>
+        <w:t xml:space="preserve"> </w:t>
+      </w:r>
+      <w:r>
+        <w:rPr>
+          <w:lang w:val="zh_TW" w:bidi="zh_TW"/>
+        </w:rPr>
+        <w:t>死者之地</w:t>
+      </w:r>
+      <w:r>
+        <w:rPr>
+          <w:lang w:val="zh_TW" w:bidi="zh_TW"/>
+        </w:rPr>
+        <w:t>；</w:t>
+      </w:r>
+      <w:r>
+        <w:rPr>
+          <w:lang w:val="zh_TW" w:bidi="zh_TW"/>
+        </w:rPr>
+        <w:t>中間狀態</w:t>
+      </w:r>
+      <w:r>
+        <w:rPr>
+          <w:lang w:val="zh_TW" w:bidi="zh_TW"/>
+        </w:rPr>
+        <w:t>；</w:t>
+      </w:r>
+      <w:r>
+        <w:rPr>
+          <w:lang w:val="zh_TW" w:bidi="zh_TW"/>
+        </w:rPr>
+        <w:t>神的忿怒</w:t>
+      </w:r>
+      <w:r>
+        <w:rPr>
+          <w:lang w:val="zh_TW" w:bidi="zh_TW"/>
+        </w:rPr>
+        <w:t>。</w:t>
+      </w:r>
+      <w:r>
+        <w:rPr>
+          <w:lang w:val="zh_TW" w:bidi="zh_TW"/>
+        </w:rPr>
+      </w:r>
+      <w:r>
+        <w:rPr>
+          <w:lang w:val="zh_TW" w:bidi="zh_TW"/>
+        </w:rPr>
+      </w:r>
+    </w:p>
+    <w:p>
+      <w:pPr/>
+      <w:r>
+        <w:rPr>
+          <w:lang w:val="zh_TW" w:bidi="zh_TW"/>
+        </w:rPr>
+      </w:r>
+    </w:p>
+    <w:p>
+      <w:pPr>
+        <w:pStyle w:val="Heading2"/>
+      </w:pPr>
+      <w:r>
+        <w:rPr>
+          <w:lang w:val="zh_TW" w:bidi="zh_TW"/>
+        </w:rPr>
+        <w:t>死者之地</w:t>
+      </w:r>
+      <w:r>
+        <w:rPr>
+          <w:lang w:val="zh_TW" w:bidi="zh_TW"/>
+        </w:rPr>
+      </w:r>
+    </w:p>
+    <w:p>
+      <w:pPr/>
+      <w:r>
+        <w:rPr>
+          <w:lang w:val="zh_TW" w:bidi="zh_TW"/>
+        </w:rPr>
+      </w:r>
+      <w:r>
+        <w:rPr>
+          <w:lang w:val="zh_TW" w:bidi="zh_TW"/>
+        </w:rPr>
+        <w:t>此用語涵蓋聖經多個指向死者歸宿的描述式意象，包括舊約中的「陰間（Sheol）」和「坑」，以及新約中的「陰間（Hades）」、「地獄（Gehenna）」、「樂園（Paradise）」和「亞伯拉罕的懷裡」。隨著希伯來人愈來愈理解生命和死後之事，他們對死亡的觀念，初期模糊認知，得以發展到新約更為完整的概念。</w:t>
       </w:r>
     </w:p>
     <w:p>
@@ -1457,7 +2091,7 @@
         <w:rPr>
           <w:lang w:val="zh_TW" w:bidi="zh_TW"/>
         </w:rPr>
-        <w:t>新約中的觀點</w:t>
+        <w:t>舊約聖經</w:t>
       </w:r>
     </w:p>
     <w:p>
@@ -1471,145 +2105,181 @@
         <w:rPr>
           <w:lang w:val="zh_TW" w:bidi="zh_TW"/>
         </w:rPr>
-        <w:t>在新約中，死亡被視為一個神學問題，而非僅僅是一個個人事件。死亡超越了僅僅是生命的結束，作者們幾乎毫無困難地接受這一事實。死亡被認為會影響個人生命的每一個層面。唯有神是不朽的，是世界上所有生命的源頭（</w:t>
-      </w:r>
-      <w:hyperlink r:id="rId42">
-        <w:r>
-          <w:rPr>
-            <w:lang w:val="zh_TW" w:bidi="zh_TW"/>
-          </w:rPr>
-          <w:rPr>
-            <w:color w:val="0000EE"/>
-            <w:u w:val="single"/>
-          </w:rPr>
-          <w:t>羅4:17</w:t>
-        </w:r>
-      </w:hyperlink>
+        <w:t>舊約關於死者的信息有限。根據某些經文，死亡之後，人下降到陰間（常被翻譯為「墳墓」、「地獄」、「坑」或簡單稱為「死裡」），在某些情況下，僅僅指埋葬的墳墓（</w:t>
+      </w:r>
+      <w:r>
+        <w:rPr>
+          <w:lang w:val="zh_TW" w:bidi="zh_TW"/>
+        </w:rPr>
+        <w:t>民16:30、33</w:t>
+      </w:r>
+      <w:r>
+        <w:rPr>
+          <w:lang w:val="zh_TW" w:bidi="zh_TW"/>
+        </w:rPr>
+        <w:t>），但更多時候是指一個地下世界。這個死者的居所被描繪為地下的地方，人會「下到」那裡（</w:t>
+      </w:r>
+      <w:r>
+        <w:rPr>
+          <w:lang w:val="zh_TW" w:bidi="zh_TW"/>
+        </w:rPr>
+        <w:t>創42:38</w:t>
+      </w:r>
       <w:r>
         <w:rPr>
           <w:lang w:val="zh_TW" w:bidi="zh_TW"/>
         </w:rPr>
         <w:t>；</w:t>
       </w:r>
-      <w:hyperlink r:id="rId43">
-        <w:r>
-          <w:rPr>
-            <w:lang w:val="zh_TW" w:bidi="zh_TW"/>
-          </w:rPr>
-          <w:rPr>
-            <w:color w:val="0000EE"/>
-            <w:u w:val="single"/>
-          </w:rPr>
-          <w:t>提前6:16</w:t>
-        </w:r>
-      </w:hyperlink>
-      <w:r>
-        <w:rPr>
-          <w:lang w:val="zh_TW" w:bidi="zh_TW"/>
-        </w:rPr>
-        <w:t>）。唯有當人與神的生命有適當的關係時，他們才能真正活著。但自從罪進入世界以來，人與神之間的個人交流已經變得不自然（</w:t>
-      </w:r>
-      <w:hyperlink r:id="rId44">
-        <w:r>
-          <w:rPr>
-            <w:lang w:val="zh_TW" w:bidi="zh_TW"/>
-          </w:rPr>
-          <w:rPr>
-            <w:color w:val="0000EE"/>
-            <w:u w:val="single"/>
-          </w:rPr>
-          <w:t>羅5:12、17–18</w:t>
-        </w:r>
-      </w:hyperlink>
+      <w:r>
+        <w:rPr>
+          <w:lang w:val="zh_TW" w:bidi="zh_TW"/>
+        </w:rPr>
+        <w:t>箴15:24</w:t>
+      </w:r>
       <w:r>
         <w:rPr>
           <w:lang w:val="zh_TW" w:bidi="zh_TW"/>
         </w:rPr>
         <w:t>；</w:t>
       </w:r>
-      <w:hyperlink r:id="rId45">
-        <w:r>
-          <w:rPr>
-            <w:lang w:val="zh_TW" w:bidi="zh_TW"/>
-          </w:rPr>
-          <w:rPr>
-            <w:color w:val="0000EE"/>
-            <w:u w:val="single"/>
-          </w:rPr>
-          <w:t>林前15:22</w:t>
-        </w:r>
-      </w:hyperlink>
-      <w:r>
-        <w:rPr>
-          <w:lang w:val="zh_TW" w:bidi="zh_TW"/>
-        </w:rPr>
-        <w:t>）。當亞當與神分離時，這種分離帶來了死亡。每個人都追隨亞當的腳步（</w:t>
-      </w:r>
-      <w:hyperlink r:id="rId46">
-        <w:r>
-          <w:rPr>
-            <w:lang w:val="zh_TW" w:bidi="zh_TW"/>
-          </w:rPr>
-          <w:rPr>
-            <w:color w:val="0000EE"/>
-            <w:u w:val="single"/>
-          </w:rPr>
-          <w:t>羅3:23，</w:t>
-        </w:r>
-      </w:hyperlink>
-      <w:hyperlink r:id="rId47">
-        <w:r>
-          <w:rPr>
-            <w:lang w:val="zh_TW" w:bidi="zh_TW"/>
-          </w:rPr>
-          <w:rPr>
-            <w:color w:val="0000EE"/>
-            <w:u w:val="single"/>
-          </w:rPr>
-          <w:t>5:12</w:t>
-        </w:r>
-      </w:hyperlink>
-      <w:r>
-        <w:rPr>
-          <w:lang w:val="zh_TW" w:bidi="zh_TW"/>
-        </w:rPr>
-        <w:t>），因此死亡成為每個人的必然結果（</w:t>
-      </w:r>
-      <w:hyperlink r:id="rId48">
-        <w:r>
-          <w:rPr>
-            <w:lang w:val="zh_TW" w:bidi="zh_TW"/>
-          </w:rPr>
-          <w:rPr>
-            <w:color w:val="0000EE"/>
-            <w:u w:val="single"/>
-          </w:rPr>
-          <w:t>羅6:23</w:t>
-        </w:r>
-      </w:hyperlink>
+      <w:r>
+        <w:rPr>
+          <w:lang w:val="zh_TW" w:bidi="zh_TW"/>
+        </w:rPr>
+        <w:t>結26:20</w:t>
+      </w:r>
+      <w:r>
+        <w:rPr>
+          <w:lang w:val="zh_TW" w:bidi="zh_TW"/>
+        </w:rPr>
+        <w:t>），並且是幽暗（</w:t>
+      </w:r>
+      <w:r>
+        <w:rPr>
+          <w:lang w:val="zh_TW" w:bidi="zh_TW"/>
+        </w:rPr>
+        <w:t>伯10:21–22</w:t>
+      </w:r>
+      <w:r>
+        <w:rPr>
+          <w:lang w:val="zh_TW" w:bidi="zh_TW"/>
+        </w:rPr>
+        <w:t>）、寂靜（</w:t>
+      </w:r>
+      <w:r>
+        <w:rPr>
+          <w:lang w:val="zh_TW" w:bidi="zh_TW"/>
+        </w:rPr>
+        <w:t>詩94:17，</w:t>
+      </w:r>
+      <w:r>
+        <w:rPr>
+          <w:lang w:val="zh_TW" w:bidi="zh_TW"/>
+        </w:rPr>
+        <w:t>115:17</w:t>
+      </w:r>
+      <w:r>
+        <w:rPr>
+          <w:lang w:val="zh_TW" w:bidi="zh_TW"/>
+        </w:rPr>
+        <w:t>）和忘記之地（</w:t>
+      </w:r>
+      <w:r>
+        <w:rPr>
+          <w:lang w:val="zh_TW" w:bidi="zh_TW"/>
+        </w:rPr>
+        <w:t>詩88:12</w:t>
+      </w:r>
+      <w:r>
+        <w:rPr>
+          <w:lang w:val="zh_TW" w:bidi="zh_TW"/>
+        </w:rPr>
+        <w:t>）。神不會在「陰間」被記念，也不再有人歌頌祂（</w:t>
+      </w:r>
+      <w:r>
+        <w:rPr>
+          <w:lang w:val="zh_TW" w:bidi="zh_TW"/>
+        </w:rPr>
+        <w:t>詩6:5，</w:t>
+      </w:r>
+      <w:r>
+        <w:rPr>
+          <w:lang w:val="zh_TW" w:bidi="zh_TW"/>
+        </w:rPr>
+        <w:t>30:9，</w:t>
+      </w:r>
+      <w:r>
+        <w:rPr>
+          <w:lang w:val="zh_TW" w:bidi="zh_TW"/>
+        </w:rPr>
+        <w:t>115:17</w:t>
+      </w:r>
+      <w:r>
+        <w:rPr>
+          <w:lang w:val="zh_TW" w:bidi="zh_TW"/>
+        </w:rPr>
+        <w:t>），甚至人們相信，連神也不會記念那裡的人（</w:t>
+      </w:r>
+      <w:r>
+        <w:rPr>
+          <w:lang w:val="zh_TW" w:bidi="zh_TW"/>
+        </w:rPr>
+        <w:t>詩88:5、11</w:t>
+      </w:r>
       <w:r>
         <w:rPr>
           <w:lang w:val="zh_TW" w:bidi="zh_TW"/>
         </w:rPr>
         <w:t>；</w:t>
       </w:r>
-      <w:hyperlink r:id="rId49">
-        <w:r>
-          <w:rPr>
-            <w:lang w:val="zh_TW" w:bidi="zh_TW"/>
-          </w:rPr>
-          <w:rPr>
-            <w:color w:val="0000EE"/>
-            <w:u w:val="single"/>
-          </w:rPr>
-          <w:t>來9:27</w:t>
-        </w:r>
-      </w:hyperlink>
-      <w:r>
-        <w:rPr>
-          <w:lang w:val="zh_TW" w:bidi="zh_TW"/>
-        </w:rPr>
-        <w:t>）。因此，死亡不僅僅是人生命結束時發生的事情，也體現在人與神的隔絕中。</w:t>
+      <w:r>
+        <w:rPr>
+          <w:lang w:val="zh_TW" w:bidi="zh_TW"/>
+        </w:rPr>
+        <w:t>賽38:18</w:t>
+      </w:r>
+      <w:r>
+        <w:rPr>
+          <w:lang w:val="zh_TW" w:bidi="zh_TW"/>
+        </w:rPr>
+        <w:t>）。死者被視為永久與神隔絕，無法參與祂在歷史中的作為。雖然生與死之間的界線有時可說是模糊不清（如在</w:t>
+      </w:r>
+      <w:r>
+        <w:rPr>
+          <w:lang w:val="zh_TW" w:bidi="zh_TW"/>
+        </w:rPr>
+        <w:t>列王紀下四章32至37節</w:t>
+      </w:r>
+      <w:r>
+        <w:rPr>
+          <w:lang w:val="zh_TW" w:bidi="zh_TW"/>
+        </w:rPr>
+        <w:t>中的復活，又在</w:t>
+      </w:r>
+      <w:r>
+        <w:rPr>
+          <w:lang w:val="zh_TW" w:bidi="zh_TW"/>
+        </w:rPr>
+        <w:t>撒母耳記上二十八章7至25節</w:t>
+      </w:r>
+      <w:r>
+        <w:rPr>
+          <w:lang w:val="zh_TW" w:bidi="zh_TW"/>
+        </w:rPr>
+        <w:t>中，撒母耳的鬼魂所示），但猶太人明確禁止與死者溝通（</w:t>
+      </w:r>
+      <w:r>
+        <w:rPr>
+          <w:lang w:val="zh_TW" w:bidi="zh_TW"/>
+        </w:rPr>
+        <w:t>申18:11</w:t>
+      </w:r>
+      <w:r>
+        <w:rPr>
+          <w:lang w:val="zh_TW" w:bidi="zh_TW"/>
+        </w:rPr>
+        <w:t>）。（拜祭死者在以色列周邊的列國中，是普遍的習俗。）</w:t>
       </w:r>
     </w:p>
     <w:p>
@@ -1623,158 +2293,533 @@
         <w:rPr>
           <w:lang w:val="zh_TW" w:bidi="zh_TW"/>
         </w:rPr>
-        <w:t>死亡的影響極其廣泛。它影響文化的每一個層面。所有人的生活都籠罩在對死亡的恐懼之下（</w:t>
-      </w:r>
-      <w:hyperlink r:id="rId50">
-        <w:r>
-          <w:rPr>
-            <w:lang w:val="zh_TW" w:bidi="zh_TW"/>
-          </w:rPr>
-          <w:rPr>
-            <w:color w:val="0000EE"/>
-            <w:u w:val="single"/>
-          </w:rPr>
-          <w:t>羅8:15</w:t>
-        </w:r>
-      </w:hyperlink>
+        <w:t>雖然人在陰間的命運不能真正稱為生命，但它仍被視為一種存在狀態，或許還可能與同胞和祖先相伴（</w:t>
+      </w:r>
+      <w:r>
+        <w:rPr>
+          <w:lang w:val="zh_TW" w:bidi="zh_TW"/>
+        </w:rPr>
+        <w:t>創25:8</w:t>
+      </w:r>
       <w:r>
         <w:rPr>
           <w:lang w:val="zh_TW" w:bidi="zh_TW"/>
         </w:rPr>
         <w:t>；</w:t>
       </w:r>
-      <w:hyperlink r:id="rId51">
-        <w:r>
-          <w:rPr>
-            <w:lang w:val="zh_TW" w:bidi="zh_TW"/>
-          </w:rPr>
-          <w:rPr>
-            <w:color w:val="0000EE"/>
-            <w:u w:val="single"/>
-          </w:rPr>
-          <w:t>來2:15</w:t>
-        </w:r>
-      </w:hyperlink>
-      <w:r>
-        <w:rPr>
-          <w:lang w:val="zh_TW" w:bidi="zh_TW"/>
-        </w:rPr>
-        <w:t>）。死亡掌管一切「體貼肉體」的事物（</w:t>
-      </w:r>
-      <w:hyperlink r:id="rId52">
-        <w:r>
-          <w:rPr>
-            <w:lang w:val="zh_TW" w:bidi="zh_TW"/>
-          </w:rPr>
-          <w:rPr>
-            <w:color w:val="0000EE"/>
-            <w:u w:val="single"/>
-          </w:rPr>
-          <w:t>羅8:6</w:t>
-        </w:r>
-      </w:hyperlink>
-      <w:r>
-        <w:rPr>
-          <w:lang w:val="zh_TW" w:bidi="zh_TW"/>
-        </w:rPr>
-        <w:t>）。凡不與基督建立關係的人，都活在死亡的狀態中（</w:t>
-      </w:r>
-      <w:hyperlink r:id="rId53">
-        <w:r>
-          <w:rPr>
-            <w:lang w:val="zh_TW" w:bidi="zh_TW"/>
-          </w:rPr>
-          <w:rPr>
-            <w:color w:val="0000EE"/>
-            <w:u w:val="single"/>
-          </w:rPr>
-          <w:t>約3:16–18</w:t>
-        </w:r>
-      </w:hyperlink>
+      <w:r>
+        <w:rPr>
+          <w:lang w:val="zh_TW" w:bidi="zh_TW"/>
+        </w:rPr>
+        <w:t>結32:17–30</w:t>
+      </w:r>
+      <w:r>
+        <w:rPr>
+          <w:lang w:val="zh_TW" w:bidi="zh_TW"/>
+        </w:rPr>
+        <w:t>）。然而，陰間並不在神的能力範圍之外（</w:t>
+      </w:r>
+      <w:r>
+        <w:rPr>
+          <w:lang w:val="zh_TW" w:bidi="zh_TW"/>
+        </w:rPr>
+        <w:t>詩139:8</w:t>
+      </w:r>
       <w:r>
         <w:rPr>
           <w:lang w:val="zh_TW" w:bidi="zh_TW"/>
         </w:rPr>
         <w:t>；</w:t>
       </w:r>
-      <w:hyperlink r:id="rId54">
-        <w:r>
-          <w:rPr>
-            <w:lang w:val="zh_TW" w:bidi="zh_TW"/>
-          </w:rPr>
-          <w:rPr>
-            <w:color w:val="0000EE"/>
-            <w:u w:val="single"/>
-          </w:rPr>
-          <w:t>約一5:12</w:t>
-        </w:r>
-      </w:hyperlink>
-      <w:r>
-        <w:rPr>
-          <w:lang w:val="zh_TW" w:bidi="zh_TW"/>
-        </w:rPr>
-        <w:t>）。統治世界的魔鬼被稱為死亡之主（</w:t>
-      </w:r>
-      <w:hyperlink r:id="rId55">
-        <w:r>
-          <w:rPr>
-            <w:lang w:val="zh_TW" w:bidi="zh_TW"/>
-          </w:rPr>
-          <w:rPr>
-            <w:color w:val="0000EE"/>
-            <w:u w:val="single"/>
-          </w:rPr>
-          <w:t>來2:14</w:t>
-        </w:r>
-      </w:hyperlink>
-      <w:r>
-        <w:rPr>
-          <w:lang w:val="zh_TW" w:bidi="zh_TW"/>
-        </w:rPr>
-        <w:t>）。有時，死亡被人格化為一個在世界上肆虐的鬼魔力量，但最終被基督自己制服，祂是唯一能戰勝死亡的（</w:t>
-      </w:r>
-      <w:hyperlink r:id="rId56">
-        <w:r>
-          <w:rPr>
-            <w:lang w:val="zh_TW" w:bidi="zh_TW"/>
-          </w:rPr>
-          <w:rPr>
-            <w:color w:val="0000EE"/>
-            <w:u w:val="single"/>
-          </w:rPr>
-          <w:t>林前15:26–27</w:t>
-        </w:r>
-      </w:hyperlink>
+      <w:r>
+        <w:rPr>
+          <w:lang w:val="zh_TW" w:bidi="zh_TW"/>
+        </w:rPr>
+        <w:t>摩9:2</w:t>
+      </w:r>
       <w:r>
         <w:rPr>
           <w:lang w:val="zh_TW" w:bidi="zh_TW"/>
         </w:rPr>
         <w:t>；</w:t>
       </w:r>
-      <w:hyperlink r:id="rId57">
-        <w:r>
-          <w:rPr>
-            <w:lang w:val="zh_TW" w:bidi="zh_TW"/>
-          </w:rPr>
-          <w:rPr>
-            <w:color w:val="0000EE"/>
-            <w:u w:val="single"/>
-          </w:rPr>
-          <w:t>啟6:8，</w:t>
-        </w:r>
-      </w:hyperlink>
-      <w:hyperlink r:id="rId58">
-        <w:r>
-          <w:rPr>
-            <w:lang w:val="zh_TW" w:bidi="zh_TW"/>
-          </w:rPr>
-          <w:rPr>
-            <w:color w:val="0000EE"/>
-            <w:u w:val="single"/>
-          </w:rPr>
-          <w:t>20:13–14</w:t>
-        </w:r>
-      </w:hyperlink>
+      <w:r>
+        <w:rPr>
+          <w:lang w:val="zh_TW" w:bidi="zh_TW"/>
+        </w:rPr>
+        <w:t>拿2:2</w:t>
+      </w:r>
+      <w:r>
+        <w:rPr>
+          <w:lang w:val="zh_TW" w:bidi="zh_TW"/>
+        </w:rPr>
+        <w:t>）。雖然陰間被描繪成貪婪飢渴的怪物，會吞噬活人（</w:t>
+      </w:r>
+      <w:r>
+        <w:rPr>
+          <w:lang w:val="zh_TW" w:bidi="zh_TW"/>
+        </w:rPr>
+        <w:t>箴27:20，</w:t>
+      </w:r>
+      <w:r>
+        <w:rPr>
+          <w:lang w:val="zh_TW" w:bidi="zh_TW"/>
+        </w:rPr>
+        <w:t>30:16</w:t>
+      </w:r>
+      <w:r>
+        <w:rPr>
+          <w:lang w:val="zh_TW" w:bidi="zh_TW"/>
+        </w:rPr>
+        <w:t>），但神的大能仍能拯救人脫離掌控（</w:t>
+      </w:r>
+      <w:r>
+        <w:rPr>
+          <w:lang w:val="zh_TW" w:bidi="zh_TW"/>
+        </w:rPr>
+        <w:t>詩49:15，</w:t>
+      </w:r>
+      <w:r>
+        <w:rPr>
+          <w:lang w:val="zh_TW" w:bidi="zh_TW"/>
+        </w:rPr>
+        <w:t>86:13</w:t>
+      </w:r>
+      <w:r>
+        <w:rPr>
+          <w:lang w:val="zh_TW" w:bidi="zh_TW"/>
+        </w:rPr>
+        <w:t>）。到舊約時期末期，人們甚至有希望最終從陰間得救（</w:t>
+      </w:r>
+      <w:r>
+        <w:rPr>
+          <w:lang w:val="zh_TW" w:bidi="zh_TW"/>
+        </w:rPr>
+        <w:t>伯14:13–22，</w:t>
+      </w:r>
+      <w:r>
+        <w:rPr>
+          <w:lang w:val="zh_TW" w:bidi="zh_TW"/>
+        </w:rPr>
+        <w:t>19:25–27</w:t>
+      </w:r>
+      <w:r>
+        <w:rPr>
+          <w:lang w:val="zh_TW" w:bidi="zh_TW"/>
+        </w:rPr>
+        <w:t>；</w:t>
+      </w:r>
+      <w:r>
+        <w:rPr>
+          <w:lang w:val="zh_TW" w:bidi="zh_TW"/>
+        </w:rPr>
+        <w:t>詩49:15，</w:t>
+      </w:r>
+      <w:r>
+        <w:rPr>
+          <w:lang w:val="zh_TW" w:bidi="zh_TW"/>
+        </w:rPr>
+        <w:t>73:23–28</w:t>
+      </w:r>
+      <w:r>
+        <w:rPr>
+          <w:lang w:val="zh_TW" w:bidi="zh_TW"/>
+        </w:rPr>
+        <w:t>），但只有但以理書明確表達了這份盼望（</w:t>
+      </w:r>
+      <w:r>
+        <w:rPr>
+          <w:lang w:val="zh_TW" w:bidi="zh_TW"/>
+        </w:rPr>
+        <w:t>但12:1–2</w:t>
+      </w:r>
+      <w:r>
+        <w:rPr>
+          <w:lang w:val="zh_TW" w:bidi="zh_TW"/>
+        </w:rPr>
+        <w:t>）。因此，雖然古代希伯來人並未像新約使徒保羅那樣，可以坦然面對死亡（</w:t>
+      </w:r>
+      <w:r>
+        <w:rPr>
+          <w:lang w:val="zh_TW" w:bidi="zh_TW"/>
+        </w:rPr>
+        <w:t>林後5:1–8</w:t>
+      </w:r>
+      <w:r>
+        <w:rPr>
+          <w:lang w:val="zh_TW" w:bidi="zh_TW"/>
+        </w:rPr>
+        <w:t>；</w:t>
+      </w:r>
+      <w:r>
+        <w:rPr>
+          <w:lang w:val="zh_TW" w:bidi="zh_TW"/>
+        </w:rPr>
+        <w:t>腓1:21–23</w:t>
+      </w:r>
+      <w:r>
+        <w:rPr>
+          <w:lang w:val="zh_TW" w:bidi="zh_TW"/>
+        </w:rPr>
+        <w:t>），但他們逐漸明白死亡並非一個毫無盼望的狀態。</w:t>
+      </w:r>
+    </w:p>
+    <w:p>
+      <w:pPr>
+        <w:pStyle w:val="Heading3"/>
+      </w:pPr>
+      <w:r>
+        <w:rPr>
+          <w:lang w:val="zh_TW" w:bidi="zh_TW"/>
+        </w:rPr>
+        <w:t>兩約之間的著作</w:t>
+      </w:r>
+    </w:p>
+    <w:p>
+      <w:pPr/>
+      <w:r>
+        <w:rPr>
+          <w:lang w:val="zh_TW" w:bidi="zh_TW"/>
+        </w:rPr>
+      </w:r>
+      <w:r>
+        <w:rPr>
+          <w:lang w:val="zh_TW" w:bidi="zh_TW"/>
+        </w:rPr>
+        <w:t>在被擄與新約時期的開始之間（公元前586–公元30，與舊約結束的時期部分重疊），與波斯和希臘宗教的接觸，促使猶太人釐清他們對死後生命的觀念。舊約翻譯成希臘文時，人們用希臘文Hades（陰間的名稱）來翻譯希伯來文的Sheol。在新約中，Hades成為死者居所的通用名稱。</w:t>
+      </w:r>
+    </w:p>
+    <w:p>
+      <w:pPr/>
+      <w:r>
+        <w:rPr>
+          <w:lang w:val="zh_TW" w:bidi="zh_TW"/>
+        </w:rPr>
+      </w:r>
+      <w:r>
+        <w:rPr>
+          <w:lang w:val="zh_TW" w:bidi="zh_TW"/>
+        </w:rPr>
+        <w:t>新名稱的出現也帶來了新的觀念，有多個關於死者歸宿的觀點開始流傳。一個常見的觀點出現在偽經以諾一書第二十二章中，描述死者被安置在一座大山的中空位置，等待最後的審判。其中有一個相對愉快的區域，是為義人預備的；另一個則是為惡人準備，充滿痛苦的地方。其他作者則延續舊約Hades或Sheol的概念，視其為一個與神和幸福隔絕的地方（便西拉智訓14:12、16，17:27–28）。</w:t>
+      </w:r>
+    </w:p>
+    <w:p>
+      <w:pPr/>
+      <w:r>
+        <w:rPr>
+          <w:lang w:val="zh_TW" w:bidi="zh_TW"/>
+        </w:rPr>
+      </w:r>
+      <w:r>
+        <w:rPr>
+          <w:lang w:val="zh_TW" w:bidi="zh_TW"/>
+        </w:rPr>
+        <w:t>在那段時期，猶太人也開始使用新詞「地獄」（Gehenna，希伯來文Hinnom），是一個山谷的名字，位於耶路撒冷南方。該山谷在舊約時期以獻兒童為祭的可憎行為著稱（</w:t>
+      </w:r>
+      <w:r>
+        <w:rPr>
+          <w:lang w:val="zh_TW" w:bidi="zh_TW"/>
+        </w:rPr>
+        <w:t>王下23:10;</w:t>
+      </w:r>
+      <w:r>
+        <w:rPr>
+          <w:lang w:val="zh_TW" w:bidi="zh_TW"/>
+        </w:rPr>
+        <w:t xml:space="preserve"> </w:t>
+      </w:r>
+      <w:r>
+        <w:rPr>
+          <w:b/>
+          <w:lang w:val="zh_TW" w:bidi="zh_TW"/>
+        </w:rPr>
+        <w:t>歷代志下</w:t>
+      </w:r>
+      <w:r>
+        <w:rPr>
+          <w:lang w:val="zh_TW" w:bidi="zh_TW"/>
+        </w:rPr>
+        <w:t xml:space="preserve"> 28:3</w:t>
+      </w:r>
+      <w:r>
+        <w:rPr>
+          <w:lang w:val="zh_TW" w:bidi="zh_TW"/>
+        </w:rPr>
+        <w:t xml:space="preserve">; </w:t>
+      </w:r>
+      <w:r>
+        <w:rPr>
+          <w:lang w:val="zh_TW" w:bidi="zh_TW"/>
+        </w:rPr>
+        <w:t xml:space="preserve">33:6 </w:t>
+      </w:r>
+      <w:r>
+        <w:rPr>
+          <w:lang w:val="zh_TW" w:bidi="zh_TW"/>
+        </w:rPr>
+        <w:t>)，而在新約時期則以焚燒垃圾聞名。地獄成為惡人死後歸宿的稱呼，是一個充滿火焰折磨的地方（以諾一書90:20–27；以斯拉二書7:70）。與此懲罰之地相對的是「樂園」（paradise，源自波斯文，指快樂園地），義人在那裡享受福樂。</w:t>
+      </w:r>
+    </w:p>
+    <w:p>
+      <w:pPr/>
+      <w:r>
+        <w:rPr>
+          <w:lang w:val="zh_TW" w:bidi="zh_TW"/>
+        </w:rPr>
+      </w:r>
+      <w:r>
+        <w:rPr>
+          <w:lang w:val="zh_TW" w:bidi="zh_TW"/>
+        </w:rPr>
+        <w:t>所有這些概念——陰間、地獄、樂園，都被新約作者塑造成最適切基督啟示的形式。</w:t>
+      </w:r>
+    </w:p>
+    <w:p>
+      <w:pPr>
+        <w:pStyle w:val="Heading3"/>
+      </w:pPr>
+      <w:r>
+        <w:rPr>
+          <w:lang w:val="zh_TW" w:bidi="zh_TW"/>
+        </w:rPr>
+        <w:t>新約聖經</w:t>
+      </w:r>
+    </w:p>
+    <w:p>
+      <w:pPr/>
+      <w:r>
+        <w:rPr>
+          <w:lang w:val="zh_TW" w:bidi="zh_TW"/>
+        </w:rPr>
+      </w:r>
+      <w:r>
+        <w:rPr>
+          <w:lang w:val="zh_TW" w:bidi="zh_TW"/>
+        </w:rPr>
+        <w:t>雖然新約使用了多種詞語來描述死者的居所，但實際提及的次數相當少，總共只有約35節經文。這些經文主要集中在福音書和啟示錄。使徒保羅對天堂多有言說，但只有耶穌和約翰對地獄有較多的描述。</w:t>
+      </w:r>
+    </w:p>
+    <w:p>
+      <w:pPr/>
+      <w:r>
+        <w:rPr>
+          <w:lang w:val="zh_TW" w:bidi="zh_TW"/>
+        </w:rPr>
+      </w:r>
+      <w:r>
+        <w:rPr>
+          <w:lang w:val="zh_TW" w:bidi="zh_TW"/>
+        </w:rPr>
+        <w:t>「陰間（Hades）」這個詞僅在耶穌的比喻中出現一次，即財主和拉撒路的比喻（</w:t>
+      </w:r>
+      <w:r>
+        <w:rPr>
+          <w:lang w:val="zh_TW" w:bidi="zh_TW"/>
+        </w:rPr>
+        <w:t>路16:23</w:t>
+      </w:r>
+      <w:r>
+        <w:rPr>
+          <w:lang w:val="zh_TW" w:bidi="zh_TW"/>
+        </w:rPr>
+        <w:t>）。在該比喻中，陰間是一個充滿痛苦的地方，是惡人死後的去處。這種痛苦被描述為「火焰」，即使肉體已死，仍能對人造成身體上的折磨。凡在痛苦中的人，皆不會得到任何安慰。</w:t>
+      </w:r>
+    </w:p>
+    <w:p>
+      <w:pPr/>
+      <w:r>
+        <w:rPr>
+          <w:lang w:val="zh_TW" w:bidi="zh_TW"/>
+        </w:rPr>
+      </w:r>
+      <w:r>
+        <w:rPr>
+          <w:lang w:val="zh_TW" w:bidi="zh_TW"/>
+        </w:rPr>
+        <w:t>雖然惡人在死後立即進入陰間，但他們的最終歸宿是地獄，一個充滿火和蟲的地方，象徵著腐敗（</w:t>
+      </w:r>
+      <w:r>
+        <w:rPr>
+          <w:lang w:val="zh_TW" w:bidi="zh_TW"/>
+        </w:rPr>
+        <w:t>太5:22、29–30，</w:t>
+      </w:r>
+      <w:r>
+        <w:rPr>
+          <w:lang w:val="zh_TW" w:bidi="zh_TW"/>
+        </w:rPr>
+        <w:t>18:9</w:t>
+      </w:r>
+      <w:r>
+        <w:rPr>
+          <w:lang w:val="zh_TW" w:bidi="zh_TW"/>
+        </w:rPr>
+        <w:t>；</w:t>
+      </w:r>
+      <w:r>
+        <w:rPr>
+          <w:lang w:val="zh_TW" w:bidi="zh_TW"/>
+        </w:rPr>
+        <w:t>可9:48</w:t>
+      </w:r>
+      <w:r>
+        <w:rPr>
+          <w:lang w:val="zh_TW" w:bidi="zh_TW"/>
+        </w:rPr>
+        <w:t>，引用自</w:t>
+      </w:r>
+      <w:r>
+        <w:rPr>
+          <w:lang w:val="zh_TW" w:bidi="zh_TW"/>
+        </w:rPr>
+        <w:t>賽66:24</w:t>
+      </w:r>
+      <w:r>
+        <w:rPr>
+          <w:lang w:val="zh_TW" w:bidi="zh_TW"/>
+        </w:rPr>
+        <w:t>）。耶穌也稱地獄為「外邊黑暗」，那裡將有「哀哭切齒」（</w:t>
+      </w:r>
+      <w:r>
+        <w:rPr>
+          <w:lang w:val="zh_TW" w:bidi="zh_TW"/>
+        </w:rPr>
+        <w:t>太8:12，</w:t>
+      </w:r>
+      <w:r>
+        <w:rPr>
+          <w:lang w:val="zh_TW" w:bidi="zh_TW"/>
+        </w:rPr>
+        <w:t>22:13</w:t>
+      </w:r>
+      <w:r>
+        <w:rPr>
+          <w:lang w:val="zh_TW" w:bidi="zh_TW"/>
+        </w:rPr>
+        <w:t>）。顯然，在最後的審判之後，惡人將被基督的命令送往那裡（</w:t>
+      </w:r>
+      <w:r>
+        <w:rPr>
+          <w:lang w:val="zh_TW" w:bidi="zh_TW"/>
+        </w:rPr>
+        <w:t>約5:22、27</w:t>
+      </w:r>
+      <w:r>
+        <w:rPr>
+          <w:lang w:val="zh_TW" w:bidi="zh_TW"/>
+        </w:rPr>
+        <w:t>；</w:t>
+      </w:r>
+      <w:r>
+        <w:rPr>
+          <w:lang w:val="zh_TW" w:bidi="zh_TW"/>
+        </w:rPr>
+        <w:t>徒10:42，</w:t>
+      </w:r>
+      <w:r>
+        <w:rPr>
+          <w:lang w:val="zh_TW" w:bidi="zh_TW"/>
+        </w:rPr>
+        <w:t>17:31</w:t>
+      </w:r>
+      <w:r>
+        <w:rPr>
+          <w:lang w:val="zh_TW" w:bidi="zh_TW"/>
+        </w:rPr>
+        <w:t>；</w:t>
+      </w:r>
+      <w:r>
+        <w:rPr>
+          <w:lang w:val="zh_TW" w:bidi="zh_TW"/>
+        </w:rPr>
+        <w:t>提後4:1</w:t>
+      </w:r>
+      <w:r>
+        <w:rPr>
+          <w:lang w:val="zh_TW" w:bidi="zh_TW"/>
+        </w:rPr>
+        <w:t>）。那個折磨之地，承接舊約陰間作為與神分離之地的負面概念。</w:t>
+      </w:r>
+    </w:p>
+    <w:p>
+      <w:pPr/>
+      <w:r>
+        <w:rPr>
+          <w:lang w:val="zh_TW" w:bidi="zh_TW"/>
+        </w:rPr>
+      </w:r>
+      <w:r>
+        <w:rPr>
+          <w:lang w:val="zh_TW" w:bidi="zh_TW"/>
+        </w:rPr>
+        <w:t>耶穌宣揚悔改的信息，強調地獄的危險，較少提到義人死後所到之處。然而，義人終會在最後的審判後進入「國」，而非地獄（</w:t>
+      </w:r>
+      <w:r>
+        <w:rPr>
+          <w:lang w:val="zh_TW" w:bidi="zh_TW"/>
+        </w:rPr>
+        <w:t>太25:34</w:t>
+      </w:r>
+      <w:r>
+        <w:rPr>
+          <w:lang w:val="zh_TW" w:bidi="zh_TW"/>
+        </w:rPr>
+        <w:t>）。耶穌兩次暗示義人在死後立即進入蒙福的狀態。</w:t>
+      </w:r>
+      <w:r>
+        <w:rPr>
+          <w:lang w:val="zh_TW" w:bidi="zh_TW"/>
+        </w:rPr>
+        <w:t>路加福音十六章22節</w:t>
+      </w:r>
+      <w:r>
+        <w:rPr>
+          <w:lang w:val="zh_TW" w:bidi="zh_TW"/>
+        </w:rPr>
+        <w:t>提到死去的拉撒路在「亞伯拉罕的懷裡」，那是一個充滿安慰和平安的地方。在</w:t>
+      </w:r>
+      <w:r>
+        <w:rPr>
+          <w:lang w:val="zh_TW" w:bidi="zh_TW"/>
+        </w:rPr>
+        <w:t>路加福音二十三章43節</w:t>
+      </w:r>
+      <w:r>
+        <w:rPr>
+          <w:lang w:val="zh_TW" w:bidi="zh_TW"/>
+        </w:rPr>
+        <w:t>中，耶穌應許將與垂死的強盜一起進入天堂，那裡稱為樂園。保羅的措辭表明樂園似乎與天堂一致（</w:t>
+      </w:r>
+      <w:r>
+        <w:rPr>
+          <w:lang w:val="zh_TW" w:bidi="zh_TW"/>
+        </w:rPr>
+        <w:t>林後12:2–3</w:t>
+      </w:r>
+      <w:r>
+        <w:rPr>
+          <w:lang w:val="zh_TW" w:bidi="zh_TW"/>
+        </w:rPr>
+        <w:t>），而約翰則將樂園與新天新地聯繫起來（</w:t>
+      </w:r>
+      <w:r>
+        <w:rPr>
+          <w:lang w:val="zh_TW" w:bidi="zh_TW"/>
+        </w:rPr>
+        <w:t>啟2:7，</w:t>
+      </w:r>
+      <w:r>
+        <w:rPr>
+          <w:lang w:val="zh_TW" w:bidi="zh_TW"/>
+        </w:rPr>
+        <w:t>21:1–2，</w:t>
+      </w:r>
+      <w:r>
+        <w:rPr>
+          <w:lang w:val="zh_TW" w:bidi="zh_TW"/>
+        </w:rPr>
+        <w:t>22:1–2</w:t>
+      </w:r>
       <w:r>
         <w:rPr>
           <w:lang w:val="zh_TW" w:bidi="zh_TW"/>
@@ -1793,223 +2838,671 @@
         <w:rPr>
           <w:lang w:val="zh_TW" w:bidi="zh_TW"/>
         </w:rPr>
-        <w:t>基督死了，埋葬了，並在第三天復活（</w:t>
-      </w:r>
-      <w:hyperlink r:id="rId59">
-        <w:r>
-          <w:rPr>
-            <w:lang w:val="zh_TW" w:bidi="zh_TW"/>
-          </w:rPr>
-          <w:rPr>
-            <w:color w:val="0000EE"/>
-            <w:u w:val="single"/>
-          </w:rPr>
-          <w:t>羅4:25</w:t>
-        </w:r>
-      </w:hyperlink>
+        <w:t>保羅和新約書信的其他作者，對惡人死後的居所所言不多。保羅僅在路過時提到「無底坑（the abyss）」（譯註：和合本譯為陰間）——他對陰間之坑的稱呼（</w:t>
+      </w:r>
+      <w:r>
+        <w:rPr>
+          <w:lang w:val="zh_TW" w:bidi="zh_TW"/>
+        </w:rPr>
+        <w:t>羅10:7</w:t>
+      </w:r>
+      <w:r>
+        <w:rPr>
+          <w:lang w:val="zh_TW" w:bidi="zh_TW"/>
+        </w:rPr>
+        <w:t>）。他提到基督降在「地下」（</w:t>
+      </w:r>
+      <w:r>
+        <w:rPr>
+          <w:lang w:val="zh_TW" w:bidi="zh_TW"/>
+        </w:rPr>
+        <w:t>弗4:9</w:t>
+      </w:r>
+      <w:r>
+        <w:rPr>
+          <w:lang w:val="zh_TW" w:bidi="zh_TW"/>
+        </w:rPr>
+        <w:t>），可能只是表達基督在死後去了死者的居所（「地下」是猶太拉比用來指陰間/地獄的用語）。彼得提到基督在死後，藉著「靈」去到某個「監獄」，向那裡的「靈」傳道（</w:t>
+      </w:r>
+      <w:r>
+        <w:rPr>
+          <w:lang w:val="zh_TW" w:bidi="zh_TW"/>
+        </w:rPr>
+        <w:t>彼前3:18–20</w:t>
+      </w:r>
+      <w:r>
+        <w:rPr>
+          <w:lang w:val="zh_TW" w:bidi="zh_TW"/>
+        </w:rPr>
+        <w:t>）。人們對該經文有不同解釋。一些人認為基督進入陰間（Hades），向挪亞時代墮落的天使（「神的兒子們」，</w:t>
+      </w:r>
+      <w:r>
+        <w:rPr>
+          <w:lang w:val="zh_TW" w:bidi="zh_TW"/>
+        </w:rPr>
+        <w:t>創6:1–4</w:t>
+      </w:r>
+      <w:r>
+        <w:rPr>
+          <w:lang w:val="zh_TW" w:bidi="zh_TW"/>
+        </w:rPr>
+        <w:t>）傳道，而不是向被囚禁的人類靈魂傳道。在</w:t>
+      </w:r>
+      <w:r>
+        <w:rPr>
+          <w:lang w:val="zh_TW" w:bidi="zh_TW"/>
+        </w:rPr>
+        <w:t>彼得後書二章4節</w:t>
+      </w:r>
+      <w:r>
+        <w:rPr>
+          <w:lang w:val="zh_TW" w:bidi="zh_TW"/>
+        </w:rPr>
+        <w:t>中，用於描述靈魂監獄的用語（通常譯為「地獄」）來自「塔耳塔洛斯」（Tartarus），是另一個指冥界的希臘文名稱。</w:t>
+      </w:r>
+    </w:p>
+    <w:p>
+      <w:pPr/>
+      <w:r>
+        <w:rPr>
+          <w:lang w:val="zh_TW" w:bidi="zh_TW"/>
+        </w:rPr>
+      </w:r>
+      <w:r>
+        <w:rPr>
+          <w:lang w:val="zh_TW" w:bidi="zh_TW"/>
+        </w:rPr>
+        <w:t>保羅多次提及義人死後的居所。最早期的幾卷書信中，他從未提到義人死後的所在地，只提到他們將會復活（</w:t>
+      </w:r>
+      <w:r>
+        <w:rPr>
+          <w:lang w:val="zh_TW" w:bidi="zh_TW"/>
+        </w:rPr>
+        <w:t>林前15章</w:t>
+      </w:r>
       <w:r>
         <w:rPr>
           <w:lang w:val="zh_TW" w:bidi="zh_TW"/>
         </w:rPr>
         <w:t>；</w:t>
       </w:r>
-      <w:hyperlink r:id="rId60">
-        <w:r>
-          <w:rPr>
-            <w:lang w:val="zh_TW" w:bidi="zh_TW"/>
-          </w:rPr>
-          <w:rPr>
-            <w:color w:val="0000EE"/>
-            <w:u w:val="single"/>
-          </w:rPr>
-          <w:t>林前15:3–4</w:t>
-        </w:r>
-      </w:hyperlink>
+      <w:r>
+        <w:rPr>
+          <w:lang w:val="zh_TW" w:bidi="zh_TW"/>
+        </w:rPr>
+        <w:t>帖前4:13–17</w:t>
+      </w:r>
+      <w:r>
+        <w:rPr>
+          <w:lang w:val="zh_TW" w:bidi="zh_TW"/>
+        </w:rPr>
+        <w:t>）。在幾乎必死後（</w:t>
+      </w:r>
+      <w:r>
+        <w:rPr>
+          <w:lang w:val="zh_TW" w:bidi="zh_TW"/>
+        </w:rPr>
+        <w:t>林後1:8–11</w:t>
+      </w:r>
+      <w:r>
+        <w:rPr>
+          <w:lang w:val="zh_TW" w:bidi="zh_TW"/>
+        </w:rPr>
+        <w:t>），他開始討論死者「去了哪裡」。保羅說，死亡意味著與基督同在，是比活著更好（</w:t>
+      </w:r>
+      <w:r>
+        <w:rPr>
+          <w:lang w:val="zh_TW" w:bidi="zh_TW"/>
+        </w:rPr>
+        <w:t>腓1:23</w:t>
+      </w:r>
+      <w:r>
+        <w:rPr>
+          <w:lang w:val="zh_TW" w:bidi="zh_TW"/>
+        </w:rPr>
+        <w:t>）。「離開身體」就是「與主同住」（</w:t>
+      </w:r>
+      <w:r>
+        <w:rPr>
+          <w:lang w:val="zh_TW" w:bidi="zh_TW"/>
+        </w:rPr>
+        <w:t>林後5:8</w:t>
+      </w:r>
+      <w:r>
+        <w:rPr>
+          <w:lang w:val="zh_TW" w:bidi="zh_TW"/>
+        </w:rPr>
+        <w:t>）。保羅可能指義人死後直接進入樂園與耶穌同在（參</w:t>
+      </w:r>
+      <w:r>
+        <w:rPr>
+          <w:lang w:val="zh_TW" w:bidi="zh_TW"/>
+        </w:rPr>
+        <w:t>林後12:2–4</w:t>
+      </w:r>
+      <w:r>
+        <w:rPr>
+          <w:lang w:val="zh_TW" w:bidi="zh_TW"/>
+        </w:rPr>
+        <w:t>，保羅稱天堂為第三層天）。死亡絕對無法使基督徒與基督分離（</w:t>
+      </w:r>
+      <w:r>
+        <w:rPr>
+          <w:lang w:val="zh_TW" w:bidi="zh_TW"/>
+        </w:rPr>
+        <w:t>羅8:38–39</w:t>
+      </w:r>
+      <w:r>
+        <w:rPr>
+          <w:lang w:val="zh_TW" w:bidi="zh_TW"/>
+        </w:rPr>
+        <w:t>），反而使他們進入神的同在。</w:t>
+      </w:r>
+    </w:p>
+    <w:p>
+      <w:pPr/>
+      <w:r>
+        <w:rPr>
+          <w:lang w:val="zh_TW" w:bidi="zh_TW"/>
+        </w:rPr>
+      </w:r>
+      <w:r>
+        <w:rPr>
+          <w:lang w:val="zh_TW" w:bidi="zh_TW"/>
+        </w:rPr>
+        <w:t>啟示錄對於死者的居所，特別是惡人死後的居所，有大量描述。它用兩個名稱來描述那地方，分別是「無底坑」，指所有邪靈的居所或監獄；以及「陰間」，指人類死後的居所。無底坑會出現折磨人類的鬼魔形態（</w:t>
+      </w:r>
+      <w:r>
+        <w:rPr>
+          <w:lang w:val="zh_TW" w:bidi="zh_TW"/>
+        </w:rPr>
+        <w:t>啟9:1–11</w:t>
+      </w:r>
+      <w:r>
+        <w:rPr>
+          <w:lang w:val="zh_TW" w:bidi="zh_TW"/>
+        </w:rPr>
+        <w:t>）和撒但的「獸」，後者殺死兩個見證人，並帶同「大淫婦」（</w:t>
+      </w:r>
+      <w:r>
+        <w:rPr>
+          <w:lang w:val="zh_TW" w:bidi="zh_TW"/>
+        </w:rPr>
+        <w:t>11:7，</w:t>
+      </w:r>
+      <w:r>
+        <w:rPr>
+          <w:lang w:val="zh_TW" w:bidi="zh_TW"/>
+        </w:rPr>
+        <w:t>17章</w:t>
+      </w:r>
+      <w:r>
+        <w:rPr>
+          <w:lang w:val="zh_TW" w:bidi="zh_TW"/>
+        </w:rPr>
+        <w:t>）。撒但自己將被囚禁在那裡（</w:t>
+      </w:r>
+      <w:r>
+        <w:rPr>
+          <w:lang w:val="zh_TW" w:bidi="zh_TW"/>
+        </w:rPr>
+        <w:t>20:2–3</w:t>
+      </w:r>
+      <w:r>
+        <w:rPr>
+          <w:lang w:val="zh_TW" w:bidi="zh_TW"/>
+        </w:rPr>
+        <w:t>）。耶穌將其描述為一個魔鬼及其使者預備的地方（參見</w:t>
+      </w:r>
+      <w:r>
+        <w:rPr>
+          <w:lang w:val="zh_TW" w:bidi="zh_TW"/>
+        </w:rPr>
+        <w:t>太25:41</w:t>
+      </w:r>
+      <w:r>
+        <w:rPr>
+          <w:lang w:val="zh_TW" w:bidi="zh_TW"/>
+        </w:rPr>
+        <w:t>）。對基督徒來說，這裡的好消息是，無底坑或陰間並不是一個自主的領域。啟示錄開篇時，耶穌宣告他握有陰間的鑰匙（</w:t>
+      </w:r>
+      <w:r>
+        <w:rPr>
+          <w:lang w:val="zh_TW" w:bidi="zh_TW"/>
+        </w:rPr>
+        <w:t>啟1:18</w:t>
+      </w:r>
+      <w:r>
+        <w:rPr>
+          <w:lang w:val="zh_TW" w:bidi="zh_TW"/>
+        </w:rPr>
+        <w:t>），最後祂將迫使它交出死者（</w:t>
+      </w:r>
+      <w:r>
+        <w:rPr>
+          <w:lang w:val="zh_TW" w:bidi="zh_TW"/>
+        </w:rPr>
+        <w:t>20:13</w:t>
+      </w:r>
+      <w:r>
+        <w:rPr>
+          <w:lang w:val="zh_TW" w:bidi="zh_TW"/>
+        </w:rPr>
+        <w:t>）。在此之前，無底坑的鑰匙不在撒但手中，而是掛在天上的鑰匙圈上，只分給神的使者（</w:t>
+      </w:r>
+      <w:r>
+        <w:rPr>
+          <w:lang w:val="zh_TW" w:bidi="zh_TW"/>
+        </w:rPr>
+        <w:t>9:1，</w:t>
+      </w:r>
+      <w:r>
+        <w:rPr>
+          <w:lang w:val="zh_TW" w:bidi="zh_TW"/>
+        </w:rPr>
+        <w:t>20:1</w:t>
+      </w:r>
+      <w:r>
+        <w:rPr>
+          <w:lang w:val="zh_TW" w:bidi="zh_TW"/>
+        </w:rPr>
+        <w:t>）。最終，陰間、死亡和惡人將被投入火湖（地獄），在那裡他們將遭受永恆的折磨（</w:t>
+      </w:r>
+      <w:r>
+        <w:rPr>
+          <w:lang w:val="zh_TW" w:bidi="zh_TW"/>
+        </w:rPr>
+        <w:t>19:20</w:t>
+      </w:r>
+      <w:r>
+        <w:rPr>
+          <w:lang w:val="zh_TW" w:bidi="zh_TW"/>
+        </w:rPr>
+        <w:t>，20:10、14–15，</w:t>
+      </w:r>
+      <w:r>
+        <w:rPr>
+          <w:lang w:val="zh_TW" w:bidi="zh_TW"/>
+        </w:rPr>
+        <w:t>21:8</w:t>
+      </w:r>
+      <w:r>
+        <w:rPr>
+          <w:lang w:val="zh_TW" w:bidi="zh_TW"/>
+        </w:rPr>
+        <w:t>）。</w:t>
+      </w:r>
+    </w:p>
+    <w:p>
+      <w:pPr/>
+      <w:r>
+        <w:rPr>
+          <w:lang w:val="zh_TW" w:bidi="zh_TW"/>
+        </w:rPr>
+      </w:r>
+      <w:r>
+        <w:rPr>
+          <w:lang w:val="zh_TW" w:bidi="zh_TW"/>
+        </w:rPr>
+        <w:t>啟示錄的作者約翰同意保羅的看法，義人死後的命運不會與惡人相同。他們不會去陰間，而是去天堂。殉道者出現在祭壇下，為他們向神呼求伸冤（</w:t>
+      </w:r>
+      <w:r>
+        <w:rPr>
+          <w:lang w:val="zh_TW" w:bidi="zh_TW"/>
+        </w:rPr>
+        <w:t>啟6:9–11</w:t>
+      </w:r>
+      <w:r>
+        <w:rPr>
+          <w:lang w:val="zh_TW" w:bidi="zh_TW"/>
+        </w:rPr>
+        <w:t>）。在另一個意象中，無數的基督徒出現在神的寶座前讚美祂（</w:t>
+      </w:r>
+      <w:r>
+        <w:rPr>
+          <w:lang w:val="zh_TW" w:bidi="zh_TW"/>
+        </w:rPr>
+        <w:t>7:9–17</w:t>
+      </w:r>
+      <w:r>
+        <w:rPr>
+          <w:lang w:val="zh_TW" w:bidi="zh_TW"/>
+        </w:rPr>
+        <w:t>）。這些信徒由基督親自牧養，不再忍受飢餓、口渴、不適或悲傷。</w:t>
+      </w:r>
+    </w:p>
+    <w:p>
+      <w:pPr>
+        <w:pStyle w:val="Heading3"/>
+      </w:pPr>
+      <w:r>
+        <w:rPr>
+          <w:lang w:val="zh_TW" w:bidi="zh_TW"/>
+        </w:rPr>
+        <w:t>結論</w:t>
+      </w:r>
+    </w:p>
+    <w:p>
+      <w:pPr/>
+      <w:r>
+        <w:rPr>
+          <w:lang w:val="zh_TW" w:bidi="zh_TW"/>
+        </w:rPr>
+      </w:r>
+      <w:r>
+        <w:rPr>
+          <w:lang w:val="zh_TW" w:bidi="zh_TW"/>
+        </w:rPr>
+        <w:t>總而言之，在舊約中，對於死者的所在地最初是一種模糊不清的概念，指一個與生命和神分離的地方。後來的作者認為，不應只有一個共同的地方（陰間〔Sheol〕），而應有兩個地方。根據基督教的教導，惡人進入陰間（Hades），這是一個充滿痛苦的地方，他們將在那裡受苦，直到審判之日；最終，他們將被丟入火湖，即地獄（Gehenna）。然而，陰間的掌管者不是魔鬼，而是基督，他掌控著整個受造世界。義人不會進入陰間，而是直接進入樂園（「亞伯拉罕的懷裡」或天堂）。在那裡，他們與基督同在；憑著信心已經親眼看見，痛苦已化為祝福，禱告也化為讚美。基督徒相信，死亡雖然令人敬畏，是「末了的仇敵」，卻不會折磨他們。死亡無法使他們與主分離，反而帶他們面對面與所愛的主相見。</w:t>
+      </w:r>
+    </w:p>
+    <w:p>
+      <w:pPr/>
+      <w:r>
+        <w:rPr>
+          <w:lang w:val="zh_TW" w:bidi="zh_TW"/>
+        </w:rPr>
+      </w:r>
+      <w:r>
+        <w:rPr>
+          <w:lang w:val="zh_TW" w:bidi="zh_TW"/>
+        </w:rPr>
+        <w:t>這次相會可能是在人死後立即發生，也可能是在復活之時發生——中間的時間毫無意義，不過如同睡眠。換句話說，對於信徒而言，死後的下一個經歷便是與基督相會。</w:t>
+      </w:r>
+    </w:p>
+    <w:p>
+      <w:pPr/>
+      <w:r>
+        <w:rPr>
+          <w:lang w:val="zh_TW" w:bidi="zh_TW"/>
+        </w:rPr>
+      </w:r>
+      <w:r>
+        <w:rPr>
+          <w:lang w:val="zh_TW" w:bidi="zh_TW"/>
+        </w:rPr>
+        <w:t>舊約和新約都將死亡描述為睡眠。在舊約中，當一個人死時，常被描述為「與列祖同睡」（例如，</w:t>
+      </w:r>
+      <w:r>
+        <w:rPr>
+          <w:lang w:val="zh_TW" w:bidi="zh_TW"/>
+        </w:rPr>
+        <w:t>申31:16</w:t>
+      </w:r>
       <w:r>
         <w:rPr>
           <w:lang w:val="zh_TW" w:bidi="zh_TW"/>
         </w:rPr>
         <w:t>；</w:t>
       </w:r>
-      <w:hyperlink r:id="rId61">
-        <w:r>
-          <w:rPr>
-            <w:lang w:val="zh_TW" w:bidi="zh_TW"/>
-          </w:rPr>
-          <w:rPr>
-            <w:color w:val="0000EE"/>
-            <w:u w:val="single"/>
-          </w:rPr>
-          <w:t>帖前4:14</w:t>
-        </w:r>
-      </w:hyperlink>
-      <w:r>
-        <w:rPr>
-          <w:lang w:val="zh_TW" w:bidi="zh_TW"/>
-        </w:rPr>
-        <w:t>）。通過這一歷史事件，死亡的權勢被破壞了。新約以多種方式表達基督降服於死亡是為了贖罪。祂順服以至於死（</w:t>
-      </w:r>
-      <w:hyperlink r:id="rId62">
-        <w:r>
-          <w:rPr>
-            <w:lang w:val="zh_TW" w:bidi="zh_TW"/>
-          </w:rPr>
-          <w:rPr>
-            <w:color w:val="0000EE"/>
-            <w:u w:val="single"/>
-          </w:rPr>
-          <w:t>腓2:8</w:t>
-        </w:r>
-      </w:hyperlink>
-      <w:r>
-        <w:rPr>
-          <w:lang w:val="zh_TW" w:bidi="zh_TW"/>
-        </w:rPr>
-        <w:t>）；祂為所有人的罪獻上自己（</w:t>
-      </w:r>
-      <w:hyperlink r:id="rId63">
-        <w:r>
-          <w:rPr>
-            <w:lang w:val="zh_TW" w:bidi="zh_TW"/>
-          </w:rPr>
-          <w:rPr>
-            <w:color w:val="0000EE"/>
-            <w:u w:val="single"/>
-          </w:rPr>
-          <w:t>林前5:7</w:t>
-        </w:r>
-      </w:hyperlink>
+      <w:r>
+        <w:rPr>
+          <w:lang w:val="zh_TW" w:bidi="zh_TW"/>
+        </w:rPr>
+        <w:t>撒下7:12</w:t>
+      </w:r>
+      <w:r>
+        <w:rPr>
+          <w:lang w:val="zh_TW" w:bidi="zh_TW"/>
+        </w:rPr>
+        <w:t>）。耶穌自己也將死亡稱為睡眠（</w:t>
+      </w:r>
+      <w:r>
+        <w:rPr>
+          <w:lang w:val="zh_TW" w:bidi="zh_TW"/>
+        </w:rPr>
+        <w:t>太9:24</w:t>
+      </w:r>
       <w:r>
         <w:rPr>
           <w:lang w:val="zh_TW" w:bidi="zh_TW"/>
         </w:rPr>
         <w:t>；</w:t>
       </w:r>
-      <w:hyperlink r:id="rId64">
-        <w:r>
-          <w:rPr>
-            <w:lang w:val="zh_TW" w:bidi="zh_TW"/>
-          </w:rPr>
-          <w:rPr>
-            <w:color w:val="0000EE"/>
-            <w:u w:val="single"/>
-          </w:rPr>
-          <w:t>林後5:15</w:t>
-        </w:r>
-      </w:hyperlink>
-      <w:r>
-        <w:rPr>
-          <w:lang w:val="zh_TW" w:bidi="zh_TW"/>
-        </w:rPr>
-        <w:t>）；並降入陰間，也就是死者之地（</w:t>
-      </w:r>
-      <w:hyperlink r:id="rId65">
-        <w:r>
-          <w:rPr>
-            <w:lang w:val="zh_TW" w:bidi="zh_TW"/>
-          </w:rPr>
-          <w:rPr>
-            <w:color w:val="0000EE"/>
-            <w:u w:val="single"/>
-          </w:rPr>
-          <w:t>彼前3:18–19</w:t>
-        </w:r>
-      </w:hyperlink>
-      <w:r>
-        <w:rPr>
-          <w:lang w:val="zh_TW" w:bidi="zh_TW"/>
-        </w:rPr>
-        <w:t>）。所有這些經文的主要點在於，祂沒有停留在死亡中，而是戰勝了魔鬼，奪去了死亡的權柄（鑰匙），並以得勝的姿態升天（</w:t>
-      </w:r>
-      <w:hyperlink r:id="rId66">
-        <w:r>
-          <w:rPr>
-            <w:lang w:val="zh_TW" w:bidi="zh_TW"/>
-          </w:rPr>
-          <w:rPr>
-            <w:color w:val="0000EE"/>
-            <w:u w:val="single"/>
-          </w:rPr>
-          <w:t>來2:14–15</w:t>
-        </w:r>
-      </w:hyperlink>
+      <w:r>
+        <w:rPr>
+          <w:lang w:val="zh_TW" w:bidi="zh_TW"/>
+        </w:rPr>
+        <w:t>約11:11</w:t>
+      </w:r>
+      <w:r>
+        <w:rPr>
+          <w:lang w:val="zh_TW" w:bidi="zh_TW"/>
+        </w:rPr>
+        <w:t>）。使徒保羅也持相同看法（</w:t>
+      </w:r>
+      <w:r>
+        <w:rPr>
+          <w:lang w:val="zh_TW" w:bidi="zh_TW"/>
+        </w:rPr>
+        <w:t>林前11:30，</w:t>
+      </w:r>
+      <w:r>
+        <w:rPr>
+          <w:lang w:val="zh_TW" w:bidi="zh_TW"/>
+        </w:rPr>
+        <w:t>15:20、51</w:t>
+      </w:r>
       <w:r>
         <w:rPr>
           <w:lang w:val="zh_TW" w:bidi="zh_TW"/>
         </w:rPr>
         <w:t>；</w:t>
       </w:r>
-      <w:hyperlink r:id="rId67">
-        <w:r>
-          <w:rPr>
-            <w:lang w:val="zh_TW" w:bidi="zh_TW"/>
-          </w:rPr>
-          <w:rPr>
-            <w:color w:val="0000EE"/>
-            <w:u w:val="single"/>
-          </w:rPr>
-          <w:t>啟1:17–18</w:t>
-        </w:r>
-      </w:hyperlink>
-      <w:r>
-        <w:rPr>
-          <w:lang w:val="zh_TW" w:bidi="zh_TW"/>
-        </w:rPr>
-        <w:t>）。耶穌基督的工作並非為了祂自己，而是為了那些歸向祂的人（</w:t>
-      </w:r>
-      <w:hyperlink r:id="rId68">
-        <w:r>
-          <w:rPr>
-            <w:lang w:val="zh_TW" w:bidi="zh_TW"/>
-          </w:rPr>
-          <w:rPr>
-            <w:color w:val="0000EE"/>
-            <w:u w:val="single"/>
-          </w:rPr>
-          <w:t>可10:45</w:t>
-        </w:r>
-      </w:hyperlink>
+      <w:r>
+        <w:rPr>
+          <w:lang w:val="zh_TW" w:bidi="zh_TW"/>
+        </w:rPr>
+        <w:t>帖前4:14</w:t>
+      </w:r>
+      <w:r>
+        <w:rPr>
+          <w:lang w:val="zh_TW" w:bidi="zh_TW"/>
+        </w:rPr>
+        <w:t>），至少在部分經文中，表明死亡只屬暫時。因此，它被稱為睡眠。舊約</w:t>
+      </w:r>
+      <w:r>
+        <w:rPr>
+          <w:lang w:val="zh_TW" w:bidi="zh_TW"/>
+        </w:rPr>
+        <w:t>但以理書十二章2節</w:t>
+      </w:r>
+      <w:r>
+        <w:rPr>
+          <w:lang w:val="zh_TW" w:bidi="zh_TW"/>
+        </w:rPr>
+        <w:t>也指出死亡如同睡眠，直到死者復活——有些進入永生，有些進入羞辱和永遠的憎惡之中。</w:t>
+      </w:r>
+    </w:p>
+    <w:p>
+      <w:pPr/>
+      <w:r>
+        <w:rPr>
+          <w:lang w:val="zh_TW" w:bidi="zh_TW"/>
+        </w:rPr>
+      </w:r>
+      <w:r>
+        <w:rPr>
+          <w:i/>
+          <w:lang w:val="zh_TW" w:bidi="zh_TW"/>
+        </w:rPr>
+        <w:t>另見</w:t>
+      </w:r>
+      <w:r>
+        <w:rPr>
+          <w:lang w:val="zh_TW" w:bidi="zh_TW"/>
+        </w:rPr>
+        <w:t xml:space="preserve"> </w:t>
+      </w:r>
+      <w:r>
+        <w:rPr>
+          <w:lang w:val="zh_TW" w:bidi="zh_TW"/>
+        </w:rPr>
+        <w:t>地獄（欣嫩子谷）；</w:t>
+      </w:r>
+      <w:r>
+        <w:rPr>
+          <w:lang w:val="zh_TW" w:bidi="zh_TW"/>
+        </w:rPr>
+        <w:t>陰間；</w:t>
+      </w:r>
+      <w:r>
+        <w:rPr>
+          <w:lang w:val="zh_TW" w:bidi="zh_TW"/>
+        </w:rPr>
+        <w:t>天（天堂）；</w:t>
+      </w:r>
+      <w:r>
+        <w:rPr>
+          <w:lang w:val="zh_TW" w:bidi="zh_TW"/>
+        </w:rPr>
+        <w:t>地獄；</w:t>
+      </w:r>
+      <w:r>
+        <w:rPr>
+          <w:lang w:val="zh_TW" w:bidi="zh_TW"/>
+        </w:rPr>
+        <w:t>中間狀態；</w:t>
+      </w:r>
+      <w:r>
+        <w:rPr>
+          <w:lang w:val="zh_TW" w:bidi="zh_TW"/>
+        </w:rPr>
+        <w:t>樂園；</w:t>
+      </w:r>
+      <w:r>
+        <w:rPr>
+          <w:lang w:val="zh_TW" w:bidi="zh_TW"/>
+        </w:rPr>
+        <w:t>陰間</w:t>
+      </w:r>
+      <w:r>
+        <w:rPr>
+          <w:lang w:val="zh_TW" w:bidi="zh_TW"/>
+        </w:rPr>
+        <w:t>。</w:t>
+      </w:r>
+      <w:r>
+        <w:rPr>
+          <w:lang w:val="zh_TW" w:bidi="zh_TW"/>
+        </w:rPr>
+      </w:r>
+      <w:r>
+        <w:rPr>
+          <w:lang w:val="zh_TW" w:bidi="zh_TW"/>
+        </w:rPr>
+      </w:r>
+    </w:p>
+    <w:p>
+      <w:pPr/>
+      <w:r>
+        <w:rPr>
+          <w:lang w:val="zh_TW" w:bidi="zh_TW"/>
+        </w:rPr>
+      </w:r>
+    </w:p>
+    <w:p>
+      <w:pPr>
+        <w:pStyle w:val="Heading2"/>
+      </w:pPr>
+      <w:r>
+        <w:rPr>
+          <w:lang w:val="zh_TW" w:bidi="zh_TW"/>
+        </w:rPr>
+        <w:t>四字神名</w:t>
+      </w:r>
+      <w:r>
+        <w:rPr>
+          <w:lang w:val="zh_TW" w:bidi="zh_TW"/>
+        </w:rPr>
+      </w:r>
+    </w:p>
+    <w:p>
+      <w:pPr/>
+      <w:r>
+        <w:rPr>
+          <w:lang w:val="zh_TW" w:bidi="zh_TW"/>
+        </w:rPr>
+      </w:r>
+      <w:r>
+        <w:rPr>
+          <w:lang w:val="zh_TW" w:bidi="zh_TW"/>
+        </w:rPr>
+        <w:t>這是神的一個主要希伯來文名字，由四個子音字母組成。這個名字源自希臘文詞根</w:t>
+      </w:r>
+      <w:r>
+        <w:rPr>
+          <w:i/>
+          <w:lang w:val="zh_TW" w:bidi="zh_TW"/>
+        </w:rPr>
+        <w:t>tetra</w:t>
+      </w:r>
+      <w:r>
+        <w:rPr>
+          <w:lang w:val="zh_TW" w:bidi="zh_TW"/>
+        </w:rPr>
+        <w:t>（「四」）</w:t>
+      </w:r>
+      <w:r>
+        <w:rPr>
+          <w:i/>
+          <w:lang w:val="zh_TW" w:bidi="zh_TW"/>
+        </w:rPr>
+        <w:t>gramma</w:t>
+      </w:r>
+      <w:r>
+        <w:rPr>
+          <w:lang w:val="zh_TW" w:bidi="zh_TW"/>
+        </w:rPr>
+        <w:t>（「字母」）。這四個字母相當於英文的Y（或J）、H、W、H。這個名字大概意思是「絕對且永不改變的那一位」。雅巍（耶和華）向摩西啟示了這個名字（</w:t>
+      </w:r>
+      <w:r>
+        <w:rPr>
+          <w:lang w:val="zh_TW" w:bidi="zh_TW"/>
+        </w:rPr>
+        <w:t>出3:15</w:t>
+      </w:r>
+      <w:r>
+        <w:rPr>
+          <w:lang w:val="zh_TW" w:bidi="zh_TW"/>
+        </w:rPr>
+        <w:t>，參</w:t>
+      </w:r>
+      <w:r>
+        <w:rPr>
+          <w:lang w:val="zh_TW" w:bidi="zh_TW"/>
+        </w:rPr>
+        <w:t>13</w:t>
+      </w:r>
+      <w:r>
+        <w:rPr>
+          <w:lang w:val="zh_TW" w:bidi="zh_TW"/>
+        </w:rPr>
+        <w:t>–</w:t>
+      </w:r>
+      <w:r>
+        <w:rPr>
+          <w:lang w:val="zh_TW" w:bidi="zh_TW"/>
+        </w:rPr>
+        <w:t>14節</w:t>
+      </w:r>
       <w:r>
         <w:rPr>
           <w:lang w:val="zh_TW" w:bidi="zh_TW"/>
         </w:rPr>
         <w:t>；</w:t>
       </w:r>
-      <w:hyperlink r:id="rId69">
-        <w:r>
-          <w:rPr>
-            <w:lang w:val="zh_TW" w:bidi="zh_TW"/>
-          </w:rPr>
-          <w:rPr>
-            <w:color w:val="0000EE"/>
-            <w:u w:val="single"/>
-          </w:rPr>
-          <w:t>羅5:6–8</w:t>
-        </w:r>
-      </w:hyperlink>
-      <w:r>
-        <w:rPr>
-          <w:lang w:val="zh_TW" w:bidi="zh_TW"/>
-        </w:rPr>
-        <w:t>；</w:t>
-      </w:r>
-      <w:hyperlink r:id="rId70">
-        <w:r>
-          <w:rPr>
-            <w:lang w:val="zh_TW" w:bidi="zh_TW"/>
-          </w:rPr>
-          <w:rPr>
-            <w:color w:val="0000EE"/>
-            <w:u w:val="single"/>
-          </w:rPr>
-          <w:t>帖前5:9–10</w:t>
-        </w:r>
-      </w:hyperlink>
-      <w:r>
-        <w:rPr>
-          <w:lang w:val="zh_TW" w:bidi="zh_TW"/>
-        </w:rPr>
-        <w:t>）。通過接受基督不應得的死亡，基督為祂的追隨者打破了死亡的權勢。</w:t>
+      <w:r>
+        <w:rPr>
+          <w:lang w:val="zh_TW" w:bidi="zh_TW"/>
+        </w:rPr>
+        <w:t>約8:56–58</w:t>
+      </w:r>
+      <w:r>
+        <w:rPr>
+          <w:lang w:val="zh_TW" w:bidi="zh_TW"/>
+        </w:rPr>
+        <w:t>）。</w:t>
       </w:r>
     </w:p>
     <w:p>
@@ -2023,2676 +3516,26 @@
         <w:rPr>
           <w:lang w:val="zh_TW" w:bidi="zh_TW"/>
         </w:rPr>
-        <w:t>因此，基督徒藉著基督的大能，從「這取死的身體」中被拯救出來（</w:t>
-      </w:r>
-      <w:hyperlink r:id="rId71">
-        <w:r>
-          <w:rPr>
-            <w:lang w:val="zh_TW" w:bidi="zh_TW"/>
-          </w:rPr>
-          <w:rPr>
-            <w:color w:val="0000EE"/>
-            <w:u w:val="single"/>
-          </w:rPr>
-          <w:t>羅7:24</w:t>
-        </w:r>
-      </w:hyperlink>
-      <w:r>
-        <w:rPr>
-          <w:lang w:val="zh_TW" w:bidi="zh_TW"/>
-        </w:rPr>
-        <w:t>）。救恩通過受洗歸入基督的死而來（</w:t>
-      </w:r>
-      <w:hyperlink r:id="rId72">
-        <w:r>
-          <w:rPr>
-            <w:lang w:val="zh_TW" w:bidi="zh_TW"/>
-          </w:rPr>
-          <w:rPr>
-            <w:color w:val="0000EE"/>
-            <w:u w:val="single"/>
-          </w:rPr>
-          <w:t>6:3–4</w:t>
-        </w:r>
-      </w:hyperlink>
-      <w:r>
-        <w:rPr>
-          <w:lang w:val="zh_TW" w:bidi="zh_TW"/>
-        </w:rPr>
-        <w:t>），並且「與基督同死」於這個世界和律法之下（</w:t>
-      </w:r>
-      <w:hyperlink r:id="rId73">
-        <w:r>
-          <w:rPr>
-            <w:lang w:val="zh_TW" w:bidi="zh_TW"/>
-          </w:rPr>
-          <w:rPr>
-            <w:color w:val="0000EE"/>
-            <w:u w:val="single"/>
-          </w:rPr>
-          <w:t>羅7:6</w:t>
-        </w:r>
-      </w:hyperlink>
-      <w:r>
-        <w:rPr>
-          <w:lang w:val="zh_TW" w:bidi="zh_TW"/>
-        </w:rPr>
-        <w:t>；</w:t>
-      </w:r>
-      <w:hyperlink r:id="rId74">
-        <w:r>
-          <w:rPr>
-            <w:lang w:val="zh_TW" w:bidi="zh_TW"/>
-          </w:rPr>
-          <w:rPr>
-            <w:color w:val="0000EE"/>
-            <w:u w:val="single"/>
-          </w:rPr>
-          <w:t>加6:14</w:t>
-        </w:r>
-      </w:hyperlink>
-      <w:r>
-        <w:rPr>
-          <w:lang w:val="zh_TW" w:bidi="zh_TW"/>
-        </w:rPr>
-        <w:t>；</w:t>
-      </w:r>
-      <w:hyperlink r:id="rId75">
-        <w:r>
-          <w:rPr>
-            <w:lang w:val="zh_TW" w:bidi="zh_TW"/>
-          </w:rPr>
-          <w:rPr>
-            <w:color w:val="0000EE"/>
-            <w:u w:val="single"/>
-          </w:rPr>
-          <w:t>西2:20</w:t>
-        </w:r>
-      </w:hyperlink>
-      <w:r>
-        <w:rPr>
-          <w:lang w:val="zh_TW" w:bidi="zh_TW"/>
-        </w:rPr>
-        <w:t>）。也就是說，神將基督的死視為信徒的死。叛逆世界的罪（</w:t>
-      </w:r>
-      <w:hyperlink r:id="rId76">
-        <w:r>
-          <w:rPr>
-            <w:lang w:val="zh_TW" w:bidi="zh_TW"/>
-          </w:rPr>
-          <w:rPr>
-            <w:color w:val="0000EE"/>
-            <w:u w:val="single"/>
-          </w:rPr>
-          <w:t>羅6:6</w:t>
-        </w:r>
-      </w:hyperlink>
-      <w:r>
-        <w:rPr>
-          <w:lang w:val="zh_TW" w:bidi="zh_TW"/>
-        </w:rPr>
-        <w:t>）和自我崇拜（為自己而活，</w:t>
-      </w:r>
-      <w:hyperlink r:id="rId77">
-        <w:r>
-          <w:rPr>
-            <w:lang w:val="zh_TW" w:bidi="zh_TW"/>
-          </w:rPr>
-          <w:rPr>
-            <w:color w:val="0000EE"/>
-            <w:u w:val="single"/>
-          </w:rPr>
-          <w:t>林後5:14–15</w:t>
-        </w:r>
-      </w:hyperlink>
-      <w:r>
-        <w:rPr>
-          <w:lang w:val="zh_TW" w:bidi="zh_TW"/>
-        </w:rPr>
-        <w:t>）都成為過去。耶穌為祂的子民而死，成為將祂的生命賜給他們的方式（</w:t>
-      </w:r>
-      <w:hyperlink r:id="rId78">
-        <w:r>
-          <w:rPr>
-            <w:lang w:val="zh_TW" w:bidi="zh_TW"/>
-          </w:rPr>
-          <w:rPr>
-            <w:color w:val="0000EE"/>
-            <w:u w:val="single"/>
-          </w:rPr>
-          <w:t>4:10</w:t>
-        </w:r>
-      </w:hyperlink>
-      <w:r>
-        <w:rPr>
-          <w:lang w:val="zh_TW" w:bidi="zh_TW"/>
-        </w:rPr>
-        <w:t>）。結果是信徒與世界分離，就像他們曾經與神隔絕一樣。從世界的角度來看，他們是死的；基督是他們唯一的生命（</w:t>
-      </w:r>
-      <w:hyperlink r:id="rId79">
-        <w:r>
-          <w:rPr>
-            <w:lang w:val="zh_TW" w:bidi="zh_TW"/>
-          </w:rPr>
-          <w:rPr>
-            <w:color w:val="0000EE"/>
-            <w:u w:val="single"/>
-          </w:rPr>
-          <w:t>西3:3</w:t>
-        </w:r>
-      </w:hyperlink>
-      <w:r>
-        <w:rPr>
-          <w:lang w:val="zh_TW" w:bidi="zh_TW"/>
-        </w:rPr>
-        <w:t>）。</w:t>
-      </w:r>
-    </w:p>
-    <w:p>
-      <w:pPr/>
-      <w:r>
-        <w:rPr>
-          <w:lang w:val="zh_TW" w:bidi="zh_TW"/>
-        </w:rPr>
-      </w:r>
-      <w:r>
-        <w:rPr>
-          <w:lang w:val="zh_TW" w:bidi="zh_TW"/>
-        </w:rPr>
-        <w:t>使徒約翰以稍微不同的方式表達了這一點。耶穌來到世上是為了將生命賜給死人（</w:t>
-      </w:r>
-      <w:hyperlink r:id="rId80">
-        <w:r>
-          <w:rPr>
-            <w:lang w:val="zh_TW" w:bidi="zh_TW"/>
-          </w:rPr>
-          <w:rPr>
-            <w:color w:val="0000EE"/>
-            <w:u w:val="single"/>
-          </w:rPr>
-          <w:t>約5:24</w:t>
-        </w:r>
-      </w:hyperlink>
-      <w:r>
-        <w:rPr>
-          <w:lang w:val="zh_TW" w:bidi="zh_TW"/>
-        </w:rPr>
-        <w:t>）。這生命的賜予不會發生在復活時，而是已經發生了。所有歸向耶穌的人立即從死亡進入生命。或者換句話說，那些遵守（順服）祂話語的人，永遠不會見到死亡（</w:t>
-      </w:r>
-      <w:hyperlink r:id="rId81">
-        <w:r>
-          <w:rPr>
-            <w:lang w:val="zh_TW" w:bidi="zh_TW"/>
-          </w:rPr>
-          <w:rPr>
-            <w:color w:val="0000EE"/>
-            <w:u w:val="single"/>
-          </w:rPr>
-          <w:t>8:51–52</w:t>
-        </w:r>
-      </w:hyperlink>
-      <w:r>
-        <w:rPr>
-          <w:lang w:val="zh_TW" w:bidi="zh_TW"/>
-        </w:rPr>
-        <w:t>）。重點在於所有不在基督裡的人，已經是死的，而那些信靠基督的人已經在享受生命。基督徒與非基督徒之間的根本差異在生與死的差別。</w:t>
-      </w:r>
-    </w:p>
-    <w:p>
-      <w:pPr/>
-      <w:r>
-        <w:rPr>
-          <w:lang w:val="zh_TW" w:bidi="zh_TW"/>
-        </w:rPr>
-      </w:r>
-      <w:r>
-        <w:rPr>
-          <w:lang w:val="zh_TW" w:bidi="zh_TW"/>
-        </w:rPr>
-        <w:t>新約作者自然知道基督徒也會死亡；他們的問題是如何找到合適的詞語來解釋其與非基督徒死亡的不同。肉體上死亡的信徒被說成是「在基督裡死了」（</w:t>
-      </w:r>
-      <w:hyperlink r:id="rId82">
-        <w:r>
-          <w:rPr>
-            <w:lang w:val="zh_TW" w:bidi="zh_TW"/>
-          </w:rPr>
-          <w:rPr>
-            <w:color w:val="0000EE"/>
-            <w:u w:val="single"/>
-          </w:rPr>
-          <w:t>帖前4:16）</w:t>
-        </w:r>
-      </w:hyperlink>
-      <w:r>
-        <w:rPr>
-          <w:lang w:val="zh_TW" w:bidi="zh_TW"/>
-        </w:rPr>
-        <w:t>。或者，他們根本不是死了，而只是「睡了」（</w:t>
-      </w:r>
-      <w:hyperlink r:id="rId83">
-        <w:r>
-          <w:rPr>
-            <w:lang w:val="zh_TW" w:bidi="zh_TW"/>
-          </w:rPr>
-          <w:rPr>
-            <w:color w:val="0000EE"/>
-            <w:u w:val="single"/>
-          </w:rPr>
-          <w:t>林前15:6、18、20、51</w:t>
-        </w:r>
-      </w:hyperlink>
-      <w:r>
-        <w:rPr>
-          <w:lang w:val="zh_TW" w:bidi="zh_TW"/>
-        </w:rPr>
-        <w:t>；</w:t>
-      </w:r>
-      <w:hyperlink r:id="rId84">
-        <w:r>
-          <w:rPr>
-            <w:lang w:val="zh_TW" w:bidi="zh_TW"/>
-          </w:rPr>
-          <w:rPr>
-            <w:color w:val="0000EE"/>
-            <w:u w:val="single"/>
-          </w:rPr>
-          <w:t>帖前4:13–15</w:t>
-        </w:r>
-      </w:hyperlink>
-      <w:r>
-        <w:rPr>
-          <w:lang w:val="zh_TW" w:bidi="zh_TW"/>
-        </w:rPr>
-        <w:t>；參</w:t>
-      </w:r>
-      <w:hyperlink r:id="rId85">
-        <w:r>
-          <w:rPr>
-            <w:lang w:val="zh_TW" w:bidi="zh_TW"/>
-          </w:rPr>
-          <w:rPr>
-            <w:color w:val="0000EE"/>
-            <w:u w:val="single"/>
-          </w:rPr>
-          <w:t>約11:11–14</w:t>
-        </w:r>
-      </w:hyperlink>
-      <w:r>
-        <w:rPr>
-          <w:lang w:val="zh_TW" w:bidi="zh_TW"/>
-        </w:rPr>
-        <w:t>耶穌的話）。雖然他們的肉身死了，但已故信徒並未與基督分離；也就是說，他們並不是真的死了。死亡與陰間的一切權勢都無法使信徒與基督分離（</w:t>
-      </w:r>
-      <w:hyperlink r:id="rId86">
-        <w:r>
-          <w:rPr>
-            <w:lang w:val="zh_TW" w:bidi="zh_TW"/>
-          </w:rPr>
-          <w:rPr>
-            <w:color w:val="0000EE"/>
-            <w:u w:val="single"/>
-          </w:rPr>
-          <w:t>羅8:38–39</w:t>
-        </w:r>
-      </w:hyperlink>
-      <w:r>
-        <w:rPr>
-          <w:lang w:val="zh_TW" w:bidi="zh_TW"/>
-        </w:rPr>
-        <w:t>）。對他們來說，死亡不是損失，而是得益；它使他們更接近基督（</w:t>
-      </w:r>
-      <w:hyperlink r:id="rId87">
-        <w:r>
-          <w:rPr>
-            <w:lang w:val="zh_TW" w:bidi="zh_TW"/>
-          </w:rPr>
-          <w:rPr>
-            <w:color w:val="0000EE"/>
-            <w:u w:val="single"/>
-          </w:rPr>
-          <w:t>林後5:1–10</w:t>
-        </w:r>
-      </w:hyperlink>
-      <w:r>
-        <w:rPr>
-          <w:lang w:val="zh_TW" w:bidi="zh_TW"/>
-        </w:rPr>
-        <w:t>；</w:t>
-      </w:r>
-      <w:hyperlink r:id="rId88">
-        <w:r>
-          <w:rPr>
-            <w:lang w:val="zh_TW" w:bidi="zh_TW"/>
-          </w:rPr>
-          <w:rPr>
-            <w:color w:val="0000EE"/>
-            <w:u w:val="single"/>
-          </w:rPr>
-          <w:t>腓1:20–21</w:t>
-        </w:r>
-      </w:hyperlink>
-      <w:r>
-        <w:rPr>
-          <w:lang w:val="zh_TW" w:bidi="zh_TW"/>
-        </w:rPr>
-        <w:t>）。更重要的是，信徒還將分享基督對肉體死亡的勝利。因為祂是那些從死裡復活之人的「初熟的果子」（</w:t>
-      </w:r>
-      <w:hyperlink r:id="rId89">
-        <w:r>
-          <w:rPr>
-            <w:lang w:val="zh_TW" w:bidi="zh_TW"/>
-          </w:rPr>
-          <w:rPr>
-            <w:color w:val="0000EE"/>
-            <w:u w:val="single"/>
-          </w:rPr>
-          <w:t>林前15:20</w:t>
-        </w:r>
-      </w:hyperlink>
-      <w:r>
-        <w:rPr>
-          <w:lang w:val="zh_TW" w:bidi="zh_TW"/>
-        </w:rPr>
-        <w:t>；</w:t>
-      </w:r>
-      <w:hyperlink r:id="rId90">
-        <w:r>
-          <w:rPr>
-            <w:lang w:val="zh_TW" w:bidi="zh_TW"/>
-          </w:rPr>
-          <w:rPr>
-            <w:color w:val="0000EE"/>
-            <w:u w:val="single"/>
-          </w:rPr>
-          <w:t>西1:18</w:t>
-        </w:r>
-      </w:hyperlink>
-      <w:r>
-        <w:rPr>
-          <w:lang w:val="zh_TW" w:bidi="zh_TW"/>
-        </w:rPr>
-        <w:t>），那些「在基督裡」的人將在「末日」復活與祂同在，完全且完整。</w:t>
-      </w:r>
-    </w:p>
-    <w:p>
-      <w:pPr/>
-      <w:r>
-        <w:rPr>
-          <w:lang w:val="zh_TW" w:bidi="zh_TW"/>
-        </w:rPr>
-      </w:r>
-      <w:r>
-        <w:rPr>
-          <w:lang w:val="zh_TW" w:bidi="zh_TW"/>
-        </w:rPr>
-        <w:t>另一方面，對於那些不屬於基督的人，最終將與神完全分離。在最後的審判中，所有名字未記錄在「生命冊」上的人都將被投入火湖，與死亡和陰間為伴。這種與神的最終分離就是「第二次的死」（</w:t>
-      </w:r>
-      <w:hyperlink r:id="rId91">
-        <w:r>
-          <w:rPr>
-            <w:lang w:val="zh_TW" w:bidi="zh_TW"/>
-          </w:rPr>
-          <w:rPr>
-            <w:color w:val="0000EE"/>
-            <w:u w:val="single"/>
-          </w:rPr>
-          <w:t>啟20:14</w:t>
-        </w:r>
-      </w:hyperlink>
-      <w:r>
-        <w:rPr>
-          <w:lang w:val="zh_TW" w:bidi="zh_TW"/>
-        </w:rPr>
-        <w:t>）。然而，基督徒已經從死亡中得救（</w:t>
-      </w:r>
-      <w:hyperlink r:id="rId92">
-        <w:r>
-          <w:rPr>
-            <w:lang w:val="zh_TW" w:bidi="zh_TW"/>
-          </w:rPr>
-          <w:rPr>
-            <w:color w:val="0000EE"/>
-            <w:u w:val="single"/>
-          </w:rPr>
-          <w:t>雅5:20</w:t>
-        </w:r>
-      </w:hyperlink>
-      <w:r>
-        <w:rPr>
-          <w:lang w:val="zh_TW" w:bidi="zh_TW"/>
-        </w:rPr>
-        <w:t>；</w:t>
-      </w:r>
-      <w:hyperlink r:id="rId93">
-        <w:r>
-          <w:rPr>
-            <w:lang w:val="zh_TW" w:bidi="zh_TW"/>
-          </w:rPr>
-          <w:rPr>
-            <w:color w:val="0000EE"/>
-            <w:u w:val="single"/>
-          </w:rPr>
-          <w:t>約一3:14</w:t>
-        </w:r>
-      </w:hyperlink>
-      <w:r>
-        <w:rPr>
-          <w:lang w:val="zh_TW" w:bidi="zh_TW"/>
-        </w:rPr>
-        <w:t>）。第二次的死對那些忠於基督的人毫無權勢（</w:t>
-      </w:r>
-      <w:hyperlink r:id="rId94">
-        <w:r>
-          <w:rPr>
-            <w:lang w:val="zh_TW" w:bidi="zh_TW"/>
-          </w:rPr>
-          <w:rPr>
-            <w:color w:val="0000EE"/>
-            <w:u w:val="single"/>
-          </w:rPr>
-          <w:t>啟2:11，</w:t>
-        </w:r>
-      </w:hyperlink>
-      <w:hyperlink r:id="rId95">
-        <w:r>
-          <w:rPr>
-            <w:lang w:val="zh_TW" w:bidi="zh_TW"/>
-          </w:rPr>
-          <w:rPr>
-            <w:color w:val="0000EE"/>
-            <w:u w:val="single"/>
-          </w:rPr>
-          <w:t>20:6</w:t>
-        </w:r>
-      </w:hyperlink>
-      <w:r>
-        <w:rPr>
-          <w:lang w:val="zh_TW" w:bidi="zh_TW"/>
-        </w:rPr>
-        <w:t>）。相反，他們將與神同住，在神的同在中不再有死亡，因為神本身就是生命（</w:t>
-      </w:r>
-      <w:hyperlink r:id="rId96">
-        <w:r>
-          <w:rPr>
-            <w:lang w:val="zh_TW" w:bidi="zh_TW"/>
-          </w:rPr>
-          <w:rPr>
-            <w:color w:val="0000EE"/>
-            <w:u w:val="single"/>
-          </w:rPr>
-          <w:t>21:4</w:t>
-        </w:r>
-      </w:hyperlink>
-      <w:r>
-        <w:rPr>
-          <w:lang w:val="zh_TW" w:bidi="zh_TW"/>
-        </w:rPr>
-        <w:t>）。</w:t>
-      </w:r>
-    </w:p>
-    <w:p>
-      <w:pPr/>
-      <w:r>
-        <w:rPr>
-          <w:lang w:val="zh_TW" w:bidi="zh_TW"/>
-        </w:rPr>
-      </w:r>
-      <w:r>
-        <w:rPr>
-          <w:i/>
-          <w:lang w:val="zh_TW" w:bidi="zh_TW"/>
-        </w:rPr>
-        <w:t>另見</w:t>
-      </w:r>
-      <w:r>
-        <w:rPr>
-          <w:lang w:val="zh_TW" w:bidi="zh_TW"/>
-        </w:rPr>
-        <w:t xml:space="preserve"> </w:t>
-      </w:r>
-      <w:r>
-        <w:rPr>
-          <w:lang w:val="zh_TW" w:bidi="zh_TW"/>
-        </w:rPr>
-        <w:t>死者之地</w:t>
-      </w:r>
-      <w:r>
-        <w:rPr>
-          <w:lang w:val="zh_TW" w:bidi="zh_TW"/>
-        </w:rPr>
-        <w:t>；</w:t>
-      </w:r>
-      <w:r>
-        <w:rPr>
-          <w:lang w:val="zh_TW" w:bidi="zh_TW"/>
-        </w:rPr>
-        <w:t>中間狀態</w:t>
-      </w:r>
-      <w:r>
-        <w:rPr>
-          <w:lang w:val="zh_TW" w:bidi="zh_TW"/>
-        </w:rPr>
-        <w:t>；</w:t>
-      </w:r>
-      <w:r>
-        <w:rPr>
-          <w:lang w:val="zh_TW" w:bidi="zh_TW"/>
-        </w:rPr>
-        <w:t>神的忿怒</w:t>
-      </w:r>
-      <w:r>
-        <w:rPr>
-          <w:lang w:val="zh_TW" w:bidi="zh_TW"/>
-        </w:rPr>
-        <w:t>。</w:t>
-      </w:r>
-      <w:r>
-        <w:rPr>
-          <w:lang w:val="zh_TW" w:bidi="zh_TW"/>
-        </w:rPr>
-      </w:r>
-      <w:r>
-        <w:rPr>
-          <w:lang w:val="zh_TW" w:bidi="zh_TW"/>
-        </w:rPr>
-      </w:r>
-    </w:p>
-    <w:p>
-      <w:pPr/>
-      <w:r>
-        <w:rPr>
-          <w:lang w:val="zh_TW" w:bidi="zh_TW"/>
-        </w:rPr>
-      </w:r>
-    </w:p>
-    <w:p>
-      <w:pPr>
-        <w:pStyle w:val="Heading2"/>
-      </w:pPr>
-      <w:r>
-        <w:rPr>
-          <w:lang w:val="zh_TW" w:bidi="zh_TW"/>
-        </w:rPr>
-        <w:t>死者之地</w:t>
-      </w:r>
-      <w:r>
-        <w:rPr>
-          <w:lang w:val="zh_TW" w:bidi="zh_TW"/>
-        </w:rPr>
-      </w:r>
-    </w:p>
-    <w:p>
-      <w:pPr/>
-      <w:r>
-        <w:rPr>
-          <w:lang w:val="zh_TW" w:bidi="zh_TW"/>
-        </w:rPr>
-      </w:r>
-      <w:r>
-        <w:rPr>
-          <w:lang w:val="zh_TW" w:bidi="zh_TW"/>
-        </w:rPr>
-        <w:t>此用語涵蓋聖經多個指向死者歸宿的描述式意象，包括舊約中的「陰間（Sheol）」和「坑」，以及新約中的「陰間（Hades）」、「地獄（Gehenna）」、「樂園（Paradise）」和「亞伯拉罕的懷裡」。隨著希伯來人愈來愈理解生命和死後之事，他們對死亡的觀念，初期模糊認知，得以發展到新約更為完整的概念。</w:t>
-      </w:r>
-    </w:p>
-    <w:p>
-      <w:pPr>
-        <w:pStyle w:val="Heading3"/>
-      </w:pPr>
-      <w:r>
-        <w:rPr>
-          <w:lang w:val="zh_TW" w:bidi="zh_TW"/>
-        </w:rPr>
-        <w:t>舊約聖經</w:t>
-      </w:r>
-    </w:p>
-    <w:p>
-      <w:pPr/>
-      <w:r>
-        <w:rPr>
-          <w:lang w:val="zh_TW" w:bidi="zh_TW"/>
-        </w:rPr>
-      </w:r>
-      <w:r>
-        <w:rPr>
-          <w:lang w:val="zh_TW" w:bidi="zh_TW"/>
-        </w:rPr>
-        <w:t>舊約關於死者的信息有限。根據某些經文，死亡之後，人下降到陰間（常被翻譯為「墳墓」、「地獄」、「坑」或簡單稱為「死裡」），在某些情況下，僅僅指埋葬的墳墓（</w:t>
-      </w:r>
-      <w:hyperlink r:id="rId97">
-        <w:r>
-          <w:rPr>
-            <w:lang w:val="zh_TW" w:bidi="zh_TW"/>
-          </w:rPr>
-          <w:rPr>
-            <w:color w:val="0000EE"/>
-            <w:u w:val="single"/>
-          </w:rPr>
-          <w:t>民16:30、33</w:t>
-        </w:r>
-      </w:hyperlink>
-      <w:r>
-        <w:rPr>
-          <w:lang w:val="zh_TW" w:bidi="zh_TW"/>
-        </w:rPr>
-        <w:t>），但更多時候是指一個地下世界。這個死者的居所被描繪為地下的地方，人會「下到」那裡（</w:t>
-      </w:r>
-      <w:hyperlink r:id="rId98">
-        <w:r>
-          <w:rPr>
-            <w:lang w:val="zh_TW" w:bidi="zh_TW"/>
-          </w:rPr>
-          <w:rPr>
-            <w:color w:val="0000EE"/>
-            <w:u w:val="single"/>
-          </w:rPr>
-          <w:t>創42:38</w:t>
-        </w:r>
-      </w:hyperlink>
-      <w:r>
-        <w:rPr>
-          <w:lang w:val="zh_TW" w:bidi="zh_TW"/>
-        </w:rPr>
-        <w:t>；</w:t>
-      </w:r>
-      <w:hyperlink r:id="rId99">
-        <w:r>
-          <w:rPr>
-            <w:lang w:val="zh_TW" w:bidi="zh_TW"/>
-          </w:rPr>
-          <w:rPr>
-            <w:color w:val="0000EE"/>
-            <w:u w:val="single"/>
-          </w:rPr>
-          <w:t>箴15:24</w:t>
-        </w:r>
-      </w:hyperlink>
-      <w:r>
-        <w:rPr>
-          <w:lang w:val="zh_TW" w:bidi="zh_TW"/>
-        </w:rPr>
-        <w:t>；</w:t>
-      </w:r>
-      <w:hyperlink r:id="rId100">
-        <w:r>
-          <w:rPr>
-            <w:lang w:val="zh_TW" w:bidi="zh_TW"/>
-          </w:rPr>
-          <w:rPr>
-            <w:color w:val="0000EE"/>
-            <w:u w:val="single"/>
-          </w:rPr>
-          <w:t>結26:20</w:t>
-        </w:r>
-      </w:hyperlink>
-      <w:r>
-        <w:rPr>
-          <w:lang w:val="zh_TW" w:bidi="zh_TW"/>
-        </w:rPr>
-        <w:t>），並且是幽暗（</w:t>
-      </w:r>
-      <w:hyperlink r:id="rId101">
-        <w:r>
-          <w:rPr>
-            <w:lang w:val="zh_TW" w:bidi="zh_TW"/>
-          </w:rPr>
-          <w:rPr>
-            <w:color w:val="0000EE"/>
-            <w:u w:val="single"/>
-          </w:rPr>
-          <w:t>伯10:21–22</w:t>
-        </w:r>
-      </w:hyperlink>
-      <w:r>
-        <w:rPr>
-          <w:lang w:val="zh_TW" w:bidi="zh_TW"/>
-        </w:rPr>
-        <w:t>）、寂靜（</w:t>
-      </w:r>
-      <w:hyperlink r:id="rId102">
-        <w:r>
-          <w:rPr>
-            <w:lang w:val="zh_TW" w:bidi="zh_TW"/>
-          </w:rPr>
-          <w:rPr>
-            <w:color w:val="0000EE"/>
-            <w:u w:val="single"/>
-          </w:rPr>
-          <w:t>詩94:17，</w:t>
-        </w:r>
-      </w:hyperlink>
-      <w:hyperlink r:id="rId103">
-        <w:r>
-          <w:rPr>
-            <w:lang w:val="zh_TW" w:bidi="zh_TW"/>
-          </w:rPr>
-          <w:rPr>
-            <w:color w:val="0000EE"/>
-            <w:u w:val="single"/>
-          </w:rPr>
-          <w:t>115:17</w:t>
-        </w:r>
-      </w:hyperlink>
-      <w:r>
-        <w:rPr>
-          <w:lang w:val="zh_TW" w:bidi="zh_TW"/>
-        </w:rPr>
-        <w:t>）和忘記之地（</w:t>
-      </w:r>
-      <w:hyperlink r:id="rId104">
-        <w:r>
-          <w:rPr>
-            <w:lang w:val="zh_TW" w:bidi="zh_TW"/>
-          </w:rPr>
-          <w:rPr>
-            <w:color w:val="0000EE"/>
-            <w:u w:val="single"/>
-          </w:rPr>
-          <w:t>詩88:12</w:t>
-        </w:r>
-      </w:hyperlink>
-      <w:r>
-        <w:rPr>
-          <w:lang w:val="zh_TW" w:bidi="zh_TW"/>
-        </w:rPr>
-        <w:t>）。神不會在「陰間」被記念，也不再有人歌頌祂（</w:t>
-      </w:r>
-      <w:hyperlink r:id="rId105">
-        <w:r>
-          <w:rPr>
-            <w:lang w:val="zh_TW" w:bidi="zh_TW"/>
-          </w:rPr>
-          <w:rPr>
-            <w:color w:val="0000EE"/>
-            <w:u w:val="single"/>
-          </w:rPr>
-          <w:t>詩6:5，</w:t>
-        </w:r>
-      </w:hyperlink>
-      <w:hyperlink r:id="rId106">
-        <w:r>
-          <w:rPr>
-            <w:lang w:val="zh_TW" w:bidi="zh_TW"/>
-          </w:rPr>
-          <w:rPr>
-            <w:color w:val="0000EE"/>
-            <w:u w:val="single"/>
-          </w:rPr>
-          <w:t>30:9，</w:t>
-        </w:r>
-      </w:hyperlink>
-      <w:hyperlink r:id="rId103">
-        <w:r>
-          <w:rPr>
-            <w:lang w:val="zh_TW" w:bidi="zh_TW"/>
-          </w:rPr>
-          <w:rPr>
-            <w:color w:val="0000EE"/>
-            <w:u w:val="single"/>
-          </w:rPr>
-          <w:t>115:17</w:t>
-        </w:r>
-      </w:hyperlink>
-      <w:r>
-        <w:rPr>
-          <w:lang w:val="zh_TW" w:bidi="zh_TW"/>
-        </w:rPr>
-        <w:t>），甚至人們相信，連神也不會記念那裡的人（</w:t>
-      </w:r>
-      <w:hyperlink r:id="rId107">
-        <w:r>
-          <w:rPr>
-            <w:lang w:val="zh_TW" w:bidi="zh_TW"/>
-          </w:rPr>
-          <w:rPr>
-            <w:color w:val="0000EE"/>
-            <w:u w:val="single"/>
-          </w:rPr>
-          <w:t>詩88:5、11</w:t>
-        </w:r>
-      </w:hyperlink>
-      <w:r>
-        <w:rPr>
-          <w:lang w:val="zh_TW" w:bidi="zh_TW"/>
-        </w:rPr>
-        <w:t>；</w:t>
-      </w:r>
-      <w:hyperlink r:id="rId108">
-        <w:r>
-          <w:rPr>
-            <w:lang w:val="zh_TW" w:bidi="zh_TW"/>
-          </w:rPr>
-          <w:rPr>
-            <w:color w:val="0000EE"/>
-            <w:u w:val="single"/>
-          </w:rPr>
-          <w:t>賽38:18</w:t>
-        </w:r>
-      </w:hyperlink>
-      <w:r>
-        <w:rPr>
-          <w:lang w:val="zh_TW" w:bidi="zh_TW"/>
-        </w:rPr>
-        <w:t>）。死者被視為永久與神隔絕，無法參與祂在歷史中的作為。雖然生與死之間的界線有時可說是模糊不清（如在</w:t>
-      </w:r>
-      <w:hyperlink r:id="rId109">
-        <w:r>
-          <w:rPr>
-            <w:lang w:val="zh_TW" w:bidi="zh_TW"/>
-          </w:rPr>
-          <w:rPr>
-            <w:color w:val="0000EE"/>
-            <w:u w:val="single"/>
-          </w:rPr>
-          <w:t>列王紀下四章32至37節</w:t>
-        </w:r>
-      </w:hyperlink>
-      <w:r>
-        <w:rPr>
-          <w:lang w:val="zh_TW" w:bidi="zh_TW"/>
-        </w:rPr>
-        <w:t>中的復活，又在</w:t>
-      </w:r>
-      <w:hyperlink r:id="rId110">
-        <w:r>
-          <w:rPr>
-            <w:lang w:val="zh_TW" w:bidi="zh_TW"/>
-          </w:rPr>
-          <w:rPr>
-            <w:color w:val="0000EE"/>
-            <w:u w:val="single"/>
-          </w:rPr>
-          <w:t>撒母耳記上二十八章7至25節</w:t>
-        </w:r>
-      </w:hyperlink>
-      <w:r>
-        <w:rPr>
-          <w:lang w:val="zh_TW" w:bidi="zh_TW"/>
-        </w:rPr>
-        <w:t>中，撒母耳的鬼魂所示），但猶太人明確禁止與死者溝通（</w:t>
-      </w:r>
-      <w:hyperlink r:id="rId111">
-        <w:r>
-          <w:rPr>
-            <w:lang w:val="zh_TW" w:bidi="zh_TW"/>
-          </w:rPr>
-          <w:rPr>
-            <w:color w:val="0000EE"/>
-            <w:u w:val="single"/>
-          </w:rPr>
-          <w:t>申18:11</w:t>
-        </w:r>
-      </w:hyperlink>
-      <w:r>
-        <w:rPr>
-          <w:lang w:val="zh_TW" w:bidi="zh_TW"/>
-        </w:rPr>
-        <w:t>）。（拜祭死者在以色列周邊的列國中，是普遍的習俗。）</w:t>
-      </w:r>
-    </w:p>
-    <w:p>
-      <w:pPr/>
-      <w:r>
-        <w:rPr>
-          <w:lang w:val="zh_TW" w:bidi="zh_TW"/>
-        </w:rPr>
-      </w:r>
-      <w:r>
-        <w:rPr>
-          <w:lang w:val="zh_TW" w:bidi="zh_TW"/>
-        </w:rPr>
-        <w:t>雖然人在陰間的命運不能真正稱為生命，但它仍被視為一種存在狀態，或許還可能與同胞和祖先相伴（</w:t>
-      </w:r>
-      <w:hyperlink r:id="rId112">
-        <w:r>
-          <w:rPr>
-            <w:lang w:val="zh_TW" w:bidi="zh_TW"/>
-          </w:rPr>
-          <w:rPr>
-            <w:color w:val="0000EE"/>
-            <w:u w:val="single"/>
-          </w:rPr>
-          <w:t>創25:8</w:t>
-        </w:r>
-      </w:hyperlink>
-      <w:r>
-        <w:rPr>
-          <w:lang w:val="zh_TW" w:bidi="zh_TW"/>
-        </w:rPr>
-        <w:t>；</w:t>
-      </w:r>
-      <w:hyperlink r:id="rId113">
-        <w:r>
-          <w:rPr>
-            <w:lang w:val="zh_TW" w:bidi="zh_TW"/>
-          </w:rPr>
-          <w:rPr>
-            <w:color w:val="0000EE"/>
-            <w:u w:val="single"/>
-          </w:rPr>
-          <w:t>結32:17–30</w:t>
-        </w:r>
-      </w:hyperlink>
-      <w:r>
-        <w:rPr>
-          <w:lang w:val="zh_TW" w:bidi="zh_TW"/>
-        </w:rPr>
-        <w:t>）。然而，陰間並不在神的能力範圍之外（</w:t>
-      </w:r>
-      <w:hyperlink r:id="rId35">
-        <w:r>
-          <w:rPr>
-            <w:lang w:val="zh_TW" w:bidi="zh_TW"/>
-          </w:rPr>
-          <w:rPr>
-            <w:color w:val="0000EE"/>
-            <w:u w:val="single"/>
-          </w:rPr>
-          <w:t>詩139:8</w:t>
-        </w:r>
-      </w:hyperlink>
-      <w:r>
-        <w:rPr>
-          <w:lang w:val="zh_TW" w:bidi="zh_TW"/>
-        </w:rPr>
-        <w:t>；</w:t>
-      </w:r>
-      <w:hyperlink r:id="rId114">
-        <w:r>
-          <w:rPr>
-            <w:lang w:val="zh_TW" w:bidi="zh_TW"/>
-          </w:rPr>
-          <w:rPr>
-            <w:color w:val="0000EE"/>
-            <w:u w:val="single"/>
-          </w:rPr>
-          <w:t>摩9:2</w:t>
-        </w:r>
-      </w:hyperlink>
-      <w:r>
-        <w:rPr>
-          <w:lang w:val="zh_TW" w:bidi="zh_TW"/>
-        </w:rPr>
-        <w:t>；</w:t>
-      </w:r>
-      <w:hyperlink r:id="rId115">
-        <w:r>
-          <w:rPr>
-            <w:lang w:val="zh_TW" w:bidi="zh_TW"/>
-          </w:rPr>
-          <w:rPr>
-            <w:color w:val="0000EE"/>
-            <w:u w:val="single"/>
-          </w:rPr>
-          <w:t>拿2:2</w:t>
-        </w:r>
-      </w:hyperlink>
-      <w:r>
-        <w:rPr>
-          <w:lang w:val="zh_TW" w:bidi="zh_TW"/>
-        </w:rPr>
-        <w:t>）。雖然陰間被描繪成貪婪飢渴的怪物，會吞噬活人（</w:t>
-      </w:r>
-      <w:hyperlink r:id="rId116">
-        <w:r>
-          <w:rPr>
-            <w:lang w:val="zh_TW" w:bidi="zh_TW"/>
-          </w:rPr>
-          <w:rPr>
-            <w:color w:val="0000EE"/>
-            <w:u w:val="single"/>
-          </w:rPr>
-          <w:t>箴27:20，</w:t>
-        </w:r>
-      </w:hyperlink>
-      <w:hyperlink r:id="rId117">
-        <w:r>
-          <w:rPr>
-            <w:lang w:val="zh_TW" w:bidi="zh_TW"/>
-          </w:rPr>
-          <w:rPr>
-            <w:color w:val="0000EE"/>
-            <w:u w:val="single"/>
-          </w:rPr>
-          <w:t>30:16</w:t>
-        </w:r>
-      </w:hyperlink>
-      <w:r>
-        <w:rPr>
-          <w:lang w:val="zh_TW" w:bidi="zh_TW"/>
-        </w:rPr>
-        <w:t>），但神的大能仍能拯救人脫離掌控（</w:t>
-      </w:r>
-      <w:hyperlink r:id="rId118">
-        <w:r>
-          <w:rPr>
-            <w:lang w:val="zh_TW" w:bidi="zh_TW"/>
-          </w:rPr>
-          <w:rPr>
-            <w:color w:val="0000EE"/>
-            <w:u w:val="single"/>
-          </w:rPr>
-          <w:t>詩49:15，</w:t>
-        </w:r>
-      </w:hyperlink>
-      <w:hyperlink r:id="rId119">
-        <w:r>
-          <w:rPr>
-            <w:lang w:val="zh_TW" w:bidi="zh_TW"/>
-          </w:rPr>
-          <w:rPr>
-            <w:color w:val="0000EE"/>
-            <w:u w:val="single"/>
-          </w:rPr>
-          <w:t>86:13</w:t>
-        </w:r>
-      </w:hyperlink>
-      <w:r>
-        <w:rPr>
-          <w:lang w:val="zh_TW" w:bidi="zh_TW"/>
-        </w:rPr>
-        <w:t>）。到舊約時期末期，人們甚至有希望最終從陰間得救（</w:t>
-      </w:r>
-      <w:hyperlink r:id="rId120">
-        <w:r>
-          <w:rPr>
-            <w:lang w:val="zh_TW" w:bidi="zh_TW"/>
-          </w:rPr>
-          <w:rPr>
-            <w:color w:val="0000EE"/>
-            <w:u w:val="single"/>
-          </w:rPr>
-          <w:t>伯14:13–22，</w:t>
-        </w:r>
-      </w:hyperlink>
-      <w:hyperlink r:id="rId121">
-        <w:r>
-          <w:rPr>
-            <w:lang w:val="zh_TW" w:bidi="zh_TW"/>
-          </w:rPr>
-          <w:rPr>
-            <w:color w:val="0000EE"/>
-            <w:u w:val="single"/>
-          </w:rPr>
-          <w:t>19:25–27</w:t>
-        </w:r>
-      </w:hyperlink>
-      <w:r>
-        <w:rPr>
-          <w:lang w:val="zh_TW" w:bidi="zh_TW"/>
-        </w:rPr>
-        <w:t>；</w:t>
-      </w:r>
-      <w:hyperlink r:id="rId118">
-        <w:r>
-          <w:rPr>
-            <w:lang w:val="zh_TW" w:bidi="zh_TW"/>
-          </w:rPr>
-          <w:rPr>
-            <w:color w:val="0000EE"/>
-            <w:u w:val="single"/>
-          </w:rPr>
-          <w:t>詩49:15，</w:t>
-        </w:r>
-      </w:hyperlink>
-      <w:hyperlink r:id="rId34">
-        <w:r>
-          <w:rPr>
-            <w:lang w:val="zh_TW" w:bidi="zh_TW"/>
-          </w:rPr>
-          <w:rPr>
-            <w:color w:val="0000EE"/>
-            <w:u w:val="single"/>
-          </w:rPr>
-          <w:t>73:23–28</w:t>
-        </w:r>
-      </w:hyperlink>
-      <w:r>
-        <w:rPr>
-          <w:lang w:val="zh_TW" w:bidi="zh_TW"/>
-        </w:rPr>
-        <w:t>），但只有但以理書明確表達了這份盼望（</w:t>
-      </w:r>
-      <w:hyperlink r:id="rId122">
-        <w:r>
-          <w:rPr>
-            <w:lang w:val="zh_TW" w:bidi="zh_TW"/>
-          </w:rPr>
-          <w:rPr>
-            <w:color w:val="0000EE"/>
-            <w:u w:val="single"/>
-          </w:rPr>
-          <w:t>但12:1–2</w:t>
-        </w:r>
-      </w:hyperlink>
-      <w:r>
-        <w:rPr>
-          <w:lang w:val="zh_TW" w:bidi="zh_TW"/>
-        </w:rPr>
-        <w:t>）。因此，雖然古代希伯來人並未像新約使徒保羅那樣，可以坦然面對死亡（</w:t>
-      </w:r>
-      <w:hyperlink r:id="rId123">
-        <w:r>
-          <w:rPr>
-            <w:lang w:val="zh_TW" w:bidi="zh_TW"/>
-          </w:rPr>
-          <w:rPr>
-            <w:color w:val="0000EE"/>
-            <w:u w:val="single"/>
-          </w:rPr>
-          <w:t>林後5:1–8</w:t>
-        </w:r>
-      </w:hyperlink>
-      <w:r>
-        <w:rPr>
-          <w:lang w:val="zh_TW" w:bidi="zh_TW"/>
-        </w:rPr>
-        <w:t>；</w:t>
-      </w:r>
-      <w:hyperlink r:id="rId124">
-        <w:r>
-          <w:rPr>
-            <w:lang w:val="zh_TW" w:bidi="zh_TW"/>
-          </w:rPr>
-          <w:rPr>
-            <w:color w:val="0000EE"/>
-            <w:u w:val="single"/>
-          </w:rPr>
-          <w:t>腓1:21–23</w:t>
-        </w:r>
-      </w:hyperlink>
-      <w:r>
-        <w:rPr>
-          <w:lang w:val="zh_TW" w:bidi="zh_TW"/>
-        </w:rPr>
-        <w:t>），但他們逐漸明白死亡並非一個毫無盼望的狀態。</w:t>
-      </w:r>
-    </w:p>
-    <w:p>
-      <w:pPr>
-        <w:pStyle w:val="Heading3"/>
-      </w:pPr>
-      <w:r>
-        <w:rPr>
-          <w:lang w:val="zh_TW" w:bidi="zh_TW"/>
-        </w:rPr>
-        <w:t>兩約之間的著作</w:t>
-      </w:r>
-    </w:p>
-    <w:p>
-      <w:pPr/>
-      <w:r>
-        <w:rPr>
-          <w:lang w:val="zh_TW" w:bidi="zh_TW"/>
-        </w:rPr>
-      </w:r>
-      <w:r>
-        <w:rPr>
-          <w:lang w:val="zh_TW" w:bidi="zh_TW"/>
-        </w:rPr>
-        <w:t>在被擄與新約時期的開始之間（公元前586–公元30，與舊約結束的時期部分重疊），與波斯和希臘宗教的接觸，促使猶太人釐清他們對死後生命的觀念。舊約翻譯成希臘文時，人們用希臘文Hades（陰間的名稱）來翻譯希伯來文的Sheol。在新約中，Hades成為死者居所的通用名稱。</w:t>
-      </w:r>
-    </w:p>
-    <w:p>
-      <w:pPr/>
-      <w:r>
-        <w:rPr>
-          <w:lang w:val="zh_TW" w:bidi="zh_TW"/>
-        </w:rPr>
-      </w:r>
-      <w:r>
-        <w:rPr>
-          <w:lang w:val="zh_TW" w:bidi="zh_TW"/>
-        </w:rPr>
-        <w:t>新名稱的出現也帶來了新的觀念，有多個關於死者歸宿的觀點開始流傳。一個常見的觀點出現在偽經以諾一書第二十二章中，描述死者被安置在一座大山的中空位置，等待最後的審判。其中有一個相對愉快的區域，是為義人預備的；另一個則是為惡人準備，充滿痛苦的地方。其他作者則延續舊約Hades或Sheol的概念，視其為一個與神和幸福隔絕的地方（</w:t>
-      </w:r>
-      <w:hyperlink r:id="rId125">
-        <w:r>
-          <w:rPr>
-            <w:lang w:val="zh_TW" w:bidi="zh_TW"/>
-          </w:rPr>
-          <w:rPr>
-            <w:color w:val="0000EE"/>
-            <w:u w:val="single"/>
-          </w:rPr>
-          <w:t>便西拉智訓14:12、16，</w:t>
-        </w:r>
-      </w:hyperlink>
-      <w:hyperlink r:id="rId126">
-        <w:r>
-          <w:rPr>
-            <w:lang w:val="zh_TW" w:bidi="zh_TW"/>
-          </w:rPr>
-          <w:rPr>
-            <w:color w:val="0000EE"/>
-            <w:u w:val="single"/>
-          </w:rPr>
-          <w:t>17:27–28</w:t>
-        </w:r>
-      </w:hyperlink>
-      <w:r>
-        <w:rPr>
-          <w:lang w:val="zh_TW" w:bidi="zh_TW"/>
-        </w:rPr>
-        <w:t>）。</w:t>
-      </w:r>
-    </w:p>
-    <w:p>
-      <w:pPr/>
-      <w:r>
-        <w:rPr>
-          <w:lang w:val="zh_TW" w:bidi="zh_TW"/>
-        </w:rPr>
-      </w:r>
-      <w:r>
-        <w:rPr>
-          <w:lang w:val="zh_TW" w:bidi="zh_TW"/>
-        </w:rPr>
-        <w:t>在那段時期，猶太人也開始使用新詞「地獄」（Gehenna，希伯來文Hinnom），是一個山谷的名字，位於耶路撒冷南方。該山谷在舊約時期以獻兒童為祭的可憎行為著稱（</w:t>
-      </w:r>
-      <w:hyperlink r:id="rId127">
-        <w:r>
-          <w:rPr>
-            <w:lang w:val="zh_TW" w:bidi="zh_TW"/>
-          </w:rPr>
-          <w:rPr>
-            <w:color w:val="0000EE"/>
-            <w:u w:val="single"/>
-          </w:rPr>
-          <w:t>王下23:10;</w:t>
-        </w:r>
-      </w:hyperlink>
-      <w:r>
-        <w:rPr>
-          <w:lang w:val="zh_TW" w:bidi="zh_TW"/>
-        </w:rPr>
-        <w:t xml:space="preserve"> </w:t>
-      </w:r>
-      <w:hyperlink r:id="rId128">
-        <w:r>
-          <w:rPr>
-            <w:lang w:val="zh_TW" w:bidi="zh_TW"/>
-          </w:rPr>
-          <w:rPr>
-            <w:color w:val="0000EE"/>
-            <w:u w:val="single"/>
-          </w:rPr>
-          <w:t>歷代志下</w:t>
-        </w:r>
-      </w:hyperlink>
-      <w:r>
-        <w:rPr>
-          <w:lang w:val="zh_TW" w:bidi="zh_TW"/>
-        </w:rPr>
-        <w:t xml:space="preserve"> 28:3; </w:t>
-      </w:r>
-      <w:hyperlink r:id="rId129">
-        <w:r>
-          <w:rPr>
-            <w:lang w:val="zh_TW" w:bidi="zh_TW"/>
-          </w:rPr>
-          <w:rPr>
-            <w:color w:val="0000EE"/>
-            <w:u w:val="single"/>
-          </w:rPr>
-          <w:t xml:space="preserve">33:6 </w:t>
-        </w:r>
-      </w:hyperlink>
-      <w:r>
-        <w:rPr>
-          <w:lang w:val="zh_TW" w:bidi="zh_TW"/>
-        </w:rPr>
-        <w:t>)，而在新約時期則以焚燒垃圾聞名。地獄成為惡人死後歸宿的稱呼，是一個充滿火焰折磨的地方（以諾一書90:20–27；</w:t>
-      </w:r>
-      <w:hyperlink r:id="rId130">
-        <w:r>
-          <w:rPr>
-            <w:lang w:val="zh_TW" w:bidi="zh_TW"/>
-          </w:rPr>
-          <w:rPr>
-            <w:color w:val="0000EE"/>
-            <w:u w:val="single"/>
-          </w:rPr>
-          <w:t>以斯拉二書7:70</w:t>
-        </w:r>
-      </w:hyperlink>
-      <w:r>
-        <w:rPr>
-          <w:lang w:val="zh_TW" w:bidi="zh_TW"/>
-        </w:rPr>
-        <w:t>）。與此懲罰之地相對的是「樂園」（paradise，源自波斯文，指快樂園地），義人在那裡享受福樂。</w:t>
-      </w:r>
-    </w:p>
-    <w:p>
-      <w:pPr/>
-      <w:r>
-        <w:rPr>
-          <w:lang w:val="zh_TW" w:bidi="zh_TW"/>
-        </w:rPr>
-      </w:r>
-      <w:r>
-        <w:rPr>
-          <w:lang w:val="zh_TW" w:bidi="zh_TW"/>
-        </w:rPr>
-        <w:t>所有這些概念——陰間、地獄、樂園，都被新約作者塑造成最適切基督啟示的形式。</w:t>
-      </w:r>
-    </w:p>
-    <w:p>
-      <w:pPr>
-        <w:pStyle w:val="Heading3"/>
-      </w:pPr>
-      <w:r>
-        <w:rPr>
-          <w:lang w:val="zh_TW" w:bidi="zh_TW"/>
-        </w:rPr>
-        <w:t>新約聖經</w:t>
-      </w:r>
-    </w:p>
-    <w:p>
-      <w:pPr/>
-      <w:r>
-        <w:rPr>
-          <w:lang w:val="zh_TW" w:bidi="zh_TW"/>
-        </w:rPr>
-      </w:r>
-      <w:r>
-        <w:rPr>
-          <w:lang w:val="zh_TW" w:bidi="zh_TW"/>
-        </w:rPr>
-        <w:t>雖然新約使用了多種詞語來描述死者的居所，但實際提及的次數相當少，總共只有約35節經文。這些經文主要集中在福音書和啟示錄。使徒保羅對天堂多有言說，但只有耶穌和約翰對地獄有較多的描述。</w:t>
-      </w:r>
-    </w:p>
-    <w:p>
-      <w:pPr/>
-      <w:r>
-        <w:rPr>
-          <w:lang w:val="zh_TW" w:bidi="zh_TW"/>
-        </w:rPr>
-      </w:r>
-      <w:r>
-        <w:rPr>
-          <w:lang w:val="zh_TW" w:bidi="zh_TW"/>
-        </w:rPr>
-        <w:t>「陰間（Hades）」這個詞僅在耶穌的比喻中出現一次，即財主和拉撒路的比喻（</w:t>
-      </w:r>
-      <w:hyperlink r:id="rId131">
-        <w:r>
-          <w:rPr>
-            <w:lang w:val="zh_TW" w:bidi="zh_TW"/>
-          </w:rPr>
-          <w:rPr>
-            <w:color w:val="0000EE"/>
-            <w:u w:val="single"/>
-          </w:rPr>
-          <w:t>路16:23</w:t>
-        </w:r>
-      </w:hyperlink>
-      <w:r>
-        <w:rPr>
-          <w:lang w:val="zh_TW" w:bidi="zh_TW"/>
-        </w:rPr>
-        <w:t>）。在該比喻中，陰間是一個充滿痛苦的地方，是惡人死後的去處。這種痛苦被描述為「火焰」，即使肉體已死，仍能對人造成身體上的折磨。凡在痛苦中的人，皆不會得到任何安慰。</w:t>
-      </w:r>
-    </w:p>
-    <w:p>
-      <w:pPr/>
-      <w:r>
-        <w:rPr>
-          <w:lang w:val="zh_TW" w:bidi="zh_TW"/>
-        </w:rPr>
-      </w:r>
-      <w:r>
-        <w:rPr>
-          <w:lang w:val="zh_TW" w:bidi="zh_TW"/>
-        </w:rPr>
-        <w:t>雖然惡人在死後立即進入陰間，但他們的最終歸宿是地獄，一個充滿火和蟲的地方，象徵著腐敗（</w:t>
-      </w:r>
-      <w:hyperlink r:id="rId132">
-        <w:r>
-          <w:rPr>
-            <w:lang w:val="zh_TW" w:bidi="zh_TW"/>
-          </w:rPr>
-          <w:rPr>
-            <w:color w:val="0000EE"/>
-            <w:u w:val="single"/>
-          </w:rPr>
-          <w:t>太5:22、29–30，</w:t>
-        </w:r>
-      </w:hyperlink>
-      <w:hyperlink r:id="rId133">
-        <w:r>
-          <w:rPr>
-            <w:lang w:val="zh_TW" w:bidi="zh_TW"/>
-          </w:rPr>
-          <w:rPr>
-            <w:color w:val="0000EE"/>
-            <w:u w:val="single"/>
-          </w:rPr>
-          <w:t>18:9</w:t>
-        </w:r>
-      </w:hyperlink>
-      <w:r>
-        <w:rPr>
-          <w:lang w:val="zh_TW" w:bidi="zh_TW"/>
-        </w:rPr>
-        <w:t>；</w:t>
-      </w:r>
-      <w:hyperlink r:id="rId134">
-        <w:r>
-          <w:rPr>
-            <w:lang w:val="zh_TW" w:bidi="zh_TW"/>
-          </w:rPr>
-          <w:rPr>
-            <w:color w:val="0000EE"/>
-            <w:u w:val="single"/>
-          </w:rPr>
-          <w:t>可9:48</w:t>
-        </w:r>
-      </w:hyperlink>
-      <w:r>
-        <w:rPr>
-          <w:lang w:val="zh_TW" w:bidi="zh_TW"/>
-        </w:rPr>
-        <w:t>，引用自</w:t>
-      </w:r>
-      <w:hyperlink r:id="rId135">
-        <w:r>
-          <w:rPr>
-            <w:lang w:val="zh_TW" w:bidi="zh_TW"/>
-          </w:rPr>
-          <w:rPr>
-            <w:color w:val="0000EE"/>
-            <w:u w:val="single"/>
-          </w:rPr>
-          <w:t>賽66:24</w:t>
-        </w:r>
-      </w:hyperlink>
-      <w:r>
-        <w:rPr>
-          <w:lang w:val="zh_TW" w:bidi="zh_TW"/>
-        </w:rPr>
-        <w:t>）。耶穌也稱地獄為「外邊黑暗」，那裡將有「哀哭切齒」（</w:t>
-      </w:r>
-      <w:hyperlink r:id="rId136">
-        <w:r>
-          <w:rPr>
-            <w:lang w:val="zh_TW" w:bidi="zh_TW"/>
-          </w:rPr>
-          <w:rPr>
-            <w:color w:val="0000EE"/>
-            <w:u w:val="single"/>
-          </w:rPr>
-          <w:t>太8:12，</w:t>
-        </w:r>
-      </w:hyperlink>
-      <w:hyperlink r:id="rId137">
-        <w:r>
-          <w:rPr>
-            <w:lang w:val="zh_TW" w:bidi="zh_TW"/>
-          </w:rPr>
-          <w:rPr>
-            <w:color w:val="0000EE"/>
-            <w:u w:val="single"/>
-          </w:rPr>
-          <w:t>22:13</w:t>
-        </w:r>
-      </w:hyperlink>
-      <w:r>
-        <w:rPr>
-          <w:lang w:val="zh_TW" w:bidi="zh_TW"/>
-        </w:rPr>
-        <w:t>）。顯然，在最後的審判之後，惡人將被基督的命令送往那裡（</w:t>
-      </w:r>
-      <w:hyperlink r:id="rId138">
-        <w:r>
-          <w:rPr>
-            <w:lang w:val="zh_TW" w:bidi="zh_TW"/>
-          </w:rPr>
-          <w:rPr>
-            <w:color w:val="0000EE"/>
-            <w:u w:val="single"/>
-          </w:rPr>
-          <w:t>約5:22、27</w:t>
-        </w:r>
-      </w:hyperlink>
-      <w:r>
-        <w:rPr>
-          <w:lang w:val="zh_TW" w:bidi="zh_TW"/>
-        </w:rPr>
-        <w:t>；</w:t>
-      </w:r>
-      <w:hyperlink r:id="rId139">
-        <w:r>
-          <w:rPr>
-            <w:lang w:val="zh_TW" w:bidi="zh_TW"/>
-          </w:rPr>
-          <w:rPr>
-            <w:color w:val="0000EE"/>
-            <w:u w:val="single"/>
-          </w:rPr>
-          <w:t>徒10:42，</w:t>
-        </w:r>
-      </w:hyperlink>
-      <w:hyperlink r:id="rId140">
-        <w:r>
-          <w:rPr>
-            <w:lang w:val="zh_TW" w:bidi="zh_TW"/>
-          </w:rPr>
-          <w:rPr>
-            <w:color w:val="0000EE"/>
-            <w:u w:val="single"/>
-          </w:rPr>
-          <w:t>17:31</w:t>
-        </w:r>
-      </w:hyperlink>
-      <w:r>
-        <w:rPr>
-          <w:lang w:val="zh_TW" w:bidi="zh_TW"/>
-        </w:rPr>
-        <w:t>；</w:t>
-      </w:r>
-      <w:hyperlink r:id="rId141">
-        <w:r>
-          <w:rPr>
-            <w:lang w:val="zh_TW" w:bidi="zh_TW"/>
-          </w:rPr>
-          <w:rPr>
-            <w:color w:val="0000EE"/>
-            <w:u w:val="single"/>
-          </w:rPr>
-          <w:t>提後4:1</w:t>
-        </w:r>
-      </w:hyperlink>
-      <w:r>
-        <w:rPr>
-          <w:lang w:val="zh_TW" w:bidi="zh_TW"/>
-        </w:rPr>
-        <w:t>）。那個折磨之地，承接舊約陰間作為與神分離之地的負面概念。</w:t>
-      </w:r>
-    </w:p>
-    <w:p>
-      <w:pPr/>
-      <w:r>
-        <w:rPr>
-          <w:lang w:val="zh_TW" w:bidi="zh_TW"/>
-        </w:rPr>
-      </w:r>
-      <w:r>
-        <w:rPr>
-          <w:lang w:val="zh_TW" w:bidi="zh_TW"/>
-        </w:rPr>
-        <w:t>耶穌宣揚悔改的信息，強調地獄的危險，較少提到義人死後所到之處。然而，義人終會在最後的審判後進入「國」，而非地獄（</w:t>
-      </w:r>
-      <w:hyperlink r:id="rId142">
-        <w:r>
-          <w:rPr>
-            <w:lang w:val="zh_TW" w:bidi="zh_TW"/>
-          </w:rPr>
-          <w:rPr>
-            <w:color w:val="0000EE"/>
-            <w:u w:val="single"/>
-          </w:rPr>
-          <w:t>太25:34</w:t>
-        </w:r>
-      </w:hyperlink>
-      <w:r>
-        <w:rPr>
-          <w:lang w:val="zh_TW" w:bidi="zh_TW"/>
-        </w:rPr>
-        <w:t>）。耶穌兩次暗示義人在死後立即進入蒙福的狀態。</w:t>
-      </w:r>
-      <w:hyperlink r:id="rId143">
-        <w:r>
-          <w:rPr>
-            <w:lang w:val="zh_TW" w:bidi="zh_TW"/>
-          </w:rPr>
-          <w:rPr>
-            <w:color w:val="0000EE"/>
-            <w:u w:val="single"/>
-          </w:rPr>
-          <w:t>路加福音十六章22節</w:t>
-        </w:r>
-      </w:hyperlink>
-      <w:r>
-        <w:rPr>
-          <w:lang w:val="zh_TW" w:bidi="zh_TW"/>
-        </w:rPr>
-        <w:t>提到死去的拉撒路在「亞伯拉罕的懷裡」，那是一個充滿安慰和平安的地方。在</w:t>
-      </w:r>
-      <w:hyperlink r:id="rId144">
-        <w:r>
-          <w:rPr>
-            <w:lang w:val="zh_TW" w:bidi="zh_TW"/>
-          </w:rPr>
-          <w:rPr>
-            <w:color w:val="0000EE"/>
-            <w:u w:val="single"/>
-          </w:rPr>
-          <w:t>路加福音二十三章43節</w:t>
-        </w:r>
-      </w:hyperlink>
-      <w:r>
-        <w:rPr>
-          <w:lang w:val="zh_TW" w:bidi="zh_TW"/>
-        </w:rPr>
-        <w:t>中，耶穌應許將與垂死的強盜一起進入天堂，那裡稱為樂園。保羅的措辭表明樂園似乎與天堂一致（</w:t>
-      </w:r>
-      <w:hyperlink r:id="rId145">
-        <w:r>
-          <w:rPr>
-            <w:lang w:val="zh_TW" w:bidi="zh_TW"/>
-          </w:rPr>
-          <w:rPr>
-            <w:color w:val="0000EE"/>
-            <w:u w:val="single"/>
-          </w:rPr>
-          <w:t>林後12:2–3</w:t>
-        </w:r>
-      </w:hyperlink>
-      <w:r>
-        <w:rPr>
-          <w:lang w:val="zh_TW" w:bidi="zh_TW"/>
-        </w:rPr>
-        <w:t>），而約翰則將樂園與新天新地聯繫起來（</w:t>
-      </w:r>
-      <w:hyperlink r:id="rId146">
-        <w:r>
-          <w:rPr>
-            <w:lang w:val="zh_TW" w:bidi="zh_TW"/>
-          </w:rPr>
-          <w:rPr>
-            <w:color w:val="0000EE"/>
-            <w:u w:val="single"/>
-          </w:rPr>
-          <w:t>啟2:7，</w:t>
-        </w:r>
-      </w:hyperlink>
-      <w:hyperlink r:id="rId147">
-        <w:r>
-          <w:rPr>
-            <w:lang w:val="zh_TW" w:bidi="zh_TW"/>
-          </w:rPr>
-          <w:rPr>
-            <w:color w:val="0000EE"/>
-            <w:u w:val="single"/>
-          </w:rPr>
-          <w:t>21:1–2，</w:t>
-        </w:r>
-      </w:hyperlink>
-      <w:hyperlink r:id="rId148">
-        <w:r>
-          <w:rPr>
-            <w:lang w:val="zh_TW" w:bidi="zh_TW"/>
-          </w:rPr>
-          <w:rPr>
-            <w:color w:val="0000EE"/>
-            <w:u w:val="single"/>
-          </w:rPr>
-          <w:t>22:1–2</w:t>
-        </w:r>
-      </w:hyperlink>
-      <w:r>
-        <w:rPr>
-          <w:lang w:val="zh_TW" w:bidi="zh_TW"/>
-        </w:rPr>
-        <w:t>）。</w:t>
-      </w:r>
-    </w:p>
-    <w:p>
-      <w:pPr/>
-      <w:r>
-        <w:rPr>
-          <w:lang w:val="zh_TW" w:bidi="zh_TW"/>
-        </w:rPr>
-      </w:r>
-      <w:r>
-        <w:rPr>
-          <w:lang w:val="zh_TW" w:bidi="zh_TW"/>
-        </w:rPr>
-        <w:t>保羅和新約書信的其他作者，對惡人死後的居所所言不多。保羅僅在路過時提到「無底坑（the abyss）」（譯註：和合本譯為陰間）——他對陰間之坑的稱呼（</w:t>
-      </w:r>
-      <w:hyperlink r:id="rId149">
-        <w:r>
-          <w:rPr>
-            <w:lang w:val="zh_TW" w:bidi="zh_TW"/>
-          </w:rPr>
-          <w:rPr>
-            <w:color w:val="0000EE"/>
-            <w:u w:val="single"/>
-          </w:rPr>
-          <w:t>羅10:7</w:t>
-        </w:r>
-      </w:hyperlink>
-      <w:r>
-        <w:rPr>
-          <w:lang w:val="zh_TW" w:bidi="zh_TW"/>
-        </w:rPr>
-        <w:t>）。他提到基督降在「地下」（</w:t>
-      </w:r>
-      <w:hyperlink r:id="rId150">
-        <w:r>
-          <w:rPr>
-            <w:lang w:val="zh_TW" w:bidi="zh_TW"/>
-          </w:rPr>
-          <w:rPr>
-            <w:color w:val="0000EE"/>
-            <w:u w:val="single"/>
-          </w:rPr>
-          <w:t>弗4:9</w:t>
-        </w:r>
-      </w:hyperlink>
-      <w:r>
-        <w:rPr>
-          <w:lang w:val="zh_TW" w:bidi="zh_TW"/>
-        </w:rPr>
-        <w:t>），可能只是表達基督在死後去了死者的居所（「地下」是猶太拉比用來指陰間/地獄的用語）。彼得提到基督在死後，藉著「靈」去到某個「監獄」，向那裡的「靈」傳道（</w:t>
-      </w:r>
-      <w:hyperlink r:id="rId151">
-        <w:r>
-          <w:rPr>
-            <w:lang w:val="zh_TW" w:bidi="zh_TW"/>
-          </w:rPr>
-          <w:rPr>
-            <w:color w:val="0000EE"/>
-            <w:u w:val="single"/>
-          </w:rPr>
-          <w:t>彼前3:18–20</w:t>
-        </w:r>
-      </w:hyperlink>
-      <w:r>
-        <w:rPr>
-          <w:lang w:val="zh_TW" w:bidi="zh_TW"/>
-        </w:rPr>
-        <w:t>）。人們對該經文有不同解釋。一些人認為基督進入陰間（Hades），向挪亞時代墮落的天使（「神的兒子們」，</w:t>
-      </w:r>
-      <w:hyperlink r:id="rId152">
-        <w:r>
-          <w:rPr>
-            <w:lang w:val="zh_TW" w:bidi="zh_TW"/>
-          </w:rPr>
-          <w:rPr>
-            <w:color w:val="0000EE"/>
-            <w:u w:val="single"/>
-          </w:rPr>
-          <w:t>創6:1–4</w:t>
-        </w:r>
-      </w:hyperlink>
-      <w:r>
-        <w:rPr>
-          <w:lang w:val="zh_TW" w:bidi="zh_TW"/>
-        </w:rPr>
-        <w:t>）傳道，而不是向被囚禁的人類靈魂傳道。在</w:t>
-      </w:r>
-      <w:hyperlink r:id="rId153">
-        <w:r>
-          <w:rPr>
-            <w:lang w:val="zh_TW" w:bidi="zh_TW"/>
-          </w:rPr>
-          <w:rPr>
-            <w:color w:val="0000EE"/>
-            <w:u w:val="single"/>
-          </w:rPr>
-          <w:t>彼得後書二章4節</w:t>
-        </w:r>
-      </w:hyperlink>
-      <w:r>
-        <w:rPr>
-          <w:lang w:val="zh_TW" w:bidi="zh_TW"/>
-        </w:rPr>
-        <w:t>中，用於描述靈魂監獄的用語（通常譯為「地獄」）來自「塔耳塔洛斯」（Tartarus），是另一個指冥界的希臘文名稱。</w:t>
-      </w:r>
-    </w:p>
-    <w:p>
-      <w:pPr/>
-      <w:r>
-        <w:rPr>
-          <w:lang w:val="zh_TW" w:bidi="zh_TW"/>
-        </w:rPr>
-      </w:r>
-      <w:r>
-        <w:rPr>
-          <w:lang w:val="zh_TW" w:bidi="zh_TW"/>
-        </w:rPr>
-        <w:t>保羅多次提及義人死後的居所。最早期的幾卷書信中，他從未提到義人死後的所在地，只提到他們將會復活（</w:t>
-      </w:r>
-      <w:hyperlink r:id="rId154">
-        <w:r>
-          <w:rPr>
-            <w:lang w:val="zh_TW" w:bidi="zh_TW"/>
-          </w:rPr>
-          <w:rPr>
-            <w:color w:val="0000EE"/>
-            <w:u w:val="single"/>
-          </w:rPr>
-          <w:t>林前15章</w:t>
-        </w:r>
-      </w:hyperlink>
-      <w:r>
-        <w:rPr>
-          <w:lang w:val="zh_TW" w:bidi="zh_TW"/>
-        </w:rPr>
-        <w:t>；</w:t>
-      </w:r>
-      <w:hyperlink r:id="rId155">
-        <w:r>
-          <w:rPr>
-            <w:lang w:val="zh_TW" w:bidi="zh_TW"/>
-          </w:rPr>
-          <w:rPr>
-            <w:color w:val="0000EE"/>
-            <w:u w:val="single"/>
-          </w:rPr>
-          <w:t>帖前4:13–17</w:t>
-        </w:r>
-      </w:hyperlink>
-      <w:r>
-        <w:rPr>
-          <w:lang w:val="zh_TW" w:bidi="zh_TW"/>
-        </w:rPr>
-        <w:t>）。在幾乎必死後（</w:t>
-      </w:r>
-      <w:hyperlink r:id="rId156">
-        <w:r>
-          <w:rPr>
-            <w:lang w:val="zh_TW" w:bidi="zh_TW"/>
-          </w:rPr>
-          <w:rPr>
-            <w:color w:val="0000EE"/>
-            <w:u w:val="single"/>
-          </w:rPr>
-          <w:t>林後1:8–11</w:t>
-        </w:r>
-      </w:hyperlink>
-      <w:r>
-        <w:rPr>
-          <w:lang w:val="zh_TW" w:bidi="zh_TW"/>
-        </w:rPr>
-        <w:t>），他開始討論死者「去了哪裡」。保羅說，死亡意味著與基督同在，是比活著更好（</w:t>
-      </w:r>
-      <w:hyperlink r:id="rId157">
-        <w:r>
-          <w:rPr>
-            <w:lang w:val="zh_TW" w:bidi="zh_TW"/>
-          </w:rPr>
-          <w:rPr>
-            <w:color w:val="0000EE"/>
-            <w:u w:val="single"/>
-          </w:rPr>
-          <w:t>腓1:23</w:t>
-        </w:r>
-      </w:hyperlink>
-      <w:r>
-        <w:rPr>
-          <w:lang w:val="zh_TW" w:bidi="zh_TW"/>
-        </w:rPr>
-        <w:t>）。「離開身體」就是「與主同住」（</w:t>
-      </w:r>
-      <w:hyperlink r:id="rId158">
-        <w:r>
-          <w:rPr>
-            <w:lang w:val="zh_TW" w:bidi="zh_TW"/>
-          </w:rPr>
-          <w:rPr>
-            <w:color w:val="0000EE"/>
-            <w:u w:val="single"/>
-          </w:rPr>
-          <w:t>林後5:8</w:t>
-        </w:r>
-      </w:hyperlink>
-      <w:r>
-        <w:rPr>
-          <w:lang w:val="zh_TW" w:bidi="zh_TW"/>
-        </w:rPr>
-        <w:t>）。保羅可能指義人死後直接進入樂園與耶穌同在（參</w:t>
-      </w:r>
-      <w:hyperlink r:id="rId159">
-        <w:r>
-          <w:rPr>
-            <w:lang w:val="zh_TW" w:bidi="zh_TW"/>
-          </w:rPr>
-          <w:rPr>
-            <w:color w:val="0000EE"/>
-            <w:u w:val="single"/>
-          </w:rPr>
-          <w:t>林後12:2–4</w:t>
-        </w:r>
-      </w:hyperlink>
-      <w:r>
-        <w:rPr>
-          <w:lang w:val="zh_TW" w:bidi="zh_TW"/>
-        </w:rPr>
-        <w:t>，保羅稱天堂為第三層天）。死亡絕對無法使基督徒與基督分離（</w:t>
-      </w:r>
-      <w:hyperlink r:id="rId86">
-        <w:r>
-          <w:rPr>
-            <w:lang w:val="zh_TW" w:bidi="zh_TW"/>
-          </w:rPr>
-          <w:rPr>
-            <w:color w:val="0000EE"/>
-            <w:u w:val="single"/>
-          </w:rPr>
-          <w:t>羅8:38–39</w:t>
-        </w:r>
-      </w:hyperlink>
-      <w:r>
-        <w:rPr>
-          <w:lang w:val="zh_TW" w:bidi="zh_TW"/>
-        </w:rPr>
-        <w:t>），反而使他們進入神的同在。</w:t>
-      </w:r>
-    </w:p>
-    <w:p>
-      <w:pPr/>
-      <w:r>
-        <w:rPr>
-          <w:lang w:val="zh_TW" w:bidi="zh_TW"/>
-        </w:rPr>
-      </w:r>
-      <w:r>
-        <w:rPr>
-          <w:lang w:val="zh_TW" w:bidi="zh_TW"/>
-        </w:rPr>
-        <w:t>啟示錄對於死者的居所，特別是惡人死後的居所，有大量描述。它用兩個名稱來描述那地方，分別是「無底坑」，指所有邪靈的居所或監獄；以及「陰間」，指人類死後的居所。無底坑會出現折磨人類的鬼魔形態（</w:t>
-      </w:r>
-      <w:hyperlink r:id="rId160">
-        <w:r>
-          <w:rPr>
-            <w:lang w:val="zh_TW" w:bidi="zh_TW"/>
-          </w:rPr>
-          <w:rPr>
-            <w:color w:val="0000EE"/>
-            <w:u w:val="single"/>
-          </w:rPr>
-          <w:t>啟9:1–11</w:t>
-        </w:r>
-      </w:hyperlink>
-      <w:r>
-        <w:rPr>
-          <w:lang w:val="zh_TW" w:bidi="zh_TW"/>
-        </w:rPr>
-        <w:t>）和撒但的「獸」，後者殺死兩個見證人，並帶同「大淫婦」（</w:t>
-      </w:r>
-      <w:hyperlink r:id="rId161">
-        <w:r>
-          <w:rPr>
-            <w:lang w:val="zh_TW" w:bidi="zh_TW"/>
-          </w:rPr>
-          <w:rPr>
-            <w:color w:val="0000EE"/>
-            <w:u w:val="single"/>
-          </w:rPr>
-          <w:t>11:7，</w:t>
-        </w:r>
-      </w:hyperlink>
-      <w:hyperlink r:id="rId162">
-        <w:r>
-          <w:rPr>
-            <w:lang w:val="zh_TW" w:bidi="zh_TW"/>
-          </w:rPr>
-          <w:rPr>
-            <w:color w:val="0000EE"/>
-            <w:u w:val="single"/>
-          </w:rPr>
-          <w:t>17章</w:t>
-        </w:r>
-      </w:hyperlink>
-      <w:r>
-        <w:rPr>
-          <w:lang w:val="zh_TW" w:bidi="zh_TW"/>
-        </w:rPr>
-        <w:t>）。撒但自己將被囚禁在那裡（</w:t>
-      </w:r>
-      <w:hyperlink r:id="rId163">
-        <w:r>
-          <w:rPr>
-            <w:lang w:val="zh_TW" w:bidi="zh_TW"/>
-          </w:rPr>
-          <w:rPr>
-            <w:color w:val="0000EE"/>
-            <w:u w:val="single"/>
-          </w:rPr>
-          <w:t>20:2–3</w:t>
-        </w:r>
-      </w:hyperlink>
-      <w:r>
-        <w:rPr>
-          <w:lang w:val="zh_TW" w:bidi="zh_TW"/>
-        </w:rPr>
-        <w:t>）。耶穌將其描述為一個魔鬼及其使者預備的地方（參見</w:t>
-      </w:r>
-      <w:hyperlink r:id="rId164">
-        <w:r>
-          <w:rPr>
-            <w:lang w:val="zh_TW" w:bidi="zh_TW"/>
-          </w:rPr>
-          <w:rPr>
-            <w:color w:val="0000EE"/>
-            <w:u w:val="single"/>
-          </w:rPr>
-          <w:t>太25:41</w:t>
-        </w:r>
-      </w:hyperlink>
-      <w:r>
-        <w:rPr>
-          <w:lang w:val="zh_TW" w:bidi="zh_TW"/>
-        </w:rPr>
-        <w:t>）。對基督徒來說，這裡的好消息是，無底坑或陰間並不是一個自主的領域。啟示錄開篇時，耶穌宣告他握有陰間的鑰匙（</w:t>
-      </w:r>
-      <w:hyperlink r:id="rId165">
-        <w:r>
-          <w:rPr>
-            <w:lang w:val="zh_TW" w:bidi="zh_TW"/>
-          </w:rPr>
-          <w:rPr>
-            <w:color w:val="0000EE"/>
-            <w:u w:val="single"/>
-          </w:rPr>
-          <w:t>啟1:18</w:t>
-        </w:r>
-      </w:hyperlink>
-      <w:r>
-        <w:rPr>
-          <w:lang w:val="zh_TW" w:bidi="zh_TW"/>
-        </w:rPr>
-        <w:t>），最後祂將迫使它交出死者（</w:t>
-      </w:r>
-      <w:hyperlink r:id="rId166">
-        <w:r>
-          <w:rPr>
-            <w:lang w:val="zh_TW" w:bidi="zh_TW"/>
-          </w:rPr>
-          <w:rPr>
-            <w:color w:val="0000EE"/>
-            <w:u w:val="single"/>
-          </w:rPr>
-          <w:t>20:13</w:t>
-        </w:r>
-      </w:hyperlink>
-      <w:r>
-        <w:rPr>
-          <w:lang w:val="zh_TW" w:bidi="zh_TW"/>
-        </w:rPr>
-        <w:t>）。在此之前，無底坑的鑰匙不在撒但手中，而是掛在天上的鑰匙圈上，只分給神的使者（</w:t>
-      </w:r>
-      <w:hyperlink r:id="rId167">
-        <w:r>
-          <w:rPr>
-            <w:lang w:val="zh_TW" w:bidi="zh_TW"/>
-          </w:rPr>
-          <w:rPr>
-            <w:color w:val="0000EE"/>
-            <w:u w:val="single"/>
-          </w:rPr>
-          <w:t>9:1，</w:t>
-        </w:r>
-      </w:hyperlink>
-      <w:hyperlink r:id="rId168">
-        <w:r>
-          <w:rPr>
-            <w:lang w:val="zh_TW" w:bidi="zh_TW"/>
-          </w:rPr>
-          <w:rPr>
-            <w:color w:val="0000EE"/>
-            <w:u w:val="single"/>
-          </w:rPr>
-          <w:t>20:1</w:t>
-        </w:r>
-      </w:hyperlink>
-      <w:r>
-        <w:rPr>
-          <w:lang w:val="zh_TW" w:bidi="zh_TW"/>
-        </w:rPr>
-        <w:t>）。最終，陰間、死亡和惡人將被投入火湖（地獄），在那裡他們將遭受永恆的折磨（</w:t>
-      </w:r>
-      <w:hyperlink r:id="rId169">
-        <w:r>
-          <w:rPr>
-            <w:lang w:val="zh_TW" w:bidi="zh_TW"/>
-          </w:rPr>
-          <w:rPr>
-            <w:color w:val="0000EE"/>
-            <w:u w:val="single"/>
-          </w:rPr>
-          <w:t>19:20</w:t>
-        </w:r>
-      </w:hyperlink>
-      <w:hyperlink r:id="rId170">
-        <w:r>
-          <w:rPr>
-            <w:lang w:val="zh_TW" w:bidi="zh_TW"/>
-          </w:rPr>
-          <w:rPr>
-            <w:color w:val="0000EE"/>
-            <w:u w:val="single"/>
-          </w:rPr>
-          <w:t>，20:10、14–15，</w:t>
-        </w:r>
-      </w:hyperlink>
-      <w:hyperlink r:id="rId171">
-        <w:r>
-          <w:rPr>
-            <w:lang w:val="zh_TW" w:bidi="zh_TW"/>
-          </w:rPr>
-          <w:rPr>
-            <w:color w:val="0000EE"/>
-            <w:u w:val="single"/>
-          </w:rPr>
-          <w:t>21:8</w:t>
-        </w:r>
-      </w:hyperlink>
-      <w:r>
-        <w:rPr>
-          <w:lang w:val="zh_TW" w:bidi="zh_TW"/>
-        </w:rPr>
-        <w:t>）。</w:t>
-      </w:r>
-    </w:p>
-    <w:p>
-      <w:pPr/>
-      <w:r>
-        <w:rPr>
-          <w:lang w:val="zh_TW" w:bidi="zh_TW"/>
-        </w:rPr>
-      </w:r>
-      <w:r>
-        <w:rPr>
-          <w:lang w:val="zh_TW" w:bidi="zh_TW"/>
-        </w:rPr>
-        <w:t>啟示錄的作者約翰同意保羅的看法，義人死後的命運不會與惡人相同。他們不會去陰間，而是去天堂。殉道者出現在祭壇下，為他們向神呼求伸冤（</w:t>
-      </w:r>
-      <w:hyperlink r:id="rId172">
-        <w:r>
-          <w:rPr>
-            <w:lang w:val="zh_TW" w:bidi="zh_TW"/>
-          </w:rPr>
-          <w:rPr>
-            <w:color w:val="0000EE"/>
-            <w:u w:val="single"/>
-          </w:rPr>
-          <w:t>啟6:9–11</w:t>
-        </w:r>
-      </w:hyperlink>
-      <w:r>
-        <w:rPr>
-          <w:lang w:val="zh_TW" w:bidi="zh_TW"/>
-        </w:rPr>
-        <w:t>）。在另一個意象中，無數的基督徒出現在神的寶座前讚美祂（</w:t>
-      </w:r>
-      <w:hyperlink r:id="rId173">
-        <w:r>
-          <w:rPr>
-            <w:lang w:val="zh_TW" w:bidi="zh_TW"/>
-          </w:rPr>
-          <w:rPr>
-            <w:color w:val="0000EE"/>
-            <w:u w:val="single"/>
-          </w:rPr>
-          <w:t>7:9–17</w:t>
-        </w:r>
-      </w:hyperlink>
-      <w:r>
-        <w:rPr>
-          <w:lang w:val="zh_TW" w:bidi="zh_TW"/>
-        </w:rPr>
-        <w:t>）。這些信徒由基督親自牧養，不再忍受飢餓、口渴、不適或悲傷。</w:t>
-      </w:r>
-    </w:p>
-    <w:p>
-      <w:pPr>
-        <w:pStyle w:val="Heading3"/>
-      </w:pPr>
-      <w:r>
-        <w:rPr>
-          <w:lang w:val="zh_TW" w:bidi="zh_TW"/>
-        </w:rPr>
-        <w:t>結論</w:t>
-      </w:r>
-    </w:p>
-    <w:p>
-      <w:pPr/>
-      <w:r>
-        <w:rPr>
-          <w:lang w:val="zh_TW" w:bidi="zh_TW"/>
-        </w:rPr>
-      </w:r>
-      <w:r>
-        <w:rPr>
-          <w:lang w:val="zh_TW" w:bidi="zh_TW"/>
-        </w:rPr>
-        <w:t>總而言之，在舊約中，對於死者的所在地最初是一種模糊不清的概念，指一個與生命和神分離的地方。後來的作者認為，不應只有一個共同的地方（陰間〔Sheol〕），而應有兩個地方。根據基督教的教導，惡人進入陰間（Hades），這是一個充滿痛苦的地方，他們將在那裡受苦，直到審判之日；最終，他們將被丟入火湖，即地獄（Gehenna）。然而，陰間的掌管者不是魔鬼，而是基督，他掌控著整個受造世界。義人不會進入陰間，而是直接進入樂園（「亞伯拉罕的懷裡」或天堂）。在那裡，他們與基督同在；憑著信心已經親眼看見，痛苦已化為祝福，禱告也化為讚美。基督徒相信，死亡雖然令人敬畏，是「末了的仇敵」，卻不會折磨他們。死亡無法使他們與主分離，反而帶他們面對面與所愛的主相見。</w:t>
-      </w:r>
-    </w:p>
-    <w:p>
-      <w:pPr/>
-      <w:r>
-        <w:rPr>
-          <w:lang w:val="zh_TW" w:bidi="zh_TW"/>
-        </w:rPr>
-      </w:r>
-      <w:r>
-        <w:rPr>
-          <w:lang w:val="zh_TW" w:bidi="zh_TW"/>
-        </w:rPr>
-        <w:t>這次相會可能是在人死後立即發生，也可能是在復活之時發生——中間的時間毫無意義，不過如同睡眠。換句話說，對於信徒而言，死後的下一個經歷便是與基督相會。</w:t>
-      </w:r>
-    </w:p>
-    <w:p>
-      <w:pPr/>
-      <w:r>
-        <w:rPr>
-          <w:lang w:val="zh_TW" w:bidi="zh_TW"/>
-        </w:rPr>
-      </w:r>
-      <w:r>
-        <w:rPr>
-          <w:lang w:val="zh_TW" w:bidi="zh_TW"/>
-        </w:rPr>
-        <w:t>舊約和新約都將死亡描述為睡眠。在舊約中，當一個人死時，常被描述為「與列祖同睡」（例如，</w:t>
-      </w:r>
-      <w:hyperlink r:id="rId174">
-        <w:r>
-          <w:rPr>
-            <w:lang w:val="zh_TW" w:bidi="zh_TW"/>
-          </w:rPr>
-          <w:rPr>
-            <w:color w:val="0000EE"/>
-            <w:u w:val="single"/>
-          </w:rPr>
-          <w:t>申31:16</w:t>
-        </w:r>
-      </w:hyperlink>
-      <w:r>
-        <w:rPr>
-          <w:lang w:val="zh_TW" w:bidi="zh_TW"/>
-        </w:rPr>
-        <w:t>；</w:t>
-      </w:r>
-      <w:hyperlink r:id="rId175">
-        <w:r>
-          <w:rPr>
-            <w:lang w:val="zh_TW" w:bidi="zh_TW"/>
-          </w:rPr>
-          <w:rPr>
-            <w:color w:val="0000EE"/>
-            <w:u w:val="single"/>
-          </w:rPr>
-          <w:t>撒下7:12</w:t>
-        </w:r>
-      </w:hyperlink>
-      <w:r>
-        <w:rPr>
-          <w:lang w:val="zh_TW" w:bidi="zh_TW"/>
-        </w:rPr>
-        <w:t>）。耶穌自己也將死亡稱為睡眠（</w:t>
-      </w:r>
-      <w:hyperlink r:id="rId176">
-        <w:r>
-          <w:rPr>
-            <w:lang w:val="zh_TW" w:bidi="zh_TW"/>
-          </w:rPr>
-          <w:rPr>
-            <w:color w:val="0000EE"/>
-            <w:u w:val="single"/>
-          </w:rPr>
-          <w:t>太9:24</w:t>
-        </w:r>
-      </w:hyperlink>
-      <w:r>
-        <w:rPr>
-          <w:lang w:val="zh_TW" w:bidi="zh_TW"/>
-        </w:rPr>
-        <w:t>；</w:t>
-      </w:r>
-      <w:hyperlink r:id="rId177">
-        <w:r>
-          <w:rPr>
-            <w:lang w:val="zh_TW" w:bidi="zh_TW"/>
-          </w:rPr>
-          <w:rPr>
-            <w:color w:val="0000EE"/>
-            <w:u w:val="single"/>
-          </w:rPr>
-          <w:t>約11:11</w:t>
-        </w:r>
-      </w:hyperlink>
-      <w:r>
-        <w:rPr>
-          <w:lang w:val="zh_TW" w:bidi="zh_TW"/>
-        </w:rPr>
-        <w:t>）。使徒保羅也持相同看法（</w:t>
-      </w:r>
-      <w:hyperlink r:id="rId178">
-        <w:r>
-          <w:rPr>
-            <w:lang w:val="zh_TW" w:bidi="zh_TW"/>
-          </w:rPr>
-          <w:rPr>
-            <w:color w:val="0000EE"/>
-            <w:u w:val="single"/>
-          </w:rPr>
-          <w:t>林前11:30，</w:t>
-        </w:r>
-      </w:hyperlink>
-      <w:hyperlink r:id="rId179">
-        <w:r>
-          <w:rPr>
-            <w:lang w:val="zh_TW" w:bidi="zh_TW"/>
-          </w:rPr>
-          <w:rPr>
-            <w:color w:val="0000EE"/>
-            <w:u w:val="single"/>
-          </w:rPr>
-          <w:t>15:20、51</w:t>
-        </w:r>
-      </w:hyperlink>
-      <w:r>
-        <w:rPr>
-          <w:lang w:val="zh_TW" w:bidi="zh_TW"/>
-        </w:rPr>
-        <w:t>；</w:t>
-      </w:r>
-      <w:hyperlink r:id="rId61">
-        <w:r>
-          <w:rPr>
-            <w:lang w:val="zh_TW" w:bidi="zh_TW"/>
-          </w:rPr>
-          <w:rPr>
-            <w:color w:val="0000EE"/>
-            <w:u w:val="single"/>
-          </w:rPr>
-          <w:t>帖前4:14</w:t>
-        </w:r>
-      </w:hyperlink>
-      <w:r>
-        <w:rPr>
-          <w:lang w:val="zh_TW" w:bidi="zh_TW"/>
-        </w:rPr>
-        <w:t>），至少在部分經文中，表明死亡只屬暫時。因此，它被稱為睡眠。舊約</w:t>
-      </w:r>
-      <w:hyperlink r:id="rId41">
-        <w:r>
-          <w:rPr>
-            <w:lang w:val="zh_TW" w:bidi="zh_TW"/>
-          </w:rPr>
-          <w:rPr>
-            <w:color w:val="0000EE"/>
-            <w:u w:val="single"/>
-          </w:rPr>
-          <w:t>但以理書十二章2節</w:t>
-        </w:r>
-      </w:hyperlink>
-      <w:r>
-        <w:rPr>
-          <w:lang w:val="zh_TW" w:bidi="zh_TW"/>
-        </w:rPr>
-        <w:t>也指出死亡如同睡眠，直到死者復活——有些進入永生，有些進入羞辱和永遠的憎惡之中。</w:t>
-      </w:r>
-    </w:p>
-    <w:p>
-      <w:pPr/>
-      <w:r>
-        <w:rPr>
-          <w:lang w:val="zh_TW" w:bidi="zh_TW"/>
-        </w:rPr>
-      </w:r>
-      <w:r>
-        <w:rPr>
-          <w:i/>
-          <w:lang w:val="zh_TW" w:bidi="zh_TW"/>
-        </w:rPr>
-        <w:t>另見</w:t>
-      </w:r>
-      <w:r>
-        <w:rPr>
-          <w:lang w:val="zh_TW" w:bidi="zh_TW"/>
-        </w:rPr>
-        <w:t xml:space="preserve"> </w:t>
-      </w:r>
-      <w:r>
-        <w:rPr>
-          <w:lang w:val="zh_TW" w:bidi="zh_TW"/>
-        </w:rPr>
-        <w:t>地獄（欣嫩子谷）；</w:t>
-      </w:r>
-      <w:r>
-        <w:rPr>
-          <w:lang w:val="zh_TW" w:bidi="zh_TW"/>
-        </w:rPr>
-        <w:t>陰間；</w:t>
-      </w:r>
-      <w:r>
-        <w:rPr>
-          <w:lang w:val="zh_TW" w:bidi="zh_TW"/>
-        </w:rPr>
-        <w:t>天（天堂）；</w:t>
-      </w:r>
-      <w:r>
-        <w:rPr>
-          <w:lang w:val="zh_TW" w:bidi="zh_TW"/>
-        </w:rPr>
-        <w:t>地獄；</w:t>
-      </w:r>
-      <w:r>
-        <w:rPr>
-          <w:lang w:val="zh_TW" w:bidi="zh_TW"/>
-        </w:rPr>
-        <w:t>中間狀態；</w:t>
-      </w:r>
-      <w:r>
-        <w:rPr>
-          <w:lang w:val="zh_TW" w:bidi="zh_TW"/>
-        </w:rPr>
-        <w:t>樂園；</w:t>
-      </w:r>
-      <w:r>
-        <w:rPr>
-          <w:lang w:val="zh_TW" w:bidi="zh_TW"/>
-        </w:rPr>
-        <w:t>陰間</w:t>
-      </w:r>
-      <w:r>
-        <w:rPr>
-          <w:lang w:val="zh_TW" w:bidi="zh_TW"/>
-        </w:rPr>
-        <w:t>。</w:t>
-      </w:r>
-      <w:r>
-        <w:rPr>
-          <w:lang w:val="zh_TW" w:bidi="zh_TW"/>
-        </w:rPr>
-      </w:r>
-      <w:r>
-        <w:rPr>
-          <w:lang w:val="zh_TW" w:bidi="zh_TW"/>
-        </w:rPr>
-      </w:r>
-    </w:p>
-    <w:p>
-      <w:pPr/>
-      <w:r>
-        <w:rPr>
-          <w:lang w:val="zh_TW" w:bidi="zh_TW"/>
-        </w:rPr>
-      </w:r>
-    </w:p>
-    <w:p>
-      <w:pPr>
-        <w:pStyle w:val="Heading2"/>
-      </w:pPr>
-      <w:r>
-        <w:rPr>
-          <w:lang w:val="zh_TW" w:bidi="zh_TW"/>
-        </w:rPr>
-        <w:t>四字神名</w:t>
-      </w:r>
-      <w:r>
-        <w:rPr>
-          <w:lang w:val="zh_TW" w:bidi="zh_TW"/>
-        </w:rPr>
-      </w:r>
-    </w:p>
-    <w:p>
-      <w:pPr/>
-      <w:r>
-        <w:rPr>
-          <w:lang w:val="zh_TW" w:bidi="zh_TW"/>
-        </w:rPr>
-      </w:r>
-      <w:r>
-        <w:rPr>
-          <w:lang w:val="zh_TW" w:bidi="zh_TW"/>
-        </w:rPr>
-        <w:t>這是神的一個主要希伯來文名字，由四個子音字母組成。這個名字源自希臘文詞根</w:t>
-      </w:r>
-      <w:r>
-        <w:rPr>
-          <w:i/>
-          <w:lang w:val="zh_TW" w:bidi="zh_TW"/>
-        </w:rPr>
-        <w:t>tetra</w:t>
-      </w:r>
-      <w:r>
-        <w:rPr>
-          <w:lang w:val="zh_TW" w:bidi="zh_TW"/>
-        </w:rPr>
-        <w:t>（「四」）</w:t>
-      </w:r>
-      <w:r>
-        <w:rPr>
-          <w:i/>
-          <w:lang w:val="zh_TW" w:bidi="zh_TW"/>
-        </w:rPr>
-        <w:t>gramma</w:t>
-      </w:r>
-      <w:r>
-        <w:rPr>
-          <w:lang w:val="zh_TW" w:bidi="zh_TW"/>
-        </w:rPr>
-        <w:t>（「字母」）。這四個字母相當於英文的Y（或J）、H、W、H。這個名字大概意思是「絕對且永不改變的那一位」。雅巍（耶和華）向摩西啟示了這個名字（</w:t>
-      </w:r>
-      <w:hyperlink r:id="rId180">
-        <w:r>
-          <w:rPr>
-            <w:lang w:val="zh_TW" w:bidi="zh_TW"/>
-          </w:rPr>
-          <w:rPr>
-            <w:color w:val="0000EE"/>
-            <w:u w:val="single"/>
-          </w:rPr>
-          <w:t>出3:15</w:t>
-        </w:r>
-      </w:hyperlink>
-      <w:r>
-        <w:rPr>
-          <w:lang w:val="zh_TW" w:bidi="zh_TW"/>
-        </w:rPr>
-        <w:t>，參</w:t>
-      </w:r>
-      <w:hyperlink r:id="rId181">
-        <w:r>
-          <w:rPr>
-            <w:lang w:val="zh_TW" w:bidi="zh_TW"/>
-          </w:rPr>
-          <w:rPr>
-            <w:color w:val="0000EE"/>
-            <w:u w:val="single"/>
-          </w:rPr>
-          <w:t>13</w:t>
-        </w:r>
-      </w:hyperlink>
-      <w:hyperlink r:id="rId182">
-        <w:r>
-          <w:rPr>
-            <w:lang w:val="zh_TW" w:bidi="zh_TW"/>
-          </w:rPr>
-          <w:rPr>
-            <w:color w:val="0000EE"/>
-            <w:u w:val="single"/>
-          </w:rPr>
-          <w:t>–</w:t>
-        </w:r>
-      </w:hyperlink>
-      <w:hyperlink r:id="rId181">
-        <w:r>
-          <w:rPr>
-            <w:lang w:val="zh_TW" w:bidi="zh_TW"/>
-          </w:rPr>
-          <w:rPr>
-            <w:color w:val="0000EE"/>
-            <w:u w:val="single"/>
-          </w:rPr>
-          <w:t>14節</w:t>
-        </w:r>
-      </w:hyperlink>
-      <w:r>
-        <w:rPr>
-          <w:lang w:val="zh_TW" w:bidi="zh_TW"/>
-        </w:rPr>
-        <w:t>；</w:t>
-      </w:r>
-      <w:hyperlink r:id="rId182">
-        <w:r>
-          <w:rPr>
-            <w:lang w:val="zh_TW" w:bidi="zh_TW"/>
-          </w:rPr>
-          <w:rPr>
-            <w:color w:val="0000EE"/>
-            <w:u w:val="single"/>
-          </w:rPr>
-          <w:t>約8:56–58</w:t>
-        </w:r>
-      </w:hyperlink>
-      <w:r>
-        <w:rPr>
-          <w:lang w:val="zh_TW" w:bidi="zh_TW"/>
-        </w:rPr>
-        <w:t>）。</w:t>
-      </w:r>
-    </w:p>
-    <w:p>
-      <w:pPr/>
-      <w:r>
-        <w:rPr>
-          <w:lang w:val="zh_TW" w:bidi="zh_TW"/>
-        </w:rPr>
-      </w:r>
-      <w:r>
-        <w:rPr>
-          <w:lang w:val="zh_TW" w:bidi="zh_TW"/>
-        </w:rPr>
         <w:t>十誡吩咐以色列人不可妄稱耶和華的名（</w:t>
       </w:r>
-      <w:hyperlink r:id="rId183">
-        <w:r>
-          <w:rPr>
-            <w:lang w:val="zh_TW" w:bidi="zh_TW"/>
-          </w:rPr>
-          <w:rPr>
-            <w:color w:val="0000EE"/>
-            <w:u w:val="single"/>
-          </w:rPr>
-          <w:t>出20:2</w:t>
-        </w:r>
-      </w:hyperlink>
+      <w:r>
+        <w:rPr>
+          <w:lang w:val="zh_TW" w:bidi="zh_TW"/>
+        </w:rPr>
+        <w:t>出20:2</w:t>
+      </w:r>
       <w:r>
         <w:rPr>
           <w:lang w:val="zh_TW" w:bidi="zh_TW"/>
         </w:rPr>
         <w:t>、</w:t>
       </w:r>
-      <w:hyperlink r:id="rId183">
-        <w:r>
-          <w:rPr>
-            <w:lang w:val="zh_TW" w:bidi="zh_TW"/>
-          </w:rPr>
-          <w:rPr>
-            <w:color w:val="0000EE"/>
-            <w:u w:val="single"/>
-          </w:rPr>
-          <w:t>7</w:t>
-        </w:r>
-      </w:hyperlink>
+      <w:r>
+        <w:rPr>
+          <w:lang w:val="zh_TW" w:bidi="zh_TW"/>
+        </w:rPr>
+        <w:t>7</w:t>
+      </w:r>
       <w:r>
         <w:rPr>
           <w:lang w:val="zh_TW" w:bidi="zh_TW"/>
